--- a/lessons/4-2/downloads/reveal/4.2-session-1-practice-form-b.docx
+++ b/lessons/4-2/downloads/reveal/4.2-session-1-practice-form-b.docx
@@ -88,6 +88,7 @@
       <w:pPr>
         <w:keepNext/>
         <w:spacing w:before="0" w:after="10" w:line="240" w:lineRule="auto"/>
+        <w:outlineLvl w:val="0"/>
       </w:pPr>
       <w:r>
         <w:rPr>
@@ -123,7 +124,7 @@
           <w:sz w:val="15"/>
           <w:szCs w:val="15"/>
         </w:rPr>
-        <w:t xml:space="preserve">   ·   6.RP.A.3c</w:t>
+        <w:t xml:space="preserve">   ·   6.AT.4</w:t>
       </w:r>
     </w:p>
     <w:p>
@@ -194,8 +195,8 @@
                 <w:rFonts w:ascii="Avenir Next" w:hAnsi="Avenir Next" w:cs="Avenir Next" w:eastAsia="Avenir Next"/>
                 <w:b/>
                 <w:color w:val="003A70"/>
-                <w:sz w:val="18"/>
-                <w:szCs w:val="18"/>
+                <w:sz w:val="19"/>
+                <w:szCs w:val="19"/>
               </w:rPr>
               <w:t xml:space="preserve">•</w:t>
             </w:r>
@@ -203,8 +204,8 @@
               <w:rPr>
                 <w:rFonts w:ascii="Avenir Next" w:hAnsi="Avenir Next" w:cs="Avenir Next" w:eastAsia="Avenir Next"/>
                 <w:color w:val="1A1A1A"/>
-                <w:sz w:val="18"/>
-                <w:szCs w:val="18"/>
+                <w:sz w:val="19"/>
+                <w:szCs w:val="19"/>
               </w:rPr>
               <w:tab/>
             </w:r>
@@ -212,8 +213,8 @@
               <w:rPr>
                 <w:rFonts w:ascii="Avenir Next" w:hAnsi="Avenir Next" w:cs="Avenir Next" w:eastAsia="Avenir Next"/>
                 <w:color w:val="1A1A1A"/>
-                <w:sz w:val="18"/>
-                <w:szCs w:val="18"/>
+                <w:sz w:val="19"/>
+                <w:szCs w:val="19"/>
               </w:rPr>
               <w:t xml:space="preserve">A </w:t>
             </w:r>
@@ -222,8 +223,8 @@
                 <w:rFonts w:ascii="Avenir Next" w:hAnsi="Avenir Next" w:cs="Avenir Next" w:eastAsia="Avenir Next"/>
                 <w:b/>
                 <w:color w:val="1A1A1A"/>
-                <w:sz w:val="18"/>
-                <w:szCs w:val="18"/>
+                <w:sz w:val="19"/>
+                <w:szCs w:val="19"/>
               </w:rPr>
               <w:t xml:space="preserve">percent</w:t>
             </w:r>
@@ -231,8 +232,8 @@
               <w:rPr>
                 <w:rFonts w:ascii="Avenir Next" w:hAnsi="Avenir Next" w:cs="Avenir Next" w:eastAsia="Avenir Next"/>
                 <w:color w:val="1A1A1A"/>
-                <w:sz w:val="18"/>
-                <w:szCs w:val="18"/>
+                <w:sz w:val="19"/>
+                <w:szCs w:val="19"/>
               </w:rPr>
               <w:t xml:space="preserve"> means out of 100: 45% = 45/100 = 0.45.</w:t>
             </w:r>
@@ -250,8 +251,8 @@
                 <w:rFonts w:ascii="Avenir Next" w:hAnsi="Avenir Next" w:cs="Avenir Next" w:eastAsia="Avenir Next"/>
                 <w:b/>
                 <w:color w:val="003A70"/>
-                <w:sz w:val="18"/>
-                <w:szCs w:val="18"/>
+                <w:sz w:val="19"/>
+                <w:szCs w:val="19"/>
               </w:rPr>
               <w:t xml:space="preserve">•</w:t>
             </w:r>
@@ -259,8 +260,8 @@
               <w:rPr>
                 <w:rFonts w:ascii="Avenir Next" w:hAnsi="Avenir Next" w:cs="Avenir Next" w:eastAsia="Avenir Next"/>
                 <w:color w:val="1A1A1A"/>
-                <w:sz w:val="18"/>
-                <w:szCs w:val="18"/>
+                <w:sz w:val="19"/>
+                <w:szCs w:val="19"/>
               </w:rPr>
               <w:tab/>
             </w:r>
@@ -269,8 +270,8 @@
                 <w:rFonts w:ascii="Avenir Next" w:hAnsi="Avenir Next" w:cs="Avenir Next" w:eastAsia="Avenir Next"/>
                 <w:b/>
                 <w:color w:val="1A1A1A"/>
-                <w:sz w:val="18"/>
-                <w:szCs w:val="18"/>
+                <w:sz w:val="19"/>
+                <w:szCs w:val="19"/>
               </w:rPr>
               <w:t xml:space="preserve">Fraction to percent:</w:t>
             </w:r>
@@ -278,10 +279,10 @@
               <w:rPr>
                 <w:rFonts w:ascii="Avenir Next" w:hAnsi="Avenir Next" w:cs="Avenir Next" w:eastAsia="Avenir Next"/>
                 <w:color w:val="1A1A1A"/>
-                <w:sz w:val="18"/>
-                <w:szCs w:val="18"/>
-              </w:rPr>
-              <w:t xml:space="preserve"> make the denominator 100. If it does not go into 100, simplify first: 15/60 = 1/4 = 25%.</w:t>
+                <w:sz w:val="19"/>
+                <w:szCs w:val="19"/>
+              </w:rPr>
+              <w:t xml:space="preserve"> make the denominator 100. Simplify first if needed: 15/60 = 1/4 = 25%.</w:t>
             </w:r>
           </w:p>
           <w:p>
@@ -297,8 +298,8 @@
                 <w:rFonts w:ascii="Avenir Next" w:hAnsi="Avenir Next" w:cs="Avenir Next" w:eastAsia="Avenir Next"/>
                 <w:b/>
                 <w:color w:val="003A70"/>
-                <w:sz w:val="18"/>
-                <w:szCs w:val="18"/>
+                <w:sz w:val="19"/>
+                <w:szCs w:val="19"/>
               </w:rPr>
               <w:t xml:space="preserve">•</w:t>
             </w:r>
@@ -306,8 +307,8 @@
               <w:rPr>
                 <w:rFonts w:ascii="Avenir Next" w:hAnsi="Avenir Next" w:cs="Avenir Next" w:eastAsia="Avenir Next"/>
                 <w:color w:val="1A1A1A"/>
-                <w:sz w:val="18"/>
-                <w:szCs w:val="18"/>
+                <w:sz w:val="19"/>
+                <w:szCs w:val="19"/>
               </w:rPr>
               <w:tab/>
             </w:r>
@@ -316,8 +317,8 @@
                 <w:rFonts w:ascii="Avenir Next" w:hAnsi="Avenir Next" w:cs="Avenir Next" w:eastAsia="Avenir Next"/>
                 <w:b/>
                 <w:color w:val="1A1A1A"/>
-                <w:sz w:val="18"/>
-                <w:szCs w:val="18"/>
+                <w:sz w:val="19"/>
+                <w:szCs w:val="19"/>
               </w:rPr>
               <w:t xml:space="preserve">Decimal to percent:</w:t>
             </w:r>
@@ -325,8 +326,8 @@
               <w:rPr>
                 <w:rFonts w:ascii="Avenir Next" w:hAnsi="Avenir Next" w:cs="Avenir Next" w:eastAsia="Avenir Next"/>
                 <w:color w:val="1A1A1A"/>
-                <w:sz w:val="18"/>
-                <w:szCs w:val="18"/>
+                <w:sz w:val="19"/>
+                <w:szCs w:val="19"/>
               </w:rPr>
               <w:t xml:space="preserve"> read hundredths. 0.5 = 0.50 = 50%, not 5%.</w:t>
             </w:r>
@@ -362,8 +363,8 @@
               <w:rPr>
                 <w:rFonts w:ascii="Avenir Next" w:hAnsi="Avenir Next" w:cs="Avenir Next" w:eastAsia="Avenir Next"/>
                 <w:color w:val="1A1A1A"/>
-                <w:sz w:val="17"/>
-                <w:szCs w:val="17"/>
+                <w:sz w:val="18"/>
+                <w:szCs w:val="18"/>
               </w:rPr>
               <w:t xml:space="preserve">20 students voted. 7 chose green. Write the green votes as a fraction, a decimal, and a percent.</w:t>
             </w:r>
@@ -381,8 +382,8 @@
                 <w:rFonts w:ascii="Avenir Next" w:hAnsi="Avenir Next" w:cs="Avenir Next" w:eastAsia="Avenir Next"/>
                 <w:b/>
                 <w:color w:val="003A70"/>
-                <w:sz w:val="17"/>
-                <w:szCs w:val="17"/>
+                <w:sz w:val="18"/>
+                <w:szCs w:val="18"/>
               </w:rPr>
               <w:t xml:space="preserve">Step 1</w:t>
             </w:r>
@@ -390,8 +391,8 @@
               <w:rPr>
                 <w:rFonts w:ascii="Avenir Next" w:hAnsi="Avenir Next" w:cs="Avenir Next" w:eastAsia="Avenir Next"/>
                 <w:color w:val="1A1A1A"/>
-                <w:sz w:val="17"/>
-                <w:szCs w:val="17"/>
+                <w:sz w:val="18"/>
+                <w:szCs w:val="18"/>
               </w:rPr>
               <w:tab/>
             </w:r>
@@ -399,8 +400,8 @@
               <w:rPr>
                 <w:rFonts w:ascii="Avenir Next" w:hAnsi="Avenir Next" w:cs="Avenir Next" w:eastAsia="Avenir Next"/>
                 <w:color w:val="1A1A1A"/>
-                <w:sz w:val="17"/>
-                <w:szCs w:val="17"/>
+                <w:sz w:val="18"/>
+                <w:szCs w:val="18"/>
               </w:rPr>
               <w:t xml:space="preserve">Fraction: 7/20.</w:t>
             </w:r>
@@ -418,8 +419,8 @@
                 <w:rFonts w:ascii="Avenir Next" w:hAnsi="Avenir Next" w:cs="Avenir Next" w:eastAsia="Avenir Next"/>
                 <w:b/>
                 <w:color w:val="003A70"/>
-                <w:sz w:val="17"/>
-                <w:szCs w:val="17"/>
+                <w:sz w:val="18"/>
+                <w:szCs w:val="18"/>
               </w:rPr>
               <w:t xml:space="preserve">Step 2</w:t>
             </w:r>
@@ -427,8 +428,8 @@
               <w:rPr>
                 <w:rFonts w:ascii="Avenir Next" w:hAnsi="Avenir Next" w:cs="Avenir Next" w:eastAsia="Avenir Next"/>
                 <w:color w:val="1A1A1A"/>
-                <w:sz w:val="17"/>
-                <w:szCs w:val="17"/>
+                <w:sz w:val="18"/>
+                <w:szCs w:val="18"/>
               </w:rPr>
               <w:tab/>
             </w:r>
@@ -436,8 +437,8 @@
               <w:rPr>
                 <w:rFonts w:ascii="Avenir Next" w:hAnsi="Avenir Next" w:cs="Avenir Next" w:eastAsia="Avenir Next"/>
                 <w:color w:val="1A1A1A"/>
-                <w:sz w:val="17"/>
-                <w:szCs w:val="17"/>
+                <w:sz w:val="18"/>
+                <w:szCs w:val="18"/>
               </w:rPr>
               <w:t xml:space="preserve">20 × 5 = 100, so 7/20 = 35/100.</w:t>
             </w:r>
@@ -455,8 +456,8 @@
                 <w:rFonts w:ascii="Avenir Next" w:hAnsi="Avenir Next" w:cs="Avenir Next" w:eastAsia="Avenir Next"/>
                 <w:b/>
                 <w:color w:val="003A70"/>
-                <w:sz w:val="17"/>
-                <w:szCs w:val="17"/>
+                <w:sz w:val="18"/>
+                <w:szCs w:val="18"/>
               </w:rPr>
               <w:t xml:space="preserve">Step 3</w:t>
             </w:r>
@@ -464,8 +465,8 @@
               <w:rPr>
                 <w:rFonts w:ascii="Avenir Next" w:hAnsi="Avenir Next" w:cs="Avenir Next" w:eastAsia="Avenir Next"/>
                 <w:color w:val="1A1A1A"/>
-                <w:sz w:val="17"/>
-                <w:szCs w:val="17"/>
+                <w:sz w:val="18"/>
+                <w:szCs w:val="18"/>
               </w:rPr>
               <w:tab/>
             </w:r>
@@ -473,8 +474,8 @@
               <w:rPr>
                 <w:rFonts w:ascii="Avenir Next" w:hAnsi="Avenir Next" w:cs="Avenir Next" w:eastAsia="Avenir Next"/>
                 <w:color w:val="1A1A1A"/>
-                <w:sz w:val="17"/>
-                <w:szCs w:val="17"/>
+                <w:sz w:val="18"/>
+                <w:szCs w:val="18"/>
               </w:rPr>
               <w:t xml:space="preserve">35/100 = 0.35 = 35%.</w:t>
             </w:r>
@@ -492,8 +493,8 @@
                 <w:rFonts w:ascii="Avenir Next" w:hAnsi="Avenir Next" w:cs="Avenir Next" w:eastAsia="Avenir Next"/>
                 <w:b/>
                 <w:color w:val="1A1A1A"/>
-                <w:sz w:val="17"/>
-                <w:szCs w:val="17"/>
+                <w:sz w:val="18"/>
+                <w:szCs w:val="18"/>
               </w:rPr>
               <w:t xml:space="preserve">Answer</w:t>
             </w:r>
@@ -501,8 +502,8 @@
               <w:rPr>
                 <w:rFonts w:ascii="Avenir Next" w:hAnsi="Avenir Next" w:cs="Avenir Next" w:eastAsia="Avenir Next"/>
                 <w:color w:val="1A1A1A"/>
-                <w:sz w:val="17"/>
-                <w:szCs w:val="17"/>
+                <w:sz w:val="18"/>
+                <w:szCs w:val="18"/>
               </w:rPr>
               <w:tab/>
             </w:r>
@@ -511,8 +512,8 @@
                 <w:rFonts w:ascii="Avenir Next" w:hAnsi="Avenir Next" w:cs="Avenir Next" w:eastAsia="Avenir Next"/>
                 <w:b/>
                 <w:color w:val="1A1A1A"/>
-                <w:sz w:val="17"/>
-                <w:szCs w:val="17"/>
+                <w:sz w:val="18"/>
+                <w:szCs w:val="18"/>
               </w:rPr>
               <w:t xml:space="preserve">7/20 = 0.35 = 35%</w:t>
             </w:r>
@@ -624,6 +625,7 @@
           <w:tab w:val="right" w:pos="9504"/>
         </w:tabs>
         <w:spacing w:before="90" w:after="50" w:line="240" w:lineRule="auto"/>
+        <w:outlineLvl w:val="1"/>
       </w:pPr>
       <w:r>
         <w:rPr>
@@ -708,8 +710,8 @@
                 <w:rFonts w:ascii="Avenir Next" w:hAnsi="Avenir Next" w:cs="Avenir Next" w:eastAsia="Avenir Next"/>
                 <w:b/>
                 <w:color w:val="1A1A1A"/>
-                <w:sz w:val="20"/>
-                <w:szCs w:val="20"/>
+                <w:sz w:val="21"/>
+                <w:szCs w:val="21"/>
               </w:rPr>
               <w:t xml:space="preserve">1.</w:t>
             </w:r>
@@ -717,8 +719,8 @@
               <w:rPr>
                 <w:rFonts w:ascii="Avenir Next" w:hAnsi="Avenir Next" w:cs="Avenir Next" w:eastAsia="Avenir Next"/>
                 <w:color w:val="1A1A1A"/>
-                <w:sz w:val="20"/>
-                <w:szCs w:val="20"/>
+                <w:sz w:val="21"/>
+                <w:szCs w:val="21"/>
               </w:rPr>
               <w:tab/>
             </w:r>
@@ -726,8 +728,8 @@
               <w:rPr>
                 <w:rFonts w:ascii="Avenir Next" w:hAnsi="Avenir Next" w:cs="Avenir Next" w:eastAsia="Avenir Next"/>
                 <w:color w:val="1A1A1A"/>
-                <w:sz w:val="20"/>
-                <w:szCs w:val="20"/>
+                <w:sz w:val="21"/>
+                <w:szCs w:val="21"/>
               </w:rPr>
               <w:t xml:space="preserve">Write each value as a percent.</w:t>
             </w:r>
@@ -762,7 +764,7 @@
             <w:tr>
               <w:trPr>
                 <w:cantSplit/>
-                <w:trHeight w:val="448" w:hRule="atLeast"/>
+                <w:trHeight w:val="515" w:hRule="atLeast"/>
               </w:trPr>
               <w:tc>
                 <w:tcPr>
@@ -782,8 +784,8 @@
                       <w:rFonts w:ascii="Avenir Next" w:hAnsi="Avenir Next" w:cs="Avenir Next" w:eastAsia="Avenir Next"/>
                       <w:b/>
                       <w:color w:val="003A70"/>
-                      <w:sz w:val="20"/>
-                      <w:szCs w:val="20"/>
+                      <w:sz w:val="21"/>
+                      <w:szCs w:val="21"/>
                     </w:rPr>
                     <w:t xml:space="preserve">a.</w:t>
                   </w:r>
@@ -791,8 +793,8 @@
                     <w:rPr>
                       <w:rFonts w:ascii="Avenir Next" w:hAnsi="Avenir Next" w:cs="Avenir Next" w:eastAsia="Avenir Next"/>
                       <w:color w:val="1A1A1A"/>
-                      <w:sz w:val="20"/>
-                      <w:szCs w:val="20"/>
+                      <w:sz w:val="21"/>
+                      <w:szCs w:val="21"/>
                     </w:rPr>
                     <w:tab/>
                   </w:r>
@@ -800,8 +802,8 @@
                     <w:rPr>
                       <w:rFonts w:ascii="Avenir Next" w:hAnsi="Avenir Next" w:cs="Avenir Next" w:eastAsia="Avenir Next"/>
                       <w:color w:val="1A1A1A"/>
-                      <w:sz w:val="20"/>
-                      <w:szCs w:val="20"/>
+                      <w:sz w:val="21"/>
+                      <w:szCs w:val="21"/>
                     </w:rPr>
                     <w:t xml:space="preserve">0.9 =</w:t>
                   </w:r>
@@ -809,8 +811,8 @@
                     <w:rPr>
                       <w:rFonts w:ascii="Avenir Next" w:hAnsi="Avenir Next" w:cs="Avenir Next" w:eastAsia="Avenir Next"/>
                       <w:color w:val="1A1A1A"/>
-                      <w:sz w:val="20"/>
-                      <w:szCs w:val="20"/>
+                      <w:sz w:val="21"/>
+                      <w:szCs w:val="21"/>
                     </w:rPr>
                     <w:t xml:space="preserve">  </w:t>
                   </w:r>
@@ -818,8 +820,8 @@
                     <w:rPr>
                       <w:rFonts w:ascii="Avenir Next" w:hAnsi="Avenir Next" w:cs="Avenir Next" w:eastAsia="Avenir Next"/>
                       <w:color w:val="1A1A1A"/>
-                      <w:sz w:val="20"/>
-                      <w:szCs w:val="20"/>
+                      <w:sz w:val="21"/>
+                      <w:szCs w:val="21"/>
                       <w:u w:val="single"/>
                     </w:rPr>
                     <w:t xml:space="preserve">      </w:t>
@@ -828,8 +830,8 @@
                     <w:rPr>
                       <w:rFonts w:ascii="Avenir Next" w:hAnsi="Avenir Next" w:cs="Avenir Next" w:eastAsia="Avenir Next"/>
                       <w:color w:val="1A1A1A"/>
-                      <w:sz w:val="20"/>
-                      <w:szCs w:val="20"/>
+                      <w:sz w:val="21"/>
+                      <w:szCs w:val="21"/>
                     </w:rPr>
                     <w:t xml:space="preserve"> %</w:t>
                   </w:r>
@@ -853,8 +855,8 @@
                       <w:rFonts w:ascii="Avenir Next" w:hAnsi="Avenir Next" w:cs="Avenir Next" w:eastAsia="Avenir Next"/>
                       <w:b/>
                       <w:color w:val="003A70"/>
-                      <w:sz w:val="20"/>
-                      <w:szCs w:val="20"/>
+                      <w:sz w:val="21"/>
+                      <w:szCs w:val="21"/>
                     </w:rPr>
                     <w:t xml:space="preserve">b.</w:t>
                   </w:r>
@@ -862,8 +864,8 @@
                     <w:rPr>
                       <w:rFonts w:ascii="Avenir Next" w:hAnsi="Avenir Next" w:cs="Avenir Next" w:eastAsia="Avenir Next"/>
                       <w:color w:val="1A1A1A"/>
-                      <w:sz w:val="20"/>
-                      <w:szCs w:val="20"/>
+                      <w:sz w:val="21"/>
+                      <w:szCs w:val="21"/>
                     </w:rPr>
                     <w:tab/>
                   </w:r>
@@ -871,8 +873,8 @@
                     <w:rPr>
                       <w:rFonts w:ascii="Avenir Next" w:hAnsi="Avenir Next" w:cs="Avenir Next" w:eastAsia="Avenir Next"/>
                       <w:color w:val="1A1A1A"/>
-                      <w:sz w:val="20"/>
-                      <w:szCs w:val="20"/>
+                      <w:sz w:val="21"/>
+                      <w:szCs w:val="21"/>
                     </w:rPr>
                     <w:t xml:space="preserve">11/20 =</w:t>
                   </w:r>
@@ -880,8 +882,8 @@
                     <w:rPr>
                       <w:rFonts w:ascii="Avenir Next" w:hAnsi="Avenir Next" w:cs="Avenir Next" w:eastAsia="Avenir Next"/>
                       <w:color w:val="1A1A1A"/>
-                      <w:sz w:val="20"/>
-                      <w:szCs w:val="20"/>
+                      <w:sz w:val="21"/>
+                      <w:szCs w:val="21"/>
                     </w:rPr>
                     <w:t xml:space="preserve">  </w:t>
                   </w:r>
@@ -889,8 +891,8 @@
                     <w:rPr>
                       <w:rFonts w:ascii="Avenir Next" w:hAnsi="Avenir Next" w:cs="Avenir Next" w:eastAsia="Avenir Next"/>
                       <w:color w:val="1A1A1A"/>
-                      <w:sz w:val="20"/>
-                      <w:szCs w:val="20"/>
+                      <w:sz w:val="21"/>
+                      <w:szCs w:val="21"/>
                       <w:u w:val="single"/>
                     </w:rPr>
                     <w:t xml:space="preserve">      </w:t>
@@ -899,8 +901,8 @@
                     <w:rPr>
                       <w:rFonts w:ascii="Avenir Next" w:hAnsi="Avenir Next" w:cs="Avenir Next" w:eastAsia="Avenir Next"/>
                       <w:color w:val="1A1A1A"/>
-                      <w:sz w:val="20"/>
-                      <w:szCs w:val="20"/>
+                      <w:sz w:val="21"/>
+                      <w:szCs w:val="21"/>
                     </w:rPr>
                     <w:t xml:space="preserve"> %</w:t>
                   </w:r>
@@ -924,8 +926,8 @@
                       <w:rFonts w:ascii="Avenir Next" w:hAnsi="Avenir Next" w:cs="Avenir Next" w:eastAsia="Avenir Next"/>
                       <w:b/>
                       <w:color w:val="003A70"/>
-                      <w:sz w:val="20"/>
-                      <w:szCs w:val="20"/>
+                      <w:sz w:val="21"/>
+                      <w:szCs w:val="21"/>
                     </w:rPr>
                     <w:t xml:space="preserve">c.</w:t>
                   </w:r>
@@ -933,8 +935,8 @@
                     <w:rPr>
                       <w:rFonts w:ascii="Avenir Next" w:hAnsi="Avenir Next" w:cs="Avenir Next" w:eastAsia="Avenir Next"/>
                       <w:color w:val="1A1A1A"/>
-                      <w:sz w:val="20"/>
-                      <w:szCs w:val="20"/>
+                      <w:sz w:val="21"/>
+                      <w:szCs w:val="21"/>
                     </w:rPr>
                     <w:tab/>
                   </w:r>
@@ -942,8 +944,8 @@
                     <w:rPr>
                       <w:rFonts w:ascii="Avenir Next" w:hAnsi="Avenir Next" w:cs="Avenir Next" w:eastAsia="Avenir Next"/>
                       <w:color w:val="1A1A1A"/>
-                      <w:sz w:val="20"/>
-                      <w:szCs w:val="20"/>
+                      <w:sz w:val="21"/>
+                      <w:szCs w:val="21"/>
                     </w:rPr>
                     <w:t xml:space="preserve">0.04 =</w:t>
                   </w:r>
@@ -951,8 +953,8 @@
                     <w:rPr>
                       <w:rFonts w:ascii="Avenir Next" w:hAnsi="Avenir Next" w:cs="Avenir Next" w:eastAsia="Avenir Next"/>
                       <w:color w:val="1A1A1A"/>
-                      <w:sz w:val="20"/>
-                      <w:szCs w:val="20"/>
+                      <w:sz w:val="21"/>
+                      <w:szCs w:val="21"/>
                     </w:rPr>
                     <w:t xml:space="preserve">  </w:t>
                   </w:r>
@@ -960,8 +962,8 @@
                     <w:rPr>
                       <w:rFonts w:ascii="Avenir Next" w:hAnsi="Avenir Next" w:cs="Avenir Next" w:eastAsia="Avenir Next"/>
                       <w:color w:val="1A1A1A"/>
-                      <w:sz w:val="20"/>
-                      <w:szCs w:val="20"/>
+                      <w:sz w:val="21"/>
+                      <w:szCs w:val="21"/>
                       <w:u w:val="single"/>
                     </w:rPr>
                     <w:t xml:space="preserve">      </w:t>
@@ -970,8 +972,8 @@
                     <w:rPr>
                       <w:rFonts w:ascii="Avenir Next" w:hAnsi="Avenir Next" w:cs="Avenir Next" w:eastAsia="Avenir Next"/>
                       <w:color w:val="1A1A1A"/>
-                      <w:sz w:val="20"/>
-                      <w:szCs w:val="20"/>
+                      <w:sz w:val="21"/>
+                      <w:szCs w:val="21"/>
                     </w:rPr>
                     <w:t xml:space="preserve"> %</w:t>
                   </w:r>
@@ -981,7 +983,7 @@
             <w:tr>
               <w:trPr>
                 <w:cantSplit/>
-                <w:trHeight w:val="448" w:hRule="atLeast"/>
+                <w:trHeight w:val="515" w:hRule="atLeast"/>
               </w:trPr>
               <w:tc>
                 <w:tcPr>
@@ -1001,8 +1003,8 @@
                       <w:rFonts w:ascii="Avenir Next" w:hAnsi="Avenir Next" w:cs="Avenir Next" w:eastAsia="Avenir Next"/>
                       <w:b/>
                       <w:color w:val="003A70"/>
-                      <w:sz w:val="20"/>
-                      <w:szCs w:val="20"/>
+                      <w:sz w:val="21"/>
+                      <w:szCs w:val="21"/>
                     </w:rPr>
                     <w:t xml:space="preserve">d.</w:t>
                   </w:r>
@@ -1010,8 +1012,8 @@
                     <w:rPr>
                       <w:rFonts w:ascii="Avenir Next" w:hAnsi="Avenir Next" w:cs="Avenir Next" w:eastAsia="Avenir Next"/>
                       <w:color w:val="1A1A1A"/>
-                      <w:sz w:val="20"/>
-                      <w:szCs w:val="20"/>
+                      <w:sz w:val="21"/>
+                      <w:szCs w:val="21"/>
                     </w:rPr>
                     <w:tab/>
                   </w:r>
@@ -1019,8 +1021,8 @@
                     <w:rPr>
                       <w:rFonts w:ascii="Avenir Next" w:hAnsi="Avenir Next" w:cs="Avenir Next" w:eastAsia="Avenir Next"/>
                       <w:color w:val="1A1A1A"/>
-                      <w:sz w:val="20"/>
-                      <w:szCs w:val="20"/>
+                      <w:sz w:val="21"/>
+                      <w:szCs w:val="21"/>
                     </w:rPr>
                     <w:t xml:space="preserve">6/25 =</w:t>
                   </w:r>
@@ -1028,8 +1030,8 @@
                     <w:rPr>
                       <w:rFonts w:ascii="Avenir Next" w:hAnsi="Avenir Next" w:cs="Avenir Next" w:eastAsia="Avenir Next"/>
                       <w:color w:val="1A1A1A"/>
-                      <w:sz w:val="20"/>
-                      <w:szCs w:val="20"/>
+                      <w:sz w:val="21"/>
+                      <w:szCs w:val="21"/>
                     </w:rPr>
                     <w:t xml:space="preserve">  </w:t>
                   </w:r>
@@ -1037,8 +1039,8 @@
                     <w:rPr>
                       <w:rFonts w:ascii="Avenir Next" w:hAnsi="Avenir Next" w:cs="Avenir Next" w:eastAsia="Avenir Next"/>
                       <w:color w:val="1A1A1A"/>
-                      <w:sz w:val="20"/>
-                      <w:szCs w:val="20"/>
+                      <w:sz w:val="21"/>
+                      <w:szCs w:val="21"/>
                       <w:u w:val="single"/>
                     </w:rPr>
                     <w:t xml:space="preserve">      </w:t>
@@ -1047,8 +1049,8 @@
                     <w:rPr>
                       <w:rFonts w:ascii="Avenir Next" w:hAnsi="Avenir Next" w:cs="Avenir Next" w:eastAsia="Avenir Next"/>
                       <w:color w:val="1A1A1A"/>
-                      <w:sz w:val="20"/>
-                      <w:szCs w:val="20"/>
+                      <w:sz w:val="21"/>
+                      <w:szCs w:val="21"/>
                     </w:rPr>
                     <w:t xml:space="preserve"> %</w:t>
                   </w:r>
@@ -1072,8 +1074,8 @@
                       <w:rFonts w:ascii="Avenir Next" w:hAnsi="Avenir Next" w:cs="Avenir Next" w:eastAsia="Avenir Next"/>
                       <w:b/>
                       <w:color w:val="003A70"/>
-                      <w:sz w:val="20"/>
-                      <w:szCs w:val="20"/>
+                      <w:sz w:val="21"/>
+                      <w:szCs w:val="21"/>
                     </w:rPr>
                     <w:t xml:space="preserve">e.</w:t>
                   </w:r>
@@ -1081,8 +1083,8 @@
                     <w:rPr>
                       <w:rFonts w:ascii="Avenir Next" w:hAnsi="Avenir Next" w:cs="Avenir Next" w:eastAsia="Avenir Next"/>
                       <w:color w:val="1A1A1A"/>
-                      <w:sz w:val="20"/>
-                      <w:szCs w:val="20"/>
+                      <w:sz w:val="21"/>
+                      <w:szCs w:val="21"/>
                     </w:rPr>
                     <w:tab/>
                   </w:r>
@@ -1090,8 +1092,8 @@
                     <w:rPr>
                       <w:rFonts w:ascii="Avenir Next" w:hAnsi="Avenir Next" w:cs="Avenir Next" w:eastAsia="Avenir Next"/>
                       <w:color w:val="1A1A1A"/>
-                      <w:sz w:val="20"/>
-                      <w:szCs w:val="20"/>
+                      <w:sz w:val="21"/>
+                      <w:szCs w:val="21"/>
                     </w:rPr>
                     <w:t xml:space="preserve">0.38 =</w:t>
                   </w:r>
@@ -1099,8 +1101,8 @@
                     <w:rPr>
                       <w:rFonts w:ascii="Avenir Next" w:hAnsi="Avenir Next" w:cs="Avenir Next" w:eastAsia="Avenir Next"/>
                       <w:color w:val="1A1A1A"/>
-                      <w:sz w:val="20"/>
-                      <w:szCs w:val="20"/>
+                      <w:sz w:val="21"/>
+                      <w:szCs w:val="21"/>
                     </w:rPr>
                     <w:t xml:space="preserve">  </w:t>
                   </w:r>
@@ -1108,8 +1110,8 @@
                     <w:rPr>
                       <w:rFonts w:ascii="Avenir Next" w:hAnsi="Avenir Next" w:cs="Avenir Next" w:eastAsia="Avenir Next"/>
                       <w:color w:val="1A1A1A"/>
-                      <w:sz w:val="20"/>
-                      <w:szCs w:val="20"/>
+                      <w:sz w:val="21"/>
+                      <w:szCs w:val="21"/>
                       <w:u w:val="single"/>
                     </w:rPr>
                     <w:t xml:space="preserve">      </w:t>
@@ -1118,8 +1120,8 @@
                     <w:rPr>
                       <w:rFonts w:ascii="Avenir Next" w:hAnsi="Avenir Next" w:cs="Avenir Next" w:eastAsia="Avenir Next"/>
                       <w:color w:val="1A1A1A"/>
-                      <w:sz w:val="20"/>
-                      <w:szCs w:val="20"/>
+                      <w:sz w:val="21"/>
+                      <w:szCs w:val="21"/>
                     </w:rPr>
                     <w:t xml:space="preserve"> %</w:t>
                   </w:r>
@@ -1143,8 +1145,8 @@
                       <w:rFonts w:ascii="Avenir Next" w:hAnsi="Avenir Next" w:cs="Avenir Next" w:eastAsia="Avenir Next"/>
                       <w:b/>
                       <w:color w:val="003A70"/>
-                      <w:sz w:val="20"/>
-                      <w:szCs w:val="20"/>
+                      <w:sz w:val="21"/>
+                      <w:szCs w:val="21"/>
                     </w:rPr>
                     <w:t xml:space="preserve">f.</w:t>
                   </w:r>
@@ -1152,8 +1154,8 @@
                     <w:rPr>
                       <w:rFonts w:ascii="Avenir Next" w:hAnsi="Avenir Next" w:cs="Avenir Next" w:eastAsia="Avenir Next"/>
                       <w:color w:val="1A1A1A"/>
-                      <w:sz w:val="20"/>
-                      <w:szCs w:val="20"/>
+                      <w:sz w:val="21"/>
+                      <w:szCs w:val="21"/>
                     </w:rPr>
                     <w:tab/>
                   </w:r>
@@ -1161,8 +1163,8 @@
                     <w:rPr>
                       <w:rFonts w:ascii="Avenir Next" w:hAnsi="Avenir Next" w:cs="Avenir Next" w:eastAsia="Avenir Next"/>
                       <w:color w:val="1A1A1A"/>
-                      <w:sz w:val="20"/>
-                      <w:szCs w:val="20"/>
+                      <w:sz w:val="21"/>
+                      <w:szCs w:val="21"/>
                     </w:rPr>
                     <w:t xml:space="preserve">3/4 =</w:t>
                   </w:r>
@@ -1170,8 +1172,8 @@
                     <w:rPr>
                       <w:rFonts w:ascii="Avenir Next" w:hAnsi="Avenir Next" w:cs="Avenir Next" w:eastAsia="Avenir Next"/>
                       <w:color w:val="1A1A1A"/>
-                      <w:sz w:val="20"/>
-                      <w:szCs w:val="20"/>
+                      <w:sz w:val="21"/>
+                      <w:szCs w:val="21"/>
                     </w:rPr>
                     <w:t xml:space="preserve">  </w:t>
                   </w:r>
@@ -1179,8 +1181,8 @@
                     <w:rPr>
                       <w:rFonts w:ascii="Avenir Next" w:hAnsi="Avenir Next" w:cs="Avenir Next" w:eastAsia="Avenir Next"/>
                       <w:color w:val="1A1A1A"/>
-                      <w:sz w:val="20"/>
-                      <w:szCs w:val="20"/>
+                      <w:sz w:val="21"/>
+                      <w:szCs w:val="21"/>
                       <w:u w:val="single"/>
                     </w:rPr>
                     <w:t xml:space="preserve">      </w:t>
@@ -1189,8 +1191,8 @@
                     <w:rPr>
                       <w:rFonts w:ascii="Avenir Next" w:hAnsi="Avenir Next" w:cs="Avenir Next" w:eastAsia="Avenir Next"/>
                       <w:color w:val="1A1A1A"/>
-                      <w:sz w:val="20"/>
-                      <w:szCs w:val="20"/>
+                      <w:sz w:val="21"/>
+                      <w:szCs w:val="21"/>
                     </w:rPr>
                     <w:t xml:space="preserve"> %</w:t>
                   </w:r>
@@ -1263,8 +1265,8 @@
                 <w:rFonts w:ascii="Avenir Next" w:hAnsi="Avenir Next" w:cs="Avenir Next" w:eastAsia="Avenir Next"/>
                 <w:b/>
                 <w:color w:val="1A1A1A"/>
-                <w:sz w:val="20"/>
-                <w:szCs w:val="20"/>
+                <w:sz w:val="21"/>
+                <w:szCs w:val="21"/>
               </w:rPr>
               <w:t xml:space="preserve">2.</w:t>
             </w:r>
@@ -1272,8 +1274,8 @@
               <w:rPr>
                 <w:rFonts w:ascii="Avenir Next" w:hAnsi="Avenir Next" w:cs="Avenir Next" w:eastAsia="Avenir Next"/>
                 <w:color w:val="1A1A1A"/>
-                <w:sz w:val="20"/>
-                <w:szCs w:val="20"/>
+                <w:sz w:val="21"/>
+                <w:szCs w:val="21"/>
               </w:rPr>
               <w:tab/>
             </w:r>
@@ -1282,8 +1284,8 @@
                 <w:rFonts w:ascii="Avenir Next" w:hAnsi="Avenir Next" w:cs="Avenir Next" w:eastAsia="Avenir Next"/>
                 <w:b/>
                 <w:color w:val="1A1A1A"/>
-                <w:sz w:val="20"/>
-                <w:szCs w:val="20"/>
+                <w:sz w:val="21"/>
+                <w:szCs w:val="21"/>
               </w:rPr>
               <w:t xml:space="preserve">Field Trip Vote.  </w:t>
             </w:r>
@@ -1291,10 +1293,10 @@
               <w:rPr>
                 <w:rFonts w:ascii="Avenir Next" w:hAnsi="Avenir Next" w:cs="Avenir Next" w:eastAsia="Avenir Next"/>
                 <w:color w:val="1A1A1A"/>
-                <w:sz w:val="20"/>
-                <w:szCs w:val="20"/>
-              </w:rPr>
-              <w:t xml:space="preserve">A class of 40 students voted for a field trip. 14 chose a museum, 18 chose a zoo, and the rest chose a nature center. Complete the table.</w:t>
+                <w:sz w:val="21"/>
+                <w:szCs w:val="21"/>
+              </w:rPr>
+              <w:t xml:space="preserve">A class of 40 students voted for a field trip. 14 chose a museum, 18 chose a zoo, and the rest chose a nature center. Finish the bar, then complete the table.</w:t>
             </w:r>
           </w:p>
           <w:p>
@@ -1308,8 +1310,8 @@
                 <w:rFonts w:ascii="Avenir Next" w:hAnsi="Avenir Next" w:cs="Avenir Next" w:eastAsia="Avenir Next"/>
                 <w:b/>
                 <w:color w:val="003A70"/>
-                <w:sz w:val="17"/>
-                <w:szCs w:val="17"/>
+                <w:sz w:val="18"/>
+                <w:szCs w:val="18"/>
               </w:rPr>
               <w:t xml:space="preserve">Hint  </w:t>
             </w:r>
@@ -1318,10 +1320,50 @@
                 <w:rFonts w:ascii="Avenir Next" w:hAnsi="Avenir Next" w:cs="Avenir Next" w:eastAsia="Avenir Next"/>
                 <w:i/>
                 <w:color w:val="5A5F66"/>
-                <w:sz w:val="17"/>
-                <w:szCs w:val="17"/>
+                <w:sz w:val="18"/>
+                <w:szCs w:val="18"/>
               </w:rPr>
               <w:t xml:space="preserve">Find the nature center votes first: 40 − 14 − 18.</w:t>
+            </w:r>
+          </w:p>
+          <w:p>
+            <w:pPr>
+              <w:keepNext/>
+              <w:spacing w:before="40" w:after="60" w:line="264" w:lineRule="auto"/>
+              <w:jc w:val="center"/>
+            </w:pPr>
+            <w:r>
+              <w:drawing>
+                <wp:inline distT="0" distB="0" distL="0" distR="0">
+                  <wp:extent cx="3840480" cy="868680"/>
+                  <wp:docPr id="1" name="Figure 1"/>
+                  <a:graphic xmlns:a="http://schemas.openxmlformats.org/drawingml/2006/main">
+                    <a:graphicData uri="http://schemas.openxmlformats.org/drawingml/2006/picture">
+                      <pic:pic xmlns:pic="http://schemas.openxmlformats.org/drawingml/2006/picture">
+                        <pic:nvPicPr>
+                          <pic:cNvPr id="1" name="image1.png"/>
+                          <pic:cNvPicPr/>
+                        </pic:nvPicPr>
+                        <pic:blipFill>
+                          <a:blip r:embed="rIdImg1"/>
+                          <a:stretch>
+                            <a:fillRect/>
+                          </a:stretch>
+                        </pic:blipFill>
+                        <pic:spPr>
+                          <a:xfrm>
+                            <a:off x="0" y="0"/>
+                            <a:ext cx="3840480" cy="868680"/>
+                          </a:xfrm>
+                          <a:prstGeom prst="rect">
+                            <a:avLst/>
+                          </a:prstGeom>
+                        </pic:spPr>
+                      </pic:pic>
+                    </a:graphicData>
+                  </a:graphic>
+                </wp:inline>
+              </w:drawing>
             </w:r>
           </w:p>
           <w:tbl>
@@ -1780,8 +1822,8 @@
                 <w:rFonts w:ascii="Avenir Next" w:hAnsi="Avenir Next" w:cs="Avenir Next" w:eastAsia="Avenir Next"/>
                 <w:b/>
                 <w:color w:val="1A1A1A"/>
-                <w:sz w:val="20"/>
-                <w:szCs w:val="20"/>
+                <w:sz w:val="21"/>
+                <w:szCs w:val="21"/>
               </w:rPr>
               <w:t xml:space="preserve">3.</w:t>
             </w:r>
@@ -1789,8 +1831,8 @@
               <w:rPr>
                 <w:rFonts w:ascii="Avenir Next" w:hAnsi="Avenir Next" w:cs="Avenir Next" w:eastAsia="Avenir Next"/>
                 <w:color w:val="1A1A1A"/>
-                <w:sz w:val="20"/>
-                <w:szCs w:val="20"/>
+                <w:sz w:val="21"/>
+                <w:szCs w:val="21"/>
               </w:rPr>
               <w:tab/>
             </w:r>
@@ -1799,8 +1841,8 @@
                 <w:rFonts w:ascii="Avenir Next" w:hAnsi="Avenir Next" w:cs="Avenir Next" w:eastAsia="Avenir Next"/>
                 <w:b/>
                 <w:color w:val="1A1A1A"/>
-                <w:sz w:val="20"/>
-                <w:szCs w:val="20"/>
+                <w:sz w:val="21"/>
+                <w:szCs w:val="21"/>
               </w:rPr>
               <w:t xml:space="preserve">Free Throws.  </w:t>
             </w:r>
@@ -1808,10 +1850,10 @@
               <w:rPr>
                 <w:rFonts w:ascii="Avenir Next" w:hAnsi="Avenir Next" w:cs="Avenir Next" w:eastAsia="Avenir Next"/>
                 <w:color w:val="1A1A1A"/>
-                <w:sz w:val="20"/>
-                <w:szCs w:val="20"/>
-              </w:rPr>
-              <w:t xml:space="preserve">Tasha made 14 of her 20 free throws.</w:t>
+                <w:sz w:val="21"/>
+                <w:szCs w:val="21"/>
+              </w:rPr>
+              <w:t xml:space="preserve">Tasha made 15 of her 25 free throws.</w:t>
             </w:r>
           </w:p>
           <w:p>
@@ -1825,8 +1867,8 @@
                 <w:rFonts w:ascii="Avenir Next" w:hAnsi="Avenir Next" w:cs="Avenir Next" w:eastAsia="Avenir Next"/>
                 <w:b/>
                 <w:color w:val="003A70"/>
-                <w:sz w:val="17"/>
-                <w:szCs w:val="17"/>
+                <w:sz w:val="18"/>
+                <w:szCs w:val="18"/>
               </w:rPr>
               <w:t xml:space="preserve">Hint  </w:t>
             </w:r>
@@ -1835,10 +1877,10 @@
                 <w:rFonts w:ascii="Avenir Next" w:hAnsi="Avenir Next" w:cs="Avenir Next" w:eastAsia="Avenir Next"/>
                 <w:i/>
                 <w:color w:val="5A5F66"/>
-                <w:sz w:val="17"/>
-                <w:szCs w:val="17"/>
-              </w:rPr>
-              <w:t xml:space="preserve">Divide 14 and 20 by 2 first.</w:t>
+                <w:sz w:val="18"/>
+                <w:szCs w:val="18"/>
+              </w:rPr>
+              <w:t xml:space="preserve">Divide 15 and 25 by 5 first.</w:t>
             </w:r>
           </w:p>
           <w:p>
@@ -1855,8 +1897,8 @@
                 <w:rFonts w:ascii="Avenir Next" w:hAnsi="Avenir Next" w:cs="Avenir Next" w:eastAsia="Avenir Next"/>
                 <w:b/>
                 <w:color w:val="003A70"/>
-                <w:sz w:val="20"/>
-                <w:szCs w:val="20"/>
+                <w:sz w:val="21"/>
+                <w:szCs w:val="21"/>
               </w:rPr>
               <w:t xml:space="preserve">a.</w:t>
             </w:r>
@@ -1864,8 +1906,8 @@
               <w:rPr>
                 <w:rFonts w:ascii="Avenir Next" w:hAnsi="Avenir Next" w:cs="Avenir Next" w:eastAsia="Avenir Next"/>
                 <w:color w:val="1A1A1A"/>
-                <w:sz w:val="20"/>
-                <w:szCs w:val="20"/>
+                <w:sz w:val="21"/>
+                <w:szCs w:val="21"/>
               </w:rPr>
               <w:tab/>
             </w:r>
@@ -1873,8 +1915,8 @@
               <w:rPr>
                 <w:rFonts w:ascii="Avenir Next" w:hAnsi="Avenir Next" w:cs="Avenir Next" w:eastAsia="Avenir Next"/>
                 <w:color w:val="1A1A1A"/>
-                <w:sz w:val="20"/>
-                <w:szCs w:val="20"/>
+                <w:sz w:val="21"/>
+                <w:szCs w:val="21"/>
               </w:rPr>
               <w:t xml:space="preserve">Fraction in simplest form</w:t>
             </w:r>
@@ -1882,8 +1924,8 @@
               <w:rPr>
                 <w:rFonts w:ascii="Avenir Next" w:hAnsi="Avenir Next" w:cs="Avenir Next" w:eastAsia="Avenir Next"/>
                 <w:color w:val="1A1A1A"/>
-                <w:sz w:val="20"/>
-                <w:szCs w:val="20"/>
+                <w:sz w:val="21"/>
+                <w:szCs w:val="21"/>
               </w:rPr>
               <w:t xml:space="preserve">  </w:t>
             </w:r>
@@ -1891,8 +1933,8 @@
               <w:rPr>
                 <w:rFonts w:ascii="Avenir Next" w:hAnsi="Avenir Next" w:cs="Avenir Next" w:eastAsia="Avenir Next"/>
                 <w:color w:val="1A1A1A"/>
-                <w:sz w:val="20"/>
-                <w:szCs w:val="20"/>
+                <w:sz w:val="21"/>
+                <w:szCs w:val="21"/>
                 <w:u w:val="single"/>
               </w:rPr>
               <w:t xml:space="preserve">                      </w:t>
@@ -1912,8 +1954,8 @@
                 <w:rFonts w:ascii="Avenir Next" w:hAnsi="Avenir Next" w:cs="Avenir Next" w:eastAsia="Avenir Next"/>
                 <w:b/>
                 <w:color w:val="003A70"/>
-                <w:sz w:val="20"/>
-                <w:szCs w:val="20"/>
+                <w:sz w:val="21"/>
+                <w:szCs w:val="21"/>
               </w:rPr>
               <w:t xml:space="preserve">b.</w:t>
             </w:r>
@@ -1921,8 +1963,8 @@
               <w:rPr>
                 <w:rFonts w:ascii="Avenir Next" w:hAnsi="Avenir Next" w:cs="Avenir Next" w:eastAsia="Avenir Next"/>
                 <w:color w:val="1A1A1A"/>
-                <w:sz w:val="20"/>
-                <w:szCs w:val="20"/>
+                <w:sz w:val="21"/>
+                <w:szCs w:val="21"/>
               </w:rPr>
               <w:tab/>
             </w:r>
@@ -1930,8 +1972,8 @@
               <w:rPr>
                 <w:rFonts w:ascii="Avenir Next" w:hAnsi="Avenir Next" w:cs="Avenir Next" w:eastAsia="Avenir Next"/>
                 <w:color w:val="1A1A1A"/>
-                <w:sz w:val="20"/>
-                <w:szCs w:val="20"/>
+                <w:sz w:val="21"/>
+                <w:szCs w:val="21"/>
               </w:rPr>
               <w:t xml:space="preserve">Percent</w:t>
             </w:r>
@@ -1939,8 +1981,8 @@
               <w:rPr>
                 <w:rFonts w:ascii="Avenir Next" w:hAnsi="Avenir Next" w:cs="Avenir Next" w:eastAsia="Avenir Next"/>
                 <w:color w:val="1A1A1A"/>
-                <w:sz w:val="20"/>
-                <w:szCs w:val="20"/>
+                <w:sz w:val="21"/>
+                <w:szCs w:val="21"/>
               </w:rPr>
               <w:t xml:space="preserve">  </w:t>
             </w:r>
@@ -1948,8 +1990,8 @@
               <w:rPr>
                 <w:rFonts w:ascii="Avenir Next" w:hAnsi="Avenir Next" w:cs="Avenir Next" w:eastAsia="Avenir Next"/>
                 <w:color w:val="1A1A1A"/>
-                <w:sz w:val="20"/>
-                <w:szCs w:val="20"/>
+                <w:sz w:val="21"/>
+                <w:szCs w:val="21"/>
                 <w:u w:val="single"/>
               </w:rPr>
               <w:t xml:space="preserve">                </w:t>
@@ -1958,8 +2000,8 @@
               <w:rPr>
                 <w:rFonts w:ascii="Avenir Next" w:hAnsi="Avenir Next" w:cs="Avenir Next" w:eastAsia="Avenir Next"/>
                 <w:color w:val="1A1A1A"/>
-                <w:sz w:val="20"/>
-                <w:szCs w:val="20"/>
+                <w:sz w:val="21"/>
+                <w:szCs w:val="21"/>
               </w:rPr>
               <w:t xml:space="preserve"> %</w:t>
             </w:r>
@@ -1984,8 +2026,8 @@
                 <w:rFonts w:ascii="Avenir Next" w:hAnsi="Avenir Next" w:cs="Avenir Next" w:eastAsia="Avenir Next"/>
                 <w:b/>
                 <w:color w:val="1A1A1A"/>
-                <w:sz w:val="20"/>
-                <w:szCs w:val="20"/>
+                <w:sz w:val="21"/>
+                <w:szCs w:val="21"/>
               </w:rPr>
               <w:t xml:space="preserve">4.</w:t>
             </w:r>
@@ -1993,8 +2035,8 @@
               <w:rPr>
                 <w:rFonts w:ascii="Avenir Next" w:hAnsi="Avenir Next" w:cs="Avenir Next" w:eastAsia="Avenir Next"/>
                 <w:color w:val="1A1A1A"/>
-                <w:sz w:val="20"/>
-                <w:szCs w:val="20"/>
+                <w:sz w:val="21"/>
+                <w:szCs w:val="21"/>
               </w:rPr>
               <w:tab/>
             </w:r>
@@ -2003,8 +2045,8 @@
                 <w:rFonts w:ascii="Avenir Next" w:hAnsi="Avenir Next" w:cs="Avenir Next" w:eastAsia="Avenir Next"/>
                 <w:b/>
                 <w:color w:val="1A1A1A"/>
-                <w:sz w:val="20"/>
-                <w:szCs w:val="20"/>
+                <w:sz w:val="21"/>
+                <w:szCs w:val="21"/>
               </w:rPr>
               <w:t xml:space="preserve">Phone Battery.  </w:t>
             </w:r>
@@ -2012,8 +2054,8 @@
               <w:rPr>
                 <w:rFonts w:ascii="Avenir Next" w:hAnsi="Avenir Next" w:cs="Avenir Next" w:eastAsia="Avenir Next"/>
                 <w:color w:val="1A1A1A"/>
-                <w:sz w:val="20"/>
-                <w:szCs w:val="20"/>
+                <w:sz w:val="21"/>
+                <w:szCs w:val="21"/>
               </w:rPr>
               <w:t xml:space="preserve">Luis’s phone shows 0.35 of a full charge.</w:t>
             </w:r>
@@ -2032,8 +2074,8 @@
                 <w:rFonts w:ascii="Avenir Next" w:hAnsi="Avenir Next" w:cs="Avenir Next" w:eastAsia="Avenir Next"/>
                 <w:b/>
                 <w:color w:val="003A70"/>
-                <w:sz w:val="20"/>
-                <w:szCs w:val="20"/>
+                <w:sz w:val="21"/>
+                <w:szCs w:val="21"/>
               </w:rPr>
               <w:t xml:space="preserve">a.</w:t>
             </w:r>
@@ -2041,8 +2083,8 @@
               <w:rPr>
                 <w:rFonts w:ascii="Avenir Next" w:hAnsi="Avenir Next" w:cs="Avenir Next" w:eastAsia="Avenir Next"/>
                 <w:color w:val="1A1A1A"/>
-                <w:sz w:val="20"/>
-                <w:szCs w:val="20"/>
+                <w:sz w:val="21"/>
+                <w:szCs w:val="21"/>
               </w:rPr>
               <w:tab/>
             </w:r>
@@ -2050,8 +2092,8 @@
               <w:rPr>
                 <w:rFonts w:ascii="Avenir Next" w:hAnsi="Avenir Next" w:cs="Avenir Next" w:eastAsia="Avenir Next"/>
                 <w:color w:val="1A1A1A"/>
-                <w:sz w:val="20"/>
-                <w:szCs w:val="20"/>
+                <w:sz w:val="21"/>
+                <w:szCs w:val="21"/>
               </w:rPr>
               <w:t xml:space="preserve">Charge as a percent</w:t>
             </w:r>
@@ -2059,8 +2101,8 @@
               <w:rPr>
                 <w:rFonts w:ascii="Avenir Next" w:hAnsi="Avenir Next" w:cs="Avenir Next" w:eastAsia="Avenir Next"/>
                 <w:color w:val="1A1A1A"/>
-                <w:sz w:val="20"/>
-                <w:szCs w:val="20"/>
+                <w:sz w:val="21"/>
+                <w:szCs w:val="21"/>
               </w:rPr>
               <w:t xml:space="preserve">  </w:t>
             </w:r>
@@ -2068,8 +2110,8 @@
               <w:rPr>
                 <w:rFonts w:ascii="Avenir Next" w:hAnsi="Avenir Next" w:cs="Avenir Next" w:eastAsia="Avenir Next"/>
                 <w:color w:val="1A1A1A"/>
-                <w:sz w:val="20"/>
-                <w:szCs w:val="20"/>
+                <w:sz w:val="21"/>
+                <w:szCs w:val="21"/>
                 <w:u w:val="single"/>
               </w:rPr>
               <w:t xml:space="preserve">                </w:t>
@@ -2078,8 +2120,8 @@
               <w:rPr>
                 <w:rFonts w:ascii="Avenir Next" w:hAnsi="Avenir Next" w:cs="Avenir Next" w:eastAsia="Avenir Next"/>
                 <w:color w:val="1A1A1A"/>
-                <w:sz w:val="20"/>
-                <w:szCs w:val="20"/>
+                <w:sz w:val="21"/>
+                <w:szCs w:val="21"/>
               </w:rPr>
               <w:t xml:space="preserve"> %</w:t>
             </w:r>
@@ -2098,8 +2140,8 @@
                 <w:rFonts w:ascii="Avenir Next" w:hAnsi="Avenir Next" w:cs="Avenir Next" w:eastAsia="Avenir Next"/>
                 <w:b/>
                 <w:color w:val="003A70"/>
-                <w:sz w:val="20"/>
-                <w:szCs w:val="20"/>
+                <w:sz w:val="21"/>
+                <w:szCs w:val="21"/>
               </w:rPr>
               <w:t xml:space="preserve">b.</w:t>
             </w:r>
@@ -2107,8 +2149,8 @@
               <w:rPr>
                 <w:rFonts w:ascii="Avenir Next" w:hAnsi="Avenir Next" w:cs="Avenir Next" w:eastAsia="Avenir Next"/>
                 <w:color w:val="1A1A1A"/>
-                <w:sz w:val="20"/>
-                <w:szCs w:val="20"/>
+                <w:sz w:val="21"/>
+                <w:szCs w:val="21"/>
               </w:rPr>
               <w:tab/>
             </w:r>
@@ -2116,8 +2158,8 @@
               <w:rPr>
                 <w:rFonts w:ascii="Avenir Next" w:hAnsi="Avenir Next" w:cs="Avenir Next" w:eastAsia="Avenir Next"/>
                 <w:color w:val="1A1A1A"/>
-                <w:sz w:val="20"/>
-                <w:szCs w:val="20"/>
+                <w:sz w:val="21"/>
+                <w:szCs w:val="21"/>
               </w:rPr>
               <w:t xml:space="preserve">Percent used up</w:t>
             </w:r>
@@ -2125,8 +2167,8 @@
               <w:rPr>
                 <w:rFonts w:ascii="Avenir Next" w:hAnsi="Avenir Next" w:cs="Avenir Next" w:eastAsia="Avenir Next"/>
                 <w:color w:val="1A1A1A"/>
-                <w:sz w:val="20"/>
-                <w:szCs w:val="20"/>
+                <w:sz w:val="21"/>
+                <w:szCs w:val="21"/>
               </w:rPr>
               <w:t xml:space="preserve">  </w:t>
             </w:r>
@@ -2134,8 +2176,8 @@
               <w:rPr>
                 <w:rFonts w:ascii="Avenir Next" w:hAnsi="Avenir Next" w:cs="Avenir Next" w:eastAsia="Avenir Next"/>
                 <w:color w:val="1A1A1A"/>
-                <w:sz w:val="20"/>
-                <w:szCs w:val="20"/>
+                <w:sz w:val="21"/>
+                <w:szCs w:val="21"/>
                 <w:u w:val="single"/>
               </w:rPr>
               <w:t xml:space="preserve">                </w:t>
@@ -2144,8 +2186,8 @@
               <w:rPr>
                 <w:rFonts w:ascii="Avenir Next" w:hAnsi="Avenir Next" w:cs="Avenir Next" w:eastAsia="Avenir Next"/>
                 <w:color w:val="1A1A1A"/>
-                <w:sz w:val="20"/>
-                <w:szCs w:val="20"/>
+                <w:sz w:val="21"/>
+                <w:szCs w:val="21"/>
               </w:rPr>
               <w:t xml:space="preserve"> %</w:t>
             </w:r>
@@ -2210,8 +2252,8 @@
                 <w:rFonts w:ascii="Avenir Next" w:hAnsi="Avenir Next" w:cs="Avenir Next" w:eastAsia="Avenir Next"/>
                 <w:b/>
                 <w:color w:val="1A1A1A"/>
-                <w:sz w:val="20"/>
-                <w:szCs w:val="20"/>
+                <w:sz w:val="21"/>
+                <w:szCs w:val="21"/>
               </w:rPr>
               <w:t xml:space="preserve">5.</w:t>
             </w:r>
@@ -2219,8 +2261,8 @@
               <w:rPr>
                 <w:rFonts w:ascii="Avenir Next" w:hAnsi="Avenir Next" w:cs="Avenir Next" w:eastAsia="Avenir Next"/>
                 <w:color w:val="1A1A1A"/>
-                <w:sz w:val="20"/>
-                <w:szCs w:val="20"/>
+                <w:sz w:val="21"/>
+                <w:szCs w:val="21"/>
               </w:rPr>
               <w:tab/>
             </w:r>
@@ -2229,19 +2271,19 @@
                 <w:rFonts w:ascii="Avenir Next" w:hAnsi="Avenir Next" w:cs="Avenir Next" w:eastAsia="Avenir Next"/>
                 <w:b/>
                 <w:color w:val="1A1A1A"/>
-                <w:sz w:val="20"/>
-                <w:szCs w:val="20"/>
-              </w:rPr>
-              <w:t xml:space="preserve">Homework Check.  </w:t>
-            </w:r>
-            <w:r>
-              <w:rPr>
-                <w:rFonts w:ascii="Avenir Next" w:hAnsi="Avenir Next" w:cs="Avenir Next" w:eastAsia="Avenir Next"/>
-                <w:color w:val="1A1A1A"/>
-                <w:sz w:val="20"/>
-                <w:szCs w:val="20"/>
-              </w:rPr>
-              <w:t xml:space="preserve">Rosa finished 22 of the 40 problems in a review packet. Write the part she finished as a fraction in simplest form, a decimal, and a percent.</w:t>
+                <w:sz w:val="21"/>
+                <w:szCs w:val="21"/>
+              </w:rPr>
+              <w:t xml:space="preserve">Jacket Sale.  </w:t>
+            </w:r>
+            <w:r>
+              <w:rPr>
+                <w:rFonts w:ascii="Avenir Next" w:hAnsi="Avenir Next" w:cs="Avenir Next" w:eastAsia="Avenir Next"/>
+                <w:color w:val="1A1A1A"/>
+                <w:sz w:val="21"/>
+                <w:szCs w:val="21"/>
+              </w:rPr>
+              <w:t xml:space="preserve">A $40 jacket is on sale with a $22 discount (money taken off the price). Write the discount as a part of the price: a fraction in simplest form, a decimal, and a percent.</w:t>
             </w:r>
           </w:p>
           <w:p>
@@ -2255,8 +2297,8 @@
                 <w:rFonts w:ascii="Avenir Next" w:hAnsi="Avenir Next" w:cs="Avenir Next" w:eastAsia="Avenir Next"/>
                 <w:b/>
                 <w:color w:val="003A70"/>
-                <w:sz w:val="17"/>
-                <w:szCs w:val="17"/>
+                <w:sz w:val="18"/>
+                <w:szCs w:val="18"/>
               </w:rPr>
               <w:t xml:space="preserve">Hint  </w:t>
             </w:r>
@@ -2265,8 +2307,8 @@
                 <w:rFonts w:ascii="Avenir Next" w:hAnsi="Avenir Next" w:cs="Avenir Next" w:eastAsia="Avenir Next"/>
                 <w:i/>
                 <w:color w:val="5A5F66"/>
-                <w:sz w:val="17"/>
-                <w:szCs w:val="17"/>
+                <w:sz w:val="18"/>
+                <w:szCs w:val="18"/>
               </w:rPr>
               <w:t xml:space="preserve">Simplify to 11/20, then multiply top and bottom by 5.</w:t>
             </w:r>
@@ -2304,7 +2346,7 @@
             <w:tr>
               <w:trPr>
                 <w:cantSplit/>
-                <w:trHeight w:val="590" w:hRule="atLeast"/>
+                <w:trHeight w:val="920" w:hRule="atLeast"/>
               </w:trPr>
               <w:tc>
                 <w:tcPr>
@@ -2417,8 +2459,8 @@
                 <w:rFonts w:ascii="Avenir Next" w:hAnsi="Avenir Next" w:cs="Avenir Next" w:eastAsia="Avenir Next"/>
                 <w:b/>
                 <w:color w:val="1A1A1A"/>
-                <w:sz w:val="20"/>
-                <w:szCs w:val="20"/>
+                <w:sz w:val="21"/>
+                <w:szCs w:val="21"/>
               </w:rPr>
               <w:t xml:space="preserve">6.</w:t>
             </w:r>
@@ -2426,8 +2468,8 @@
               <w:rPr>
                 <w:rFonts w:ascii="Avenir Next" w:hAnsi="Avenir Next" w:cs="Avenir Next" w:eastAsia="Avenir Next"/>
                 <w:color w:val="1A1A1A"/>
-                <w:sz w:val="20"/>
-                <w:szCs w:val="20"/>
+                <w:sz w:val="21"/>
+                <w:szCs w:val="21"/>
               </w:rPr>
               <w:tab/>
             </w:r>
@@ -2436,8 +2478,8 @@
                 <w:rFonts w:ascii="Avenir Next" w:hAnsi="Avenir Next" w:cs="Avenir Next" w:eastAsia="Avenir Next"/>
                 <w:b/>
                 <w:color w:val="1A1A1A"/>
-                <w:sz w:val="20"/>
-                <w:szCs w:val="20"/>
+                <w:sz w:val="21"/>
+                <w:szCs w:val="21"/>
               </w:rPr>
               <w:t xml:space="preserve">Bracelet Beads.  </w:t>
             </w:r>
@@ -2445,10 +2487,10 @@
               <w:rPr>
                 <w:rFonts w:ascii="Avenir Next" w:hAnsi="Avenir Next" w:cs="Avenir Next" w:eastAsia="Avenir Next"/>
                 <w:color w:val="1A1A1A"/>
-                <w:sz w:val="20"/>
-                <w:szCs w:val="20"/>
-              </w:rPr>
-              <w:t xml:space="preserve">A bracelet has 6 green beads and 14 white beads. What percent of the beads are green? Write that percent as a decimal too.</w:t>
+                <w:sz w:val="21"/>
+                <w:szCs w:val="21"/>
+              </w:rPr>
+              <w:t xml:space="preserve">A bracelet has 6 green beads and 14 white beads.</w:t>
             </w:r>
           </w:p>
           <w:p>
@@ -2462,8 +2504,8 @@
                 <w:rFonts w:ascii="Avenir Next" w:hAnsi="Avenir Next" w:cs="Avenir Next" w:eastAsia="Avenir Next"/>
                 <w:b/>
                 <w:color w:val="003A70"/>
-                <w:sz w:val="17"/>
-                <w:szCs w:val="17"/>
+                <w:sz w:val="18"/>
+                <w:szCs w:val="18"/>
               </w:rPr>
               <w:t xml:space="preserve">Hint  </w:t>
             </w:r>
@@ -2472,96 +2514,133 @@
                 <w:rFonts w:ascii="Avenir Next" w:hAnsi="Avenir Next" w:cs="Avenir Next" w:eastAsia="Avenir Next"/>
                 <w:i/>
                 <w:color w:val="5A5F66"/>
-                <w:sz w:val="17"/>
-                <w:szCs w:val="17"/>
-              </w:rPr>
-              <w:t xml:space="preserve">Find the total number of beads first.</w:t>
-            </w:r>
-          </w:p>
-          <w:p>
-            <w:pPr>
-              <w:spacing w:before="0" w:after="0" w:line="60" w:lineRule="auto"/>
-            </w:pPr>
-          </w:p>
-          <w:tbl>
-            <w:tblPr>
-              <w:tblInd w:w="432" w:type="dxa"/>
-              <w:tblW w:w="9072" w:type="dxa"/>
-              <w:jc w:val="left"/>
-              <w:tblBorders>
-                <w:top w:val="single" w:sz="4" w:space="0" w:color="8A9099"/>
-                <w:left w:val="single" w:sz="4" w:space="0" w:color="8A9099"/>
-                <w:bottom w:val="single" w:sz="4" w:space="0" w:color="8A9099"/>
-                <w:right w:val="single" w:sz="4" w:space="0" w:color="8A9099"/>
-                <w:insideH w:val="nil"/>
-                <w:insideV w:val="nil"/>
-              </w:tblBorders>
-              <w:tblLayout w:type="fixed"/>
-              <w:tblCellMar>
-                <w:top w:w="50" w:type="dxa"/>
-                <w:left w:w="100" w:type="dxa"/>
-                <w:bottom w:w="50" w:type="dxa"/>
-                <w:right w:w="100" w:type="dxa"/>
-              </w:tblCellMar>
-              <w:tblLook w:val="0000" w:firstRow="0" w:lastRow="0" w:firstColumn="0" w:lastColumn="0" w:noHBand="1" w:noVBand="1"/>
-            </w:tblPr>
-            <w:tblGrid>
-              <w:gridCol w:w="9072"/>
-            </w:tblGrid>
-            <w:tr>
-              <w:trPr>
-                <w:cantSplit/>
-                <w:trHeight w:val="590" w:hRule="atLeast"/>
-              </w:trPr>
-              <w:tc>
-                <w:tcPr>
-                  <w:tcW w:w="9072" w:type="dxa"/>
-                  <w:vAlign w:val="top"/>
-                </w:tcPr>
-                <w:p>
-                  <w:pPr>
-                    <w:spacing w:before="0" w:after="0" w:line="240" w:lineRule="auto"/>
-                  </w:pPr>
-                  <w:r>
-                    <w:rPr>
-                      <w:rFonts w:ascii="Avenir Next" w:hAnsi="Avenir Next" w:cs="Avenir Next" w:eastAsia="Avenir Next"/>
-                      <w:i/>
-                      <w:color w:val="8A9099"/>
-                      <w:sz w:val="14"/>
-                      <w:szCs w:val="14"/>
-                    </w:rPr>
-                    <w:t xml:space="preserve">Show your work.</w:t>
-                  </w:r>
-                </w:p>
-              </w:tc>
-            </w:tr>
-          </w:tbl>
-          <w:p>
-            <w:pPr>
-              <w:tabs>
-                <w:tab w:val="right" w:leader="underscore" w:pos="9504"/>
-              </w:tabs>
-              <w:spacing w:before="90" w:after="40" w:line="264" w:lineRule="auto"/>
-              <w:ind w:left="432"/>
-            </w:pPr>
-            <w:r>
-              <w:rPr>
-                <w:rFonts w:ascii="Avenir Next" w:hAnsi="Avenir Next" w:cs="Avenir Next" w:eastAsia="Avenir Next"/>
-                <w:b/>
-                <w:color w:val="1A1A1A"/>
                 <w:sz w:val="18"/>
                 <w:szCs w:val="18"/>
               </w:rPr>
-              <w:t xml:space="preserve">Percent, decimal</w:t>
-            </w:r>
-            <w:r>
-              <w:rPr>
-                <w:rFonts w:ascii="Avenir Next" w:hAnsi="Avenir Next" w:cs="Avenir Next" w:eastAsia="Avenir Next"/>
-                <w:color w:val="1A1A1A"/>
-                <w:sz w:val="18"/>
-                <w:szCs w:val="18"/>
+              <w:t xml:space="preserve">Find the total number of beads first.</w:t>
+            </w:r>
+          </w:p>
+          <w:p>
+            <w:pPr>
+              <w:keepNext/>
+              <w:tabs>
+                <w:tab w:val="left" w:pos="772"/>
+              </w:tabs>
+              <w:spacing w:before="0" w:after="60" w:line="276" w:lineRule="auto"/>
+              <w:ind w:left="772" w:hanging="340"/>
+            </w:pPr>
+            <w:r>
+              <w:rPr>
+                <w:rFonts w:ascii="Avenir Next" w:hAnsi="Avenir Next" w:cs="Avenir Next" w:eastAsia="Avenir Next"/>
+                <w:b/>
+                <w:color w:val="003A70"/>
+                <w:sz w:val="21"/>
+                <w:szCs w:val="21"/>
+              </w:rPr>
+              <w:t xml:space="preserve">a.</w:t>
+            </w:r>
+            <w:r>
+              <w:rPr>
+                <w:rFonts w:ascii="Avenir Next" w:hAnsi="Avenir Next" w:cs="Avenir Next" w:eastAsia="Avenir Next"/>
+                <w:color w:val="1A1A1A"/>
+                <w:sz w:val="21"/>
+                <w:szCs w:val="21"/>
               </w:rPr>
               <w:tab/>
+            </w:r>
+            <w:r>
+              <w:rPr>
+                <w:rFonts w:ascii="Avenir Next" w:hAnsi="Avenir Next" w:cs="Avenir Next" w:eastAsia="Avenir Next"/>
+                <w:color w:val="1A1A1A"/>
+                <w:sz w:val="21"/>
+                <w:szCs w:val="21"/>
+              </w:rPr>
+              <w:t xml:space="preserve">Percent of the beads that are green</w:t>
+            </w:r>
+            <w:r>
+              <w:rPr>
+                <w:rFonts w:ascii="Avenir Next" w:hAnsi="Avenir Next" w:cs="Avenir Next" w:eastAsia="Avenir Next"/>
+                <w:color w:val="1A1A1A"/>
+                <w:sz w:val="21"/>
+                <w:szCs w:val="21"/>
+              </w:rPr>
+              <w:t xml:space="preserve">  </w:t>
+            </w:r>
+            <w:r>
+              <w:rPr>
+                <w:rFonts w:ascii="Avenir Next" w:hAnsi="Avenir Next" w:cs="Avenir Next" w:eastAsia="Avenir Next"/>
+                <w:color w:val="1A1A1A"/>
+                <w:sz w:val="21"/>
+                <w:szCs w:val="21"/>
+                <w:u w:val="single"/>
+              </w:rPr>
+              <w:t xml:space="preserve">                </w:t>
+            </w:r>
+            <w:r>
+              <w:rPr>
+                <w:rFonts w:ascii="Avenir Next" w:hAnsi="Avenir Next" w:cs="Avenir Next" w:eastAsia="Avenir Next"/>
+                <w:color w:val="1A1A1A"/>
+                <w:sz w:val="21"/>
+                <w:szCs w:val="21"/>
+              </w:rPr>
+              <w:t xml:space="preserve"> %</w:t>
+            </w:r>
+          </w:p>
+          <w:p>
+            <w:pPr>
+              <w:keepNext/>
+              <w:tabs>
+                <w:tab w:val="left" w:pos="772"/>
+              </w:tabs>
+              <w:spacing w:before="0" w:after="60" w:line="276" w:lineRule="auto"/>
+              <w:ind w:left="772" w:hanging="340"/>
+            </w:pPr>
+            <w:r>
+              <w:rPr>
+                <w:rFonts w:ascii="Avenir Next" w:hAnsi="Avenir Next" w:cs="Avenir Next" w:eastAsia="Avenir Next"/>
+                <w:b/>
+                <w:color w:val="003A70"/>
+                <w:sz w:val="21"/>
+                <w:szCs w:val="21"/>
+              </w:rPr>
+              <w:t xml:space="preserve">b.</w:t>
+            </w:r>
+            <w:r>
+              <w:rPr>
+                <w:rFonts w:ascii="Avenir Next" w:hAnsi="Avenir Next" w:cs="Avenir Next" w:eastAsia="Avenir Next"/>
+                <w:color w:val="1A1A1A"/>
+                <w:sz w:val="21"/>
+                <w:szCs w:val="21"/>
+              </w:rPr>
+              <w:tab/>
+            </w:r>
+            <w:r>
+              <w:rPr>
+                <w:rFonts w:ascii="Avenir Next" w:hAnsi="Avenir Next" w:cs="Avenir Next" w:eastAsia="Avenir Next"/>
+                <w:color w:val="1A1A1A"/>
+                <w:sz w:val="21"/>
+                <w:szCs w:val="21"/>
+              </w:rPr>
+              <w:t xml:space="preserve">That percent as a decimal (use this one in the code)</w:t>
+            </w:r>
+            <w:r>
+              <w:rPr>
+                <w:rFonts w:ascii="Avenir Next" w:hAnsi="Avenir Next" w:cs="Avenir Next" w:eastAsia="Avenir Next"/>
+                <w:color w:val="1A1A1A"/>
+                <w:sz w:val="21"/>
+                <w:szCs w:val="21"/>
+              </w:rPr>
+              <w:t xml:space="preserve">  </w:t>
+            </w:r>
+            <w:r>
+              <w:rPr>
+                <w:rFonts w:ascii="Avenir Next" w:hAnsi="Avenir Next" w:cs="Avenir Next" w:eastAsia="Avenir Next"/>
+                <w:color w:val="1A1A1A"/>
+                <w:sz w:val="21"/>
+                <w:szCs w:val="21"/>
+                <w:u w:val="single"/>
+              </w:rPr>
+              <w:t xml:space="preserve">                      </w:t>
             </w:r>
           </w:p>
         </w:tc>
@@ -2632,8 +2711,8 @@
               <w:tblLook w:val="0000" w:firstRow="0" w:lastRow="0" w:firstColumn="0" w:lastColumn="0" w:noHBand="1" w:noVBand="1"/>
             </w:tblPr>
             <w:tblGrid>
-              <w:gridCol w:w="6280"/>
-              <w:gridCol w:w="3224"/>
+              <w:gridCol w:w="7504"/>
+              <w:gridCol w:w="2000"/>
             </w:tblGrid>
             <w:tr>
               <w:trPr>
@@ -2641,7 +2720,7 @@
               </w:trPr>
               <w:tc>
                 <w:tcPr>
-                  <w:tcW w:w="6280" w:type="dxa"/>
+                  <w:tcW w:w="7504" w:type="dxa"/>
                   <w:vAlign w:val="top"/>
                 </w:tcPr>
                 <w:p>
@@ -2658,8 +2737,8 @@
                       <w:rFonts w:ascii="Avenir Next" w:hAnsi="Avenir Next" w:cs="Avenir Next" w:eastAsia="Avenir Next"/>
                       <w:b/>
                       <w:color w:val="1A1A1A"/>
-                      <w:sz w:val="20"/>
-                      <w:szCs w:val="20"/>
+                      <w:sz w:val="21"/>
+                      <w:szCs w:val="21"/>
                     </w:rPr>
                     <w:t xml:space="preserve">7.</w:t>
                   </w:r>
@@ -2667,8 +2746,8 @@
                     <w:rPr>
                       <w:rFonts w:ascii="Avenir Next" w:hAnsi="Avenir Next" w:cs="Avenir Next" w:eastAsia="Avenir Next"/>
                       <w:color w:val="1A1A1A"/>
-                      <w:sz w:val="20"/>
-                      <w:szCs w:val="20"/>
+                      <w:sz w:val="21"/>
+                      <w:szCs w:val="21"/>
                     </w:rPr>
                     <w:tab/>
                   </w:r>
@@ -2677,8 +2756,8 @@
                       <w:rFonts w:ascii="Avenir Next" w:hAnsi="Avenir Next" w:cs="Avenir Next" w:eastAsia="Avenir Next"/>
                       <w:b/>
                       <w:color w:val="1A1A1A"/>
-                      <w:sz w:val="20"/>
-                      <w:szCs w:val="20"/>
+                      <w:sz w:val="21"/>
+                      <w:szCs w:val="21"/>
                     </w:rPr>
                     <w:t xml:space="preserve">Step Counter.  </w:t>
                   </w:r>
@@ -2686,10 +2765,10 @@
                     <w:rPr>
                       <w:rFonts w:ascii="Avenir Next" w:hAnsi="Avenir Next" w:cs="Avenir Next" w:eastAsia="Avenir Next"/>
                       <w:color w:val="1A1A1A"/>
-                      <w:sz w:val="20"/>
-                      <w:szCs w:val="20"/>
-                    </w:rPr>
-                    <w:t xml:space="preserve">The grid shows how much of her daily step goal Imani has reached.</w:t>
+                      <w:sz w:val="21"/>
+                      <w:szCs w:val="21"/>
+                    </w:rPr>
+                    <w:t xml:space="preserve">The grid shows how much of her step goal Imani reached.</w:t>
                   </w:r>
                 </w:p>
                 <w:p>
@@ -2706,8 +2785,8 @@
                       <w:rFonts w:ascii="Avenir Next" w:hAnsi="Avenir Next" w:cs="Avenir Next" w:eastAsia="Avenir Next"/>
                       <w:b/>
                       <w:color w:val="003A70"/>
-                      <w:sz w:val="20"/>
-                      <w:szCs w:val="20"/>
+                      <w:sz w:val="21"/>
+                      <w:szCs w:val="21"/>
                     </w:rPr>
                     <w:t xml:space="preserve">a.</w:t>
                   </w:r>
@@ -2715,8 +2794,8 @@
                     <w:rPr>
                       <w:rFonts w:ascii="Avenir Next" w:hAnsi="Avenir Next" w:cs="Avenir Next" w:eastAsia="Avenir Next"/>
                       <w:color w:val="1A1A1A"/>
-                      <w:sz w:val="20"/>
-                      <w:szCs w:val="20"/>
+                      <w:sz w:val="21"/>
+                      <w:szCs w:val="21"/>
                     </w:rPr>
                     <w:tab/>
                   </w:r>
@@ -2724,8 +2803,8 @@
                     <w:rPr>
                       <w:rFonts w:ascii="Avenir Next" w:hAnsi="Avenir Next" w:cs="Avenir Next" w:eastAsia="Avenir Next"/>
                       <w:color w:val="1A1A1A"/>
-                      <w:sz w:val="20"/>
-                      <w:szCs w:val="20"/>
+                      <w:sz w:val="21"/>
+                      <w:szCs w:val="21"/>
                     </w:rPr>
                     <w:t xml:space="preserve">Percent</w:t>
                   </w:r>
@@ -2733,8 +2812,8 @@
                     <w:rPr>
                       <w:rFonts w:ascii="Avenir Next" w:hAnsi="Avenir Next" w:cs="Avenir Next" w:eastAsia="Avenir Next"/>
                       <w:color w:val="1A1A1A"/>
-                      <w:sz w:val="20"/>
-                      <w:szCs w:val="20"/>
+                      <w:sz w:val="21"/>
+                      <w:szCs w:val="21"/>
                     </w:rPr>
                     <w:t xml:space="preserve">  </w:t>
                   </w:r>
@@ -2742,8 +2821,8 @@
                     <w:rPr>
                       <w:rFonts w:ascii="Avenir Next" w:hAnsi="Avenir Next" w:cs="Avenir Next" w:eastAsia="Avenir Next"/>
                       <w:color w:val="1A1A1A"/>
-                      <w:sz w:val="20"/>
-                      <w:szCs w:val="20"/>
+                      <w:sz w:val="21"/>
+                      <w:szCs w:val="21"/>
                       <w:u w:val="single"/>
                     </w:rPr>
                     <w:t xml:space="preserve">                </w:t>
@@ -2752,8 +2831,8 @@
                     <w:rPr>
                       <w:rFonts w:ascii="Avenir Next" w:hAnsi="Avenir Next" w:cs="Avenir Next" w:eastAsia="Avenir Next"/>
                       <w:color w:val="1A1A1A"/>
-                      <w:sz w:val="20"/>
-                      <w:szCs w:val="20"/>
+                      <w:sz w:val="21"/>
+                      <w:szCs w:val="21"/>
                     </w:rPr>
                     <w:t xml:space="preserve"> %</w:t>
                   </w:r>
@@ -2772,8 +2851,8 @@
                       <w:rFonts w:ascii="Avenir Next" w:hAnsi="Avenir Next" w:cs="Avenir Next" w:eastAsia="Avenir Next"/>
                       <w:b/>
                       <w:color w:val="003A70"/>
-                      <w:sz w:val="20"/>
-                      <w:szCs w:val="20"/>
+                      <w:sz w:val="21"/>
+                      <w:szCs w:val="21"/>
                     </w:rPr>
                     <w:t xml:space="preserve">b.</w:t>
                   </w:r>
@@ -2781,8 +2860,8 @@
                     <w:rPr>
                       <w:rFonts w:ascii="Avenir Next" w:hAnsi="Avenir Next" w:cs="Avenir Next" w:eastAsia="Avenir Next"/>
                       <w:color w:val="1A1A1A"/>
-                      <w:sz w:val="20"/>
-                      <w:szCs w:val="20"/>
+                      <w:sz w:val="21"/>
+                      <w:szCs w:val="21"/>
                     </w:rPr>
                     <w:tab/>
                   </w:r>
@@ -2790,8 +2869,8 @@
                     <w:rPr>
                       <w:rFonts w:ascii="Avenir Next" w:hAnsi="Avenir Next" w:cs="Avenir Next" w:eastAsia="Avenir Next"/>
                       <w:color w:val="1A1A1A"/>
-                      <w:sz w:val="20"/>
-                      <w:szCs w:val="20"/>
+                      <w:sz w:val="21"/>
+                      <w:szCs w:val="21"/>
                     </w:rPr>
                     <w:t xml:space="preserve">Decimal</w:t>
                   </w:r>
@@ -2799,8 +2878,8 @@
                     <w:rPr>
                       <w:rFonts w:ascii="Avenir Next" w:hAnsi="Avenir Next" w:cs="Avenir Next" w:eastAsia="Avenir Next"/>
                       <w:color w:val="1A1A1A"/>
-                      <w:sz w:val="20"/>
-                      <w:szCs w:val="20"/>
+                      <w:sz w:val="21"/>
+                      <w:szCs w:val="21"/>
                     </w:rPr>
                     <w:t xml:space="preserve">  </w:t>
                   </w:r>
@@ -2808,8 +2887,8 @@
                     <w:rPr>
                       <w:rFonts w:ascii="Avenir Next" w:hAnsi="Avenir Next" w:cs="Avenir Next" w:eastAsia="Avenir Next"/>
                       <w:color w:val="1A1A1A"/>
-                      <w:sz w:val="20"/>
-                      <w:szCs w:val="20"/>
+                      <w:sz w:val="21"/>
+                      <w:szCs w:val="21"/>
                       <w:u w:val="single"/>
                     </w:rPr>
                     <w:t xml:space="preserve">                      </w:t>
@@ -2829,8 +2908,8 @@
                       <w:rFonts w:ascii="Avenir Next" w:hAnsi="Avenir Next" w:cs="Avenir Next" w:eastAsia="Avenir Next"/>
                       <w:b/>
                       <w:color w:val="003A70"/>
-                      <w:sz w:val="20"/>
-                      <w:szCs w:val="20"/>
+                      <w:sz w:val="21"/>
+                      <w:szCs w:val="21"/>
                     </w:rPr>
                     <w:t xml:space="preserve">c.</w:t>
                   </w:r>
@@ -2838,8 +2917,8 @@
                     <w:rPr>
                       <w:rFonts w:ascii="Avenir Next" w:hAnsi="Avenir Next" w:cs="Avenir Next" w:eastAsia="Avenir Next"/>
                       <w:color w:val="1A1A1A"/>
-                      <w:sz w:val="20"/>
-                      <w:szCs w:val="20"/>
+                      <w:sz w:val="21"/>
+                      <w:szCs w:val="21"/>
                     </w:rPr>
                     <w:tab/>
                   </w:r>
@@ -2847,8 +2926,8 @@
                     <w:rPr>
                       <w:rFonts w:ascii="Avenir Next" w:hAnsi="Avenir Next" w:cs="Avenir Next" w:eastAsia="Avenir Next"/>
                       <w:color w:val="1A1A1A"/>
-                      <w:sz w:val="20"/>
-                      <w:szCs w:val="20"/>
+                      <w:sz w:val="21"/>
+                      <w:szCs w:val="21"/>
                     </w:rPr>
                     <w:t xml:space="preserve">Fraction in simplest form</w:t>
                   </w:r>
@@ -2856,8 +2935,8 @@
                     <w:rPr>
                       <w:rFonts w:ascii="Avenir Next" w:hAnsi="Avenir Next" w:cs="Avenir Next" w:eastAsia="Avenir Next"/>
                       <w:color w:val="1A1A1A"/>
-                      <w:sz w:val="20"/>
-                      <w:szCs w:val="20"/>
+                      <w:sz w:val="21"/>
+                      <w:szCs w:val="21"/>
                     </w:rPr>
                     <w:t xml:space="preserve">  </w:t>
                   </w:r>
@@ -2865,8 +2944,8 @@
                     <w:rPr>
                       <w:rFonts w:ascii="Avenir Next" w:hAnsi="Avenir Next" w:cs="Avenir Next" w:eastAsia="Avenir Next"/>
                       <w:color w:val="1A1A1A"/>
-                      <w:sz w:val="20"/>
-                      <w:szCs w:val="20"/>
+                      <w:sz w:val="21"/>
+                      <w:szCs w:val="21"/>
                       <w:u w:val="single"/>
                     </w:rPr>
                     <w:t xml:space="preserve">                      </w:t>
@@ -2875,7 +2954,7 @@
               </w:tc>
               <w:tc>
                 <w:tcPr>
-                  <w:tcW w:w="3224" w:type="dxa"/>
+                  <w:tcW w:w="2000" w:type="dxa"/>
                   <w:vAlign w:val="top"/>
                 </w:tcPr>
                 <w:p>
@@ -2886,17 +2965,17 @@
                   <w:r>
                     <w:drawing>
                       <wp:inline distT="0" distB="0" distL="0" distR="0">
-                        <wp:extent cx="1371600" cy="1371600"/>
-                        <wp:docPr id="1" name="Figure 1"/>
+                        <wp:extent cx="1143000" cy="1143000"/>
+                        <wp:docPr id="2" name="Figure 2"/>
                         <a:graphic xmlns:a="http://schemas.openxmlformats.org/drawingml/2006/main">
                           <a:graphicData uri="http://schemas.openxmlformats.org/drawingml/2006/picture">
                             <pic:pic xmlns:pic="http://schemas.openxmlformats.org/drawingml/2006/picture">
                               <pic:nvPicPr>
-                                <pic:cNvPr id="1" name="image1.png"/>
+                                <pic:cNvPr id="2" name="image2.png"/>
                                 <pic:cNvPicPr/>
                               </pic:nvPicPr>
                               <pic:blipFill>
-                                <a:blip r:embed="rIdImg1"/>
+                                <a:blip r:embed="rIdImg2"/>
                                 <a:stretch>
                                   <a:fillRect/>
                                 </a:stretch>
@@ -2904,7 +2983,7 @@
                               <pic:spPr>
                                 <a:xfrm>
                                   <a:off x="0" y="0"/>
-                                  <a:ext cx="1371600" cy="1371600"/>
+                                  <a:ext cx="1143000" cy="1143000"/>
                                 </a:xfrm>
                                 <a:prstGeom prst="rect">
                                   <a:avLst/>
@@ -2985,8 +3064,8 @@
                 <w:rFonts w:ascii="Avenir Next" w:hAnsi="Avenir Next" w:cs="Avenir Next" w:eastAsia="Avenir Next"/>
                 <w:b/>
                 <w:color w:val="1A1A1A"/>
-                <w:sz w:val="20"/>
-                <w:szCs w:val="20"/>
+                <w:sz w:val="21"/>
+                <w:szCs w:val="21"/>
               </w:rPr>
               <w:t xml:space="preserve">8.</w:t>
             </w:r>
@@ -2994,8 +3073,8 @@
               <w:rPr>
                 <w:rFonts w:ascii="Avenir Next" w:hAnsi="Avenir Next" w:cs="Avenir Next" w:eastAsia="Avenir Next"/>
                 <w:color w:val="1A1A1A"/>
-                <w:sz w:val="20"/>
-                <w:szCs w:val="20"/>
+                <w:sz w:val="21"/>
+                <w:szCs w:val="21"/>
               </w:rPr>
               <w:tab/>
             </w:r>
@@ -3004,8 +3083,8 @@
                 <w:rFonts w:ascii="Avenir Next" w:hAnsi="Avenir Next" w:cs="Avenir Next" w:eastAsia="Avenir Next"/>
                 <w:b/>
                 <w:color w:val="1A1A1A"/>
-                <w:sz w:val="20"/>
-                <w:szCs w:val="20"/>
+                <w:sz w:val="21"/>
+                <w:szCs w:val="21"/>
               </w:rPr>
               <w:t xml:space="preserve">Three Surveys.  </w:t>
             </w:r>
@@ -3013,37 +3092,10 @@
               <w:rPr>
                 <w:rFonts w:ascii="Avenir Next" w:hAnsi="Avenir Next" w:cs="Avenir Next" w:eastAsia="Avenir Next"/>
                 <w:color w:val="1A1A1A"/>
-                <w:sz w:val="20"/>
-                <w:szCs w:val="20"/>
-              </w:rPr>
-              <w:t xml:space="preserve">Survey A: 0.62 of students bring lunch. Survey B: 3/5 bring lunch. Survey C: 61% bring lunch.</w:t>
-            </w:r>
-          </w:p>
-          <w:p>
-            <w:pPr>
-              <w:keepNext/>
-              <w:spacing w:before="0" w:after="40" w:line="252" w:lineRule="auto"/>
-              <w:ind w:left="432"/>
-            </w:pPr>
-            <w:r>
-              <w:rPr>
-                <w:rFonts w:ascii="Avenir Next" w:hAnsi="Avenir Next" w:cs="Avenir Next" w:eastAsia="Avenir Next"/>
-                <w:b/>
-                <w:color w:val="003A70"/>
-                <w:sz w:val="17"/>
-                <w:szCs w:val="17"/>
-              </w:rPr>
-              <w:t xml:space="preserve">Hint  </w:t>
-            </w:r>
-            <w:r>
-              <w:rPr>
-                <w:rFonts w:ascii="Avenir Next" w:hAnsi="Avenir Next" w:cs="Avenir Next" w:eastAsia="Avenir Next"/>
-                <w:i/>
-                <w:color w:val="5A5F66"/>
-                <w:sz w:val="17"/>
-                <w:szCs w:val="17"/>
-              </w:rPr>
-              <w:t xml:space="preserve">3/5 = 60/100.</w:t>
+                <w:sz w:val="21"/>
+                <w:szCs w:val="21"/>
+              </w:rPr>
+              <w:t xml:space="preserve">Survey A: 0.62 of students bring lunch. B: 3/5 bring lunch. C: 61% do.</w:t>
             </w:r>
           </w:p>
           <w:p>
@@ -3060,8 +3112,8 @@
                 <w:rFonts w:ascii="Avenir Next" w:hAnsi="Avenir Next" w:cs="Avenir Next" w:eastAsia="Avenir Next"/>
                 <w:b/>
                 <w:color w:val="003A70"/>
-                <w:sz w:val="20"/>
-                <w:szCs w:val="20"/>
+                <w:sz w:val="21"/>
+                <w:szCs w:val="21"/>
               </w:rPr>
               <w:t xml:space="preserve">a.</w:t>
             </w:r>
@@ -3069,8 +3121,8 @@
               <w:rPr>
                 <w:rFonts w:ascii="Avenir Next" w:hAnsi="Avenir Next" w:cs="Avenir Next" w:eastAsia="Avenir Next"/>
                 <w:color w:val="1A1A1A"/>
-                <w:sz w:val="20"/>
-                <w:szCs w:val="20"/>
+                <w:sz w:val="21"/>
+                <w:szCs w:val="21"/>
               </w:rPr>
               <w:tab/>
             </w:r>
@@ -3078,8 +3130,8 @@
               <w:rPr>
                 <w:rFonts w:ascii="Avenir Next" w:hAnsi="Avenir Next" w:cs="Avenir Next" w:eastAsia="Avenir Next"/>
                 <w:color w:val="1A1A1A"/>
-                <w:sz w:val="20"/>
-                <w:szCs w:val="20"/>
+                <w:sz w:val="21"/>
+                <w:szCs w:val="21"/>
               </w:rPr>
               <w:t xml:space="preserve">Write all three as percents.</w:t>
             </w:r>
@@ -3087,8 +3139,8 @@
               <w:rPr>
                 <w:rFonts w:ascii="Avenir Next" w:hAnsi="Avenir Next" w:cs="Avenir Next" w:eastAsia="Avenir Next"/>
                 <w:color w:val="1A1A1A"/>
-                <w:sz w:val="20"/>
-                <w:szCs w:val="20"/>
+                <w:sz w:val="21"/>
+                <w:szCs w:val="21"/>
               </w:rPr>
               <w:t xml:space="preserve">  </w:t>
             </w:r>
@@ -3096,8 +3148,8 @@
               <w:rPr>
                 <w:rFonts w:ascii="Avenir Next" w:hAnsi="Avenir Next" w:cs="Avenir Next" w:eastAsia="Avenir Next"/>
                 <w:color w:val="1A1A1A"/>
-                <w:sz w:val="20"/>
-                <w:szCs w:val="20"/>
+                <w:sz w:val="21"/>
+                <w:szCs w:val="21"/>
                 <w:u w:val="single"/>
               </w:rPr>
               <w:t xml:space="preserve">                      </w:t>
@@ -3117,8 +3169,8 @@
                 <w:rFonts w:ascii="Avenir Next" w:hAnsi="Avenir Next" w:cs="Avenir Next" w:eastAsia="Avenir Next"/>
                 <w:b/>
                 <w:color w:val="003A70"/>
-                <w:sz w:val="20"/>
-                <w:szCs w:val="20"/>
+                <w:sz w:val="21"/>
+                <w:szCs w:val="21"/>
               </w:rPr>
               <w:t xml:space="preserve">b.</w:t>
             </w:r>
@@ -3126,8 +3178,8 @@
               <w:rPr>
                 <w:rFonts w:ascii="Avenir Next" w:hAnsi="Avenir Next" w:cs="Avenir Next" w:eastAsia="Avenir Next"/>
                 <w:color w:val="1A1A1A"/>
-                <w:sz w:val="20"/>
-                <w:szCs w:val="20"/>
+                <w:sz w:val="21"/>
+                <w:szCs w:val="21"/>
               </w:rPr>
               <w:tab/>
             </w:r>
@@ -3135,8 +3187,8 @@
               <w:rPr>
                 <w:rFonts w:ascii="Avenir Next" w:hAnsi="Avenir Next" w:cs="Avenir Next" w:eastAsia="Avenir Next"/>
                 <w:color w:val="1A1A1A"/>
-                <w:sz w:val="20"/>
-                <w:szCs w:val="20"/>
+                <w:sz w:val="21"/>
+                <w:szCs w:val="21"/>
               </w:rPr>
               <w:t xml:space="preserve">Order the surveys from least to greatest.</w:t>
             </w:r>
@@ -3144,8 +3196,8 @@
               <w:rPr>
                 <w:rFonts w:ascii="Avenir Next" w:hAnsi="Avenir Next" w:cs="Avenir Next" w:eastAsia="Avenir Next"/>
                 <w:color w:val="1A1A1A"/>
-                <w:sz w:val="20"/>
-                <w:szCs w:val="20"/>
+                <w:sz w:val="21"/>
+                <w:szCs w:val="21"/>
               </w:rPr>
               <w:t xml:space="preserve">  </w:t>
             </w:r>
@@ -3153,75 +3205,12 @@
               <w:rPr>
                 <w:rFonts w:ascii="Avenir Next" w:hAnsi="Avenir Next" w:cs="Avenir Next" w:eastAsia="Avenir Next"/>
                 <w:color w:val="1A1A1A"/>
-                <w:sz w:val="20"/>
-                <w:szCs w:val="20"/>
+                <w:sz w:val="21"/>
+                <w:szCs w:val="21"/>
                 <w:u w:val="single"/>
               </w:rPr>
               <w:t xml:space="preserve">                      </w:t>
             </w:r>
-          </w:p>
-          <w:p>
-            <w:pPr>
-              <w:spacing w:before="0" w:after="0" w:line="60" w:lineRule="auto"/>
-            </w:pPr>
-          </w:p>
-          <w:tbl>
-            <w:tblPr>
-              <w:tblInd w:w="432" w:type="dxa"/>
-              <w:tblW w:w="9072" w:type="dxa"/>
-              <w:jc w:val="left"/>
-              <w:tblBorders>
-                <w:top w:val="single" w:sz="4" w:space="0" w:color="8A9099"/>
-                <w:left w:val="single" w:sz="4" w:space="0" w:color="8A9099"/>
-                <w:bottom w:val="single" w:sz="4" w:space="0" w:color="8A9099"/>
-                <w:right w:val="single" w:sz="4" w:space="0" w:color="8A9099"/>
-                <w:insideH w:val="nil"/>
-                <w:insideV w:val="nil"/>
-              </w:tblBorders>
-              <w:tblLayout w:type="fixed"/>
-              <w:tblCellMar>
-                <w:top w:w="50" w:type="dxa"/>
-                <w:left w:w="100" w:type="dxa"/>
-                <w:bottom w:w="50" w:type="dxa"/>
-                <w:right w:w="100" w:type="dxa"/>
-              </w:tblCellMar>
-              <w:tblLook w:val="0000" w:firstRow="0" w:lastRow="0" w:firstColumn="0" w:lastColumn="0" w:noHBand="1" w:noVBand="1"/>
-            </w:tblPr>
-            <w:tblGrid>
-              <w:gridCol w:w="9072"/>
-            </w:tblGrid>
-            <w:tr>
-              <w:trPr>
-                <w:cantSplit/>
-                <w:trHeight w:val="590" w:hRule="atLeast"/>
-              </w:trPr>
-              <w:tc>
-                <w:tcPr>
-                  <w:tcW w:w="9072" w:type="dxa"/>
-                  <w:vAlign w:val="top"/>
-                </w:tcPr>
-                <w:p>
-                  <w:pPr>
-                    <w:spacing w:before="0" w:after="0" w:line="240" w:lineRule="auto"/>
-                  </w:pPr>
-                  <w:r>
-                    <w:rPr>
-                      <w:rFonts w:ascii="Avenir Next" w:hAnsi="Avenir Next" w:cs="Avenir Next" w:eastAsia="Avenir Next"/>
-                      <w:i/>
-                      <w:color w:val="8A9099"/>
-                      <w:sz w:val="14"/>
-                      <w:szCs w:val="14"/>
-                    </w:rPr>
-                    <w:t xml:space="preserve">Show your work.</w:t>
-                  </w:r>
-                </w:p>
-              </w:tc>
-            </w:tr>
-          </w:tbl>
-          <w:p>
-            <w:pPr>
-              <w:spacing w:before="0" w:after="0" w:line="24" w:lineRule="auto"/>
-            </w:pPr>
           </w:p>
         </w:tc>
       </w:tr>
@@ -3241,6 +3230,7 @@
           <w:tab w:val="right" w:pos="9504"/>
         </w:tabs>
         <w:spacing w:before="90" w:after="50" w:line="240" w:lineRule="auto"/>
+        <w:outlineLvl w:val="1"/>
       </w:pPr>
       <w:r>
         <w:rPr>
@@ -3325,8 +3315,8 @@
                 <w:rFonts w:ascii="Avenir Next" w:hAnsi="Avenir Next" w:cs="Avenir Next" w:eastAsia="Avenir Next"/>
                 <w:b/>
                 <w:color w:val="1A1A1A"/>
-                <w:sz w:val="20"/>
-                <w:szCs w:val="20"/>
+                <w:sz w:val="21"/>
+                <w:szCs w:val="21"/>
               </w:rPr>
               <w:t xml:space="preserve">9.</w:t>
             </w:r>
@@ -3334,8 +3324,8 @@
               <w:rPr>
                 <w:rFonts w:ascii="Avenir Next" w:hAnsi="Avenir Next" w:cs="Avenir Next" w:eastAsia="Avenir Next"/>
                 <w:color w:val="1A1A1A"/>
-                <w:sz w:val="20"/>
-                <w:szCs w:val="20"/>
+                <w:sz w:val="21"/>
+                <w:szCs w:val="21"/>
               </w:rPr>
               <w:tab/>
             </w:r>
@@ -3344,8 +3334,8 @@
                 <w:rFonts w:ascii="Avenir Next" w:hAnsi="Avenir Next" w:cs="Avenir Next" w:eastAsia="Avenir Next"/>
                 <w:b/>
                 <w:color w:val="1A1A1A"/>
-                <w:sz w:val="20"/>
-                <w:szCs w:val="20"/>
+                <w:sz w:val="21"/>
+                <w:szCs w:val="21"/>
               </w:rPr>
               <w:t xml:space="preserve">Maya’s Work.  </w:t>
             </w:r>
@@ -3353,8 +3343,8 @@
               <w:rPr>
                 <w:rFonts w:ascii="Avenir Next" w:hAnsi="Avenir Next" w:cs="Avenir Next" w:eastAsia="Avenir Next"/>
                 <w:color w:val="1A1A1A"/>
-                <w:sz w:val="20"/>
-                <w:szCs w:val="20"/>
+                <w:sz w:val="21"/>
+                <w:szCs w:val="21"/>
               </w:rPr>
               <w:t xml:space="preserve">Maya wrote the decimal 0.7 as 7%. She said the digit looks the same. Explain her mistake. Then write 0.7 correctly as a percent.</w:t>
             </w:r>
@@ -3387,7 +3377,7 @@
             <w:tr>
               <w:trPr>
                 <w:cantSplit/>
-                <w:trHeight w:val="340" w:hRule="atLeast"/>
+                <w:trHeight w:val="368" w:hRule="atLeast"/>
               </w:trPr>
               <w:tc>
                 <w:tcPr>
@@ -3407,27 +3397,7 @@
             <w:tr>
               <w:trPr>
                 <w:cantSplit/>
-                <w:trHeight w:val="340" w:hRule="atLeast"/>
-              </w:trPr>
-              <w:tc>
-                <w:tcPr>
-                  <w:tcW w:w="9072" w:type="dxa"/>
-                  <w:tcBorders>
-                    <w:bottom w:val="single" w:sz="4" w:space="0" w:color="000000"/>
-                  </w:tcBorders>
-                  <w:vAlign w:val="top"/>
-                </w:tcPr>
-                <w:p>
-                  <w:pPr>
-                    <w:spacing w:before="0" w:after="0" w:line="240" w:lineRule="auto"/>
-                  </w:pPr>
-                </w:p>
-              </w:tc>
-            </w:tr>
-            <w:tr>
-              <w:trPr>
-                <w:cantSplit/>
-                <w:trHeight w:val="340" w:hRule="atLeast"/>
+                <w:trHeight w:val="368" w:hRule="atLeast"/>
               </w:trPr>
               <w:tc>
                 <w:tcPr>
@@ -3468,6 +3438,7 @@
           <w:tab w:val="right" w:pos="9504"/>
         </w:tabs>
         <w:spacing w:before="90" w:after="50" w:line="240" w:lineRule="auto"/>
+        <w:outlineLvl w:val="1"/>
       </w:pPr>
       <w:r>
         <w:rPr>
@@ -3552,8 +3523,8 @@
                 <w:rFonts w:ascii="Avenir Next" w:hAnsi="Avenir Next" w:cs="Avenir Next" w:eastAsia="Avenir Next"/>
                 <w:b/>
                 <w:color w:val="1A1A1A"/>
-                <w:sz w:val="20"/>
-                <w:szCs w:val="20"/>
+                <w:sz w:val="21"/>
+                <w:szCs w:val="21"/>
               </w:rPr>
               <w:t xml:space="preserve">10.</w:t>
             </w:r>
@@ -3561,8 +3532,8 @@
               <w:rPr>
                 <w:rFonts w:ascii="Avenir Next" w:hAnsi="Avenir Next" w:cs="Avenir Next" w:eastAsia="Avenir Next"/>
                 <w:color w:val="1A1A1A"/>
-                <w:sz w:val="20"/>
-                <w:szCs w:val="20"/>
+                <w:sz w:val="21"/>
+                <w:szCs w:val="21"/>
               </w:rPr>
               <w:tab/>
             </w:r>
@@ -3570,8 +3541,8 @@
               <w:rPr>
                 <w:rFonts w:ascii="Avenir Next" w:hAnsi="Avenir Next" w:cs="Avenir Next" w:eastAsia="Avenir Next"/>
                 <w:color w:val="1A1A1A"/>
-                <w:sz w:val="20"/>
-                <w:szCs w:val="20"/>
+                <w:sz w:val="21"/>
+                <w:szCs w:val="21"/>
               </w:rPr>
               <w:t xml:space="preserve">0.3 written as a percent is —</w:t>
             </w:r>
@@ -3626,8 +3597,8 @@
                       <w:rFonts w:ascii="Avenir Next" w:hAnsi="Avenir Next" w:cs="Avenir Next" w:eastAsia="Avenir Next"/>
                       <w:b/>
                       <w:color w:val="003A70"/>
-                      <w:sz w:val="19"/>
-                      <w:szCs w:val="19"/>
+                      <w:sz w:val="20"/>
+                      <w:szCs w:val="20"/>
                     </w:rPr>
                     <w:t xml:space="preserve">A</w:t>
                   </w:r>
@@ -3635,8 +3606,8 @@
                     <w:rPr>
                       <w:rFonts w:ascii="Avenir Next" w:hAnsi="Avenir Next" w:cs="Avenir Next" w:eastAsia="Avenir Next"/>
                       <w:color w:val="1A1A1A"/>
-                      <w:sz w:val="19"/>
-                      <w:szCs w:val="19"/>
+                      <w:sz w:val="20"/>
+                      <w:szCs w:val="20"/>
                     </w:rPr>
                     <w:tab/>
                   </w:r>
@@ -3644,8 +3615,8 @@
                     <w:rPr>
                       <w:rFonts w:ascii="Avenir Next" w:hAnsi="Avenir Next" w:cs="Avenir Next" w:eastAsia="Avenir Next"/>
                       <w:color w:val="1A1A1A"/>
-                      <w:sz w:val="19"/>
-                      <w:szCs w:val="19"/>
+                      <w:sz w:val="20"/>
+                      <w:szCs w:val="20"/>
                     </w:rPr>
                     <w:t xml:space="preserve">3%</w:t>
                   </w:r>
@@ -3669,8 +3640,8 @@
                       <w:rFonts w:ascii="Avenir Next" w:hAnsi="Avenir Next" w:cs="Avenir Next" w:eastAsia="Avenir Next"/>
                       <w:b/>
                       <w:color w:val="003A70"/>
-                      <w:sz w:val="19"/>
-                      <w:szCs w:val="19"/>
+                      <w:sz w:val="20"/>
+                      <w:szCs w:val="20"/>
                     </w:rPr>
                     <w:t xml:space="preserve">B</w:t>
                   </w:r>
@@ -3678,8 +3649,8 @@
                     <w:rPr>
                       <w:rFonts w:ascii="Avenir Next" w:hAnsi="Avenir Next" w:cs="Avenir Next" w:eastAsia="Avenir Next"/>
                       <w:color w:val="1A1A1A"/>
-                      <w:sz w:val="19"/>
-                      <w:szCs w:val="19"/>
+                      <w:sz w:val="20"/>
+                      <w:szCs w:val="20"/>
                     </w:rPr>
                     <w:tab/>
                   </w:r>
@@ -3687,8 +3658,8 @@
                     <w:rPr>
                       <w:rFonts w:ascii="Avenir Next" w:hAnsi="Avenir Next" w:cs="Avenir Next" w:eastAsia="Avenir Next"/>
                       <w:color w:val="1A1A1A"/>
-                      <w:sz w:val="19"/>
-                      <w:szCs w:val="19"/>
+                      <w:sz w:val="20"/>
+                      <w:szCs w:val="20"/>
                     </w:rPr>
                     <w:t xml:space="preserve">0.3%</w:t>
                   </w:r>
@@ -3712,8 +3683,8 @@
                       <w:rFonts w:ascii="Avenir Next" w:hAnsi="Avenir Next" w:cs="Avenir Next" w:eastAsia="Avenir Next"/>
                       <w:b/>
                       <w:color w:val="003A70"/>
-                      <w:sz w:val="19"/>
-                      <w:szCs w:val="19"/>
+                      <w:sz w:val="20"/>
+                      <w:szCs w:val="20"/>
                     </w:rPr>
                     <w:t xml:space="preserve">C</w:t>
                   </w:r>
@@ -3721,8 +3692,8 @@
                     <w:rPr>
                       <w:rFonts w:ascii="Avenir Next" w:hAnsi="Avenir Next" w:cs="Avenir Next" w:eastAsia="Avenir Next"/>
                       <w:color w:val="1A1A1A"/>
-                      <w:sz w:val="19"/>
-                      <w:szCs w:val="19"/>
+                      <w:sz w:val="20"/>
+                      <w:szCs w:val="20"/>
                     </w:rPr>
                     <w:tab/>
                   </w:r>
@@ -3730,8 +3701,8 @@
                     <w:rPr>
                       <w:rFonts w:ascii="Avenir Next" w:hAnsi="Avenir Next" w:cs="Avenir Next" w:eastAsia="Avenir Next"/>
                       <w:color w:val="1A1A1A"/>
-                      <w:sz w:val="19"/>
-                      <w:szCs w:val="19"/>
+                      <w:sz w:val="20"/>
+                      <w:szCs w:val="20"/>
                     </w:rPr>
                     <w:t xml:space="preserve">30%</w:t>
                   </w:r>
@@ -3755,8 +3726,8 @@
                       <w:rFonts w:ascii="Avenir Next" w:hAnsi="Avenir Next" w:cs="Avenir Next" w:eastAsia="Avenir Next"/>
                       <w:b/>
                       <w:color w:val="003A70"/>
-                      <w:sz w:val="19"/>
-                      <w:szCs w:val="19"/>
+                      <w:sz w:val="20"/>
+                      <w:szCs w:val="20"/>
                     </w:rPr>
                     <w:t xml:space="preserve">D</w:t>
                   </w:r>
@@ -3764,8 +3735,8 @@
                     <w:rPr>
                       <w:rFonts w:ascii="Avenir Next" w:hAnsi="Avenir Next" w:cs="Avenir Next" w:eastAsia="Avenir Next"/>
                       <w:color w:val="1A1A1A"/>
-                      <w:sz w:val="19"/>
-                      <w:szCs w:val="19"/>
+                      <w:sz w:val="20"/>
+                      <w:szCs w:val="20"/>
                     </w:rPr>
                     <w:tab/>
                   </w:r>
@@ -3773,8 +3744,8 @@
                     <w:rPr>
                       <w:rFonts w:ascii="Avenir Next" w:hAnsi="Avenir Next" w:cs="Avenir Next" w:eastAsia="Avenir Next"/>
                       <w:color w:val="1A1A1A"/>
-                      <w:sz w:val="19"/>
-                      <w:szCs w:val="19"/>
+                      <w:sz w:val="20"/>
+                      <w:szCs w:val="20"/>
                     </w:rPr>
                     <w:t xml:space="preserve">300%</w:t>
                   </w:r>
@@ -3847,8 +3818,8 @@
                 <w:rFonts w:ascii="Avenir Next" w:hAnsi="Avenir Next" w:cs="Avenir Next" w:eastAsia="Avenir Next"/>
                 <w:b/>
                 <w:color w:val="1A1A1A"/>
-                <w:sz w:val="20"/>
-                <w:szCs w:val="20"/>
+                <w:sz w:val="21"/>
+                <w:szCs w:val="21"/>
               </w:rPr>
               <w:t xml:space="preserve">11.</w:t>
             </w:r>
@@ -3856,8 +3827,8 @@
               <w:rPr>
                 <w:rFonts w:ascii="Avenir Next" w:hAnsi="Avenir Next" w:cs="Avenir Next" w:eastAsia="Avenir Next"/>
                 <w:color w:val="1A1A1A"/>
-                <w:sz w:val="20"/>
-                <w:szCs w:val="20"/>
+                <w:sz w:val="21"/>
+                <w:szCs w:val="21"/>
               </w:rPr>
               <w:tab/>
             </w:r>
@@ -3865,8 +3836,8 @@
               <w:rPr>
                 <w:rFonts w:ascii="Avenir Next" w:hAnsi="Avenir Next" w:cs="Avenir Next" w:eastAsia="Avenir Next"/>
                 <w:color w:val="1A1A1A"/>
-                <w:sz w:val="20"/>
-                <w:szCs w:val="20"/>
+                <w:sz w:val="21"/>
+                <w:szCs w:val="21"/>
               </w:rPr>
               <w:t xml:space="preserve">3/4 written as a decimal is —</w:t>
             </w:r>
@@ -3921,8 +3892,8 @@
                       <w:rFonts w:ascii="Avenir Next" w:hAnsi="Avenir Next" w:cs="Avenir Next" w:eastAsia="Avenir Next"/>
                       <w:b/>
                       <w:color w:val="003A70"/>
-                      <w:sz w:val="19"/>
-                      <w:szCs w:val="19"/>
+                      <w:sz w:val="20"/>
+                      <w:szCs w:val="20"/>
                     </w:rPr>
                     <w:t xml:space="preserve">A</w:t>
                   </w:r>
@@ -3930,8 +3901,8 @@
                     <w:rPr>
                       <w:rFonts w:ascii="Avenir Next" w:hAnsi="Avenir Next" w:cs="Avenir Next" w:eastAsia="Avenir Next"/>
                       <w:color w:val="1A1A1A"/>
-                      <w:sz w:val="19"/>
-                      <w:szCs w:val="19"/>
+                      <w:sz w:val="20"/>
+                      <w:szCs w:val="20"/>
                     </w:rPr>
                     <w:tab/>
                   </w:r>
@@ -3939,8 +3910,8 @@
                     <w:rPr>
                       <w:rFonts w:ascii="Avenir Next" w:hAnsi="Avenir Next" w:cs="Avenir Next" w:eastAsia="Avenir Next"/>
                       <w:color w:val="1A1A1A"/>
-                      <w:sz w:val="19"/>
-                      <w:szCs w:val="19"/>
+                      <w:sz w:val="20"/>
+                      <w:szCs w:val="20"/>
                     </w:rPr>
                     <w:t xml:space="preserve">0.34</w:t>
                   </w:r>
@@ -3964,8 +3935,8 @@
                       <w:rFonts w:ascii="Avenir Next" w:hAnsi="Avenir Next" w:cs="Avenir Next" w:eastAsia="Avenir Next"/>
                       <w:b/>
                       <w:color w:val="003A70"/>
-                      <w:sz w:val="19"/>
-                      <w:szCs w:val="19"/>
+                      <w:sz w:val="20"/>
+                      <w:szCs w:val="20"/>
                     </w:rPr>
                     <w:t xml:space="preserve">B</w:t>
                   </w:r>
@@ -3973,8 +3944,8 @@
                     <w:rPr>
                       <w:rFonts w:ascii="Avenir Next" w:hAnsi="Avenir Next" w:cs="Avenir Next" w:eastAsia="Avenir Next"/>
                       <w:color w:val="1A1A1A"/>
-                      <w:sz w:val="19"/>
-                      <w:szCs w:val="19"/>
+                      <w:sz w:val="20"/>
+                      <w:szCs w:val="20"/>
                     </w:rPr>
                     <w:tab/>
                   </w:r>
@@ -3982,8 +3953,8 @@
                     <w:rPr>
                       <w:rFonts w:ascii="Avenir Next" w:hAnsi="Avenir Next" w:cs="Avenir Next" w:eastAsia="Avenir Next"/>
                       <w:color w:val="1A1A1A"/>
-                      <w:sz w:val="19"/>
-                      <w:szCs w:val="19"/>
+                      <w:sz w:val="20"/>
+                      <w:szCs w:val="20"/>
                     </w:rPr>
                     <w:t xml:space="preserve">0.75</w:t>
                   </w:r>
@@ -4007,8 +3978,8 @@
                       <w:rFonts w:ascii="Avenir Next" w:hAnsi="Avenir Next" w:cs="Avenir Next" w:eastAsia="Avenir Next"/>
                       <w:b/>
                       <w:color w:val="003A70"/>
-                      <w:sz w:val="19"/>
-                      <w:szCs w:val="19"/>
+                      <w:sz w:val="20"/>
+                      <w:szCs w:val="20"/>
                     </w:rPr>
                     <w:t xml:space="preserve">C</w:t>
                   </w:r>
@@ -4016,8 +3987,8 @@
                     <w:rPr>
                       <w:rFonts w:ascii="Avenir Next" w:hAnsi="Avenir Next" w:cs="Avenir Next" w:eastAsia="Avenir Next"/>
                       <w:color w:val="1A1A1A"/>
-                      <w:sz w:val="19"/>
-                      <w:szCs w:val="19"/>
+                      <w:sz w:val="20"/>
+                      <w:szCs w:val="20"/>
                     </w:rPr>
                     <w:tab/>
                   </w:r>
@@ -4025,8 +3996,8 @@
                     <w:rPr>
                       <w:rFonts w:ascii="Avenir Next" w:hAnsi="Avenir Next" w:cs="Avenir Next" w:eastAsia="Avenir Next"/>
                       <w:color w:val="1A1A1A"/>
-                      <w:sz w:val="19"/>
-                      <w:szCs w:val="19"/>
+                      <w:sz w:val="20"/>
+                      <w:szCs w:val="20"/>
                     </w:rPr>
                     <w:t xml:space="preserve">0.43</w:t>
                   </w:r>
@@ -4050,8 +4021,8 @@
                       <w:rFonts w:ascii="Avenir Next" w:hAnsi="Avenir Next" w:cs="Avenir Next" w:eastAsia="Avenir Next"/>
                       <w:b/>
                       <w:color w:val="003A70"/>
-                      <w:sz w:val="19"/>
-                      <w:szCs w:val="19"/>
+                      <w:sz w:val="20"/>
+                      <w:szCs w:val="20"/>
                     </w:rPr>
                     <w:t xml:space="preserve">D</w:t>
                   </w:r>
@@ -4059,8 +4030,8 @@
                     <w:rPr>
                       <w:rFonts w:ascii="Avenir Next" w:hAnsi="Avenir Next" w:cs="Avenir Next" w:eastAsia="Avenir Next"/>
                       <w:color w:val="1A1A1A"/>
-                      <w:sz w:val="19"/>
-                      <w:szCs w:val="19"/>
+                      <w:sz w:val="20"/>
+                      <w:szCs w:val="20"/>
                     </w:rPr>
                     <w:tab/>
                   </w:r>
@@ -4068,8 +4039,8 @@
                     <w:rPr>
                       <w:rFonts w:ascii="Avenir Next" w:hAnsi="Avenir Next" w:cs="Avenir Next" w:eastAsia="Avenir Next"/>
                       <w:color w:val="1A1A1A"/>
-                      <w:sz w:val="19"/>
-                      <w:szCs w:val="19"/>
+                      <w:sz w:val="20"/>
+                      <w:szCs w:val="20"/>
                     </w:rPr>
                     <w:t xml:space="preserve">3.4</w:t>
                   </w:r>
@@ -4100,6 +4071,7 @@
           <w:tab w:val="right" w:pos="9504"/>
         </w:tabs>
         <w:spacing w:before="90" w:after="50" w:line="240" w:lineRule="auto"/>
+        <w:outlineLvl w:val="1"/>
       </w:pPr>
       <w:r>
         <w:rPr>
@@ -4461,7 +4433,7 @@
                 <w:sz w:val="18"/>
                 <w:szCs w:val="18"/>
               </w:rPr>
-              <w:t xml:space="preserve">35%</w:t>
+              <w:t xml:space="preserve">15%</w:t>
             </w:r>
           </w:p>
           <w:p>
@@ -4539,7 +4511,7 @@
                 <w:sz w:val="18"/>
                 <w:szCs w:val="18"/>
               </w:rPr>
-              <w:t xml:space="preserve">70%</w:t>
+              <w:t xml:space="preserve">60%</w:t>
             </w:r>
           </w:p>
           <w:p>
@@ -4702,7 +4674,7 @@
                 <w:sz w:val="14"/>
                 <w:szCs w:val="14"/>
               </w:rPr>
-              <w:t xml:space="preserve">#6</w:t>
+              <w:t xml:space="preserve">#6b</w:t>
             </w:r>
           </w:p>
         </w:tc>

--- a/lessons/4-2/downloads/reveal/4.2-session-1-practice-form-b.docx
+++ b/lessons/4-2/downloads/reveal/4.2-session-1-practice-form-b.docx
@@ -1,6 +1,6 @@
 
 <file path=word/document.xml><?xml version="1.0" encoding="utf-8"?>
-<w:document xmlns:w="http://schemas.openxmlformats.org/wordprocessingml/2006/main" xmlns:r="http://schemas.openxmlformats.org/officeDocument/2006/relationships" xmlns:wp="http://schemas.openxmlformats.org/drawingml/2006/wordprocessingDrawing" xmlns:a="http://schemas.openxmlformats.org/drawingml/2006/main" xmlns:pic="http://schemas.openxmlformats.org/drawingml/2006/picture">
+<w:document xmlns:wpc="http://schemas.microsoft.com/office/word/2010/wordprocessingCanvas" xmlns:cx="http://schemas.microsoft.com/office/drawing/2014/chartex" xmlns:cx1="http://schemas.microsoft.com/office/drawing/2015/9/8/chartex" xmlns:cx2="http://schemas.microsoft.com/office/drawing/2015/10/21/chartex" xmlns:cx3="http://schemas.microsoft.com/office/drawing/2016/5/9/chartex" xmlns:cx4="http://schemas.microsoft.com/office/drawing/2016/5/10/chartex" xmlns:cx5="http://schemas.microsoft.com/office/drawing/2016/5/11/chartex" xmlns:cx6="http://schemas.microsoft.com/office/drawing/2016/5/12/chartex" xmlns:cx7="http://schemas.microsoft.com/office/drawing/2016/5/13/chartex" xmlns:cx8="http://schemas.microsoft.com/office/drawing/2016/5/14/chartex" xmlns:mc="http://schemas.openxmlformats.org/markup-compatibility/2006" xmlns:m="http://schemas.openxmlformats.org/officeDocument/2006/math" xmlns:aink="http://schemas.microsoft.com/office/drawing/2016/ink" xmlns:am3d="http://schemas.microsoft.com/office/drawing/2017/model3d" xmlns:oel="http://schemas.microsoft.com/office/2019/extlst" xmlns:r="http://schemas.openxmlformats.org/officeDocument/2006/relationships" xmlns:wp14="http://schemas.microsoft.com/office/word/2010/wordprocessingDrawing" xmlns:wp="http://schemas.openxmlformats.org/drawingml/2006/wordprocessingDrawing" xmlns:wpg="http://schemas.microsoft.com/office/word/2010/wordprocessingGroup" xmlns:wpi="http://schemas.microsoft.com/office/word/2010/wordprocessingInk" xmlns:wps="http://schemas.microsoft.com/office/word/2010/wordprocessingShape" xmlns:o="urn:schemas-microsoft-com:office:office" xmlns:v="urn:schemas-microsoft-com:vml" xmlns:w10="urn:schemas-microsoft-com:office:word" xmlns:w="http://schemas.openxmlformats.org/wordprocessingml/2006/main" xmlns:w14="http://schemas.microsoft.com/office/word/2010/wordml" xmlns:w15="http://schemas.microsoft.com/office/word/2012/wordml" xmlns:w16cex="http://schemas.microsoft.com/office/word/2018/wordml/cex" xmlns:w16cid="http://schemas.microsoft.com/office/word/2016/wordml/cid" xmlns:w16="http://schemas.microsoft.com/office/word/2018/wordml" xmlns:w16sdtdh="http://schemas.microsoft.com/office/word/2020/wordml/sdtdatahash" xmlns:w16sdtfl="http://schemas.microsoft.com/office/word/2024/wordml/sdtformatlock" xmlns:w16se="http://schemas.microsoft.com/office/word/2015/wordml/symex" xmlns:w16du="http://schemas.microsoft.com/office/word/2023/wordml/word16du" xmlns:wne="http://schemas.microsoft.com/office/word/2006/wordml" mc:Ignorable="w14 w15 w16se w16cid w16 w16cex w16sdtdh w16sdtfl w16du wp14">
   <w:body>
     <w:p>
       <w:pPr>
@@ -9,71 +9,30 @@
           <w:tab w:val="left" w:leader="underscore" w:pos="7250"/>
           <w:tab w:val="right" w:leader="underscore" w:pos="9504"/>
         </w:tabs>
-        <w:spacing w:before="0" w:after="90" w:line="269" w:lineRule="auto"/>
+        <w:spacing w:after="90" w:line="269" w:lineRule="auto"/>
       </w:pPr>
       <w:r>
-        <w:rPr>
-          <w:rFonts w:ascii="Avenir Next" w:hAnsi="Avenir Next" w:cs="Avenir Next" w:eastAsia="Avenir Next"/>
-          <w:color w:val="1A1A1A"/>
-          <w:sz w:val="20"/>
-          <w:szCs w:val="20"/>
-        </w:rPr>
-        <w:t xml:space="preserve">Name</w:t>
-      </w:r>
-      <w:r>
-        <w:rPr>
-          <w:rFonts w:ascii="Avenir Next" w:hAnsi="Avenir Next" w:cs="Avenir Next" w:eastAsia="Avenir Next"/>
-          <w:color w:val="1A1A1A"/>
-          <w:sz w:val="20"/>
-          <w:szCs w:val="20"/>
-        </w:rPr>
+        <w:t>Name</w:t>
+      </w:r>
+      <w:r>
         <w:tab/>
-      </w:r>
-      <w:r>
-        <w:rPr>
-          <w:rFonts w:ascii="Avenir Next" w:hAnsi="Avenir Next" w:cs="Avenir Next" w:eastAsia="Avenir Next"/>
-          <w:color w:val="1A1A1A"/>
-          <w:sz w:val="20"/>
-          <w:szCs w:val="20"/>
-        </w:rPr>
         <w:t xml:space="preserve">   Date</w:t>
       </w:r>
       <w:r>
-        <w:rPr>
-          <w:rFonts w:ascii="Avenir Next" w:hAnsi="Avenir Next" w:cs="Avenir Next" w:eastAsia="Avenir Next"/>
-          <w:color w:val="1A1A1A"/>
-          <w:sz w:val="20"/>
-          <w:szCs w:val="20"/>
-        </w:rPr>
         <w:tab/>
-      </w:r>
-      <w:r>
-        <w:rPr>
-          <w:rFonts w:ascii="Avenir Next" w:hAnsi="Avenir Next" w:cs="Avenir Next" w:eastAsia="Avenir Next"/>
-          <w:color w:val="1A1A1A"/>
-          <w:sz w:val="20"/>
-          <w:szCs w:val="20"/>
-        </w:rPr>
         <w:t xml:space="preserve">   Period</w:t>
       </w:r>
       <w:r>
-        <w:rPr>
-          <w:rFonts w:ascii="Avenir Next" w:hAnsi="Avenir Next" w:cs="Avenir Next" w:eastAsia="Avenir Next"/>
-          <w:color w:val="1A1A1A"/>
-          <w:sz w:val="20"/>
-          <w:szCs w:val="20"/>
-        </w:rPr>
         <w:tab/>
       </w:r>
     </w:p>
     <w:p>
       <w:pPr>
         <w:keepNext/>
-        <w:spacing w:before="0" w:after="12" w:line="264" w:lineRule="auto"/>
+        <w:spacing w:after="12"/>
       </w:pPr>
       <w:r>
         <w:rPr>
-          <w:rFonts w:ascii="Avenir Next" w:hAnsi="Avenir Next" w:cs="Avenir Next" w:eastAsia="Avenir Next"/>
           <w:b/>
           <w:caps/>
           <w:color w:val="003A70"/>
@@ -81,24 +40,94 @@
           <w:sz w:val="19"/>
           <w:szCs w:val="19"/>
         </w:rPr>
-        <w:t xml:space="preserve">Lesson 4-2  ·  Session 1  ·  Practice  ·  Form B</w:t>
+        <w:t>Lesson 4-</w:t>
+      </w:r>
+      <w:proofErr w:type="gramStart"/>
+      <w:r>
+        <w:rPr>
+          <w:b/>
+          <w:caps/>
+          <w:color w:val="003A70"/>
+          <w:spacing w:val="12"/>
+          <w:sz w:val="19"/>
+          <w:szCs w:val="19"/>
+        </w:rPr>
+        <w:t>2  ·</w:t>
+      </w:r>
+      <w:proofErr w:type="gramEnd"/>
+      <w:r>
+        <w:rPr>
+          <w:b/>
+          <w:caps/>
+          <w:color w:val="003A70"/>
+          <w:spacing w:val="12"/>
+          <w:sz w:val="19"/>
+          <w:szCs w:val="19"/>
+        </w:rPr>
+        <w:t xml:space="preserve">  Session </w:t>
+      </w:r>
+      <w:proofErr w:type="gramStart"/>
+      <w:r>
+        <w:rPr>
+          <w:b/>
+          <w:caps/>
+          <w:color w:val="003A70"/>
+          <w:spacing w:val="12"/>
+          <w:sz w:val="19"/>
+          <w:szCs w:val="19"/>
+        </w:rPr>
+        <w:t>1  ·</w:t>
+      </w:r>
+      <w:proofErr w:type="gramEnd"/>
+      <w:r>
+        <w:rPr>
+          <w:b/>
+          <w:caps/>
+          <w:color w:val="003A70"/>
+          <w:spacing w:val="12"/>
+          <w:sz w:val="19"/>
+          <w:szCs w:val="19"/>
+        </w:rPr>
+        <w:t xml:space="preserve">  </w:t>
+      </w:r>
+      <w:proofErr w:type="gramStart"/>
+      <w:r>
+        <w:rPr>
+          <w:b/>
+          <w:caps/>
+          <w:color w:val="003A70"/>
+          <w:spacing w:val="12"/>
+          <w:sz w:val="19"/>
+          <w:szCs w:val="19"/>
+        </w:rPr>
+        <w:t>Practice  ·</w:t>
+      </w:r>
+      <w:proofErr w:type="gramEnd"/>
+      <w:r>
+        <w:rPr>
+          <w:b/>
+          <w:caps/>
+          <w:color w:val="003A70"/>
+          <w:spacing w:val="12"/>
+          <w:sz w:val="19"/>
+          <w:szCs w:val="19"/>
+        </w:rPr>
+        <w:t xml:space="preserve">  Form B</w:t>
       </w:r>
     </w:p>
     <w:p>
       <w:pPr>
         <w:keepNext/>
-        <w:spacing w:before="0" w:after="10" w:line="240" w:lineRule="auto"/>
+        <w:spacing w:after="10" w:line="240" w:lineRule="auto"/>
         <w:outlineLvl w:val="0"/>
       </w:pPr>
       <w:r>
         <w:rPr>
-          <w:rFonts w:ascii="Avenir Next" w:hAnsi="Avenir Next" w:cs="Avenir Next" w:eastAsia="Avenir Next"/>
           <w:b/>
-          <w:color w:val="1A1A1A"/>
           <w:sz w:val="36"/>
           <w:szCs w:val="36"/>
         </w:rPr>
-        <w:t xml:space="preserve">Fractions, Decimals, Percents</w:t>
+        <w:t>Fractions, Decimals, Percents</w:t>
       </w:r>
     </w:p>
     <w:p>
@@ -106,20 +135,18 @@
         <w:pBdr>
           <w:bottom w:val="single" w:sz="4" w:space="5" w:color="C9CDD2"/>
         </w:pBdr>
-        <w:spacing w:before="0" w:after="40" w:line="264" w:lineRule="auto"/>
+        <w:spacing w:after="40"/>
       </w:pPr>
       <w:r>
         <w:rPr>
-          <w:rFonts w:ascii="Avenir Next" w:hAnsi="Avenir Next" w:cs="Avenir Next" w:eastAsia="Avenir Next"/>
           <w:color w:val="5A5F66"/>
           <w:sz w:val="17"/>
           <w:szCs w:val="17"/>
         </w:rPr>
-        <w:t xml:space="preserve">Learning target — I can write the same value as a fraction, a decimal, and a percent.</w:t>
+        <w:t>Learning target — I can write the same value as a fraction, a decimal, and a percent.</w:t>
       </w:r>
       <w:r>
         <w:rPr>
-          <w:rFonts w:ascii="Avenir Next" w:hAnsi="Avenir Next" w:cs="Avenir Next" w:eastAsia="Avenir Next"/>
           <w:color w:val="5A5F66"/>
           <w:sz w:val="15"/>
           <w:szCs w:val="15"/>
@@ -129,13 +156,12 @@
     </w:p>
     <w:p>
       <w:pPr>
-        <w:spacing w:before="0" w:after="0" w:line="60" w:lineRule="auto"/>
+        <w:spacing w:line="60" w:lineRule="auto"/>
       </w:pPr>
     </w:p>
     <w:tbl>
       <w:tblPr>
         <w:tblW w:w="9504" w:type="dxa"/>
-        <w:jc w:val="left"/>
         <w:tblBorders>
           <w:top w:val="single" w:sz="8" w:space="0" w:color="000000"/>
           <w:left w:val="single" w:sz="8" w:space="0" w:color="000000"/>
@@ -151,7 +177,7 @@
           <w:bottom w:w="70" w:type="dxa"/>
           <w:right w:w="150" w:type="dxa"/>
         </w:tblCellMar>
-        <w:tblLook w:val="0000" w:firstRow="0" w:lastRow="0" w:firstColumn="0" w:lastColumn="0" w:noHBand="1" w:noVBand="1"/>
+        <w:tblLook w:val="0600" w:firstRow="0" w:lastRow="0" w:firstColumn="0" w:lastColumn="0" w:noHBand="1" w:noVBand="1"/>
       </w:tblPr>
       <w:tblGrid>
         <w:gridCol w:w="4920"/>
@@ -164,22 +190,20 @@
         <w:tc>
           <w:tcPr>
             <w:tcW w:w="4920" w:type="dxa"/>
-            <w:vAlign w:val="top"/>
           </w:tcPr>
           <w:p>
             <w:pPr>
-              <w:spacing w:before="0" w:after="40" w:line="264" w:lineRule="auto"/>
+              <w:spacing w:after="40"/>
             </w:pPr>
             <w:r>
               <w:rPr>
-                <w:rFonts w:ascii="Avenir Next" w:hAnsi="Avenir Next" w:cs="Avenir Next" w:eastAsia="Avenir Next"/>
                 <w:b/>
                 <w:color w:val="003A70"/>
                 <w:spacing w:val="12"/>
                 <w:sz w:val="16"/>
                 <w:szCs w:val="16"/>
               </w:rPr>
-              <w:t xml:space="preserve">REMEMBER</w:t>
+              <w:t>REMEMBER</w:t>
             </w:r>
           </w:p>
           <w:p>
@@ -187,51 +211,36 @@
               <w:tabs>
                 <w:tab w:val="left" w:pos="284"/>
               </w:tabs>
-              <w:spacing w:before="0" w:after="16" w:line="250" w:lineRule="auto"/>
+              <w:spacing w:after="16" w:line="250" w:lineRule="auto"/>
               <w:ind w:left="284" w:hanging="284"/>
             </w:pPr>
             <w:r>
               <w:rPr>
-                <w:rFonts w:ascii="Avenir Next" w:hAnsi="Avenir Next" w:cs="Avenir Next" w:eastAsia="Avenir Next"/>
                 <w:b/>
                 <w:color w:val="003A70"/>
                 <w:sz w:val="19"/>
                 <w:szCs w:val="19"/>
               </w:rPr>
-              <w:t xml:space="preserve">•</w:t>
-            </w:r>
-            <w:r>
-              <w:rPr>
-                <w:rFonts w:ascii="Avenir Next" w:hAnsi="Avenir Next" w:cs="Avenir Next" w:eastAsia="Avenir Next"/>
-                <w:color w:val="1A1A1A"/>
+              <w:t>•</w:t>
+            </w:r>
+            <w:r>
+              <w:rPr>
                 <w:sz w:val="19"/>
                 <w:szCs w:val="19"/>
               </w:rPr>
               <w:tab/>
-            </w:r>
-            <w:r>
-              <w:rPr>
-                <w:rFonts w:ascii="Avenir Next" w:hAnsi="Avenir Next" w:cs="Avenir Next" w:eastAsia="Avenir Next"/>
-                <w:color w:val="1A1A1A"/>
+              <w:t xml:space="preserve">A </w:t>
+            </w:r>
+            <w:r>
+              <w:rPr>
+                <w:b/>
                 <w:sz w:val="19"/>
                 <w:szCs w:val="19"/>
               </w:rPr>
-              <w:t xml:space="preserve">A </w:t>
-            </w:r>
-            <w:r>
-              <w:rPr>
-                <w:rFonts w:ascii="Avenir Next" w:hAnsi="Avenir Next" w:cs="Avenir Next" w:eastAsia="Avenir Next"/>
-                <w:b/>
-                <w:color w:val="1A1A1A"/>
-                <w:sz w:val="19"/>
-                <w:szCs w:val="19"/>
-              </w:rPr>
-              <w:t xml:space="preserve">percent</w:t>
-            </w:r>
-            <w:r>
-              <w:rPr>
-                <w:rFonts w:ascii="Avenir Next" w:hAnsi="Avenir Next" w:cs="Avenir Next" w:eastAsia="Avenir Next"/>
-                <w:color w:val="1A1A1A"/>
+              <w:t>percent</w:t>
+            </w:r>
+            <w:r>
+              <w:rPr>
                 <w:sz w:val="19"/>
                 <w:szCs w:val="19"/>
               </w:rPr>
@@ -243,23 +252,20 @@
               <w:tabs>
                 <w:tab w:val="left" w:pos="284"/>
               </w:tabs>
-              <w:spacing w:before="0" w:after="16" w:line="250" w:lineRule="auto"/>
+              <w:spacing w:after="16" w:line="250" w:lineRule="auto"/>
               <w:ind w:left="284" w:hanging="284"/>
             </w:pPr>
             <w:r>
               <w:rPr>
-                <w:rFonts w:ascii="Avenir Next" w:hAnsi="Avenir Next" w:cs="Avenir Next" w:eastAsia="Avenir Next"/>
                 <w:b/>
                 <w:color w:val="003A70"/>
                 <w:sz w:val="19"/>
                 <w:szCs w:val="19"/>
               </w:rPr>
-              <w:t xml:space="preserve">•</w:t>
-            </w:r>
-            <w:r>
-              <w:rPr>
-                <w:rFonts w:ascii="Avenir Next" w:hAnsi="Avenir Next" w:cs="Avenir Next" w:eastAsia="Avenir Next"/>
-                <w:color w:val="1A1A1A"/>
+              <w:t>•</w:t>
+            </w:r>
+            <w:r>
+              <w:rPr>
                 <w:sz w:val="19"/>
                 <w:szCs w:val="19"/>
               </w:rPr>
@@ -267,18 +273,14 @@
             </w:r>
             <w:r>
               <w:rPr>
-                <w:rFonts w:ascii="Avenir Next" w:hAnsi="Avenir Next" w:cs="Avenir Next" w:eastAsia="Avenir Next"/>
                 <w:b/>
-                <w:color w:val="1A1A1A"/>
                 <w:sz w:val="19"/>
                 <w:szCs w:val="19"/>
               </w:rPr>
-              <w:t xml:space="preserve">Fraction to percent:</w:t>
-            </w:r>
-            <w:r>
-              <w:rPr>
-                <w:rFonts w:ascii="Avenir Next" w:hAnsi="Avenir Next" w:cs="Avenir Next" w:eastAsia="Avenir Next"/>
-                <w:color w:val="1A1A1A"/>
+              <w:t>Fraction to percent:</w:t>
+            </w:r>
+            <w:r>
+              <w:rPr>
                 <w:sz w:val="19"/>
                 <w:szCs w:val="19"/>
               </w:rPr>
@@ -290,23 +292,20 @@
               <w:tabs>
                 <w:tab w:val="left" w:pos="284"/>
               </w:tabs>
-              <w:spacing w:before="0" w:after="16" w:line="250" w:lineRule="auto"/>
+              <w:spacing w:after="16" w:line="250" w:lineRule="auto"/>
               <w:ind w:left="284" w:hanging="284"/>
             </w:pPr>
             <w:r>
               <w:rPr>
-                <w:rFonts w:ascii="Avenir Next" w:hAnsi="Avenir Next" w:cs="Avenir Next" w:eastAsia="Avenir Next"/>
                 <w:b/>
                 <w:color w:val="003A70"/>
                 <w:sz w:val="19"/>
                 <w:szCs w:val="19"/>
               </w:rPr>
-              <w:t xml:space="preserve">•</w:t>
-            </w:r>
-            <w:r>
-              <w:rPr>
-                <w:rFonts w:ascii="Avenir Next" w:hAnsi="Avenir Next" w:cs="Avenir Next" w:eastAsia="Avenir Next"/>
-                <w:color w:val="1A1A1A"/>
+              <w:t>•</w:t>
+            </w:r>
+            <w:r>
+              <w:rPr>
                 <w:sz w:val="19"/>
                 <w:szCs w:val="19"/>
               </w:rPr>
@@ -314,18 +313,14 @@
             </w:r>
             <w:r>
               <w:rPr>
-                <w:rFonts w:ascii="Avenir Next" w:hAnsi="Avenir Next" w:cs="Avenir Next" w:eastAsia="Avenir Next"/>
                 <w:b/>
-                <w:color w:val="1A1A1A"/>
                 <w:sz w:val="19"/>
                 <w:szCs w:val="19"/>
               </w:rPr>
-              <w:t xml:space="preserve">Decimal to percent:</w:t>
-            </w:r>
-            <w:r>
-              <w:rPr>
-                <w:rFonts w:ascii="Avenir Next" w:hAnsi="Avenir Next" w:cs="Avenir Next" w:eastAsia="Avenir Next"/>
-                <w:color w:val="1A1A1A"/>
+              <w:t>Decimal to percent:</w:t>
+            </w:r>
+            <w:r>
+              <w:rPr>
                 <w:sz w:val="19"/>
                 <w:szCs w:val="19"/>
               </w:rPr>
@@ -337,36 +332,32 @@
           <w:tcPr>
             <w:tcW w:w="4584" w:type="dxa"/>
             <w:shd w:val="clear" w:color="auto" w:fill="F2F4F6"/>
-            <w:vAlign w:val="top"/>
           </w:tcPr>
           <w:p>
             <w:pPr>
-              <w:spacing w:before="0" w:after="40" w:line="264" w:lineRule="auto"/>
+              <w:spacing w:after="40"/>
             </w:pPr>
             <w:r>
               <w:rPr>
-                <w:rFonts w:ascii="Avenir Next" w:hAnsi="Avenir Next" w:cs="Avenir Next" w:eastAsia="Avenir Next"/>
                 <w:b/>
                 <w:color w:val="003A70"/>
                 <w:spacing w:val="12"/>
                 <w:sz w:val="16"/>
                 <w:szCs w:val="16"/>
               </w:rPr>
-              <w:t xml:space="preserve">WORKED EXAMPLE</w:t>
+              <w:t>WORKED EXAMPLE</w:t>
             </w:r>
           </w:p>
           <w:p>
             <w:pPr>
-              <w:spacing w:before="0" w:after="40" w:line="252" w:lineRule="auto"/>
+              <w:spacing w:after="40" w:line="252" w:lineRule="auto"/>
             </w:pPr>
             <w:r>
               <w:rPr>
-                <w:rFonts w:ascii="Avenir Next" w:hAnsi="Avenir Next" w:cs="Avenir Next" w:eastAsia="Avenir Next"/>
-                <w:color w:val="1A1A1A"/>
                 <w:sz w:val="18"/>
                 <w:szCs w:val="18"/>
               </w:rPr>
-              <w:t xml:space="preserve">20 students voted. 7 chose green. Write the green votes as a fraction, a decimal, and a percent.</w:t>
+              <w:t>20 students voted. 7 chose green. Write the green votes as a fraction, a decimal, and a percent.</w:t>
             </w:r>
           </w:p>
           <w:p>
@@ -374,36 +365,25 @@
               <w:tabs>
                 <w:tab w:val="left" w:pos="700"/>
               </w:tabs>
-              <w:spacing w:before="0" w:after="20" w:line="252" w:lineRule="auto"/>
+              <w:spacing w:after="20" w:line="252" w:lineRule="auto"/>
               <w:ind w:left="700" w:hanging="700"/>
             </w:pPr>
             <w:r>
               <w:rPr>
-                <w:rFonts w:ascii="Avenir Next" w:hAnsi="Avenir Next" w:cs="Avenir Next" w:eastAsia="Avenir Next"/>
                 <w:b/>
                 <w:color w:val="003A70"/>
                 <w:sz w:val="18"/>
                 <w:szCs w:val="18"/>
               </w:rPr>
-              <w:t xml:space="preserve">Step 1</w:t>
-            </w:r>
-            <w:r>
-              <w:rPr>
-                <w:rFonts w:ascii="Avenir Next" w:hAnsi="Avenir Next" w:cs="Avenir Next" w:eastAsia="Avenir Next"/>
-                <w:color w:val="1A1A1A"/>
+              <w:t>Step 1</w:t>
+            </w:r>
+            <w:r>
+              <w:rPr>
                 <w:sz w:val="18"/>
                 <w:szCs w:val="18"/>
               </w:rPr>
               <w:tab/>
-            </w:r>
-            <w:r>
-              <w:rPr>
-                <w:rFonts w:ascii="Avenir Next" w:hAnsi="Avenir Next" w:cs="Avenir Next" w:eastAsia="Avenir Next"/>
-                <w:color w:val="1A1A1A"/>
-                <w:sz w:val="18"/>
-                <w:szCs w:val="18"/>
-              </w:rPr>
-              <w:t xml:space="preserve">Fraction: 7/20.</w:t>
+              <w:t>Fraction: 7/20.</w:t>
             </w:r>
           </w:p>
           <w:p>
@@ -411,36 +391,25 @@
               <w:tabs>
                 <w:tab w:val="left" w:pos="700"/>
               </w:tabs>
-              <w:spacing w:before="0" w:after="20" w:line="252" w:lineRule="auto"/>
+              <w:spacing w:after="20" w:line="252" w:lineRule="auto"/>
               <w:ind w:left="700" w:hanging="700"/>
             </w:pPr>
             <w:r>
               <w:rPr>
-                <w:rFonts w:ascii="Avenir Next" w:hAnsi="Avenir Next" w:cs="Avenir Next" w:eastAsia="Avenir Next"/>
                 <w:b/>
                 <w:color w:val="003A70"/>
                 <w:sz w:val="18"/>
                 <w:szCs w:val="18"/>
               </w:rPr>
-              <w:t xml:space="preserve">Step 2</w:t>
-            </w:r>
-            <w:r>
-              <w:rPr>
-                <w:rFonts w:ascii="Avenir Next" w:hAnsi="Avenir Next" w:cs="Avenir Next" w:eastAsia="Avenir Next"/>
-                <w:color w:val="1A1A1A"/>
+              <w:t>Step 2</w:t>
+            </w:r>
+            <w:r>
+              <w:rPr>
                 <w:sz w:val="18"/>
                 <w:szCs w:val="18"/>
               </w:rPr>
               <w:tab/>
-            </w:r>
-            <w:r>
-              <w:rPr>
-                <w:rFonts w:ascii="Avenir Next" w:hAnsi="Avenir Next" w:cs="Avenir Next" w:eastAsia="Avenir Next"/>
-                <w:color w:val="1A1A1A"/>
-                <w:sz w:val="18"/>
-                <w:szCs w:val="18"/>
-              </w:rPr>
-              <w:t xml:space="preserve">20 × 5 = 100, so 7/20 = 35/100.</w:t>
+              <w:t>20 × 5 = 100, so 7/20 = 35/100.</w:t>
             </w:r>
           </w:p>
           <w:p>
@@ -448,36 +417,25 @@
               <w:tabs>
                 <w:tab w:val="left" w:pos="700"/>
               </w:tabs>
-              <w:spacing w:before="0" w:after="20" w:line="252" w:lineRule="auto"/>
+              <w:spacing w:after="20" w:line="252" w:lineRule="auto"/>
               <w:ind w:left="700" w:hanging="700"/>
             </w:pPr>
             <w:r>
               <w:rPr>
-                <w:rFonts w:ascii="Avenir Next" w:hAnsi="Avenir Next" w:cs="Avenir Next" w:eastAsia="Avenir Next"/>
                 <w:b/>
                 <w:color w:val="003A70"/>
                 <w:sz w:val="18"/>
                 <w:szCs w:val="18"/>
               </w:rPr>
-              <w:t xml:space="preserve">Step 3</w:t>
-            </w:r>
-            <w:r>
-              <w:rPr>
-                <w:rFonts w:ascii="Avenir Next" w:hAnsi="Avenir Next" w:cs="Avenir Next" w:eastAsia="Avenir Next"/>
-                <w:color w:val="1A1A1A"/>
+              <w:t>Step 3</w:t>
+            </w:r>
+            <w:r>
+              <w:rPr>
                 <w:sz w:val="18"/>
                 <w:szCs w:val="18"/>
               </w:rPr>
               <w:tab/>
-            </w:r>
-            <w:r>
-              <w:rPr>
-                <w:rFonts w:ascii="Avenir Next" w:hAnsi="Avenir Next" w:cs="Avenir Next" w:eastAsia="Avenir Next"/>
-                <w:color w:val="1A1A1A"/>
-                <w:sz w:val="18"/>
-                <w:szCs w:val="18"/>
-              </w:rPr>
-              <w:t xml:space="preserve">35/100 = 0.35 = 35%.</w:t>
+              <w:t>35/100 = 0.35 = 35%.</w:t>
             </w:r>
           </w:p>
           <w:p>
@@ -485,23 +443,19 @@
               <w:tabs>
                 <w:tab w:val="left" w:pos="700"/>
               </w:tabs>
-              <w:spacing w:before="20" w:after="0" w:line="252" w:lineRule="auto"/>
+              <w:spacing w:before="20" w:line="252" w:lineRule="auto"/>
               <w:ind w:left="700" w:hanging="700"/>
             </w:pPr>
             <w:r>
               <w:rPr>
-                <w:rFonts w:ascii="Avenir Next" w:hAnsi="Avenir Next" w:cs="Avenir Next" w:eastAsia="Avenir Next"/>
                 <w:b/>
-                <w:color w:val="1A1A1A"/>
                 <w:sz w:val="18"/>
                 <w:szCs w:val="18"/>
               </w:rPr>
-              <w:t xml:space="preserve">Answer</w:t>
-            </w:r>
-            <w:r>
-              <w:rPr>
-                <w:rFonts w:ascii="Avenir Next" w:hAnsi="Avenir Next" w:cs="Avenir Next" w:eastAsia="Avenir Next"/>
-                <w:color w:val="1A1A1A"/>
+              <w:t>Answer</w:t>
+            </w:r>
+            <w:r>
+              <w:rPr>
                 <w:sz w:val="18"/>
                 <w:szCs w:val="18"/>
               </w:rPr>
@@ -509,13 +463,11 @@
             </w:r>
             <w:r>
               <w:rPr>
-                <w:rFonts w:ascii="Avenir Next" w:hAnsi="Avenir Next" w:cs="Avenir Next" w:eastAsia="Avenir Next"/>
                 <w:b/>
-                <w:color w:val="1A1A1A"/>
                 <w:sz w:val="18"/>
                 <w:szCs w:val="18"/>
               </w:rPr>
-              <w:t xml:space="preserve">7/20 = 0.35 = 35%</w:t>
+              <w:t>7/20 = 0.35 = 35%</w:t>
             </w:r>
           </w:p>
         </w:tc>
@@ -523,11 +475,11 @@
     </w:tbl>
     <w:p>
       <w:pPr>
-        <w:spacing w:before="60" w:after="0" w:line="252" w:lineRule="auto"/>
+        <w:spacing w:before="60" w:line="252" w:lineRule="auto"/>
       </w:pPr>
+      <w:proofErr w:type="gramStart"/>
       <w:r>
         <w:rPr>
-          <w:rFonts w:ascii="Avenir Next" w:hAnsi="Avenir Next" w:cs="Avenir Next" w:eastAsia="Avenir Next"/>
           <w:b/>
           <w:color w:val="003A70"/>
           <w:spacing w:val="12"/>
@@ -538,81 +490,171 @@
       </w:r>
       <w:r>
         <w:rPr>
-          <w:rFonts w:ascii="Avenir Next" w:hAnsi="Avenir Next" w:cs="Avenir Next" w:eastAsia="Avenir Next"/>
           <w:b/>
-          <w:color w:val="1A1A1A"/>
           <w:sz w:val="17"/>
           <w:szCs w:val="17"/>
         </w:rPr>
-        <w:t xml:space="preserve">percent</w:t>
-      </w:r>
+        <w:t>percent</w:t>
+      </w:r>
+      <w:proofErr w:type="gramEnd"/>
       <w:r>
         <w:rPr>
-          <w:rFonts w:ascii="Avenir Next" w:hAnsi="Avenir Next" w:cs="Avenir Next" w:eastAsia="Avenir Next"/>
           <w:i/>
           <w:color w:val="5A5F66"/>
           <w:sz w:val="17"/>
           <w:szCs w:val="17"/>
         </w:rPr>
-        <w:t xml:space="preserve"> (por ciento)</w:t>
-      </w:r>
+        <w:t xml:space="preserve"> (</w:t>
+      </w:r>
+      <w:proofErr w:type="spellStart"/>
       <w:r>
         <w:rPr>
-          <w:rFonts w:ascii="Avenir Next" w:hAnsi="Avenir Next" w:cs="Avenir Next" w:eastAsia="Avenir Next"/>
-          <w:color w:val="5A5F66"/>
-          <w:sz w:val="17"/>
-          <w:szCs w:val="17"/>
-        </w:rPr>
-        <w:t xml:space="preserve">   ·   </w:t>
-      </w:r>
-      <w:r>
-        <w:rPr>
-          <w:rFonts w:ascii="Avenir Next" w:hAnsi="Avenir Next" w:cs="Avenir Next" w:eastAsia="Avenir Next"/>
-          <w:b/>
-          <w:color w:val="1A1A1A"/>
-          <w:sz w:val="17"/>
-          <w:szCs w:val="17"/>
-        </w:rPr>
-        <w:t xml:space="preserve">equivalent</w:t>
-      </w:r>
-      <w:r>
-        <w:rPr>
-          <w:rFonts w:ascii="Avenir Next" w:hAnsi="Avenir Next" w:cs="Avenir Next" w:eastAsia="Avenir Next"/>
           <w:i/>
           <w:color w:val="5A5F66"/>
           <w:sz w:val="17"/>
           <w:szCs w:val="17"/>
         </w:rPr>
-        <w:t xml:space="preserve"> (equivalente)</w:t>
-      </w:r>
+        <w:t>por</w:t>
+      </w:r>
+      <w:proofErr w:type="spellEnd"/>
       <w:r>
         <w:rPr>
-          <w:rFonts w:ascii="Avenir Next" w:hAnsi="Avenir Next" w:cs="Avenir Next" w:eastAsia="Avenir Next"/>
-          <w:color w:val="5A5F66"/>
-          <w:sz w:val="17"/>
-          <w:szCs w:val="17"/>
-        </w:rPr>
-        <w:t xml:space="preserve">   ·   </w:t>
-      </w:r>
-      <w:r>
-        <w:rPr>
-          <w:rFonts w:ascii="Avenir Next" w:hAnsi="Avenir Next" w:cs="Avenir Next" w:eastAsia="Avenir Next"/>
-          <w:b/>
-          <w:color w:val="1A1A1A"/>
-          <w:sz w:val="17"/>
-          <w:szCs w:val="17"/>
-        </w:rPr>
-        <w:t xml:space="preserve">hundredths</w:t>
-      </w:r>
-      <w:r>
-        <w:rPr>
-          <w:rFonts w:ascii="Avenir Next" w:hAnsi="Avenir Next" w:cs="Avenir Next" w:eastAsia="Avenir Next"/>
           <w:i/>
           <w:color w:val="5A5F66"/>
           <w:sz w:val="17"/>
           <w:szCs w:val="17"/>
         </w:rPr>
-        <w:t xml:space="preserve"> (centésimas)</w:t>
+        <w:t xml:space="preserve"> </w:t>
+      </w:r>
+      <w:proofErr w:type="spellStart"/>
+      <w:proofErr w:type="gramStart"/>
+      <w:r>
+        <w:rPr>
+          <w:i/>
+          <w:color w:val="5A5F66"/>
+          <w:sz w:val="17"/>
+          <w:szCs w:val="17"/>
+        </w:rPr>
+        <w:t>ciento</w:t>
+      </w:r>
+      <w:proofErr w:type="spellEnd"/>
+      <w:r>
+        <w:rPr>
+          <w:i/>
+          <w:color w:val="5A5F66"/>
+          <w:sz w:val="17"/>
+          <w:szCs w:val="17"/>
+        </w:rPr>
+        <w:t>)</w:t>
+      </w:r>
+      <w:r>
+        <w:rPr>
+          <w:color w:val="5A5F66"/>
+          <w:sz w:val="17"/>
+          <w:szCs w:val="17"/>
+        </w:rPr>
+        <w:t xml:space="preserve">   </w:t>
+      </w:r>
+      <w:proofErr w:type="gramEnd"/>
+      <w:r>
+        <w:rPr>
+          <w:color w:val="5A5F66"/>
+          <w:sz w:val="17"/>
+          <w:szCs w:val="17"/>
+        </w:rPr>
+        <w:t xml:space="preserve">·   </w:t>
+      </w:r>
+      <w:r>
+        <w:rPr>
+          <w:b/>
+          <w:sz w:val="17"/>
+          <w:szCs w:val="17"/>
+        </w:rPr>
+        <w:t>equivalent</w:t>
+      </w:r>
+      <w:r>
+        <w:rPr>
+          <w:i/>
+          <w:color w:val="5A5F66"/>
+          <w:sz w:val="17"/>
+          <w:szCs w:val="17"/>
+        </w:rPr>
+        <w:t xml:space="preserve"> (</w:t>
+      </w:r>
+      <w:proofErr w:type="spellStart"/>
+      <w:proofErr w:type="gramStart"/>
+      <w:r>
+        <w:rPr>
+          <w:i/>
+          <w:color w:val="5A5F66"/>
+          <w:sz w:val="17"/>
+          <w:szCs w:val="17"/>
+        </w:rPr>
+        <w:t>equivalente</w:t>
+      </w:r>
+      <w:proofErr w:type="spellEnd"/>
+      <w:r>
+        <w:rPr>
+          <w:i/>
+          <w:color w:val="5A5F66"/>
+          <w:sz w:val="17"/>
+          <w:szCs w:val="17"/>
+        </w:rPr>
+        <w:t>)</w:t>
+      </w:r>
+      <w:r>
+        <w:rPr>
+          <w:color w:val="5A5F66"/>
+          <w:sz w:val="17"/>
+          <w:szCs w:val="17"/>
+        </w:rPr>
+        <w:t xml:space="preserve">   </w:t>
+      </w:r>
+      <w:proofErr w:type="gramEnd"/>
+      <w:r>
+        <w:rPr>
+          <w:color w:val="5A5F66"/>
+          <w:sz w:val="17"/>
+          <w:szCs w:val="17"/>
+        </w:rPr>
+        <w:t xml:space="preserve">·   </w:t>
+      </w:r>
+      <w:r>
+        <w:rPr>
+          <w:b/>
+          <w:sz w:val="17"/>
+          <w:szCs w:val="17"/>
+        </w:rPr>
+        <w:t>hundredths</w:t>
+      </w:r>
+      <w:r>
+        <w:rPr>
+          <w:i/>
+          <w:color w:val="5A5F66"/>
+          <w:sz w:val="17"/>
+          <w:szCs w:val="17"/>
+        </w:rPr>
+        <w:t xml:space="preserve"> (</w:t>
+      </w:r>
+      <w:proofErr w:type="spellStart"/>
+      <w:r>
+        <w:rPr>
+          <w:i/>
+          <w:color w:val="5A5F66"/>
+          <w:sz w:val="17"/>
+          <w:szCs w:val="17"/>
+        </w:rPr>
+        <w:t>centésimas</w:t>
+      </w:r>
+      <w:proofErr w:type="spellEnd"/>
+      <w:r>
+        <w:rPr>
+          <w:i/>
+          <w:color w:val="5A5F66"/>
+          <w:sz w:val="17"/>
+          <w:szCs w:val="17"/>
+        </w:rPr>
+        <w:t>)</w:t>
       </w:r>
     </w:p>
     <w:p>
@@ -629,44 +671,50 @@
       </w:pPr>
       <w:r>
         <w:rPr>
-          <w:rFonts w:ascii="Avenir Next" w:hAnsi="Avenir Next" w:cs="Avenir Next" w:eastAsia="Avenir Next"/>
           <w:b/>
           <w:color w:val="003A70"/>
           <w:spacing w:val="14"/>
           <w:sz w:val="19"/>
           <w:szCs w:val="19"/>
         </w:rPr>
-        <w:t xml:space="preserve">PRACTICE</w:t>
+        <w:t>PRACTICE</w:t>
       </w:r>
       <w:r>
         <w:rPr>
-          <w:rFonts w:ascii="Avenir Next" w:hAnsi="Avenir Next" w:cs="Avenir Next" w:eastAsia="Avenir Next"/>
-          <w:color w:val="1A1A1A"/>
           <w:sz w:val="17"/>
           <w:szCs w:val="17"/>
         </w:rPr>
         <w:tab/>
       </w:r>
+      <w:proofErr w:type="gramStart"/>
       <w:r>
         <w:rPr>
-          <w:rFonts w:ascii="Avenir Next" w:hAnsi="Avenir Next" w:cs="Avenir Next" w:eastAsia="Avenir Next"/>
           <w:i/>
           <w:color w:val="5A5F66"/>
           <w:sz w:val="17"/>
           <w:szCs w:val="17"/>
         </w:rPr>
-        <w:t xml:space="preserve">show your work · label units</w:t>
+        <w:t>show</w:t>
+      </w:r>
+      <w:proofErr w:type="gramEnd"/>
+      <w:r>
+        <w:rPr>
+          <w:i/>
+          <w:color w:val="5A5F66"/>
+          <w:sz w:val="17"/>
+          <w:szCs w:val="17"/>
+        </w:rPr>
+        <w:t xml:space="preserve"> your work · label units</w:t>
       </w:r>
     </w:p>
     <w:p>
       <w:pPr>
-        <w:spacing w:before="0" w:after="0" w:line="20" w:lineRule="exact"/>
+        <w:spacing w:line="20" w:lineRule="exact"/>
       </w:pPr>
     </w:p>
     <w:tbl>
       <w:tblPr>
         <w:tblW w:w="9504" w:type="dxa"/>
-        <w:jc w:val="left"/>
         <w:tblBorders>
           <w:top w:val="nil"/>
           <w:left w:val="nil"/>
@@ -677,12 +725,10 @@
         </w:tblBorders>
         <w:tblLayout w:type="fixed"/>
         <w:tblCellMar>
-          <w:top w:w="0" w:type="dxa"/>
           <w:left w:w="0" w:type="dxa"/>
-          <w:bottom w:w="0" w:type="dxa"/>
           <w:right w:w="0" w:type="dxa"/>
         </w:tblCellMar>
-        <w:tblLook w:val="0000" w:firstRow="0" w:lastRow="0" w:firstColumn="0" w:lastColumn="0" w:noHBand="1" w:noVBand="1"/>
+        <w:tblLook w:val="0600" w:firstRow="0" w:lastRow="0" w:firstColumn="0" w:lastColumn="0" w:noHBand="1" w:noVBand="1"/>
       </w:tblPr>
       <w:tblGrid>
         <w:gridCol w:w="9504"/>
@@ -694,7 +740,6 @@
         <w:tc>
           <w:tcPr>
             <w:tcW w:w="9504" w:type="dxa"/>
-            <w:vAlign w:val="top"/>
           </w:tcPr>
           <w:p>
             <w:pPr>
@@ -707,38 +752,25 @@
             </w:pPr>
             <w:r>
               <w:rPr>
-                <w:rFonts w:ascii="Avenir Next" w:hAnsi="Avenir Next" w:cs="Avenir Next" w:eastAsia="Avenir Next"/>
                 <w:b/>
-                <w:color w:val="1A1A1A"/>
-                <w:sz w:val="21"/>
-                <w:szCs w:val="21"/>
-              </w:rPr>
-              <w:t xml:space="preserve">1.</w:t>
-            </w:r>
-            <w:r>
-              <w:rPr>
-                <w:rFonts w:ascii="Avenir Next" w:hAnsi="Avenir Next" w:cs="Avenir Next" w:eastAsia="Avenir Next"/>
-                <w:color w:val="1A1A1A"/>
+                <w:sz w:val="21"/>
+                <w:szCs w:val="21"/>
+              </w:rPr>
+              <w:t>1.</w:t>
+            </w:r>
+            <w:r>
+              <w:rPr>
                 <w:sz w:val="21"/>
                 <w:szCs w:val="21"/>
               </w:rPr>
               <w:tab/>
-            </w:r>
-            <w:r>
-              <w:rPr>
-                <w:rFonts w:ascii="Avenir Next" w:hAnsi="Avenir Next" w:cs="Avenir Next" w:eastAsia="Avenir Next"/>
-                <w:color w:val="1A1A1A"/>
-                <w:sz w:val="21"/>
-                <w:szCs w:val="21"/>
-              </w:rPr>
-              <w:t xml:space="preserve">Write each value as a percent.</w:t>
+              <w:t>Write each value as a percent.</w:t>
             </w:r>
           </w:p>
           <w:tbl>
             <w:tblPr>
+              <w:tblW w:w="9072" w:type="dxa"/>
               <w:tblInd w:w="432" w:type="dxa"/>
-              <w:tblW w:w="9072" w:type="dxa"/>
-              <w:jc w:val="left"/>
               <w:tblBorders>
                 <w:top w:val="nil"/>
                 <w:left w:val="nil"/>
@@ -754,7 +786,7 @@
                 <w:bottom w:w="40" w:type="dxa"/>
                 <w:right w:w="80" w:type="dxa"/>
               </w:tblCellMar>
-              <w:tblLook w:val="0000" w:firstRow="0" w:lastRow="0" w:firstColumn="0" w:lastColumn="0" w:noHBand="1" w:noVBand="1"/>
+              <w:tblLook w:val="0600" w:firstRow="0" w:lastRow="0" w:firstColumn="0" w:lastColumn="0" w:noHBand="1" w:noVBand="1"/>
             </w:tblPr>
             <w:tblGrid>
               <w:gridCol w:w="3024"/>
@@ -764,72 +796,47 @@
             <w:tr>
               <w:trPr>
                 <w:cantSplit/>
-                <w:trHeight w:val="515" w:hRule="atLeast"/>
+                <w:trHeight w:val="515"/>
               </w:trPr>
               <w:tc>
                 <w:tcPr>
                   <w:tcW w:w="3024" w:type="dxa"/>
-                  <w:vAlign w:val="top"/>
                 </w:tcPr>
                 <w:p>
                   <w:pPr>
                     <w:tabs>
                       <w:tab w:val="left" w:pos="340"/>
                     </w:tabs>
-                    <w:spacing w:before="0" w:after="0" w:line="276" w:lineRule="auto"/>
+                    <w:spacing w:line="276" w:lineRule="auto"/>
                     <w:ind w:left="340" w:hanging="340"/>
                   </w:pPr>
                   <w:r>
                     <w:rPr>
-                      <w:rFonts w:ascii="Avenir Next" w:hAnsi="Avenir Next" w:cs="Avenir Next" w:eastAsia="Avenir Next"/>
                       <w:b/>
                       <w:color w:val="003A70"/>
                       <w:sz w:val="21"/>
                       <w:szCs w:val="21"/>
                     </w:rPr>
-                    <w:t xml:space="preserve">a.</w:t>
-                  </w:r>
-                  <w:r>
-                    <w:rPr>
-                      <w:rFonts w:ascii="Avenir Next" w:hAnsi="Avenir Next" w:cs="Avenir Next" w:eastAsia="Avenir Next"/>
-                      <w:color w:val="1A1A1A"/>
+                    <w:t>a.</w:t>
+                  </w:r>
+                  <w:r>
+                    <w:rPr>
                       <w:sz w:val="21"/>
                       <w:szCs w:val="21"/>
                     </w:rPr>
                     <w:tab/>
-                  </w:r>
-                  <w:r>
-                    <w:rPr>
-                      <w:rFonts w:ascii="Avenir Next" w:hAnsi="Avenir Next" w:cs="Avenir Next" w:eastAsia="Avenir Next"/>
-                      <w:color w:val="1A1A1A"/>
-                      <w:sz w:val="21"/>
-                      <w:szCs w:val="21"/>
-                    </w:rPr>
-                    <w:t xml:space="preserve">0.9 =</w:t>
-                  </w:r>
-                  <w:r>
-                    <w:rPr>
-                      <w:rFonts w:ascii="Avenir Next" w:hAnsi="Avenir Next" w:cs="Avenir Next" w:eastAsia="Avenir Next"/>
-                      <w:color w:val="1A1A1A"/>
-                      <w:sz w:val="21"/>
-                      <w:szCs w:val="21"/>
-                    </w:rPr>
-                    <w:t xml:space="preserve">  </w:t>
-                  </w:r>
-                  <w:r>
-                    <w:rPr>
-                      <w:rFonts w:ascii="Avenir Next" w:hAnsi="Avenir Next" w:cs="Avenir Next" w:eastAsia="Avenir Next"/>
-                      <w:color w:val="1A1A1A"/>
+                    <w:t xml:space="preserve">0.9 =  </w:t>
+                  </w:r>
+                  <w:r>
+                    <w:rPr>
                       <w:sz w:val="21"/>
                       <w:szCs w:val="21"/>
                       <w:u w:val="single"/>
                     </w:rPr>
-                    <w:t xml:space="preserve">      </w:t>
-                  </w:r>
-                  <w:r>
-                    <w:rPr>
-                      <w:rFonts w:ascii="Avenir Next" w:hAnsi="Avenir Next" w:cs="Avenir Next" w:eastAsia="Avenir Next"/>
-                      <w:color w:val="1A1A1A"/>
+                    <w:t>      </w:t>
+                  </w:r>
+                  <w:r>
+                    <w:rPr>
                       <w:sz w:val="21"/>
                       <w:szCs w:val="21"/>
                     </w:rPr>
@@ -840,67 +847,42 @@
               <w:tc>
                 <w:tcPr>
                   <w:tcW w:w="3024" w:type="dxa"/>
-                  <w:vAlign w:val="top"/>
                 </w:tcPr>
                 <w:p>
                   <w:pPr>
                     <w:tabs>
                       <w:tab w:val="left" w:pos="340"/>
                     </w:tabs>
-                    <w:spacing w:before="0" w:after="0" w:line="276" w:lineRule="auto"/>
+                    <w:spacing w:line="276" w:lineRule="auto"/>
                     <w:ind w:left="340" w:hanging="340"/>
                   </w:pPr>
                   <w:r>
                     <w:rPr>
-                      <w:rFonts w:ascii="Avenir Next" w:hAnsi="Avenir Next" w:cs="Avenir Next" w:eastAsia="Avenir Next"/>
                       <w:b/>
                       <w:color w:val="003A70"/>
                       <w:sz w:val="21"/>
                       <w:szCs w:val="21"/>
                     </w:rPr>
-                    <w:t xml:space="preserve">b.</w:t>
-                  </w:r>
-                  <w:r>
-                    <w:rPr>
-                      <w:rFonts w:ascii="Avenir Next" w:hAnsi="Avenir Next" w:cs="Avenir Next" w:eastAsia="Avenir Next"/>
-                      <w:color w:val="1A1A1A"/>
+                    <w:t>b.</w:t>
+                  </w:r>
+                  <w:r>
+                    <w:rPr>
                       <w:sz w:val="21"/>
                       <w:szCs w:val="21"/>
                     </w:rPr>
                     <w:tab/>
-                  </w:r>
-                  <w:r>
-                    <w:rPr>
-                      <w:rFonts w:ascii="Avenir Next" w:hAnsi="Avenir Next" w:cs="Avenir Next" w:eastAsia="Avenir Next"/>
-                      <w:color w:val="1A1A1A"/>
-                      <w:sz w:val="21"/>
-                      <w:szCs w:val="21"/>
-                    </w:rPr>
-                    <w:t xml:space="preserve">11/20 =</w:t>
-                  </w:r>
-                  <w:r>
-                    <w:rPr>
-                      <w:rFonts w:ascii="Avenir Next" w:hAnsi="Avenir Next" w:cs="Avenir Next" w:eastAsia="Avenir Next"/>
-                      <w:color w:val="1A1A1A"/>
-                      <w:sz w:val="21"/>
-                      <w:szCs w:val="21"/>
-                    </w:rPr>
-                    <w:t xml:space="preserve">  </w:t>
-                  </w:r>
-                  <w:r>
-                    <w:rPr>
-                      <w:rFonts w:ascii="Avenir Next" w:hAnsi="Avenir Next" w:cs="Avenir Next" w:eastAsia="Avenir Next"/>
-                      <w:color w:val="1A1A1A"/>
+                    <w:t xml:space="preserve">11/20 =  </w:t>
+                  </w:r>
+                  <w:r>
+                    <w:rPr>
                       <w:sz w:val="21"/>
                       <w:szCs w:val="21"/>
                       <w:u w:val="single"/>
                     </w:rPr>
-                    <w:t xml:space="preserve">      </w:t>
-                  </w:r>
-                  <w:r>
-                    <w:rPr>
-                      <w:rFonts w:ascii="Avenir Next" w:hAnsi="Avenir Next" w:cs="Avenir Next" w:eastAsia="Avenir Next"/>
-                      <w:color w:val="1A1A1A"/>
+                    <w:t>      </w:t>
+                  </w:r>
+                  <w:r>
+                    <w:rPr>
                       <w:sz w:val="21"/>
                       <w:szCs w:val="21"/>
                     </w:rPr>
@@ -911,67 +893,42 @@
               <w:tc>
                 <w:tcPr>
                   <w:tcW w:w="3024" w:type="dxa"/>
-                  <w:vAlign w:val="top"/>
                 </w:tcPr>
                 <w:p>
                   <w:pPr>
                     <w:tabs>
                       <w:tab w:val="left" w:pos="340"/>
                     </w:tabs>
-                    <w:spacing w:before="0" w:after="0" w:line="276" w:lineRule="auto"/>
+                    <w:spacing w:line="276" w:lineRule="auto"/>
                     <w:ind w:left="340" w:hanging="340"/>
                   </w:pPr>
                   <w:r>
                     <w:rPr>
-                      <w:rFonts w:ascii="Avenir Next" w:hAnsi="Avenir Next" w:cs="Avenir Next" w:eastAsia="Avenir Next"/>
                       <w:b/>
                       <w:color w:val="003A70"/>
                       <w:sz w:val="21"/>
                       <w:szCs w:val="21"/>
                     </w:rPr>
-                    <w:t xml:space="preserve">c.</w:t>
-                  </w:r>
-                  <w:r>
-                    <w:rPr>
-                      <w:rFonts w:ascii="Avenir Next" w:hAnsi="Avenir Next" w:cs="Avenir Next" w:eastAsia="Avenir Next"/>
-                      <w:color w:val="1A1A1A"/>
+                    <w:t>c.</w:t>
+                  </w:r>
+                  <w:r>
+                    <w:rPr>
                       <w:sz w:val="21"/>
                       <w:szCs w:val="21"/>
                     </w:rPr>
                     <w:tab/>
-                  </w:r>
-                  <w:r>
-                    <w:rPr>
-                      <w:rFonts w:ascii="Avenir Next" w:hAnsi="Avenir Next" w:cs="Avenir Next" w:eastAsia="Avenir Next"/>
-                      <w:color w:val="1A1A1A"/>
-                      <w:sz w:val="21"/>
-                      <w:szCs w:val="21"/>
-                    </w:rPr>
-                    <w:t xml:space="preserve">0.04 =</w:t>
-                  </w:r>
-                  <w:r>
-                    <w:rPr>
-                      <w:rFonts w:ascii="Avenir Next" w:hAnsi="Avenir Next" w:cs="Avenir Next" w:eastAsia="Avenir Next"/>
-                      <w:color w:val="1A1A1A"/>
-                      <w:sz w:val="21"/>
-                      <w:szCs w:val="21"/>
-                    </w:rPr>
-                    <w:t xml:space="preserve">  </w:t>
-                  </w:r>
-                  <w:r>
-                    <w:rPr>
-                      <w:rFonts w:ascii="Avenir Next" w:hAnsi="Avenir Next" w:cs="Avenir Next" w:eastAsia="Avenir Next"/>
-                      <w:color w:val="1A1A1A"/>
+                    <w:t xml:space="preserve">0.04 =  </w:t>
+                  </w:r>
+                  <w:r>
+                    <w:rPr>
                       <w:sz w:val="21"/>
                       <w:szCs w:val="21"/>
                       <w:u w:val="single"/>
                     </w:rPr>
-                    <w:t xml:space="preserve">      </w:t>
-                  </w:r>
-                  <w:r>
-                    <w:rPr>
-                      <w:rFonts w:ascii="Avenir Next" w:hAnsi="Avenir Next" w:cs="Avenir Next" w:eastAsia="Avenir Next"/>
-                      <w:color w:val="1A1A1A"/>
+                    <w:t>      </w:t>
+                  </w:r>
+                  <w:r>
+                    <w:rPr>
                       <w:sz w:val="21"/>
                       <w:szCs w:val="21"/>
                     </w:rPr>
@@ -983,72 +940,49 @@
             <w:tr>
               <w:trPr>
                 <w:cantSplit/>
-                <w:trHeight w:val="515" w:hRule="atLeast"/>
+                <w:trHeight w:val="515"/>
               </w:trPr>
               <w:tc>
                 <w:tcPr>
                   <w:tcW w:w="3024" w:type="dxa"/>
-                  <w:vAlign w:val="top"/>
                 </w:tcPr>
                 <w:p>
                   <w:pPr>
                     <w:tabs>
                       <w:tab w:val="left" w:pos="340"/>
                     </w:tabs>
-                    <w:spacing w:before="0" w:after="0" w:line="276" w:lineRule="auto"/>
+                    <w:spacing w:line="276" w:lineRule="auto"/>
                     <w:ind w:left="340" w:hanging="340"/>
                   </w:pPr>
-                  <w:r>
-                    <w:rPr>
-                      <w:rFonts w:ascii="Avenir Next" w:hAnsi="Avenir Next" w:cs="Avenir Next" w:eastAsia="Avenir Next"/>
+                  <w:proofErr w:type="spellStart"/>
+                  <w:r>
+                    <w:rPr>
                       <w:b/>
                       <w:color w:val="003A70"/>
                       <w:sz w:val="21"/>
                       <w:szCs w:val="21"/>
                     </w:rPr>
-                    <w:t xml:space="preserve">d.</w:t>
-                  </w:r>
-                  <w:r>
-                    <w:rPr>
-                      <w:rFonts w:ascii="Avenir Next" w:hAnsi="Avenir Next" w:cs="Avenir Next" w:eastAsia="Avenir Next"/>
-                      <w:color w:val="1A1A1A"/>
+                    <w:t>d.</w:t>
+                  </w:r>
+                  <w:proofErr w:type="spellEnd"/>
+                  <w:r>
+                    <w:rPr>
                       <w:sz w:val="21"/>
                       <w:szCs w:val="21"/>
                     </w:rPr>
                     <w:tab/>
-                  </w:r>
-                  <w:r>
-                    <w:rPr>
-                      <w:rFonts w:ascii="Avenir Next" w:hAnsi="Avenir Next" w:cs="Avenir Next" w:eastAsia="Avenir Next"/>
-                      <w:color w:val="1A1A1A"/>
-                      <w:sz w:val="21"/>
-                      <w:szCs w:val="21"/>
-                    </w:rPr>
-                    <w:t xml:space="preserve">6/25 =</w:t>
-                  </w:r>
-                  <w:r>
-                    <w:rPr>
-                      <w:rFonts w:ascii="Avenir Next" w:hAnsi="Avenir Next" w:cs="Avenir Next" w:eastAsia="Avenir Next"/>
-                      <w:color w:val="1A1A1A"/>
-                      <w:sz w:val="21"/>
-                      <w:szCs w:val="21"/>
-                    </w:rPr>
-                    <w:t xml:space="preserve">  </w:t>
-                  </w:r>
-                  <w:r>
-                    <w:rPr>
-                      <w:rFonts w:ascii="Avenir Next" w:hAnsi="Avenir Next" w:cs="Avenir Next" w:eastAsia="Avenir Next"/>
-                      <w:color w:val="1A1A1A"/>
+                    <w:t xml:space="preserve">6/25 =  </w:t>
+                  </w:r>
+                  <w:r>
+                    <w:rPr>
                       <w:sz w:val="21"/>
                       <w:szCs w:val="21"/>
                       <w:u w:val="single"/>
                     </w:rPr>
-                    <w:t xml:space="preserve">      </w:t>
-                  </w:r>
-                  <w:r>
-                    <w:rPr>
-                      <w:rFonts w:ascii="Avenir Next" w:hAnsi="Avenir Next" w:cs="Avenir Next" w:eastAsia="Avenir Next"/>
-                      <w:color w:val="1A1A1A"/>
+                    <w:t>      </w:t>
+                  </w:r>
+                  <w:r>
+                    <w:rPr>
                       <w:sz w:val="21"/>
                       <w:szCs w:val="21"/>
                     </w:rPr>
@@ -1059,67 +993,42 @@
               <w:tc>
                 <w:tcPr>
                   <w:tcW w:w="3024" w:type="dxa"/>
-                  <w:vAlign w:val="top"/>
                 </w:tcPr>
                 <w:p>
                   <w:pPr>
                     <w:tabs>
                       <w:tab w:val="left" w:pos="340"/>
                     </w:tabs>
-                    <w:spacing w:before="0" w:after="0" w:line="276" w:lineRule="auto"/>
+                    <w:spacing w:line="276" w:lineRule="auto"/>
                     <w:ind w:left="340" w:hanging="340"/>
                   </w:pPr>
                   <w:r>
                     <w:rPr>
-                      <w:rFonts w:ascii="Avenir Next" w:hAnsi="Avenir Next" w:cs="Avenir Next" w:eastAsia="Avenir Next"/>
                       <w:b/>
                       <w:color w:val="003A70"/>
                       <w:sz w:val="21"/>
                       <w:szCs w:val="21"/>
                     </w:rPr>
-                    <w:t xml:space="preserve">e.</w:t>
-                  </w:r>
-                  <w:r>
-                    <w:rPr>
-                      <w:rFonts w:ascii="Avenir Next" w:hAnsi="Avenir Next" w:cs="Avenir Next" w:eastAsia="Avenir Next"/>
-                      <w:color w:val="1A1A1A"/>
+                    <w:t>e.</w:t>
+                  </w:r>
+                  <w:r>
+                    <w:rPr>
                       <w:sz w:val="21"/>
                       <w:szCs w:val="21"/>
                     </w:rPr>
                     <w:tab/>
-                  </w:r>
-                  <w:r>
-                    <w:rPr>
-                      <w:rFonts w:ascii="Avenir Next" w:hAnsi="Avenir Next" w:cs="Avenir Next" w:eastAsia="Avenir Next"/>
-                      <w:color w:val="1A1A1A"/>
-                      <w:sz w:val="21"/>
-                      <w:szCs w:val="21"/>
-                    </w:rPr>
-                    <w:t xml:space="preserve">0.38 =</w:t>
-                  </w:r>
-                  <w:r>
-                    <w:rPr>
-                      <w:rFonts w:ascii="Avenir Next" w:hAnsi="Avenir Next" w:cs="Avenir Next" w:eastAsia="Avenir Next"/>
-                      <w:color w:val="1A1A1A"/>
-                      <w:sz w:val="21"/>
-                      <w:szCs w:val="21"/>
-                    </w:rPr>
-                    <w:t xml:space="preserve">  </w:t>
-                  </w:r>
-                  <w:r>
-                    <w:rPr>
-                      <w:rFonts w:ascii="Avenir Next" w:hAnsi="Avenir Next" w:cs="Avenir Next" w:eastAsia="Avenir Next"/>
-                      <w:color w:val="1A1A1A"/>
+                    <w:t xml:space="preserve">0.38 =  </w:t>
+                  </w:r>
+                  <w:r>
+                    <w:rPr>
                       <w:sz w:val="21"/>
                       <w:szCs w:val="21"/>
                       <w:u w:val="single"/>
                     </w:rPr>
-                    <w:t xml:space="preserve">      </w:t>
-                  </w:r>
-                  <w:r>
-                    <w:rPr>
-                      <w:rFonts w:ascii="Avenir Next" w:hAnsi="Avenir Next" w:cs="Avenir Next" w:eastAsia="Avenir Next"/>
-                      <w:color w:val="1A1A1A"/>
+                    <w:t>      </w:t>
+                  </w:r>
+                  <w:r>
+                    <w:rPr>
                       <w:sz w:val="21"/>
                       <w:szCs w:val="21"/>
                     </w:rPr>
@@ -1130,67 +1039,42 @@
               <w:tc>
                 <w:tcPr>
                   <w:tcW w:w="3024" w:type="dxa"/>
-                  <w:vAlign w:val="top"/>
                 </w:tcPr>
                 <w:p>
                   <w:pPr>
                     <w:tabs>
                       <w:tab w:val="left" w:pos="340"/>
                     </w:tabs>
-                    <w:spacing w:before="0" w:after="0" w:line="276" w:lineRule="auto"/>
+                    <w:spacing w:line="276" w:lineRule="auto"/>
                     <w:ind w:left="340" w:hanging="340"/>
                   </w:pPr>
                   <w:r>
                     <w:rPr>
-                      <w:rFonts w:ascii="Avenir Next" w:hAnsi="Avenir Next" w:cs="Avenir Next" w:eastAsia="Avenir Next"/>
                       <w:b/>
                       <w:color w:val="003A70"/>
                       <w:sz w:val="21"/>
                       <w:szCs w:val="21"/>
                     </w:rPr>
-                    <w:t xml:space="preserve">f.</w:t>
-                  </w:r>
-                  <w:r>
-                    <w:rPr>
-                      <w:rFonts w:ascii="Avenir Next" w:hAnsi="Avenir Next" w:cs="Avenir Next" w:eastAsia="Avenir Next"/>
-                      <w:color w:val="1A1A1A"/>
+                    <w:t>f.</w:t>
+                  </w:r>
+                  <w:r>
+                    <w:rPr>
                       <w:sz w:val="21"/>
                       <w:szCs w:val="21"/>
                     </w:rPr>
                     <w:tab/>
-                  </w:r>
-                  <w:r>
-                    <w:rPr>
-                      <w:rFonts w:ascii="Avenir Next" w:hAnsi="Avenir Next" w:cs="Avenir Next" w:eastAsia="Avenir Next"/>
-                      <w:color w:val="1A1A1A"/>
-                      <w:sz w:val="21"/>
-                      <w:szCs w:val="21"/>
-                    </w:rPr>
-                    <w:t xml:space="preserve">3/4 =</w:t>
-                  </w:r>
-                  <w:r>
-                    <w:rPr>
-                      <w:rFonts w:ascii="Avenir Next" w:hAnsi="Avenir Next" w:cs="Avenir Next" w:eastAsia="Avenir Next"/>
-                      <w:color w:val="1A1A1A"/>
-                      <w:sz w:val="21"/>
-                      <w:szCs w:val="21"/>
-                    </w:rPr>
-                    <w:t xml:space="preserve">  </w:t>
-                  </w:r>
-                  <w:r>
-                    <w:rPr>
-                      <w:rFonts w:ascii="Avenir Next" w:hAnsi="Avenir Next" w:cs="Avenir Next" w:eastAsia="Avenir Next"/>
-                      <w:color w:val="1A1A1A"/>
+                    <w:t xml:space="preserve">3/4 =  </w:t>
+                  </w:r>
+                  <w:r>
+                    <w:rPr>
                       <w:sz w:val="21"/>
                       <w:szCs w:val="21"/>
                       <w:u w:val="single"/>
                     </w:rPr>
-                    <w:t xml:space="preserve">      </w:t>
-                  </w:r>
-                  <w:r>
-                    <w:rPr>
-                      <w:rFonts w:ascii="Avenir Next" w:hAnsi="Avenir Next" w:cs="Avenir Next" w:eastAsia="Avenir Next"/>
-                      <w:color w:val="1A1A1A"/>
+                    <w:t>      </w:t>
+                  </w:r>
+                  <w:r>
+                    <w:rPr>
                       <w:sz w:val="21"/>
                       <w:szCs w:val="21"/>
                     </w:rPr>
@@ -1202,7 +1086,7 @@
           </w:tbl>
           <w:p>
             <w:pPr>
-              <w:spacing w:before="0" w:after="0" w:line="24" w:lineRule="auto"/>
+              <w:spacing w:line="24" w:lineRule="auto"/>
             </w:pPr>
           </w:p>
         </w:tc>
@@ -1210,18 +1094,17 @@
     </w:tbl>
     <w:p>
       <w:pPr>
-        <w:spacing w:before="0" w:after="0" w:line="20" w:lineRule="exact"/>
+        <w:spacing w:line="20" w:lineRule="exact"/>
       </w:pPr>
     </w:p>
     <w:p>
       <w:pPr>
-        <w:spacing w:before="0" w:after="0" w:line="20" w:lineRule="exact"/>
+        <w:spacing w:line="20" w:lineRule="exact"/>
       </w:pPr>
     </w:p>
     <w:tbl>
       <w:tblPr>
         <w:tblW w:w="9504" w:type="dxa"/>
-        <w:jc w:val="left"/>
         <w:tblBorders>
           <w:top w:val="nil"/>
           <w:left w:val="nil"/>
@@ -1232,12 +1115,10 @@
         </w:tblBorders>
         <w:tblLayout w:type="fixed"/>
         <w:tblCellMar>
-          <w:top w:w="0" w:type="dxa"/>
           <w:left w:w="0" w:type="dxa"/>
-          <w:bottom w:w="0" w:type="dxa"/>
           <w:right w:w="0" w:type="dxa"/>
         </w:tblCellMar>
-        <w:tblLook w:val="0000" w:firstRow="0" w:lastRow="0" w:firstColumn="0" w:lastColumn="0" w:noHBand="1" w:noVBand="1"/>
+        <w:tblLook w:val="0600" w:firstRow="0" w:lastRow="0" w:firstColumn="0" w:lastColumn="0" w:noHBand="1" w:noVBand="1"/>
       </w:tblPr>
       <w:tblGrid>
         <w:gridCol w:w="9504"/>
@@ -1249,7 +1130,6 @@
         <w:tc>
           <w:tcPr>
             <w:tcW w:w="9504" w:type="dxa"/>
-            <w:vAlign w:val="top"/>
           </w:tcPr>
           <w:p>
             <w:pPr>
@@ -1262,18 +1142,14 @@
             </w:pPr>
             <w:r>
               <w:rPr>
-                <w:rFonts w:ascii="Avenir Next" w:hAnsi="Avenir Next" w:cs="Avenir Next" w:eastAsia="Avenir Next"/>
                 <w:b/>
-                <w:color w:val="1A1A1A"/>
-                <w:sz w:val="21"/>
-                <w:szCs w:val="21"/>
-              </w:rPr>
-              <w:t xml:space="preserve">2.</w:t>
-            </w:r>
-            <w:r>
-              <w:rPr>
-                <w:rFonts w:ascii="Avenir Next" w:hAnsi="Avenir Next" w:cs="Avenir Next" w:eastAsia="Avenir Next"/>
-                <w:color w:val="1A1A1A"/>
+                <w:sz w:val="21"/>
+                <w:szCs w:val="21"/>
+              </w:rPr>
+              <w:t>2.</w:t>
+            </w:r>
+            <w:r>
+              <w:rPr>
                 <w:sz w:val="21"/>
                 <w:szCs w:val="21"/>
               </w:rPr>
@@ -1281,9 +1157,7 @@
             </w:r>
             <w:r>
               <w:rPr>
-                <w:rFonts w:ascii="Avenir Next" w:hAnsi="Avenir Next" w:cs="Avenir Next" w:eastAsia="Avenir Next"/>
                 <w:b/>
-                <w:color w:val="1A1A1A"/>
                 <w:sz w:val="21"/>
                 <w:szCs w:val="21"/>
               </w:rPr>
@@ -1291,23 +1165,21 @@
             </w:r>
             <w:r>
               <w:rPr>
-                <w:rFonts w:ascii="Avenir Next" w:hAnsi="Avenir Next" w:cs="Avenir Next" w:eastAsia="Avenir Next"/>
-                <w:color w:val="1A1A1A"/>
-                <w:sz w:val="21"/>
-                <w:szCs w:val="21"/>
-              </w:rPr>
-              <w:t xml:space="preserve">A class of 40 students voted for a field trip. 14 chose a museum, 18 chose a zoo, and the rest chose a nature center. Finish the bar, then complete the table.</w:t>
+                <w:sz w:val="21"/>
+                <w:szCs w:val="21"/>
+              </w:rPr>
+              <w:t>A class of 40 students voted for a field trip. 14 chose a museum, 18 chose a zoo, and the rest chose a nature center. Finish the bar, then complete the table.</w:t>
             </w:r>
           </w:p>
           <w:p>
             <w:pPr>
               <w:keepNext/>
-              <w:spacing w:before="0" w:after="40" w:line="252" w:lineRule="auto"/>
+              <w:spacing w:after="40" w:line="252" w:lineRule="auto"/>
               <w:ind w:left="432"/>
             </w:pPr>
-            <w:r>
-              <w:rPr>
-                <w:rFonts w:ascii="Avenir Next" w:hAnsi="Avenir Next" w:cs="Avenir Next" w:eastAsia="Avenir Next"/>
+            <w:proofErr w:type="gramStart"/>
+            <w:r>
+              <w:rPr>
                 <w:b/>
                 <w:color w:val="003A70"/>
                 <w:sz w:val="18"/>
@@ -1317,26 +1189,40 @@
             </w:r>
             <w:r>
               <w:rPr>
-                <w:rFonts w:ascii="Avenir Next" w:hAnsi="Avenir Next" w:cs="Avenir Next" w:eastAsia="Avenir Next"/>
                 <w:i/>
                 <w:color w:val="5A5F66"/>
                 <w:sz w:val="18"/>
                 <w:szCs w:val="18"/>
               </w:rPr>
-              <w:t xml:space="preserve">Find the nature center votes first: 40 − 14 − 18.</w:t>
+              <w:t>Find</w:t>
+            </w:r>
+            <w:proofErr w:type="gramEnd"/>
+            <w:r>
+              <w:rPr>
+                <w:i/>
+                <w:color w:val="5A5F66"/>
+                <w:sz w:val="18"/>
+                <w:szCs w:val="18"/>
+              </w:rPr>
+              <w:t xml:space="preserve"> the nature center votes first: 40 − 14 − 18.</w:t>
             </w:r>
           </w:p>
           <w:p>
             <w:pPr>
               <w:keepNext/>
-              <w:spacing w:before="40" w:after="60" w:line="264" w:lineRule="auto"/>
+              <w:spacing w:before="40" w:after="60"/>
               <w:jc w:val="center"/>
             </w:pPr>
             <w:r>
+              <w:rPr>
+                <w:noProof/>
+              </w:rPr>
               <w:drawing>
-                <wp:inline distT="0" distB="0" distL="0" distR="0">
+                <wp:inline distT="0" distB="0" distL="0" distR="0" wp14:anchorId="77912813" wp14:editId="16BB5113">
                   <wp:extent cx="3840480" cy="868680"/>
+                  <wp:effectExtent l="0" t="0" r="0" b="0"/>
                   <wp:docPr id="1" name="Figure 1"/>
+                  <wp:cNvGraphicFramePr/>
                   <a:graphic xmlns:a="http://schemas.openxmlformats.org/drawingml/2006/main">
                     <a:graphicData uri="http://schemas.openxmlformats.org/drawingml/2006/picture">
                       <pic:pic xmlns:pic="http://schemas.openxmlformats.org/drawingml/2006/picture">
@@ -1345,7 +1231,7 @@
                           <pic:cNvPicPr/>
                         </pic:nvPicPr>
                         <pic:blipFill>
-                          <a:blip r:embed="rIdImg1"/>
+                          <a:blip r:embed="rId6"/>
                           <a:stretch>
                             <a:fillRect/>
                           </a:stretch>
@@ -1368,9 +1254,8 @@
           </w:p>
           <w:tbl>
             <w:tblPr>
+              <w:tblW w:w="9002" w:type="dxa"/>
               <w:tblInd w:w="432" w:type="dxa"/>
-              <w:tblW w:w="9072" w:type="dxa"/>
-              <w:jc w:val="left"/>
               <w:tblBorders>
                 <w:top w:val="single" w:sz="4" w:space="0" w:color="000000"/>
                 <w:left w:val="single" w:sz="4" w:space="0" w:color="000000"/>
@@ -1386,132 +1271,121 @@
                 <w:bottom w:w="50" w:type="dxa"/>
                 <w:right w:w="100" w:type="dxa"/>
               </w:tblCellMar>
-              <w:tblLook w:val="0000" w:firstRow="0" w:lastRow="0" w:firstColumn="0" w:lastColumn="0" w:noHBand="1" w:noVBand="1"/>
+              <w:tblLook w:val="0600" w:firstRow="0" w:lastRow="0" w:firstColumn="0" w:lastColumn="0" w:noHBand="1" w:noVBand="1"/>
             </w:tblPr>
             <w:tblGrid>
-              <w:gridCol w:w="2300"/>
-              <w:gridCol w:w="1693"/>
-              <w:gridCol w:w="1693"/>
-              <w:gridCol w:w="1693"/>
-              <w:gridCol w:w="1693"/>
+              <w:gridCol w:w="2282"/>
+              <w:gridCol w:w="1680"/>
+              <w:gridCol w:w="1680"/>
+              <w:gridCol w:w="1680"/>
+              <w:gridCol w:w="1680"/>
             </w:tblGrid>
             <w:tr>
               <w:trPr>
                 <w:cantSplit/>
-                <w:trHeight w:val="400" w:hRule="atLeast"/>
+                <w:trHeight w:val="381"/>
               </w:trPr>
               <w:tc>
                 <w:tcPr>
-                  <w:tcW w:w="2300" w:type="dxa"/>
+                  <w:tcW w:w="2282" w:type="dxa"/>
                   <w:shd w:val="clear" w:color="auto" w:fill="F2F4F6"/>
                   <w:vAlign w:val="center"/>
                 </w:tcPr>
                 <w:p>
                   <w:pPr>
-                    <w:spacing w:before="0" w:after="0" w:line="240" w:lineRule="auto"/>
-                    <w:jc w:val="left"/>
+                    <w:spacing w:line="240" w:lineRule="auto"/>
                   </w:pPr>
                   <w:r>
                     <w:rPr>
-                      <w:rFonts w:ascii="Avenir Next" w:hAnsi="Avenir Next" w:cs="Avenir Next" w:eastAsia="Avenir Next"/>
                       <w:b/>
-                      <w:color w:val="1A1A1A"/>
                       <w:sz w:val="19"/>
                       <w:szCs w:val="19"/>
                     </w:rPr>
-                    <w:t xml:space="preserve">Trip</w:t>
+                    <w:t>Trip</w:t>
                   </w:r>
                 </w:p>
               </w:tc>
               <w:tc>
                 <w:tcPr>
-                  <w:tcW w:w="1693" w:type="dxa"/>
+                  <w:tcW w:w="1680" w:type="dxa"/>
                   <w:shd w:val="clear" w:color="auto" w:fill="F2F4F6"/>
                   <w:vAlign w:val="center"/>
                 </w:tcPr>
                 <w:p>
                   <w:pPr>
-                    <w:spacing w:before="0" w:after="0" w:line="240" w:lineRule="auto"/>
+                    <w:spacing w:line="240" w:lineRule="auto"/>
                     <w:jc w:val="center"/>
                   </w:pPr>
                   <w:r>
                     <w:rPr>
-                      <w:rFonts w:ascii="Avenir Next" w:hAnsi="Avenir Next" w:cs="Avenir Next" w:eastAsia="Avenir Next"/>
                       <w:b/>
-                      <w:color w:val="1A1A1A"/>
                       <w:sz w:val="19"/>
                       <w:szCs w:val="19"/>
                     </w:rPr>
-                    <w:t xml:space="preserve">Votes</w:t>
+                    <w:t>Votes</w:t>
                   </w:r>
                 </w:p>
               </w:tc>
               <w:tc>
                 <w:tcPr>
-                  <w:tcW w:w="1693" w:type="dxa"/>
+                  <w:tcW w:w="1680" w:type="dxa"/>
                   <w:shd w:val="clear" w:color="auto" w:fill="F2F4F6"/>
                   <w:vAlign w:val="center"/>
                 </w:tcPr>
                 <w:p>
                   <w:pPr>
-                    <w:spacing w:before="0" w:after="0" w:line="240" w:lineRule="auto"/>
+                    <w:spacing w:line="240" w:lineRule="auto"/>
                     <w:jc w:val="center"/>
                   </w:pPr>
                   <w:r>
                     <w:rPr>
-                      <w:rFonts w:ascii="Avenir Next" w:hAnsi="Avenir Next" w:cs="Avenir Next" w:eastAsia="Avenir Next"/>
                       <w:b/>
-                      <w:color w:val="1A1A1A"/>
                       <w:sz w:val="19"/>
                       <w:szCs w:val="19"/>
                     </w:rPr>
-                    <w:t xml:space="preserve">Fraction (simplest)</w:t>
+                    <w:t xml:space="preserve">Fraction </w:t>
                   </w:r>
                 </w:p>
               </w:tc>
               <w:tc>
                 <w:tcPr>
-                  <w:tcW w:w="1693" w:type="dxa"/>
+                  <w:tcW w:w="1680" w:type="dxa"/>
                   <w:shd w:val="clear" w:color="auto" w:fill="F2F4F6"/>
                   <w:vAlign w:val="center"/>
                 </w:tcPr>
                 <w:p>
                   <w:pPr>
-                    <w:spacing w:before="0" w:after="0" w:line="240" w:lineRule="auto"/>
+                    <w:spacing w:line="240" w:lineRule="auto"/>
                     <w:jc w:val="center"/>
                   </w:pPr>
                   <w:r>
                     <w:rPr>
-                      <w:rFonts w:ascii="Avenir Next" w:hAnsi="Avenir Next" w:cs="Avenir Next" w:eastAsia="Avenir Next"/>
                       <w:b/>
-                      <w:color w:val="1A1A1A"/>
                       <w:sz w:val="19"/>
                       <w:szCs w:val="19"/>
                     </w:rPr>
-                    <w:t xml:space="preserve">Decimal</w:t>
+                    <w:t>Decimal</w:t>
                   </w:r>
                 </w:p>
               </w:tc>
               <w:tc>
                 <w:tcPr>
-                  <w:tcW w:w="1693" w:type="dxa"/>
+                  <w:tcW w:w="1680" w:type="dxa"/>
                   <w:shd w:val="clear" w:color="auto" w:fill="F2F4F6"/>
                   <w:vAlign w:val="center"/>
                 </w:tcPr>
                 <w:p>
                   <w:pPr>
-                    <w:spacing w:before="0" w:after="0" w:line="240" w:lineRule="auto"/>
+                    <w:spacing w:line="240" w:lineRule="auto"/>
                     <w:jc w:val="center"/>
                   </w:pPr>
                   <w:r>
                     <w:rPr>
-                      <w:rFonts w:ascii="Avenir Next" w:hAnsi="Avenir Next" w:cs="Avenir Next" w:eastAsia="Avenir Next"/>
                       <w:b/>
-                      <w:color w:val="1A1A1A"/>
                       <w:sz w:val="19"/>
                       <w:szCs w:val="19"/>
                     </w:rPr>
-                    <w:t xml:space="preserve">Percent</w:t>
+                    <w:t>Percent</w:t>
                   </w:r>
                 </w:p>
               </w:tc>
@@ -1519,82 +1393,77 @@
             <w:tr>
               <w:trPr>
                 <w:cantSplit/>
-                <w:trHeight w:val="400" w:hRule="atLeast"/>
+                <w:trHeight w:val="381"/>
               </w:trPr>
               <w:tc>
                 <w:tcPr>
-                  <w:tcW w:w="2300" w:type="dxa"/>
+                  <w:tcW w:w="2282" w:type="dxa"/>
                   <w:shd w:val="clear" w:color="auto" w:fill="F2F4F6"/>
                   <w:vAlign w:val="center"/>
                 </w:tcPr>
                 <w:p>
                   <w:pPr>
-                    <w:spacing w:before="0" w:after="0" w:line="240" w:lineRule="auto"/>
-                    <w:jc w:val="left"/>
+                    <w:spacing w:line="240" w:lineRule="auto"/>
                   </w:pPr>
                   <w:r>
                     <w:rPr>
-                      <w:rFonts w:ascii="Avenir Next" w:hAnsi="Avenir Next" w:cs="Avenir Next" w:eastAsia="Avenir Next"/>
                       <w:b/>
-                      <w:color w:val="1A1A1A"/>
                       <w:sz w:val="19"/>
                       <w:szCs w:val="19"/>
                     </w:rPr>
-                    <w:t xml:space="preserve">Museum</w:t>
+                    <w:t>Museum</w:t>
                   </w:r>
                 </w:p>
               </w:tc>
               <w:tc>
                 <w:tcPr>
-                  <w:tcW w:w="1693" w:type="dxa"/>
+                  <w:tcW w:w="1680" w:type="dxa"/>
                   <w:vAlign w:val="center"/>
                 </w:tcPr>
                 <w:p>
                   <w:pPr>
-                    <w:spacing w:before="0" w:after="0" w:line="240" w:lineRule="auto"/>
+                    <w:spacing w:line="240" w:lineRule="auto"/>
                     <w:jc w:val="center"/>
                   </w:pPr>
                   <w:r>
                     <w:rPr>
-                      <w:rFonts w:ascii="Avenir Next" w:hAnsi="Avenir Next" w:cs="Avenir Next" w:eastAsia="Avenir Next"/>
-                      <w:color w:val="1A1A1A"/>
                       <w:sz w:val="19"/>
                       <w:szCs w:val="19"/>
                     </w:rPr>
-                    <w:t xml:space="preserve">14</w:t>
+                    <w:t>14</w:t>
                   </w:r>
                 </w:p>
               </w:tc>
               <w:tc>
                 <w:tcPr>
-                  <w:tcW w:w="1693" w:type="dxa"/>
+                  <w:tcW w:w="1680" w:type="dxa"/>
                   <w:vAlign w:val="center"/>
                 </w:tcPr>
                 <w:p>
                   <w:pPr>
-                    <w:spacing w:before="0" w:after="0" w:line="240" w:lineRule="auto"/>
+                    <w:spacing w:line="240" w:lineRule="auto"/>
                   </w:pPr>
                 </w:p>
               </w:tc>
               <w:tc>
                 <w:tcPr>
-                  <w:tcW w:w="1693" w:type="dxa"/>
+                  <w:tcW w:w="1680" w:type="dxa"/>
                   <w:vAlign w:val="center"/>
                 </w:tcPr>
                 <w:p>
                   <w:pPr>
-                    <w:spacing w:before="0" w:after="0" w:line="240" w:lineRule="auto"/>
+                    <w:spacing w:line="240" w:lineRule="auto"/>
                   </w:pPr>
                 </w:p>
               </w:tc>
               <w:tc>
                 <w:tcPr>
-                  <w:tcW w:w="1693" w:type="dxa"/>
+                  <w:tcW w:w="1680" w:type="dxa"/>
                   <w:vAlign w:val="center"/>
                 </w:tcPr>
                 <w:p>
                   <w:pPr>
-                    <w:spacing w:before="0" w:after="0" w:line="240" w:lineRule="auto"/>
+                    <w:spacing w:line="240" w:lineRule="auto"/>
                   </w:pPr>
                 </w:p>
               </w:tc>
@@ -1602,82 +1471,77 @@
             <w:tr>
               <w:trPr>
                 <w:cantSplit/>
-                <w:trHeight w:val="400" w:hRule="atLeast"/>
+                <w:trHeight w:val="381"/>
               </w:trPr>
               <w:tc>
                 <w:tcPr>
-                  <w:tcW w:w="2300" w:type="dxa"/>
+                  <w:tcW w:w="2282" w:type="dxa"/>
                   <w:shd w:val="clear" w:color="auto" w:fill="F2F4F6"/>
                   <w:vAlign w:val="center"/>
                 </w:tcPr>
                 <w:p>
                   <w:pPr>
-                    <w:spacing w:before="0" w:after="0" w:line="240" w:lineRule="auto"/>
-                    <w:jc w:val="left"/>
+                    <w:spacing w:line="240" w:lineRule="auto"/>
                   </w:pPr>
                   <w:r>
                     <w:rPr>
-                      <w:rFonts w:ascii="Avenir Next" w:hAnsi="Avenir Next" w:cs="Avenir Next" w:eastAsia="Avenir Next"/>
                       <w:b/>
-                      <w:color w:val="1A1A1A"/>
                       <w:sz w:val="19"/>
                       <w:szCs w:val="19"/>
                     </w:rPr>
-                    <w:t xml:space="preserve">Zoo</w:t>
+                    <w:t>Zoo</w:t>
                   </w:r>
                 </w:p>
               </w:tc>
               <w:tc>
                 <w:tcPr>
-                  <w:tcW w:w="1693" w:type="dxa"/>
+                  <w:tcW w:w="1680" w:type="dxa"/>
                   <w:vAlign w:val="center"/>
                 </w:tcPr>
                 <w:p>
                   <w:pPr>
-                    <w:spacing w:before="0" w:after="0" w:line="240" w:lineRule="auto"/>
+                    <w:spacing w:line="240" w:lineRule="auto"/>
                     <w:jc w:val="center"/>
                   </w:pPr>
                   <w:r>
                     <w:rPr>
-                      <w:rFonts w:ascii="Avenir Next" w:hAnsi="Avenir Next" w:cs="Avenir Next" w:eastAsia="Avenir Next"/>
-                      <w:color w:val="1A1A1A"/>
                       <w:sz w:val="19"/>
                       <w:szCs w:val="19"/>
                     </w:rPr>
-                    <w:t xml:space="preserve">18</w:t>
+                    <w:t>18</w:t>
                   </w:r>
                 </w:p>
               </w:tc>
               <w:tc>
                 <w:tcPr>
-                  <w:tcW w:w="1693" w:type="dxa"/>
+                  <w:tcW w:w="1680" w:type="dxa"/>
                   <w:vAlign w:val="center"/>
                 </w:tcPr>
                 <w:p>
                   <w:pPr>
-                    <w:spacing w:before="0" w:after="0" w:line="240" w:lineRule="auto"/>
+                    <w:spacing w:line="240" w:lineRule="auto"/>
                   </w:pPr>
                 </w:p>
               </w:tc>
               <w:tc>
                 <w:tcPr>
-                  <w:tcW w:w="1693" w:type="dxa"/>
+                  <w:tcW w:w="1680" w:type="dxa"/>
                   <w:vAlign w:val="center"/>
                 </w:tcPr>
                 <w:p>
                   <w:pPr>
-                    <w:spacing w:before="0" w:after="0" w:line="240" w:lineRule="auto"/>
+                    <w:spacing w:line="240" w:lineRule="auto"/>
                   </w:pPr>
                 </w:p>
               </w:tc>
               <w:tc>
                 <w:tcPr>
-                  <w:tcW w:w="1693" w:type="dxa"/>
+                  <w:tcW w:w="1680" w:type="dxa"/>
                   <w:vAlign w:val="center"/>
                 </w:tcPr>
                 <w:p>
                   <w:pPr>
-                    <w:spacing w:before="0" w:after="0" w:line="240" w:lineRule="auto"/>
+                    <w:spacing w:line="240" w:lineRule="auto"/>
                   </w:pPr>
                 </w:p>
               </w:tc>
@@ -1685,72 +1549,69 @@
             <w:tr>
               <w:trPr>
                 <w:cantSplit/>
-                <w:trHeight w:val="400" w:hRule="atLeast"/>
+                <w:trHeight w:val="381"/>
               </w:trPr>
               <w:tc>
                 <w:tcPr>
-                  <w:tcW w:w="2300" w:type="dxa"/>
+                  <w:tcW w:w="2282" w:type="dxa"/>
                   <w:shd w:val="clear" w:color="auto" w:fill="F2F4F6"/>
                   <w:vAlign w:val="center"/>
                 </w:tcPr>
                 <w:p>
                   <w:pPr>
-                    <w:spacing w:before="0" w:after="0" w:line="240" w:lineRule="auto"/>
-                    <w:jc w:val="left"/>
+                    <w:spacing w:line="240" w:lineRule="auto"/>
                   </w:pPr>
                   <w:r>
                     <w:rPr>
-                      <w:rFonts w:ascii="Avenir Next" w:hAnsi="Avenir Next" w:cs="Avenir Next" w:eastAsia="Avenir Next"/>
                       <w:b/>
-                      <w:color w:val="1A1A1A"/>
                       <w:sz w:val="19"/>
                       <w:szCs w:val="19"/>
                     </w:rPr>
-                    <w:t xml:space="preserve">Nature center</w:t>
+                    <w:t>Nature center</w:t>
                   </w:r>
                 </w:p>
               </w:tc>
               <w:tc>
                 <w:tcPr>
-                  <w:tcW w:w="1693" w:type="dxa"/>
+                  <w:tcW w:w="1680" w:type="dxa"/>
                   <w:vAlign w:val="center"/>
                 </w:tcPr>
                 <w:p>
                   <w:pPr>
-                    <w:spacing w:before="0" w:after="0" w:line="240" w:lineRule="auto"/>
+                    <w:spacing w:line="240" w:lineRule="auto"/>
                   </w:pPr>
                 </w:p>
               </w:tc>
               <w:tc>
                 <w:tcPr>
-                  <w:tcW w:w="1693" w:type="dxa"/>
+                  <w:tcW w:w="1680" w:type="dxa"/>
                   <w:vAlign w:val="center"/>
                 </w:tcPr>
                 <w:p>
                   <w:pPr>
-                    <w:spacing w:before="0" w:after="0" w:line="240" w:lineRule="auto"/>
+                    <w:spacing w:line="240" w:lineRule="auto"/>
                   </w:pPr>
                 </w:p>
               </w:tc>
               <w:tc>
                 <w:tcPr>
-                  <w:tcW w:w="1693" w:type="dxa"/>
+                  <w:tcW w:w="1680" w:type="dxa"/>
                   <w:vAlign w:val="center"/>
                 </w:tcPr>
                 <w:p>
                   <w:pPr>
-                    <w:spacing w:before="0" w:after="0" w:line="240" w:lineRule="auto"/>
+                    <w:spacing w:line="240" w:lineRule="auto"/>
                   </w:pPr>
                 </w:p>
               </w:tc>
               <w:tc>
                 <w:tcPr>
-                  <w:tcW w:w="1693" w:type="dxa"/>
+                  <w:tcW w:w="1680" w:type="dxa"/>
                   <w:vAlign w:val="center"/>
                 </w:tcPr>
                 <w:p>
                   <w:pPr>
-                    <w:spacing w:before="0" w:after="0" w:line="240" w:lineRule="auto"/>
+                    <w:spacing w:line="240" w:lineRule="auto"/>
                   </w:pPr>
                 </w:p>
               </w:tc>
@@ -1758,7 +1619,7 @@
           </w:tbl>
           <w:p>
             <w:pPr>
-              <w:spacing w:before="0" w:after="0" w:line="24" w:lineRule="auto"/>
+              <w:spacing w:line="24" w:lineRule="auto"/>
             </w:pPr>
           </w:p>
         </w:tc>
@@ -1766,18 +1627,17 @@
     </w:tbl>
     <w:p>
       <w:pPr>
-        <w:spacing w:before="0" w:after="0" w:line="20" w:lineRule="exact"/>
+        <w:spacing w:line="20" w:lineRule="exact"/>
       </w:pPr>
     </w:p>
     <w:p>
       <w:pPr>
-        <w:spacing w:before="0" w:after="0" w:line="20" w:lineRule="exact"/>
+        <w:spacing w:line="20" w:lineRule="exact"/>
       </w:pPr>
     </w:p>
     <w:tbl>
       <w:tblPr>
         <w:tblW w:w="9504" w:type="dxa"/>
-        <w:jc w:val="left"/>
         <w:tblBorders>
           <w:top w:val="nil"/>
           <w:left w:val="nil"/>
@@ -1788,12 +1648,10 @@
         </w:tblBorders>
         <w:tblLayout w:type="fixed"/>
         <w:tblCellMar>
-          <w:top w:w="0" w:type="dxa"/>
           <w:left w:w="0" w:type="dxa"/>
-          <w:bottom w:w="0" w:type="dxa"/>
           <w:right w:w="260" w:type="dxa"/>
         </w:tblCellMar>
-        <w:tblLook w:val="0000" w:firstRow="0" w:lastRow="0" w:firstColumn="0" w:lastColumn="0" w:noHBand="1" w:noVBand="1"/>
+        <w:tblLook w:val="0600" w:firstRow="0" w:lastRow="0" w:firstColumn="0" w:lastColumn="0" w:noHBand="1" w:noVBand="1"/>
       </w:tblPr>
       <w:tblGrid>
         <w:gridCol w:w="4752"/>
@@ -1806,7 +1664,6 @@
         <w:tc>
           <w:tcPr>
             <w:tcW w:w="4752" w:type="dxa"/>
-            <w:vAlign w:val="top"/>
           </w:tcPr>
           <w:p>
             <w:pPr>
@@ -1819,18 +1676,14 @@
             </w:pPr>
             <w:r>
               <w:rPr>
-                <w:rFonts w:ascii="Avenir Next" w:hAnsi="Avenir Next" w:cs="Avenir Next" w:eastAsia="Avenir Next"/>
                 <w:b/>
-                <w:color w:val="1A1A1A"/>
-                <w:sz w:val="21"/>
-                <w:szCs w:val="21"/>
-              </w:rPr>
-              <w:t xml:space="preserve">3.</w:t>
-            </w:r>
-            <w:r>
-              <w:rPr>
-                <w:rFonts w:ascii="Avenir Next" w:hAnsi="Avenir Next" w:cs="Avenir Next" w:eastAsia="Avenir Next"/>
-                <w:color w:val="1A1A1A"/>
+                <w:sz w:val="21"/>
+                <w:szCs w:val="21"/>
+              </w:rPr>
+              <w:t>3.</w:t>
+            </w:r>
+            <w:r>
+              <w:rPr>
                 <w:sz w:val="21"/>
                 <w:szCs w:val="21"/>
               </w:rPr>
@@ -1838,9 +1691,7 @@
             </w:r>
             <w:r>
               <w:rPr>
-                <w:rFonts w:ascii="Avenir Next" w:hAnsi="Avenir Next" w:cs="Avenir Next" w:eastAsia="Avenir Next"/>
                 <w:b/>
-                <w:color w:val="1A1A1A"/>
                 <w:sz w:val="21"/>
                 <w:szCs w:val="21"/>
               </w:rPr>
@@ -1848,39 +1699,10 @@
             </w:r>
             <w:r>
               <w:rPr>
-                <w:rFonts w:ascii="Avenir Next" w:hAnsi="Avenir Next" w:cs="Avenir Next" w:eastAsia="Avenir Next"/>
-                <w:color w:val="1A1A1A"/>
-                <w:sz w:val="21"/>
-                <w:szCs w:val="21"/>
-              </w:rPr>
-              <w:t xml:space="preserve">Tasha made 15 of her 25 free throws.</w:t>
-            </w:r>
-          </w:p>
-          <w:p>
-            <w:pPr>
-              <w:keepNext/>
-              <w:spacing w:before="0" w:after="40" w:line="252" w:lineRule="auto"/>
-              <w:ind w:left="432"/>
-            </w:pPr>
-            <w:r>
-              <w:rPr>
-                <w:rFonts w:ascii="Avenir Next" w:hAnsi="Avenir Next" w:cs="Avenir Next" w:eastAsia="Avenir Next"/>
-                <w:b/>
-                <w:color w:val="003A70"/>
-                <w:sz w:val="18"/>
-                <w:szCs w:val="18"/>
-              </w:rPr>
-              <w:t xml:space="preserve">Hint  </w:t>
-            </w:r>
-            <w:r>
-              <w:rPr>
-                <w:rFonts w:ascii="Avenir Next" w:hAnsi="Avenir Next" w:cs="Avenir Next" w:eastAsia="Avenir Next"/>
-                <w:i/>
-                <w:color w:val="5A5F66"/>
-                <w:sz w:val="18"/>
-                <w:szCs w:val="18"/>
-              </w:rPr>
-              <w:t xml:space="preserve">Divide 15 and 25 by 5 first.</w:t>
+                <w:sz w:val="21"/>
+                <w:szCs w:val="21"/>
+              </w:rPr>
+              <w:t>Tasha made 15 of her 25 free throws.</w:t>
             </w:r>
           </w:p>
           <w:p>
@@ -1889,55 +1711,33 @@
               <w:tabs>
                 <w:tab w:val="left" w:pos="772"/>
               </w:tabs>
-              <w:spacing w:before="0" w:after="60" w:line="276" w:lineRule="auto"/>
+              <w:spacing w:after="60" w:line="276" w:lineRule="auto"/>
               <w:ind w:left="772" w:hanging="340"/>
             </w:pPr>
             <w:r>
               <w:rPr>
-                <w:rFonts w:ascii="Avenir Next" w:hAnsi="Avenir Next" w:cs="Avenir Next" w:eastAsia="Avenir Next"/>
                 <w:b/>
                 <w:color w:val="003A70"/>
                 <w:sz w:val="21"/>
                 <w:szCs w:val="21"/>
               </w:rPr>
-              <w:t xml:space="preserve">a.</w:t>
-            </w:r>
-            <w:r>
-              <w:rPr>
-                <w:rFonts w:ascii="Avenir Next" w:hAnsi="Avenir Next" w:cs="Avenir Next" w:eastAsia="Avenir Next"/>
-                <w:color w:val="1A1A1A"/>
+              <w:t>a.</w:t>
+            </w:r>
+            <w:r>
+              <w:rPr>
                 <w:sz w:val="21"/>
                 <w:szCs w:val="21"/>
               </w:rPr>
               <w:tab/>
-            </w:r>
-            <w:r>
-              <w:rPr>
-                <w:rFonts w:ascii="Avenir Next" w:hAnsi="Avenir Next" w:cs="Avenir Next" w:eastAsia="Avenir Next"/>
-                <w:color w:val="1A1A1A"/>
-                <w:sz w:val="21"/>
-                <w:szCs w:val="21"/>
-              </w:rPr>
-              <w:t xml:space="preserve">Fraction in simplest form</w:t>
-            </w:r>
-            <w:r>
-              <w:rPr>
-                <w:rFonts w:ascii="Avenir Next" w:hAnsi="Avenir Next" w:cs="Avenir Next" w:eastAsia="Avenir Next"/>
-                <w:color w:val="1A1A1A"/>
-                <w:sz w:val="21"/>
-                <w:szCs w:val="21"/>
-              </w:rPr>
-              <w:t xml:space="preserve">  </w:t>
-            </w:r>
-            <w:r>
-              <w:rPr>
-                <w:rFonts w:ascii="Avenir Next" w:hAnsi="Avenir Next" w:cs="Avenir Next" w:eastAsia="Avenir Next"/>
-                <w:color w:val="1A1A1A"/>
+              <w:t xml:space="preserve">Fraction  </w:t>
+            </w:r>
+            <w:r>
+              <w:rPr>
                 <w:sz w:val="21"/>
                 <w:szCs w:val="21"/>
                 <w:u w:val="single"/>
               </w:rPr>
-              <w:t xml:space="preserve">                      </w:t>
+              <w:t>                      </w:t>
             </w:r>
           </w:p>
           <w:p>
@@ -1946,60 +1746,36 @@
               <w:tabs>
                 <w:tab w:val="left" w:pos="772"/>
               </w:tabs>
-              <w:spacing w:before="0" w:after="60" w:line="276" w:lineRule="auto"/>
+              <w:spacing w:after="60" w:line="276" w:lineRule="auto"/>
               <w:ind w:left="772" w:hanging="340"/>
             </w:pPr>
             <w:r>
               <w:rPr>
-                <w:rFonts w:ascii="Avenir Next" w:hAnsi="Avenir Next" w:cs="Avenir Next" w:eastAsia="Avenir Next"/>
                 <w:b/>
                 <w:color w:val="003A70"/>
                 <w:sz w:val="21"/>
                 <w:szCs w:val="21"/>
               </w:rPr>
-              <w:t xml:space="preserve">b.</w:t>
-            </w:r>
-            <w:r>
-              <w:rPr>
-                <w:rFonts w:ascii="Avenir Next" w:hAnsi="Avenir Next" w:cs="Avenir Next" w:eastAsia="Avenir Next"/>
-                <w:color w:val="1A1A1A"/>
+              <w:t>b.</w:t>
+            </w:r>
+            <w:r>
+              <w:rPr>
                 <w:sz w:val="21"/>
                 <w:szCs w:val="21"/>
               </w:rPr>
               <w:tab/>
-            </w:r>
-            <w:r>
-              <w:rPr>
-                <w:rFonts w:ascii="Avenir Next" w:hAnsi="Avenir Next" w:cs="Avenir Next" w:eastAsia="Avenir Next"/>
-                <w:color w:val="1A1A1A"/>
-                <w:sz w:val="21"/>
-                <w:szCs w:val="21"/>
-              </w:rPr>
-              <w:t xml:space="preserve">Percent</w:t>
-            </w:r>
-            <w:r>
-              <w:rPr>
-                <w:rFonts w:ascii="Avenir Next" w:hAnsi="Avenir Next" w:cs="Avenir Next" w:eastAsia="Avenir Next"/>
-                <w:color w:val="1A1A1A"/>
-                <w:sz w:val="21"/>
-                <w:szCs w:val="21"/>
-              </w:rPr>
-              <w:t xml:space="preserve">  </w:t>
-            </w:r>
-            <w:r>
-              <w:rPr>
-                <w:rFonts w:ascii="Avenir Next" w:hAnsi="Avenir Next" w:cs="Avenir Next" w:eastAsia="Avenir Next"/>
-                <w:color w:val="1A1A1A"/>
+              <w:t xml:space="preserve">Percent  </w:t>
+            </w:r>
+            <w:r>
+              <w:rPr>
                 <w:sz w:val="21"/>
                 <w:szCs w:val="21"/>
                 <w:u w:val="single"/>
               </w:rPr>
-              <w:t xml:space="preserve">                </w:t>
-            </w:r>
-            <w:r>
-              <w:rPr>
-                <w:rFonts w:ascii="Avenir Next" w:hAnsi="Avenir Next" w:cs="Avenir Next" w:eastAsia="Avenir Next"/>
-                <w:color w:val="1A1A1A"/>
+              <w:t>                </w:t>
+            </w:r>
+            <w:r>
+              <w:rPr>
                 <w:sz w:val="21"/>
                 <w:szCs w:val="21"/>
               </w:rPr>
@@ -2010,7 +1786,6 @@
         <w:tc>
           <w:tcPr>
             <w:tcW w:w="4752" w:type="dxa"/>
-            <w:vAlign w:val="top"/>
           </w:tcPr>
           <w:p>
             <w:pPr>
@@ -2023,18 +1798,14 @@
             </w:pPr>
             <w:r>
               <w:rPr>
-                <w:rFonts w:ascii="Avenir Next" w:hAnsi="Avenir Next" w:cs="Avenir Next" w:eastAsia="Avenir Next"/>
                 <w:b/>
-                <w:color w:val="1A1A1A"/>
-                <w:sz w:val="21"/>
-                <w:szCs w:val="21"/>
-              </w:rPr>
-              <w:t xml:space="preserve">4.</w:t>
-            </w:r>
-            <w:r>
-              <w:rPr>
-                <w:rFonts w:ascii="Avenir Next" w:hAnsi="Avenir Next" w:cs="Avenir Next" w:eastAsia="Avenir Next"/>
-                <w:color w:val="1A1A1A"/>
+                <w:sz w:val="21"/>
+                <w:szCs w:val="21"/>
+              </w:rPr>
+              <w:t>4.</w:t>
+            </w:r>
+            <w:r>
+              <w:rPr>
                 <w:sz w:val="21"/>
                 <w:szCs w:val="21"/>
               </w:rPr>
@@ -2042,9 +1813,7 @@
             </w:r>
             <w:r>
               <w:rPr>
-                <w:rFonts w:ascii="Avenir Next" w:hAnsi="Avenir Next" w:cs="Avenir Next" w:eastAsia="Avenir Next"/>
                 <w:b/>
-                <w:color w:val="1A1A1A"/>
                 <w:sz w:val="21"/>
                 <w:szCs w:val="21"/>
               </w:rPr>
@@ -2052,12 +1821,10 @@
             </w:r>
             <w:r>
               <w:rPr>
-                <w:rFonts w:ascii="Avenir Next" w:hAnsi="Avenir Next" w:cs="Avenir Next" w:eastAsia="Avenir Next"/>
-                <w:color w:val="1A1A1A"/>
-                <w:sz w:val="21"/>
-                <w:szCs w:val="21"/>
-              </w:rPr>
-              <w:t xml:space="preserve">Luis’s phone shows 0.35 of a full charge.</w:t>
+                <w:sz w:val="21"/>
+                <w:szCs w:val="21"/>
+              </w:rPr>
+              <w:t>Luis’s phone shows 0.35 of a full charge.</w:t>
             </w:r>
           </w:p>
           <w:p>
@@ -2066,60 +1833,36 @@
               <w:tabs>
                 <w:tab w:val="left" w:pos="772"/>
               </w:tabs>
-              <w:spacing w:before="0" w:after="60" w:line="276" w:lineRule="auto"/>
+              <w:spacing w:after="60" w:line="276" w:lineRule="auto"/>
               <w:ind w:left="772" w:hanging="340"/>
             </w:pPr>
             <w:r>
               <w:rPr>
-                <w:rFonts w:ascii="Avenir Next" w:hAnsi="Avenir Next" w:cs="Avenir Next" w:eastAsia="Avenir Next"/>
                 <w:b/>
                 <w:color w:val="003A70"/>
                 <w:sz w:val="21"/>
                 <w:szCs w:val="21"/>
               </w:rPr>
-              <w:t xml:space="preserve">a.</w:t>
-            </w:r>
-            <w:r>
-              <w:rPr>
-                <w:rFonts w:ascii="Avenir Next" w:hAnsi="Avenir Next" w:cs="Avenir Next" w:eastAsia="Avenir Next"/>
-                <w:color w:val="1A1A1A"/>
+              <w:t>a.</w:t>
+            </w:r>
+            <w:r>
+              <w:rPr>
                 <w:sz w:val="21"/>
                 <w:szCs w:val="21"/>
               </w:rPr>
               <w:tab/>
-            </w:r>
-            <w:r>
-              <w:rPr>
-                <w:rFonts w:ascii="Avenir Next" w:hAnsi="Avenir Next" w:cs="Avenir Next" w:eastAsia="Avenir Next"/>
-                <w:color w:val="1A1A1A"/>
-                <w:sz w:val="21"/>
-                <w:szCs w:val="21"/>
-              </w:rPr>
-              <w:t xml:space="preserve">Charge as a percent</w:t>
-            </w:r>
-            <w:r>
-              <w:rPr>
-                <w:rFonts w:ascii="Avenir Next" w:hAnsi="Avenir Next" w:cs="Avenir Next" w:eastAsia="Avenir Next"/>
-                <w:color w:val="1A1A1A"/>
-                <w:sz w:val="21"/>
-                <w:szCs w:val="21"/>
-              </w:rPr>
-              <w:t xml:space="preserve">  </w:t>
-            </w:r>
-            <w:r>
-              <w:rPr>
-                <w:rFonts w:ascii="Avenir Next" w:hAnsi="Avenir Next" w:cs="Avenir Next" w:eastAsia="Avenir Next"/>
-                <w:color w:val="1A1A1A"/>
+              <w:t xml:space="preserve">Charge as a percent  </w:t>
+            </w:r>
+            <w:r>
+              <w:rPr>
                 <w:sz w:val="21"/>
                 <w:szCs w:val="21"/>
                 <w:u w:val="single"/>
               </w:rPr>
-              <w:t xml:space="preserve">                </w:t>
-            </w:r>
-            <w:r>
-              <w:rPr>
-                <w:rFonts w:ascii="Avenir Next" w:hAnsi="Avenir Next" w:cs="Avenir Next" w:eastAsia="Avenir Next"/>
-                <w:color w:val="1A1A1A"/>
+              <w:t>                </w:t>
+            </w:r>
+            <w:r>
+              <w:rPr>
                 <w:sz w:val="21"/>
                 <w:szCs w:val="21"/>
               </w:rPr>
@@ -2132,60 +1875,36 @@
               <w:tabs>
                 <w:tab w:val="left" w:pos="772"/>
               </w:tabs>
-              <w:spacing w:before="0" w:after="60" w:line="276" w:lineRule="auto"/>
+              <w:spacing w:after="60" w:line="276" w:lineRule="auto"/>
               <w:ind w:left="772" w:hanging="340"/>
             </w:pPr>
             <w:r>
               <w:rPr>
-                <w:rFonts w:ascii="Avenir Next" w:hAnsi="Avenir Next" w:cs="Avenir Next" w:eastAsia="Avenir Next"/>
                 <w:b/>
                 <w:color w:val="003A70"/>
                 <w:sz w:val="21"/>
                 <w:szCs w:val="21"/>
               </w:rPr>
-              <w:t xml:space="preserve">b.</w:t>
-            </w:r>
-            <w:r>
-              <w:rPr>
-                <w:rFonts w:ascii="Avenir Next" w:hAnsi="Avenir Next" w:cs="Avenir Next" w:eastAsia="Avenir Next"/>
-                <w:color w:val="1A1A1A"/>
+              <w:t>b.</w:t>
+            </w:r>
+            <w:r>
+              <w:rPr>
                 <w:sz w:val="21"/>
                 <w:szCs w:val="21"/>
               </w:rPr>
               <w:tab/>
-            </w:r>
-            <w:r>
-              <w:rPr>
-                <w:rFonts w:ascii="Avenir Next" w:hAnsi="Avenir Next" w:cs="Avenir Next" w:eastAsia="Avenir Next"/>
-                <w:color w:val="1A1A1A"/>
-                <w:sz w:val="21"/>
-                <w:szCs w:val="21"/>
-              </w:rPr>
-              <w:t xml:space="preserve">Percent used up</w:t>
-            </w:r>
-            <w:r>
-              <w:rPr>
-                <w:rFonts w:ascii="Avenir Next" w:hAnsi="Avenir Next" w:cs="Avenir Next" w:eastAsia="Avenir Next"/>
-                <w:color w:val="1A1A1A"/>
-                <w:sz w:val="21"/>
-                <w:szCs w:val="21"/>
-              </w:rPr>
-              <w:t xml:space="preserve">  </w:t>
-            </w:r>
-            <w:r>
-              <w:rPr>
-                <w:rFonts w:ascii="Avenir Next" w:hAnsi="Avenir Next" w:cs="Avenir Next" w:eastAsia="Avenir Next"/>
-                <w:color w:val="1A1A1A"/>
+              <w:t xml:space="preserve">Percent used up  </w:t>
+            </w:r>
+            <w:r>
+              <w:rPr>
                 <w:sz w:val="21"/>
                 <w:szCs w:val="21"/>
                 <w:u w:val="single"/>
               </w:rPr>
-              <w:t xml:space="preserve">                </w:t>
-            </w:r>
-            <w:r>
-              <w:rPr>
-                <w:rFonts w:ascii="Avenir Next" w:hAnsi="Avenir Next" w:cs="Avenir Next" w:eastAsia="Avenir Next"/>
-                <w:color w:val="1A1A1A"/>
+              <w:t>                </w:t>
+            </w:r>
+            <w:r>
+              <w:rPr>
                 <w:sz w:val="21"/>
                 <w:szCs w:val="21"/>
               </w:rPr>
@@ -2197,18 +1916,17 @@
     </w:tbl>
     <w:p>
       <w:pPr>
-        <w:spacing w:before="0" w:after="0" w:line="20" w:lineRule="exact"/>
+        <w:spacing w:line="20" w:lineRule="exact"/>
       </w:pPr>
     </w:p>
     <w:p>
       <w:pPr>
-        <w:spacing w:before="0" w:after="0" w:line="20" w:lineRule="exact"/>
+        <w:spacing w:line="20" w:lineRule="exact"/>
       </w:pPr>
     </w:p>
     <w:tbl>
       <w:tblPr>
         <w:tblW w:w="9504" w:type="dxa"/>
-        <w:jc w:val="left"/>
         <w:tblBorders>
           <w:top w:val="nil"/>
           <w:left w:val="nil"/>
@@ -2219,12 +1937,10 @@
         </w:tblBorders>
         <w:tblLayout w:type="fixed"/>
         <w:tblCellMar>
-          <w:top w:w="0" w:type="dxa"/>
           <w:left w:w="0" w:type="dxa"/>
-          <w:bottom w:w="0" w:type="dxa"/>
           <w:right w:w="0" w:type="dxa"/>
         </w:tblCellMar>
-        <w:tblLook w:val="0000" w:firstRow="0" w:lastRow="0" w:firstColumn="0" w:lastColumn="0" w:noHBand="1" w:noVBand="1"/>
+        <w:tblLook w:val="0600" w:firstRow="0" w:lastRow="0" w:firstColumn="0" w:lastColumn="0" w:noHBand="1" w:noVBand="1"/>
       </w:tblPr>
       <w:tblGrid>
         <w:gridCol w:w="9504"/>
@@ -2236,7 +1952,6 @@
         <w:tc>
           <w:tcPr>
             <w:tcW w:w="9504" w:type="dxa"/>
-            <w:vAlign w:val="top"/>
           </w:tcPr>
           <w:p>
             <w:pPr>
@@ -2249,18 +1964,15 @@
             </w:pPr>
             <w:r>
               <w:rPr>
-                <w:rFonts w:ascii="Avenir Next" w:hAnsi="Avenir Next" w:cs="Avenir Next" w:eastAsia="Avenir Next"/>
                 <w:b/>
-                <w:color w:val="1A1A1A"/>
-                <w:sz w:val="21"/>
-                <w:szCs w:val="21"/>
-              </w:rPr>
-              <w:t xml:space="preserve">5.</w:t>
-            </w:r>
-            <w:r>
-              <w:rPr>
-                <w:rFonts w:ascii="Avenir Next" w:hAnsi="Avenir Next" w:cs="Avenir Next" w:eastAsia="Avenir Next"/>
-                <w:color w:val="1A1A1A"/>
+                <w:sz w:val="21"/>
+                <w:szCs w:val="21"/>
+              </w:rPr>
+              <w:lastRenderedPageBreak/>
+              <w:t>5.</w:t>
+            </w:r>
+            <w:r>
+              <w:rPr>
                 <w:sz w:val="21"/>
                 <w:szCs w:val="21"/>
               </w:rPr>
@@ -2268,9 +1980,7 @@
             </w:r>
             <w:r>
               <w:rPr>
-                <w:rFonts w:ascii="Avenir Next" w:hAnsi="Avenir Next" w:cs="Avenir Next" w:eastAsia="Avenir Next"/>
                 <w:b/>
-                <w:color w:val="1A1A1A"/>
                 <w:sz w:val="21"/>
                 <w:szCs w:val="21"/>
               </w:rPr>
@@ -2278,51 +1988,28 @@
             </w:r>
             <w:r>
               <w:rPr>
-                <w:rFonts w:ascii="Avenir Next" w:hAnsi="Avenir Next" w:cs="Avenir Next" w:eastAsia="Avenir Next"/>
-                <w:color w:val="1A1A1A"/>
-                <w:sz w:val="21"/>
-                <w:szCs w:val="21"/>
-              </w:rPr>
-              <w:t xml:space="preserve">A $40 jacket is on sale with a $22 discount (money taken off the price). Write the discount as a part of the price: a fraction in simplest form, a decimal, and a percent.</w:t>
+                <w:sz w:val="21"/>
+                <w:szCs w:val="21"/>
+              </w:rPr>
+              <w:t>A $40 jacket is on sale with a $22 discount (money taken off the price). Write the discount as a part of the price: a fraction in simplest form, a decimal, and a percent.</w:t>
             </w:r>
           </w:p>
           <w:p>
             <w:pPr>
               <w:keepNext/>
-              <w:spacing w:before="0" w:after="40" w:line="252" w:lineRule="auto"/>
+              <w:spacing w:after="40" w:line="252" w:lineRule="auto"/>
               <w:ind w:left="432"/>
             </w:pPr>
-            <w:r>
-              <w:rPr>
-                <w:rFonts w:ascii="Avenir Next" w:hAnsi="Avenir Next" w:cs="Avenir Next" w:eastAsia="Avenir Next"/>
-                <w:b/>
-                <w:color w:val="003A70"/>
-                <w:sz w:val="18"/>
-                <w:szCs w:val="18"/>
-              </w:rPr>
-              <w:t xml:space="preserve">Hint  </w:t>
-            </w:r>
-            <w:r>
-              <w:rPr>
-                <w:rFonts w:ascii="Avenir Next" w:hAnsi="Avenir Next" w:cs="Avenir Next" w:eastAsia="Avenir Next"/>
-                <w:i/>
-                <w:color w:val="5A5F66"/>
-                <w:sz w:val="18"/>
-                <w:szCs w:val="18"/>
-              </w:rPr>
-              <w:t xml:space="preserve">Simplify to 11/20, then multiply top and bottom by 5.</w:t>
-            </w:r>
           </w:p>
           <w:p>
             <w:pPr>
-              <w:spacing w:before="0" w:after="0" w:line="60" w:lineRule="auto"/>
+              <w:spacing w:line="60" w:lineRule="auto"/>
             </w:pPr>
           </w:p>
           <w:tbl>
             <w:tblPr>
+              <w:tblW w:w="9072" w:type="dxa"/>
               <w:tblInd w:w="432" w:type="dxa"/>
-              <w:tblW w:w="9072" w:type="dxa"/>
-              <w:jc w:val="left"/>
               <w:tblBorders>
                 <w:top w:val="single" w:sz="4" w:space="0" w:color="8A9099"/>
                 <w:left w:val="single" w:sz="4" w:space="0" w:color="8A9099"/>
@@ -2338,7 +2025,7 @@
                 <w:bottom w:w="50" w:type="dxa"/>
                 <w:right w:w="100" w:type="dxa"/>
               </w:tblCellMar>
-              <w:tblLook w:val="0000" w:firstRow="0" w:lastRow="0" w:firstColumn="0" w:lastColumn="0" w:noHBand="1" w:noVBand="1"/>
+              <w:tblLook w:val="0600" w:firstRow="0" w:lastRow="0" w:firstColumn="0" w:lastColumn="0" w:noHBand="1" w:noVBand="1"/>
             </w:tblPr>
             <w:tblGrid>
               <w:gridCol w:w="9072"/>
@@ -2346,26 +2033,24 @@
             <w:tr>
               <w:trPr>
                 <w:cantSplit/>
-                <w:trHeight w:val="920" w:hRule="atLeast"/>
+                <w:trHeight w:val="920"/>
               </w:trPr>
               <w:tc>
                 <w:tcPr>
                   <w:tcW w:w="9072" w:type="dxa"/>
-                  <w:vAlign w:val="top"/>
                 </w:tcPr>
                 <w:p>
                   <w:pPr>
-                    <w:spacing w:before="0" w:after="0" w:line="240" w:lineRule="auto"/>
+                    <w:spacing w:line="240" w:lineRule="auto"/>
                   </w:pPr>
                   <w:r>
                     <w:rPr>
-                      <w:rFonts w:ascii="Avenir Next" w:hAnsi="Avenir Next" w:cs="Avenir Next" w:eastAsia="Avenir Next"/>
                       <w:i/>
                       <w:color w:val="8A9099"/>
                       <w:sz w:val="14"/>
                       <w:szCs w:val="14"/>
                     </w:rPr>
-                    <w:t xml:space="preserve">Show your work.</w:t>
+                    <w:t>Show your work.</w:t>
                   </w:r>
                 </w:p>
               </w:tc>
@@ -2376,23 +2061,19 @@
               <w:tabs>
                 <w:tab w:val="right" w:leader="underscore" w:pos="9504"/>
               </w:tabs>
-              <w:spacing w:before="90" w:after="40" w:line="264" w:lineRule="auto"/>
+              <w:spacing w:before="90" w:after="40"/>
               <w:ind w:left="432"/>
             </w:pPr>
             <w:r>
               <w:rPr>
-                <w:rFonts w:ascii="Avenir Next" w:hAnsi="Avenir Next" w:cs="Avenir Next" w:eastAsia="Avenir Next"/>
                 <w:b/>
-                <w:color w:val="1A1A1A"/>
                 <w:sz w:val="18"/>
                 <w:szCs w:val="18"/>
               </w:rPr>
-              <w:t xml:space="preserve">Fraction, decimal, %</w:t>
-            </w:r>
-            <w:r>
-              <w:rPr>
-                <w:rFonts w:ascii="Avenir Next" w:hAnsi="Avenir Next" w:cs="Avenir Next" w:eastAsia="Avenir Next"/>
-                <w:color w:val="1A1A1A"/>
+              <w:t>Fraction, decimal, %</w:t>
+            </w:r>
+            <w:r>
+              <w:rPr>
                 <w:sz w:val="18"/>
                 <w:szCs w:val="18"/>
               </w:rPr>
@@ -2404,18 +2085,17 @@
     </w:tbl>
     <w:p>
       <w:pPr>
-        <w:spacing w:before="0" w:after="0" w:line="20" w:lineRule="exact"/>
+        <w:spacing w:line="20" w:lineRule="exact"/>
       </w:pPr>
     </w:p>
     <w:p>
       <w:pPr>
-        <w:spacing w:before="0" w:after="0" w:line="20" w:lineRule="exact"/>
+        <w:spacing w:line="20" w:lineRule="exact"/>
       </w:pPr>
     </w:p>
     <w:tbl>
       <w:tblPr>
         <w:tblW w:w="9504" w:type="dxa"/>
-        <w:jc w:val="left"/>
         <w:tblBorders>
           <w:top w:val="nil"/>
           <w:left w:val="nil"/>
@@ -2426,12 +2106,10 @@
         </w:tblBorders>
         <w:tblLayout w:type="fixed"/>
         <w:tblCellMar>
-          <w:top w:w="0" w:type="dxa"/>
           <w:left w:w="0" w:type="dxa"/>
-          <w:bottom w:w="0" w:type="dxa"/>
           <w:right w:w="0" w:type="dxa"/>
         </w:tblCellMar>
-        <w:tblLook w:val="0000" w:firstRow="0" w:lastRow="0" w:firstColumn="0" w:lastColumn="0" w:noHBand="1" w:noVBand="1"/>
+        <w:tblLook w:val="0600" w:firstRow="0" w:lastRow="0" w:firstColumn="0" w:lastColumn="0" w:noHBand="1" w:noVBand="1"/>
       </w:tblPr>
       <w:tblGrid>
         <w:gridCol w:w="9504"/>
@@ -2443,7 +2121,6 @@
         <w:tc>
           <w:tcPr>
             <w:tcW w:w="9504" w:type="dxa"/>
-            <w:vAlign w:val="top"/>
           </w:tcPr>
           <w:p>
             <w:pPr>
@@ -2456,18 +2133,14 @@
             </w:pPr>
             <w:r>
               <w:rPr>
-                <w:rFonts w:ascii="Avenir Next" w:hAnsi="Avenir Next" w:cs="Avenir Next" w:eastAsia="Avenir Next"/>
                 <w:b/>
-                <w:color w:val="1A1A1A"/>
-                <w:sz w:val="21"/>
-                <w:szCs w:val="21"/>
-              </w:rPr>
-              <w:t xml:space="preserve">6.</w:t>
-            </w:r>
-            <w:r>
-              <w:rPr>
-                <w:rFonts w:ascii="Avenir Next" w:hAnsi="Avenir Next" w:cs="Avenir Next" w:eastAsia="Avenir Next"/>
-                <w:color w:val="1A1A1A"/>
+                <w:sz w:val="21"/>
+                <w:szCs w:val="21"/>
+              </w:rPr>
+              <w:t>6.</w:t>
+            </w:r>
+            <w:r>
+              <w:rPr>
                 <w:sz w:val="21"/>
                 <w:szCs w:val="21"/>
               </w:rPr>
@@ -2475,9 +2148,7 @@
             </w:r>
             <w:r>
               <w:rPr>
-                <w:rFonts w:ascii="Avenir Next" w:hAnsi="Avenir Next" w:cs="Avenir Next" w:eastAsia="Avenir Next"/>
                 <w:b/>
-                <w:color w:val="1A1A1A"/>
                 <w:sz w:val="21"/>
                 <w:szCs w:val="21"/>
               </w:rPr>
@@ -2485,23 +2156,21 @@
             </w:r>
             <w:r>
               <w:rPr>
-                <w:rFonts w:ascii="Avenir Next" w:hAnsi="Avenir Next" w:cs="Avenir Next" w:eastAsia="Avenir Next"/>
-                <w:color w:val="1A1A1A"/>
-                <w:sz w:val="21"/>
-                <w:szCs w:val="21"/>
-              </w:rPr>
-              <w:t xml:space="preserve">A bracelet has 6 green beads and 14 white beads.</w:t>
+                <w:sz w:val="21"/>
+                <w:szCs w:val="21"/>
+              </w:rPr>
+              <w:t>A bracelet has 6 green beads and 14 white beads.</w:t>
             </w:r>
           </w:p>
           <w:p>
             <w:pPr>
               <w:keepNext/>
-              <w:spacing w:before="0" w:after="40" w:line="252" w:lineRule="auto"/>
+              <w:spacing w:after="40" w:line="252" w:lineRule="auto"/>
               <w:ind w:left="432"/>
             </w:pPr>
-            <w:r>
-              <w:rPr>
-                <w:rFonts w:ascii="Avenir Next" w:hAnsi="Avenir Next" w:cs="Avenir Next" w:eastAsia="Avenir Next"/>
+            <w:proofErr w:type="gramStart"/>
+            <w:r>
+              <w:rPr>
                 <w:b/>
                 <w:color w:val="003A70"/>
                 <w:sz w:val="18"/>
@@ -2511,13 +2180,22 @@
             </w:r>
             <w:r>
               <w:rPr>
-                <w:rFonts w:ascii="Avenir Next" w:hAnsi="Avenir Next" w:cs="Avenir Next" w:eastAsia="Avenir Next"/>
                 <w:i/>
                 <w:color w:val="5A5F66"/>
                 <w:sz w:val="18"/>
                 <w:szCs w:val="18"/>
               </w:rPr>
-              <w:t xml:space="preserve">Find the total number of beads first.</w:t>
+              <w:t>Find</w:t>
+            </w:r>
+            <w:proofErr w:type="gramEnd"/>
+            <w:r>
+              <w:rPr>
+                <w:i/>
+                <w:color w:val="5A5F66"/>
+                <w:sz w:val="18"/>
+                <w:szCs w:val="18"/>
+              </w:rPr>
+              <w:t xml:space="preserve"> the total number of beads first.</w:t>
             </w:r>
           </w:p>
           <w:p>
@@ -2526,60 +2204,36 @@
               <w:tabs>
                 <w:tab w:val="left" w:pos="772"/>
               </w:tabs>
-              <w:spacing w:before="0" w:after="60" w:line="276" w:lineRule="auto"/>
+              <w:spacing w:after="60" w:line="276" w:lineRule="auto"/>
               <w:ind w:left="772" w:hanging="340"/>
             </w:pPr>
             <w:r>
               <w:rPr>
-                <w:rFonts w:ascii="Avenir Next" w:hAnsi="Avenir Next" w:cs="Avenir Next" w:eastAsia="Avenir Next"/>
                 <w:b/>
                 <w:color w:val="003A70"/>
                 <w:sz w:val="21"/>
                 <w:szCs w:val="21"/>
               </w:rPr>
-              <w:t xml:space="preserve">a.</w:t>
-            </w:r>
-            <w:r>
-              <w:rPr>
-                <w:rFonts w:ascii="Avenir Next" w:hAnsi="Avenir Next" w:cs="Avenir Next" w:eastAsia="Avenir Next"/>
-                <w:color w:val="1A1A1A"/>
+              <w:t>a.</w:t>
+            </w:r>
+            <w:r>
+              <w:rPr>
                 <w:sz w:val="21"/>
                 <w:szCs w:val="21"/>
               </w:rPr>
               <w:tab/>
-            </w:r>
-            <w:r>
-              <w:rPr>
-                <w:rFonts w:ascii="Avenir Next" w:hAnsi="Avenir Next" w:cs="Avenir Next" w:eastAsia="Avenir Next"/>
-                <w:color w:val="1A1A1A"/>
-                <w:sz w:val="21"/>
-                <w:szCs w:val="21"/>
-              </w:rPr>
-              <w:t xml:space="preserve">Percent of the beads that are green</w:t>
-            </w:r>
-            <w:r>
-              <w:rPr>
-                <w:rFonts w:ascii="Avenir Next" w:hAnsi="Avenir Next" w:cs="Avenir Next" w:eastAsia="Avenir Next"/>
-                <w:color w:val="1A1A1A"/>
-                <w:sz w:val="21"/>
-                <w:szCs w:val="21"/>
-              </w:rPr>
-              <w:t xml:space="preserve">  </w:t>
-            </w:r>
-            <w:r>
-              <w:rPr>
-                <w:rFonts w:ascii="Avenir Next" w:hAnsi="Avenir Next" w:cs="Avenir Next" w:eastAsia="Avenir Next"/>
-                <w:color w:val="1A1A1A"/>
+              <w:t xml:space="preserve">Percent of the beads that are green  </w:t>
+            </w:r>
+            <w:r>
+              <w:rPr>
                 <w:sz w:val="21"/>
                 <w:szCs w:val="21"/>
                 <w:u w:val="single"/>
               </w:rPr>
-              <w:t xml:space="preserve">                </w:t>
-            </w:r>
-            <w:r>
-              <w:rPr>
-                <w:rFonts w:ascii="Avenir Next" w:hAnsi="Avenir Next" w:cs="Avenir Next" w:eastAsia="Avenir Next"/>
-                <w:color w:val="1A1A1A"/>
+              <w:t>                </w:t>
+            </w:r>
+            <w:r>
+              <w:rPr>
                 <w:sz w:val="21"/>
                 <w:szCs w:val="21"/>
               </w:rPr>
@@ -2592,55 +2246,50 @@
               <w:tabs>
                 <w:tab w:val="left" w:pos="772"/>
               </w:tabs>
-              <w:spacing w:before="0" w:after="60" w:line="276" w:lineRule="auto"/>
+              <w:spacing w:after="60" w:line="276" w:lineRule="auto"/>
               <w:ind w:left="772" w:hanging="340"/>
             </w:pPr>
             <w:r>
               <w:rPr>
-                <w:rFonts w:ascii="Avenir Next" w:hAnsi="Avenir Next" w:cs="Avenir Next" w:eastAsia="Avenir Next"/>
                 <w:b/>
                 <w:color w:val="003A70"/>
                 <w:sz w:val="21"/>
                 <w:szCs w:val="21"/>
               </w:rPr>
-              <w:t xml:space="preserve">b.</w:t>
-            </w:r>
-            <w:r>
-              <w:rPr>
-                <w:rFonts w:ascii="Avenir Next" w:hAnsi="Avenir Next" w:cs="Avenir Next" w:eastAsia="Avenir Next"/>
-                <w:color w:val="1A1A1A"/>
+              <w:t>b.</w:t>
+            </w:r>
+            <w:r>
+              <w:rPr>
                 <w:sz w:val="21"/>
                 <w:szCs w:val="21"/>
               </w:rPr>
               <w:tab/>
-            </w:r>
-            <w:r>
-              <w:rPr>
-                <w:rFonts w:ascii="Avenir Next" w:hAnsi="Avenir Next" w:cs="Avenir Next" w:eastAsia="Avenir Next"/>
-                <w:color w:val="1A1A1A"/>
-                <w:sz w:val="21"/>
-                <w:szCs w:val="21"/>
-              </w:rPr>
-              <w:t xml:space="preserve">That percent as a decimal (use this one in the code)</w:t>
-            </w:r>
-            <w:r>
-              <w:rPr>
-                <w:rFonts w:ascii="Avenir Next" w:hAnsi="Avenir Next" w:cs="Avenir Next" w:eastAsia="Avenir Next"/>
-                <w:color w:val="1A1A1A"/>
-                <w:sz w:val="21"/>
-                <w:szCs w:val="21"/>
-              </w:rPr>
-              <w:t xml:space="preserve">  </w:t>
-            </w:r>
-            <w:r>
-              <w:rPr>
-                <w:rFonts w:ascii="Avenir Next" w:hAnsi="Avenir Next" w:cs="Avenir Next" w:eastAsia="Avenir Next"/>
-                <w:color w:val="1A1A1A"/>
+              <w:t xml:space="preserve">That percent as a decimal (use this one in the </w:t>
+            </w:r>
+            <w:proofErr w:type="gramStart"/>
+            <w:r>
+              <w:rPr>
+                <w:sz w:val="21"/>
+                <w:szCs w:val="21"/>
+              </w:rPr>
+              <w:t xml:space="preserve">code)  </w:t>
+            </w:r>
+            <w:r>
+              <w:rPr>
                 <w:sz w:val="21"/>
                 <w:szCs w:val="21"/>
                 <w:u w:val="single"/>
               </w:rPr>
-              <w:t xml:space="preserve">                      </w:t>
+              <w:t> </w:t>
+            </w:r>
+            <w:proofErr w:type="gramEnd"/>
+            <w:r>
+              <w:rPr>
+                <w:sz w:val="21"/>
+                <w:szCs w:val="21"/>
+                <w:u w:val="single"/>
+              </w:rPr>
+              <w:t>                     </w:t>
             </w:r>
           </w:p>
         </w:tc>
@@ -2648,18 +2297,17 @@
     </w:tbl>
     <w:p>
       <w:pPr>
-        <w:spacing w:before="0" w:after="0" w:line="20" w:lineRule="exact"/>
+        <w:spacing w:line="20" w:lineRule="exact"/>
       </w:pPr>
     </w:p>
     <w:p>
       <w:pPr>
-        <w:spacing w:before="0" w:after="0" w:line="20" w:lineRule="exact"/>
+        <w:spacing w:line="20" w:lineRule="exact"/>
       </w:pPr>
     </w:p>
     <w:tbl>
       <w:tblPr>
         <w:tblW w:w="9504" w:type="dxa"/>
-        <w:jc w:val="left"/>
         <w:tblBorders>
           <w:top w:val="nil"/>
           <w:left w:val="nil"/>
@@ -2670,12 +2318,10 @@
         </w:tblBorders>
         <w:tblLayout w:type="fixed"/>
         <w:tblCellMar>
-          <w:top w:w="0" w:type="dxa"/>
           <w:left w:w="0" w:type="dxa"/>
-          <w:bottom w:w="0" w:type="dxa"/>
           <w:right w:w="0" w:type="dxa"/>
         </w:tblCellMar>
-        <w:tblLook w:val="0000" w:firstRow="0" w:lastRow="0" w:firstColumn="0" w:lastColumn="0" w:noHBand="1" w:noVBand="1"/>
+        <w:tblLook w:val="0600" w:firstRow="0" w:lastRow="0" w:firstColumn="0" w:lastColumn="0" w:noHBand="1" w:noVBand="1"/>
       </w:tblPr>
       <w:tblGrid>
         <w:gridCol w:w="9504"/>
@@ -2687,12 +2333,10 @@
         <w:tc>
           <w:tcPr>
             <w:tcW w:w="9504" w:type="dxa"/>
-            <w:vAlign w:val="top"/>
           </w:tcPr>
           <w:tbl>
             <w:tblPr>
               <w:tblW w:w="9504" w:type="dxa"/>
-              <w:jc w:val="left"/>
               <w:tblBorders>
                 <w:top w:val="nil"/>
                 <w:left w:val="nil"/>
@@ -2703,12 +2347,10 @@
               </w:tblBorders>
               <w:tblLayout w:type="fixed"/>
               <w:tblCellMar>
-                <w:top w:w="0" w:type="dxa"/>
                 <w:left w:w="0" w:type="dxa"/>
-                <w:bottom w:w="0" w:type="dxa"/>
                 <w:right w:w="0" w:type="dxa"/>
               </w:tblCellMar>
-              <w:tblLook w:val="0000" w:firstRow="0" w:lastRow="0" w:firstColumn="0" w:lastColumn="0" w:noHBand="1" w:noVBand="1"/>
+              <w:tblLook w:val="0600" w:firstRow="0" w:lastRow="0" w:firstColumn="0" w:lastColumn="0" w:noHBand="1" w:noVBand="1"/>
             </w:tblPr>
             <w:tblGrid>
               <w:gridCol w:w="7504"/>
@@ -2721,7 +2363,6 @@
               <w:tc>
                 <w:tcPr>
                   <w:tcW w:w="7504" w:type="dxa"/>
-                  <w:vAlign w:val="top"/>
                 </w:tcPr>
                 <w:p>
                   <w:pPr>
@@ -2734,18 +2375,14 @@
                   </w:pPr>
                   <w:r>
                     <w:rPr>
-                      <w:rFonts w:ascii="Avenir Next" w:hAnsi="Avenir Next" w:cs="Avenir Next" w:eastAsia="Avenir Next"/>
                       <w:b/>
-                      <w:color w:val="1A1A1A"/>
                       <w:sz w:val="21"/>
                       <w:szCs w:val="21"/>
                     </w:rPr>
-                    <w:t xml:space="preserve">7.</w:t>
-                  </w:r>
-                  <w:r>
-                    <w:rPr>
-                      <w:rFonts w:ascii="Avenir Next" w:hAnsi="Avenir Next" w:cs="Avenir Next" w:eastAsia="Avenir Next"/>
-                      <w:color w:val="1A1A1A"/>
+                    <w:t>7.</w:t>
+                  </w:r>
+                  <w:r>
+                    <w:rPr>
                       <w:sz w:val="21"/>
                       <w:szCs w:val="21"/>
                     </w:rPr>
@@ -2753,9 +2390,7 @@
                   </w:r>
                   <w:r>
                     <w:rPr>
-                      <w:rFonts w:ascii="Avenir Next" w:hAnsi="Avenir Next" w:cs="Avenir Next" w:eastAsia="Avenir Next"/>
                       <w:b/>
-                      <w:color w:val="1A1A1A"/>
                       <w:sz w:val="21"/>
                       <w:szCs w:val="21"/>
                     </w:rPr>
@@ -2763,12 +2398,10 @@
                   </w:r>
                   <w:r>
                     <w:rPr>
-                      <w:rFonts w:ascii="Avenir Next" w:hAnsi="Avenir Next" w:cs="Avenir Next" w:eastAsia="Avenir Next"/>
-                      <w:color w:val="1A1A1A"/>
                       <w:sz w:val="21"/>
                       <w:szCs w:val="21"/>
                     </w:rPr>
-                    <w:t xml:space="preserve">The grid shows how much of her step goal Imani reached.</w:t>
+                    <w:t>The grid shows how much of her step goal Imani reached.</w:t>
                   </w:r>
                 </w:p>
                 <w:p>
@@ -2777,60 +2410,36 @@
                     <w:tabs>
                       <w:tab w:val="left" w:pos="772"/>
                     </w:tabs>
-                    <w:spacing w:before="0" w:after="60" w:line="276" w:lineRule="auto"/>
+                    <w:spacing w:after="60" w:line="276" w:lineRule="auto"/>
                     <w:ind w:left="772" w:hanging="340"/>
                   </w:pPr>
                   <w:r>
                     <w:rPr>
-                      <w:rFonts w:ascii="Avenir Next" w:hAnsi="Avenir Next" w:cs="Avenir Next" w:eastAsia="Avenir Next"/>
                       <w:b/>
                       <w:color w:val="003A70"/>
                       <w:sz w:val="21"/>
                       <w:szCs w:val="21"/>
                     </w:rPr>
-                    <w:t xml:space="preserve">a.</w:t>
-                  </w:r>
-                  <w:r>
-                    <w:rPr>
-                      <w:rFonts w:ascii="Avenir Next" w:hAnsi="Avenir Next" w:cs="Avenir Next" w:eastAsia="Avenir Next"/>
-                      <w:color w:val="1A1A1A"/>
+                    <w:t>a.</w:t>
+                  </w:r>
+                  <w:r>
+                    <w:rPr>
                       <w:sz w:val="21"/>
                       <w:szCs w:val="21"/>
                     </w:rPr>
                     <w:tab/>
-                  </w:r>
-                  <w:r>
-                    <w:rPr>
-                      <w:rFonts w:ascii="Avenir Next" w:hAnsi="Avenir Next" w:cs="Avenir Next" w:eastAsia="Avenir Next"/>
-                      <w:color w:val="1A1A1A"/>
-                      <w:sz w:val="21"/>
-                      <w:szCs w:val="21"/>
-                    </w:rPr>
-                    <w:t xml:space="preserve">Percent</w:t>
-                  </w:r>
-                  <w:r>
-                    <w:rPr>
-                      <w:rFonts w:ascii="Avenir Next" w:hAnsi="Avenir Next" w:cs="Avenir Next" w:eastAsia="Avenir Next"/>
-                      <w:color w:val="1A1A1A"/>
-                      <w:sz w:val="21"/>
-                      <w:szCs w:val="21"/>
-                    </w:rPr>
-                    <w:t xml:space="preserve">  </w:t>
-                  </w:r>
-                  <w:r>
-                    <w:rPr>
-                      <w:rFonts w:ascii="Avenir Next" w:hAnsi="Avenir Next" w:cs="Avenir Next" w:eastAsia="Avenir Next"/>
-                      <w:color w:val="1A1A1A"/>
+                    <w:t xml:space="preserve">Percent  </w:t>
+                  </w:r>
+                  <w:r>
+                    <w:rPr>
                       <w:sz w:val="21"/>
                       <w:szCs w:val="21"/>
                       <w:u w:val="single"/>
                     </w:rPr>
-                    <w:t xml:space="preserve">                </w:t>
-                  </w:r>
-                  <w:r>
-                    <w:rPr>
-                      <w:rFonts w:ascii="Avenir Next" w:hAnsi="Avenir Next" w:cs="Avenir Next" w:eastAsia="Avenir Next"/>
-                      <w:color w:val="1A1A1A"/>
+                    <w:t>                </w:t>
+                  </w:r>
+                  <w:r>
+                    <w:rPr>
                       <w:sz w:val="21"/>
                       <w:szCs w:val="21"/>
                     </w:rPr>
@@ -2843,55 +2452,33 @@
                     <w:tabs>
                       <w:tab w:val="left" w:pos="772"/>
                     </w:tabs>
-                    <w:spacing w:before="0" w:after="60" w:line="276" w:lineRule="auto"/>
+                    <w:spacing w:after="60" w:line="276" w:lineRule="auto"/>
                     <w:ind w:left="772" w:hanging="340"/>
                   </w:pPr>
                   <w:r>
                     <w:rPr>
-                      <w:rFonts w:ascii="Avenir Next" w:hAnsi="Avenir Next" w:cs="Avenir Next" w:eastAsia="Avenir Next"/>
                       <w:b/>
                       <w:color w:val="003A70"/>
                       <w:sz w:val="21"/>
                       <w:szCs w:val="21"/>
                     </w:rPr>
-                    <w:t xml:space="preserve">b.</w:t>
-                  </w:r>
-                  <w:r>
-                    <w:rPr>
-                      <w:rFonts w:ascii="Avenir Next" w:hAnsi="Avenir Next" w:cs="Avenir Next" w:eastAsia="Avenir Next"/>
-                      <w:color w:val="1A1A1A"/>
+                    <w:t>b.</w:t>
+                  </w:r>
+                  <w:r>
+                    <w:rPr>
                       <w:sz w:val="21"/>
                       <w:szCs w:val="21"/>
                     </w:rPr>
                     <w:tab/>
-                  </w:r>
-                  <w:r>
-                    <w:rPr>
-                      <w:rFonts w:ascii="Avenir Next" w:hAnsi="Avenir Next" w:cs="Avenir Next" w:eastAsia="Avenir Next"/>
-                      <w:color w:val="1A1A1A"/>
-                      <w:sz w:val="21"/>
-                      <w:szCs w:val="21"/>
-                    </w:rPr>
-                    <w:t xml:space="preserve">Decimal</w:t>
-                  </w:r>
-                  <w:r>
-                    <w:rPr>
-                      <w:rFonts w:ascii="Avenir Next" w:hAnsi="Avenir Next" w:cs="Avenir Next" w:eastAsia="Avenir Next"/>
-                      <w:color w:val="1A1A1A"/>
-                      <w:sz w:val="21"/>
-                      <w:szCs w:val="21"/>
-                    </w:rPr>
-                    <w:t xml:space="preserve">  </w:t>
-                  </w:r>
-                  <w:r>
-                    <w:rPr>
-                      <w:rFonts w:ascii="Avenir Next" w:hAnsi="Avenir Next" w:cs="Avenir Next" w:eastAsia="Avenir Next"/>
-                      <w:color w:val="1A1A1A"/>
+                    <w:t xml:space="preserve">Decimal  </w:t>
+                  </w:r>
+                  <w:r>
+                    <w:rPr>
                       <w:sz w:val="21"/>
                       <w:szCs w:val="21"/>
                       <w:u w:val="single"/>
                     </w:rPr>
-                    <w:t xml:space="preserve">                      </w:t>
+                    <w:t>                      </w:t>
                   </w:r>
                 </w:p>
                 <w:p>
@@ -2900,73 +2487,55 @@
                     <w:tabs>
                       <w:tab w:val="left" w:pos="772"/>
                     </w:tabs>
-                    <w:spacing w:before="0" w:after="60" w:line="276" w:lineRule="auto"/>
+                    <w:spacing w:after="60" w:line="276" w:lineRule="auto"/>
                     <w:ind w:left="772" w:hanging="340"/>
                   </w:pPr>
                   <w:r>
                     <w:rPr>
-                      <w:rFonts w:ascii="Avenir Next" w:hAnsi="Avenir Next" w:cs="Avenir Next" w:eastAsia="Avenir Next"/>
                       <w:b/>
                       <w:color w:val="003A70"/>
                       <w:sz w:val="21"/>
                       <w:szCs w:val="21"/>
                     </w:rPr>
-                    <w:t xml:space="preserve">c.</w:t>
-                  </w:r>
-                  <w:r>
-                    <w:rPr>
-                      <w:rFonts w:ascii="Avenir Next" w:hAnsi="Avenir Next" w:cs="Avenir Next" w:eastAsia="Avenir Next"/>
-                      <w:color w:val="1A1A1A"/>
+                    <w:t>c.</w:t>
+                  </w:r>
+                  <w:r>
+                    <w:rPr>
                       <w:sz w:val="21"/>
                       <w:szCs w:val="21"/>
                     </w:rPr>
                     <w:tab/>
-                  </w:r>
-                  <w:r>
-                    <w:rPr>
-                      <w:rFonts w:ascii="Avenir Next" w:hAnsi="Avenir Next" w:cs="Avenir Next" w:eastAsia="Avenir Next"/>
-                      <w:color w:val="1A1A1A"/>
-                      <w:sz w:val="21"/>
-                      <w:szCs w:val="21"/>
-                    </w:rPr>
-                    <w:t xml:space="preserve">Fraction in simplest form</w:t>
-                  </w:r>
-                  <w:r>
-                    <w:rPr>
-                      <w:rFonts w:ascii="Avenir Next" w:hAnsi="Avenir Next" w:cs="Avenir Next" w:eastAsia="Avenir Next"/>
-                      <w:color w:val="1A1A1A"/>
-                      <w:sz w:val="21"/>
-                      <w:szCs w:val="21"/>
-                    </w:rPr>
-                    <w:t xml:space="preserve">  </w:t>
-                  </w:r>
-                  <w:r>
-                    <w:rPr>
-                      <w:rFonts w:ascii="Avenir Next" w:hAnsi="Avenir Next" w:cs="Avenir Next" w:eastAsia="Avenir Next"/>
-                      <w:color w:val="1A1A1A"/>
+                    <w:t xml:space="preserve">Fraction in simplest form  </w:t>
+                  </w:r>
+                  <w:r>
+                    <w:rPr>
                       <w:sz w:val="21"/>
                       <w:szCs w:val="21"/>
                       <w:u w:val="single"/>
                     </w:rPr>
-                    <w:t xml:space="preserve">                      </w:t>
+                    <w:t>                      </w:t>
                   </w:r>
                 </w:p>
               </w:tc>
               <w:tc>
                 <w:tcPr>
                   <w:tcW w:w="2000" w:type="dxa"/>
-                  <w:vAlign w:val="top"/>
                 </w:tcPr>
                 <w:p>
                   <w:pPr>
-                    <w:spacing w:before="110" w:after="0" w:line="264" w:lineRule="auto"/>
+                    <w:spacing w:before="110"/>
                     <w:jc w:val="right"/>
                   </w:pPr>
                   <w:r>
+                    <w:rPr>
+                      <w:noProof/>
+                    </w:rPr>
                     <w:drawing>
-                      <wp:inline distT="0" distB="0" distL="0" distR="0">
+                      <wp:inline distT="0" distB="0" distL="0" distR="0" wp14:anchorId="2B21F63C" wp14:editId="50F01557">
                         <wp:extent cx="1143000" cy="1143000"/>
+                        <wp:effectExtent l="0" t="0" r="0" b="0"/>
                         <wp:docPr id="2" name="Figure 2"/>
+                        <wp:cNvGraphicFramePr/>
                         <a:graphic xmlns:a="http://schemas.openxmlformats.org/drawingml/2006/main">
                           <a:graphicData uri="http://schemas.openxmlformats.org/drawingml/2006/picture">
                             <pic:pic xmlns:pic="http://schemas.openxmlformats.org/drawingml/2006/picture">
@@ -2975,7 +2544,7 @@
                                 <pic:cNvPicPr/>
                               </pic:nvPicPr>
                               <pic:blipFill>
-                                <a:blip r:embed="rIdImg2"/>
+                                <a:blip r:embed="rId7"/>
                                 <a:stretch>
                                   <a:fillRect/>
                                 </a:stretch>
@@ -3001,7 +2570,7 @@
           </w:tbl>
           <w:p>
             <w:pPr>
-              <w:spacing w:before="0" w:after="0" w:line="24" w:lineRule="auto"/>
+              <w:spacing w:line="24" w:lineRule="auto"/>
             </w:pPr>
           </w:p>
         </w:tc>
@@ -3009,18 +2578,17 @@
     </w:tbl>
     <w:p>
       <w:pPr>
-        <w:spacing w:before="0" w:after="0" w:line="20" w:lineRule="exact"/>
+        <w:spacing w:line="20" w:lineRule="exact"/>
       </w:pPr>
     </w:p>
     <w:p>
       <w:pPr>
-        <w:spacing w:before="0" w:after="0" w:line="20" w:lineRule="exact"/>
+        <w:spacing w:line="20" w:lineRule="exact"/>
       </w:pPr>
     </w:p>
     <w:tbl>
       <w:tblPr>
         <w:tblW w:w="9504" w:type="dxa"/>
-        <w:jc w:val="left"/>
         <w:tblBorders>
           <w:top w:val="nil"/>
           <w:left w:val="nil"/>
@@ -3031,12 +2599,10 @@
         </w:tblBorders>
         <w:tblLayout w:type="fixed"/>
         <w:tblCellMar>
-          <w:top w:w="0" w:type="dxa"/>
           <w:left w:w="0" w:type="dxa"/>
-          <w:bottom w:w="0" w:type="dxa"/>
           <w:right w:w="0" w:type="dxa"/>
         </w:tblCellMar>
-        <w:tblLook w:val="0000" w:firstRow="0" w:lastRow="0" w:firstColumn="0" w:lastColumn="0" w:noHBand="1" w:noVBand="1"/>
+        <w:tblLook w:val="0600" w:firstRow="0" w:lastRow="0" w:firstColumn="0" w:lastColumn="0" w:noHBand="1" w:noVBand="1"/>
       </w:tblPr>
       <w:tblGrid>
         <w:gridCol w:w="9504"/>
@@ -3048,7 +2614,6 @@
         <w:tc>
           <w:tcPr>
             <w:tcW w:w="9504" w:type="dxa"/>
-            <w:vAlign w:val="top"/>
           </w:tcPr>
           <w:p>
             <w:pPr>
@@ -3061,18 +2626,14 @@
             </w:pPr>
             <w:r>
               <w:rPr>
-                <w:rFonts w:ascii="Avenir Next" w:hAnsi="Avenir Next" w:cs="Avenir Next" w:eastAsia="Avenir Next"/>
                 <w:b/>
-                <w:color w:val="1A1A1A"/>
-                <w:sz w:val="21"/>
-                <w:szCs w:val="21"/>
-              </w:rPr>
-              <w:t xml:space="preserve">8.</w:t>
-            </w:r>
-            <w:r>
-              <w:rPr>
-                <w:rFonts w:ascii="Avenir Next" w:hAnsi="Avenir Next" w:cs="Avenir Next" w:eastAsia="Avenir Next"/>
-                <w:color w:val="1A1A1A"/>
+                <w:sz w:val="21"/>
+                <w:szCs w:val="21"/>
+              </w:rPr>
+              <w:t>8.</w:t>
+            </w:r>
+            <w:r>
+              <w:rPr>
                 <w:sz w:val="21"/>
                 <w:szCs w:val="21"/>
               </w:rPr>
@@ -3080,9 +2641,7 @@
             </w:r>
             <w:r>
               <w:rPr>
-                <w:rFonts w:ascii="Avenir Next" w:hAnsi="Avenir Next" w:cs="Avenir Next" w:eastAsia="Avenir Next"/>
                 <w:b/>
-                <w:color w:val="1A1A1A"/>
                 <w:sz w:val="21"/>
                 <w:szCs w:val="21"/>
               </w:rPr>
@@ -3090,12 +2649,10 @@
             </w:r>
             <w:r>
               <w:rPr>
-                <w:rFonts w:ascii="Avenir Next" w:hAnsi="Avenir Next" w:cs="Avenir Next" w:eastAsia="Avenir Next"/>
-                <w:color w:val="1A1A1A"/>
-                <w:sz w:val="21"/>
-                <w:szCs w:val="21"/>
-              </w:rPr>
-              <w:t xml:space="preserve">Survey A: 0.62 of students bring lunch. B: 3/5 bring lunch. C: 61% do.</w:t>
+                <w:sz w:val="21"/>
+                <w:szCs w:val="21"/>
+              </w:rPr>
+              <w:t>Survey A: 0.62 of students bring lunch. B: 3/5 bring lunch. C: 61% do.</w:t>
             </w:r>
           </w:p>
           <w:p>
@@ -3104,55 +2661,33 @@
               <w:tabs>
                 <w:tab w:val="left" w:pos="772"/>
               </w:tabs>
-              <w:spacing w:before="0" w:after="60" w:line="276" w:lineRule="auto"/>
+              <w:spacing w:after="60" w:line="276" w:lineRule="auto"/>
               <w:ind w:left="772" w:hanging="340"/>
             </w:pPr>
             <w:r>
               <w:rPr>
-                <w:rFonts w:ascii="Avenir Next" w:hAnsi="Avenir Next" w:cs="Avenir Next" w:eastAsia="Avenir Next"/>
                 <w:b/>
                 <w:color w:val="003A70"/>
                 <w:sz w:val="21"/>
                 <w:szCs w:val="21"/>
               </w:rPr>
-              <w:t xml:space="preserve">a.</w:t>
-            </w:r>
-            <w:r>
-              <w:rPr>
-                <w:rFonts w:ascii="Avenir Next" w:hAnsi="Avenir Next" w:cs="Avenir Next" w:eastAsia="Avenir Next"/>
-                <w:color w:val="1A1A1A"/>
+              <w:t>a.</w:t>
+            </w:r>
+            <w:r>
+              <w:rPr>
                 <w:sz w:val="21"/>
                 <w:szCs w:val="21"/>
               </w:rPr>
               <w:tab/>
-            </w:r>
-            <w:r>
-              <w:rPr>
-                <w:rFonts w:ascii="Avenir Next" w:hAnsi="Avenir Next" w:cs="Avenir Next" w:eastAsia="Avenir Next"/>
-                <w:color w:val="1A1A1A"/>
-                <w:sz w:val="21"/>
-                <w:szCs w:val="21"/>
-              </w:rPr>
-              <w:t xml:space="preserve">Write all three as percents.</w:t>
-            </w:r>
-            <w:r>
-              <w:rPr>
-                <w:rFonts w:ascii="Avenir Next" w:hAnsi="Avenir Next" w:cs="Avenir Next" w:eastAsia="Avenir Next"/>
-                <w:color w:val="1A1A1A"/>
-                <w:sz w:val="21"/>
-                <w:szCs w:val="21"/>
-              </w:rPr>
-              <w:t xml:space="preserve">  </w:t>
-            </w:r>
-            <w:r>
-              <w:rPr>
-                <w:rFonts w:ascii="Avenir Next" w:hAnsi="Avenir Next" w:cs="Avenir Next" w:eastAsia="Avenir Next"/>
-                <w:color w:val="1A1A1A"/>
+              <w:t xml:space="preserve">Write all three as percents.  </w:t>
+            </w:r>
+            <w:r>
+              <w:rPr>
                 <w:sz w:val="21"/>
                 <w:szCs w:val="21"/>
                 <w:u w:val="single"/>
               </w:rPr>
-              <w:t xml:space="preserve">                      </w:t>
+              <w:t>                      </w:t>
             </w:r>
           </w:p>
           <w:p>
@@ -3161,55 +2696,33 @@
               <w:tabs>
                 <w:tab w:val="left" w:pos="772"/>
               </w:tabs>
-              <w:spacing w:before="0" w:after="60" w:line="276" w:lineRule="auto"/>
+              <w:spacing w:after="60" w:line="276" w:lineRule="auto"/>
               <w:ind w:left="772" w:hanging="340"/>
             </w:pPr>
             <w:r>
               <w:rPr>
-                <w:rFonts w:ascii="Avenir Next" w:hAnsi="Avenir Next" w:cs="Avenir Next" w:eastAsia="Avenir Next"/>
                 <w:b/>
                 <w:color w:val="003A70"/>
                 <w:sz w:val="21"/>
                 <w:szCs w:val="21"/>
               </w:rPr>
-              <w:t xml:space="preserve">b.</w:t>
-            </w:r>
-            <w:r>
-              <w:rPr>
-                <w:rFonts w:ascii="Avenir Next" w:hAnsi="Avenir Next" w:cs="Avenir Next" w:eastAsia="Avenir Next"/>
-                <w:color w:val="1A1A1A"/>
+              <w:t>b.</w:t>
+            </w:r>
+            <w:r>
+              <w:rPr>
                 <w:sz w:val="21"/>
                 <w:szCs w:val="21"/>
               </w:rPr>
               <w:tab/>
-            </w:r>
-            <w:r>
-              <w:rPr>
-                <w:rFonts w:ascii="Avenir Next" w:hAnsi="Avenir Next" w:cs="Avenir Next" w:eastAsia="Avenir Next"/>
-                <w:color w:val="1A1A1A"/>
-                <w:sz w:val="21"/>
-                <w:szCs w:val="21"/>
-              </w:rPr>
-              <w:t xml:space="preserve">Order the surveys from least to greatest.</w:t>
-            </w:r>
-            <w:r>
-              <w:rPr>
-                <w:rFonts w:ascii="Avenir Next" w:hAnsi="Avenir Next" w:cs="Avenir Next" w:eastAsia="Avenir Next"/>
-                <w:color w:val="1A1A1A"/>
-                <w:sz w:val="21"/>
-                <w:szCs w:val="21"/>
-              </w:rPr>
-              <w:t xml:space="preserve">  </w:t>
-            </w:r>
-            <w:r>
-              <w:rPr>
-                <w:rFonts w:ascii="Avenir Next" w:hAnsi="Avenir Next" w:cs="Avenir Next" w:eastAsia="Avenir Next"/>
-                <w:color w:val="1A1A1A"/>
+              <w:t xml:space="preserve">Order the surveys from least to greatest.  </w:t>
+            </w:r>
+            <w:r>
+              <w:rPr>
                 <w:sz w:val="21"/>
                 <w:szCs w:val="21"/>
                 <w:u w:val="single"/>
               </w:rPr>
-              <w:t xml:space="preserve">                      </w:t>
+              <w:t>                      </w:t>
             </w:r>
           </w:p>
         </w:tc>
@@ -3217,7 +2730,7 @@
     </w:tbl>
     <w:p>
       <w:pPr>
-        <w:spacing w:before="0" w:after="0" w:line="20" w:lineRule="exact"/>
+        <w:spacing w:line="20" w:lineRule="exact"/>
       </w:pPr>
     </w:p>
     <w:p>
@@ -3234,19 +2747,16 @@
       </w:pPr>
       <w:r>
         <w:rPr>
-          <w:rFonts w:ascii="Avenir Next" w:hAnsi="Avenir Next" w:cs="Avenir Next" w:eastAsia="Avenir Next"/>
           <w:b/>
           <w:color w:val="003A70"/>
           <w:spacing w:val="14"/>
           <w:sz w:val="19"/>
           <w:szCs w:val="19"/>
         </w:rPr>
-        <w:t xml:space="preserve">FIND THE ERROR</w:t>
+        <w:t>FIND THE ERROR</w:t>
       </w:r>
       <w:r>
         <w:rPr>
-          <w:rFonts w:ascii="Avenir Next" w:hAnsi="Avenir Next" w:cs="Avenir Next" w:eastAsia="Avenir Next"/>
-          <w:color w:val="1A1A1A"/>
           <w:sz w:val="17"/>
           <w:szCs w:val="17"/>
         </w:rPr>
@@ -3254,24 +2764,22 @@
       </w:r>
       <w:r>
         <w:rPr>
-          <w:rFonts w:ascii="Avenir Next" w:hAnsi="Avenir Next" w:cs="Avenir Next" w:eastAsia="Avenir Next"/>
           <w:i/>
           <w:color w:val="5A5F66"/>
           <w:sz w:val="17"/>
           <w:szCs w:val="17"/>
         </w:rPr>
-        <w:t xml:space="preserve">explain the mistake, then fix it</w:t>
+        <w:t>explain the mistake, then fix it</w:t>
       </w:r>
     </w:p>
     <w:p>
       <w:pPr>
-        <w:spacing w:before="0" w:after="0" w:line="20" w:lineRule="exact"/>
+        <w:spacing w:line="20" w:lineRule="exact"/>
       </w:pPr>
     </w:p>
     <w:tbl>
       <w:tblPr>
         <w:tblW w:w="9504" w:type="dxa"/>
-        <w:jc w:val="left"/>
         <w:tblBorders>
           <w:top w:val="nil"/>
           <w:left w:val="nil"/>
@@ -3282,12 +2790,10 @@
         </w:tblBorders>
         <w:tblLayout w:type="fixed"/>
         <w:tblCellMar>
-          <w:top w:w="0" w:type="dxa"/>
           <w:left w:w="0" w:type="dxa"/>
-          <w:bottom w:w="0" w:type="dxa"/>
           <w:right w:w="0" w:type="dxa"/>
         </w:tblCellMar>
-        <w:tblLook w:val="0000" w:firstRow="0" w:lastRow="0" w:firstColumn="0" w:lastColumn="0" w:noHBand="1" w:noVBand="1"/>
+        <w:tblLook w:val="0600" w:firstRow="0" w:lastRow="0" w:firstColumn="0" w:lastColumn="0" w:noHBand="1" w:noVBand="1"/>
       </w:tblPr>
       <w:tblGrid>
         <w:gridCol w:w="9504"/>
@@ -3299,7 +2805,6 @@
         <w:tc>
           <w:tcPr>
             <w:tcW w:w="9504" w:type="dxa"/>
-            <w:vAlign w:val="top"/>
           </w:tcPr>
           <w:p>
             <w:pPr>
@@ -3312,18 +2817,14 @@
             </w:pPr>
             <w:r>
               <w:rPr>
-                <w:rFonts w:ascii="Avenir Next" w:hAnsi="Avenir Next" w:cs="Avenir Next" w:eastAsia="Avenir Next"/>
                 <w:b/>
-                <w:color w:val="1A1A1A"/>
-                <w:sz w:val="21"/>
-                <w:szCs w:val="21"/>
-              </w:rPr>
-              <w:t xml:space="preserve">9.</w:t>
-            </w:r>
-            <w:r>
-              <w:rPr>
-                <w:rFonts w:ascii="Avenir Next" w:hAnsi="Avenir Next" w:cs="Avenir Next" w:eastAsia="Avenir Next"/>
-                <w:color w:val="1A1A1A"/>
+                <w:sz w:val="21"/>
+                <w:szCs w:val="21"/>
+              </w:rPr>
+              <w:t>9.</w:t>
+            </w:r>
+            <w:r>
+              <w:rPr>
                 <w:sz w:val="21"/>
                 <w:szCs w:val="21"/>
               </w:rPr>
@@ -3331,9 +2832,7 @@
             </w:r>
             <w:r>
               <w:rPr>
-                <w:rFonts w:ascii="Avenir Next" w:hAnsi="Avenir Next" w:cs="Avenir Next" w:eastAsia="Avenir Next"/>
                 <w:b/>
-                <w:color w:val="1A1A1A"/>
                 <w:sz w:val="21"/>
                 <w:szCs w:val="21"/>
               </w:rPr>
@@ -3341,19 +2840,16 @@
             </w:r>
             <w:r>
               <w:rPr>
-                <w:rFonts w:ascii="Avenir Next" w:hAnsi="Avenir Next" w:cs="Avenir Next" w:eastAsia="Avenir Next"/>
-                <w:color w:val="1A1A1A"/>
-                <w:sz w:val="21"/>
-                <w:szCs w:val="21"/>
-              </w:rPr>
-              <w:t xml:space="preserve">Maya wrote the decimal 0.7 as 7%. She said the digit looks the same. Explain her mistake. Then write 0.7 correctly as a percent.</w:t>
+                <w:sz w:val="21"/>
+                <w:szCs w:val="21"/>
+              </w:rPr>
+              <w:t>Maya wrote the decimal 0.7 as 7%. She said the digit looks the same. Explain her mistake. Then write 0.7 correctly as a percent.</w:t>
             </w:r>
           </w:p>
           <w:tbl>
             <w:tblPr>
+              <w:tblW w:w="9072" w:type="dxa"/>
               <w:tblInd w:w="432" w:type="dxa"/>
-              <w:tblW w:w="9072" w:type="dxa"/>
-              <w:jc w:val="left"/>
               <w:tblBorders>
                 <w:top w:val="nil"/>
                 <w:left w:val="nil"/>
@@ -3364,12 +2860,10 @@
               </w:tblBorders>
               <w:tblLayout w:type="fixed"/>
               <w:tblCellMar>
-                <w:top w:w="0" w:type="dxa"/>
                 <w:left w:w="0" w:type="dxa"/>
-                <w:bottom w:w="0" w:type="dxa"/>
                 <w:right w:w="0" w:type="dxa"/>
               </w:tblCellMar>
-              <w:tblLook w:val="0000" w:firstRow="0" w:lastRow="0" w:firstColumn="0" w:lastColumn="0" w:noHBand="1" w:noVBand="1"/>
+              <w:tblLook w:val="0600" w:firstRow="0" w:lastRow="0" w:firstColumn="0" w:lastColumn="0" w:noHBand="1" w:noVBand="1"/>
             </w:tblPr>
             <w:tblGrid>
               <w:gridCol w:w="9072"/>
@@ -3377,7 +2871,7 @@
             <w:tr>
               <w:trPr>
                 <w:cantSplit/>
-                <w:trHeight w:val="368" w:hRule="atLeast"/>
+                <w:trHeight w:val="368"/>
               </w:trPr>
               <w:tc>
                 <w:tcPr>
@@ -3385,11 +2879,10 @@
                   <w:tcBorders>
                     <w:bottom w:val="single" w:sz="4" w:space="0" w:color="000000"/>
                   </w:tcBorders>
-                  <w:vAlign w:val="top"/>
                 </w:tcPr>
                 <w:p>
                   <w:pPr>
-                    <w:spacing w:before="0" w:after="0" w:line="240" w:lineRule="auto"/>
+                    <w:spacing w:line="240" w:lineRule="auto"/>
                   </w:pPr>
                 </w:p>
               </w:tc>
@@ -3397,7 +2890,7 @@
             <w:tr>
               <w:trPr>
                 <w:cantSplit/>
-                <w:trHeight w:val="368" w:hRule="atLeast"/>
+                <w:trHeight w:val="368"/>
               </w:trPr>
               <w:tc>
                 <w:tcPr>
@@ -3405,11 +2898,10 @@
                   <w:tcBorders>
                     <w:bottom w:val="single" w:sz="4" w:space="0" w:color="000000"/>
                   </w:tcBorders>
-                  <w:vAlign w:val="top"/>
                 </w:tcPr>
                 <w:p>
                   <w:pPr>
-                    <w:spacing w:before="0" w:after="0" w:line="240" w:lineRule="auto"/>
+                    <w:spacing w:line="240" w:lineRule="auto"/>
                   </w:pPr>
                 </w:p>
               </w:tc>
@@ -3417,7 +2909,7 @@
           </w:tbl>
           <w:p>
             <w:pPr>
-              <w:spacing w:before="0" w:after="0" w:line="24" w:lineRule="auto"/>
+              <w:spacing w:line="24" w:lineRule="auto"/>
             </w:pPr>
           </w:p>
         </w:tc>
@@ -3425,7 +2917,7 @@
     </w:tbl>
     <w:p>
       <w:pPr>
-        <w:spacing w:before="0" w:after="0" w:line="20" w:lineRule="exact"/>
+        <w:spacing w:line="20" w:lineRule="exact"/>
       </w:pPr>
     </w:p>
     <w:p>
@@ -3442,44 +2934,50 @@
       </w:pPr>
       <w:r>
         <w:rPr>
-          <w:rFonts w:ascii="Avenir Next" w:hAnsi="Avenir Next" w:cs="Avenir Next" w:eastAsia="Avenir Next"/>
           <w:b/>
           <w:color w:val="003A70"/>
           <w:spacing w:val="14"/>
           <w:sz w:val="19"/>
           <w:szCs w:val="19"/>
         </w:rPr>
-        <w:t xml:space="preserve">TEST PRACTICE</w:t>
+        <w:t>TEST PRACTICE</w:t>
       </w:r>
       <w:r>
         <w:rPr>
-          <w:rFonts w:ascii="Avenir Next" w:hAnsi="Avenir Next" w:cs="Avenir Next" w:eastAsia="Avenir Next"/>
-          <w:color w:val="1A1A1A"/>
           <w:sz w:val="17"/>
           <w:szCs w:val="17"/>
         </w:rPr>
         <w:tab/>
       </w:r>
+      <w:proofErr w:type="gramStart"/>
       <w:r>
         <w:rPr>
-          <w:rFonts w:ascii="Avenir Next" w:hAnsi="Avenir Next" w:cs="Avenir Next" w:eastAsia="Avenir Next"/>
           <w:i/>
           <w:color w:val="5A5F66"/>
           <w:sz w:val="17"/>
           <w:szCs w:val="17"/>
         </w:rPr>
-        <w:t xml:space="preserve">choose the best answer</w:t>
+        <w:t>choose</w:t>
+      </w:r>
+      <w:proofErr w:type="gramEnd"/>
+      <w:r>
+        <w:rPr>
+          <w:i/>
+          <w:color w:val="5A5F66"/>
+          <w:sz w:val="17"/>
+          <w:szCs w:val="17"/>
+        </w:rPr>
+        <w:t xml:space="preserve"> the best answer</w:t>
       </w:r>
     </w:p>
     <w:p>
       <w:pPr>
-        <w:spacing w:before="0" w:after="0" w:line="20" w:lineRule="exact"/>
+        <w:spacing w:line="20" w:lineRule="exact"/>
       </w:pPr>
     </w:p>
     <w:tbl>
       <w:tblPr>
         <w:tblW w:w="9504" w:type="dxa"/>
-        <w:jc w:val="left"/>
         <w:tblBorders>
           <w:top w:val="nil"/>
           <w:left w:val="nil"/>
@@ -3490,12 +2988,10 @@
         </w:tblBorders>
         <w:tblLayout w:type="fixed"/>
         <w:tblCellMar>
-          <w:top w:w="0" w:type="dxa"/>
           <w:left w:w="0" w:type="dxa"/>
-          <w:bottom w:w="0" w:type="dxa"/>
           <w:right w:w="0" w:type="dxa"/>
         </w:tblCellMar>
-        <w:tblLook w:val="0000" w:firstRow="0" w:lastRow="0" w:firstColumn="0" w:lastColumn="0" w:noHBand="1" w:noVBand="1"/>
+        <w:tblLook w:val="0600" w:firstRow="0" w:lastRow="0" w:firstColumn="0" w:lastColumn="0" w:noHBand="1" w:noVBand="1"/>
       </w:tblPr>
       <w:tblGrid>
         <w:gridCol w:w="9504"/>
@@ -3507,7 +3003,6 @@
         <w:tc>
           <w:tcPr>
             <w:tcW w:w="9504" w:type="dxa"/>
-            <w:vAlign w:val="top"/>
           </w:tcPr>
           <w:p>
             <w:pPr>
@@ -3520,38 +3015,25 @@
             </w:pPr>
             <w:r>
               <w:rPr>
-                <w:rFonts w:ascii="Avenir Next" w:hAnsi="Avenir Next" w:cs="Avenir Next" w:eastAsia="Avenir Next"/>
                 <w:b/>
-                <w:color w:val="1A1A1A"/>
-                <w:sz w:val="21"/>
-                <w:szCs w:val="21"/>
-              </w:rPr>
-              <w:t xml:space="preserve">10.</w:t>
-            </w:r>
-            <w:r>
-              <w:rPr>
-                <w:rFonts w:ascii="Avenir Next" w:hAnsi="Avenir Next" w:cs="Avenir Next" w:eastAsia="Avenir Next"/>
-                <w:color w:val="1A1A1A"/>
+                <w:sz w:val="21"/>
+                <w:szCs w:val="21"/>
+              </w:rPr>
+              <w:t>10.</w:t>
+            </w:r>
+            <w:r>
+              <w:rPr>
                 <w:sz w:val="21"/>
                 <w:szCs w:val="21"/>
               </w:rPr>
               <w:tab/>
-            </w:r>
-            <w:r>
-              <w:rPr>
-                <w:rFonts w:ascii="Avenir Next" w:hAnsi="Avenir Next" w:cs="Avenir Next" w:eastAsia="Avenir Next"/>
-                <w:color w:val="1A1A1A"/>
-                <w:sz w:val="21"/>
-                <w:szCs w:val="21"/>
-              </w:rPr>
-              <w:t xml:space="preserve">0.3 written as a percent is —</w:t>
+              <w:t>0.3 written as a percent is —</w:t>
             </w:r>
           </w:p>
           <w:tbl>
             <w:tblPr>
+              <w:tblW w:w="9072" w:type="dxa"/>
               <w:tblInd w:w="432" w:type="dxa"/>
-              <w:tblW w:w="9072" w:type="dxa"/>
-              <w:jc w:val="left"/>
               <w:tblBorders>
                 <w:top w:val="nil"/>
                 <w:left w:val="nil"/>
@@ -3567,7 +3049,7 @@
                 <w:bottom w:w="30" w:type="dxa"/>
                 <w:right w:w="80" w:type="dxa"/>
               </w:tblCellMar>
-              <w:tblLook w:val="0000" w:firstRow="0" w:lastRow="0" w:firstColumn="0" w:lastColumn="0" w:noHBand="1" w:noVBand="1"/>
+              <w:tblLook w:val="0600" w:firstRow="0" w:lastRow="0" w:firstColumn="0" w:lastColumn="0" w:noHBand="1" w:noVBand="1"/>
             </w:tblPr>
             <w:tblGrid>
               <w:gridCol w:w="2268"/>
@@ -3582,172 +3064,96 @@
               <w:tc>
                 <w:tcPr>
                   <w:tcW w:w="2268" w:type="dxa"/>
-                  <w:vAlign w:val="top"/>
                 </w:tcPr>
                 <w:p>
                   <w:pPr>
                     <w:tabs>
                       <w:tab w:val="left" w:pos="340"/>
                     </w:tabs>
-                    <w:spacing w:before="0" w:after="0" w:line="264" w:lineRule="auto"/>
                     <w:ind w:left="340" w:hanging="340"/>
                   </w:pPr>
                   <w:r>
                     <w:rPr>
-                      <w:rFonts w:ascii="Avenir Next" w:hAnsi="Avenir Next" w:cs="Avenir Next" w:eastAsia="Avenir Next"/>
                       <w:b/>
                       <w:color w:val="003A70"/>
-                      <w:sz w:val="20"/>
-                      <w:szCs w:val="20"/>
-                    </w:rPr>
-                    <w:t xml:space="preserve">A</w:t>
-                  </w:r>
-                  <w:r>
-                    <w:rPr>
-                      <w:rFonts w:ascii="Avenir Next" w:hAnsi="Avenir Next" w:cs="Avenir Next" w:eastAsia="Avenir Next"/>
-                      <w:color w:val="1A1A1A"/>
-                      <w:sz w:val="20"/>
-                      <w:szCs w:val="20"/>
-                    </w:rPr>
+                    </w:rPr>
+                    <w:t>A</w:t>
+                  </w:r>
+                  <w:r>
                     <w:tab/>
-                  </w:r>
-                  <w:r>
-                    <w:rPr>
-                      <w:rFonts w:ascii="Avenir Next" w:hAnsi="Avenir Next" w:cs="Avenir Next" w:eastAsia="Avenir Next"/>
-                      <w:color w:val="1A1A1A"/>
-                      <w:sz w:val="20"/>
-                      <w:szCs w:val="20"/>
-                    </w:rPr>
-                    <w:t xml:space="preserve">3%</w:t>
+                    <w:t>3%</w:t>
                   </w:r>
                 </w:p>
               </w:tc>
               <w:tc>
                 <w:tcPr>
                   <w:tcW w:w="2268" w:type="dxa"/>
-                  <w:vAlign w:val="top"/>
                 </w:tcPr>
                 <w:p>
                   <w:pPr>
                     <w:tabs>
                       <w:tab w:val="left" w:pos="340"/>
                     </w:tabs>
-                    <w:spacing w:before="0" w:after="0" w:line="264" w:lineRule="auto"/>
                     <w:ind w:left="340" w:hanging="340"/>
                   </w:pPr>
                   <w:r>
                     <w:rPr>
-                      <w:rFonts w:ascii="Avenir Next" w:hAnsi="Avenir Next" w:cs="Avenir Next" w:eastAsia="Avenir Next"/>
                       <w:b/>
                       <w:color w:val="003A70"/>
-                      <w:sz w:val="20"/>
-                      <w:szCs w:val="20"/>
-                    </w:rPr>
-                    <w:t xml:space="preserve">B</w:t>
-                  </w:r>
-                  <w:r>
-                    <w:rPr>
-                      <w:rFonts w:ascii="Avenir Next" w:hAnsi="Avenir Next" w:cs="Avenir Next" w:eastAsia="Avenir Next"/>
-                      <w:color w:val="1A1A1A"/>
-                      <w:sz w:val="20"/>
-                      <w:szCs w:val="20"/>
-                    </w:rPr>
+                    </w:rPr>
+                    <w:t>B</w:t>
+                  </w:r>
+                  <w:r>
                     <w:tab/>
-                  </w:r>
-                  <w:r>
-                    <w:rPr>
-                      <w:rFonts w:ascii="Avenir Next" w:hAnsi="Avenir Next" w:cs="Avenir Next" w:eastAsia="Avenir Next"/>
-                      <w:color w:val="1A1A1A"/>
-                      <w:sz w:val="20"/>
-                      <w:szCs w:val="20"/>
-                    </w:rPr>
-                    <w:t xml:space="preserve">0.3%</w:t>
+                    <w:t>0.3%</w:t>
                   </w:r>
                 </w:p>
               </w:tc>
               <w:tc>
                 <w:tcPr>
                   <w:tcW w:w="2268" w:type="dxa"/>
-                  <w:vAlign w:val="top"/>
                 </w:tcPr>
                 <w:p>
                   <w:pPr>
                     <w:tabs>
                       <w:tab w:val="left" w:pos="340"/>
                     </w:tabs>
-                    <w:spacing w:before="0" w:after="0" w:line="264" w:lineRule="auto"/>
                     <w:ind w:left="340" w:hanging="340"/>
                   </w:pPr>
                   <w:r>
                     <w:rPr>
-                      <w:rFonts w:ascii="Avenir Next" w:hAnsi="Avenir Next" w:cs="Avenir Next" w:eastAsia="Avenir Next"/>
                       <w:b/>
                       <w:color w:val="003A70"/>
-                      <w:sz w:val="20"/>
-                      <w:szCs w:val="20"/>
-                    </w:rPr>
-                    <w:t xml:space="preserve">C</w:t>
-                  </w:r>
-                  <w:r>
-                    <w:rPr>
-                      <w:rFonts w:ascii="Avenir Next" w:hAnsi="Avenir Next" w:cs="Avenir Next" w:eastAsia="Avenir Next"/>
-                      <w:color w:val="1A1A1A"/>
-                      <w:sz w:val="20"/>
-                      <w:szCs w:val="20"/>
-                    </w:rPr>
+                    </w:rPr>
+                    <w:t>C</w:t>
+                  </w:r>
+                  <w:r>
                     <w:tab/>
-                  </w:r>
-                  <w:r>
-                    <w:rPr>
-                      <w:rFonts w:ascii="Avenir Next" w:hAnsi="Avenir Next" w:cs="Avenir Next" w:eastAsia="Avenir Next"/>
-                      <w:color w:val="1A1A1A"/>
-                      <w:sz w:val="20"/>
-                      <w:szCs w:val="20"/>
-                    </w:rPr>
-                    <w:t xml:space="preserve">30%</w:t>
+                    <w:t>30%</w:t>
                   </w:r>
                 </w:p>
               </w:tc>
               <w:tc>
                 <w:tcPr>
                   <w:tcW w:w="2268" w:type="dxa"/>
-                  <w:vAlign w:val="top"/>
                 </w:tcPr>
                 <w:p>
                   <w:pPr>
                     <w:tabs>
                       <w:tab w:val="left" w:pos="340"/>
                     </w:tabs>
-                    <w:spacing w:before="0" w:after="0" w:line="264" w:lineRule="auto"/>
                     <w:ind w:left="340" w:hanging="340"/>
                   </w:pPr>
                   <w:r>
                     <w:rPr>
-                      <w:rFonts w:ascii="Avenir Next" w:hAnsi="Avenir Next" w:cs="Avenir Next" w:eastAsia="Avenir Next"/>
                       <w:b/>
                       <w:color w:val="003A70"/>
-                      <w:sz w:val="20"/>
-                      <w:szCs w:val="20"/>
-                    </w:rPr>
-                    <w:t xml:space="preserve">D</w:t>
-                  </w:r>
-                  <w:r>
-                    <w:rPr>
-                      <w:rFonts w:ascii="Avenir Next" w:hAnsi="Avenir Next" w:cs="Avenir Next" w:eastAsia="Avenir Next"/>
-                      <w:color w:val="1A1A1A"/>
-                      <w:sz w:val="20"/>
-                      <w:szCs w:val="20"/>
-                    </w:rPr>
+                    </w:rPr>
+                    <w:t>D</w:t>
+                  </w:r>
+                  <w:r>
                     <w:tab/>
-                  </w:r>
-                  <w:r>
-                    <w:rPr>
-                      <w:rFonts w:ascii="Avenir Next" w:hAnsi="Avenir Next" w:cs="Avenir Next" w:eastAsia="Avenir Next"/>
-                      <w:color w:val="1A1A1A"/>
-                      <w:sz w:val="20"/>
-                      <w:szCs w:val="20"/>
-                    </w:rPr>
-                    <w:t xml:space="preserve">300%</w:t>
+                    <w:t>300%</w:t>
                   </w:r>
                 </w:p>
               </w:tc>
@@ -3755,7 +3161,7 @@
           </w:tbl>
           <w:p>
             <w:pPr>
-              <w:spacing w:before="0" w:after="0" w:line="24" w:lineRule="auto"/>
+              <w:spacing w:line="24" w:lineRule="auto"/>
             </w:pPr>
           </w:p>
         </w:tc>
@@ -3763,18 +3169,17 @@
     </w:tbl>
     <w:p>
       <w:pPr>
-        <w:spacing w:before="0" w:after="0" w:line="20" w:lineRule="exact"/>
+        <w:spacing w:line="20" w:lineRule="exact"/>
       </w:pPr>
     </w:p>
     <w:p>
       <w:pPr>
-        <w:spacing w:before="0" w:after="0" w:line="20" w:lineRule="exact"/>
+        <w:spacing w:line="20" w:lineRule="exact"/>
       </w:pPr>
     </w:p>
     <w:tbl>
       <w:tblPr>
         <w:tblW w:w="9504" w:type="dxa"/>
-        <w:jc w:val="left"/>
         <w:tblBorders>
           <w:top w:val="nil"/>
           <w:left w:val="nil"/>
@@ -3785,12 +3190,10 @@
         </w:tblBorders>
         <w:tblLayout w:type="fixed"/>
         <w:tblCellMar>
-          <w:top w:w="0" w:type="dxa"/>
           <w:left w:w="0" w:type="dxa"/>
-          <w:bottom w:w="0" w:type="dxa"/>
           <w:right w:w="0" w:type="dxa"/>
         </w:tblCellMar>
-        <w:tblLook w:val="0000" w:firstRow="0" w:lastRow="0" w:firstColumn="0" w:lastColumn="0" w:noHBand="1" w:noVBand="1"/>
+        <w:tblLook w:val="0600" w:firstRow="0" w:lastRow="0" w:firstColumn="0" w:lastColumn="0" w:noHBand="1" w:noVBand="1"/>
       </w:tblPr>
       <w:tblGrid>
         <w:gridCol w:w="9504"/>
@@ -3802,7 +3205,6 @@
         <w:tc>
           <w:tcPr>
             <w:tcW w:w="9504" w:type="dxa"/>
-            <w:vAlign w:val="top"/>
           </w:tcPr>
           <w:p>
             <w:pPr>
@@ -3815,38 +3217,25 @@
             </w:pPr>
             <w:r>
               <w:rPr>
-                <w:rFonts w:ascii="Avenir Next" w:hAnsi="Avenir Next" w:cs="Avenir Next" w:eastAsia="Avenir Next"/>
                 <w:b/>
-                <w:color w:val="1A1A1A"/>
-                <w:sz w:val="21"/>
-                <w:szCs w:val="21"/>
-              </w:rPr>
-              <w:t xml:space="preserve">11.</w:t>
-            </w:r>
-            <w:r>
-              <w:rPr>
-                <w:rFonts w:ascii="Avenir Next" w:hAnsi="Avenir Next" w:cs="Avenir Next" w:eastAsia="Avenir Next"/>
-                <w:color w:val="1A1A1A"/>
+                <w:sz w:val="21"/>
+                <w:szCs w:val="21"/>
+              </w:rPr>
+              <w:t>11.</w:t>
+            </w:r>
+            <w:r>
+              <w:rPr>
                 <w:sz w:val="21"/>
                 <w:szCs w:val="21"/>
               </w:rPr>
               <w:tab/>
-            </w:r>
-            <w:r>
-              <w:rPr>
-                <w:rFonts w:ascii="Avenir Next" w:hAnsi="Avenir Next" w:cs="Avenir Next" w:eastAsia="Avenir Next"/>
-                <w:color w:val="1A1A1A"/>
-                <w:sz w:val="21"/>
-                <w:szCs w:val="21"/>
-              </w:rPr>
-              <w:t xml:space="preserve">3/4 written as a decimal is —</w:t>
+              <w:t>3/4 written as a decimal is —</w:t>
             </w:r>
           </w:p>
           <w:tbl>
             <w:tblPr>
+              <w:tblW w:w="9072" w:type="dxa"/>
               <w:tblInd w:w="432" w:type="dxa"/>
-              <w:tblW w:w="9072" w:type="dxa"/>
-              <w:jc w:val="left"/>
               <w:tblBorders>
                 <w:top w:val="nil"/>
                 <w:left w:val="nil"/>
@@ -3862,7 +3251,7 @@
                 <w:bottom w:w="30" w:type="dxa"/>
                 <w:right w:w="80" w:type="dxa"/>
               </w:tblCellMar>
-              <w:tblLook w:val="0000" w:firstRow="0" w:lastRow="0" w:firstColumn="0" w:lastColumn="0" w:noHBand="1" w:noVBand="1"/>
+              <w:tblLook w:val="0600" w:firstRow="0" w:lastRow="0" w:firstColumn="0" w:lastColumn="0" w:noHBand="1" w:noVBand="1"/>
             </w:tblPr>
             <w:tblGrid>
               <w:gridCol w:w="2268"/>
@@ -3877,172 +3266,96 @@
               <w:tc>
                 <w:tcPr>
                   <w:tcW w:w="2268" w:type="dxa"/>
-                  <w:vAlign w:val="top"/>
                 </w:tcPr>
                 <w:p>
                   <w:pPr>
                     <w:tabs>
                       <w:tab w:val="left" w:pos="340"/>
                     </w:tabs>
-                    <w:spacing w:before="0" w:after="0" w:line="264" w:lineRule="auto"/>
                     <w:ind w:left="340" w:hanging="340"/>
                   </w:pPr>
                   <w:r>
                     <w:rPr>
-                      <w:rFonts w:ascii="Avenir Next" w:hAnsi="Avenir Next" w:cs="Avenir Next" w:eastAsia="Avenir Next"/>
                       <w:b/>
                       <w:color w:val="003A70"/>
-                      <w:sz w:val="20"/>
-                      <w:szCs w:val="20"/>
-                    </w:rPr>
-                    <w:t xml:space="preserve">A</w:t>
-                  </w:r>
-                  <w:r>
-                    <w:rPr>
-                      <w:rFonts w:ascii="Avenir Next" w:hAnsi="Avenir Next" w:cs="Avenir Next" w:eastAsia="Avenir Next"/>
-                      <w:color w:val="1A1A1A"/>
-                      <w:sz w:val="20"/>
-                      <w:szCs w:val="20"/>
-                    </w:rPr>
+                    </w:rPr>
+                    <w:t>A</w:t>
+                  </w:r>
+                  <w:r>
                     <w:tab/>
-                  </w:r>
-                  <w:r>
-                    <w:rPr>
-                      <w:rFonts w:ascii="Avenir Next" w:hAnsi="Avenir Next" w:cs="Avenir Next" w:eastAsia="Avenir Next"/>
-                      <w:color w:val="1A1A1A"/>
-                      <w:sz w:val="20"/>
-                      <w:szCs w:val="20"/>
-                    </w:rPr>
-                    <w:t xml:space="preserve">0.34</w:t>
+                    <w:t>0.34</w:t>
                   </w:r>
                 </w:p>
               </w:tc>
               <w:tc>
                 <w:tcPr>
                   <w:tcW w:w="2268" w:type="dxa"/>
-                  <w:vAlign w:val="top"/>
                 </w:tcPr>
                 <w:p>
                   <w:pPr>
                     <w:tabs>
                       <w:tab w:val="left" w:pos="340"/>
                     </w:tabs>
-                    <w:spacing w:before="0" w:after="0" w:line="264" w:lineRule="auto"/>
                     <w:ind w:left="340" w:hanging="340"/>
                   </w:pPr>
                   <w:r>
                     <w:rPr>
-                      <w:rFonts w:ascii="Avenir Next" w:hAnsi="Avenir Next" w:cs="Avenir Next" w:eastAsia="Avenir Next"/>
                       <w:b/>
                       <w:color w:val="003A70"/>
-                      <w:sz w:val="20"/>
-                      <w:szCs w:val="20"/>
-                    </w:rPr>
-                    <w:t xml:space="preserve">B</w:t>
-                  </w:r>
-                  <w:r>
-                    <w:rPr>
-                      <w:rFonts w:ascii="Avenir Next" w:hAnsi="Avenir Next" w:cs="Avenir Next" w:eastAsia="Avenir Next"/>
-                      <w:color w:val="1A1A1A"/>
-                      <w:sz w:val="20"/>
-                      <w:szCs w:val="20"/>
-                    </w:rPr>
+                    </w:rPr>
+                    <w:t>B</w:t>
+                  </w:r>
+                  <w:r>
                     <w:tab/>
-                  </w:r>
-                  <w:r>
-                    <w:rPr>
-                      <w:rFonts w:ascii="Avenir Next" w:hAnsi="Avenir Next" w:cs="Avenir Next" w:eastAsia="Avenir Next"/>
-                      <w:color w:val="1A1A1A"/>
-                      <w:sz w:val="20"/>
-                      <w:szCs w:val="20"/>
-                    </w:rPr>
-                    <w:t xml:space="preserve">0.75</w:t>
+                    <w:t>0.75</w:t>
                   </w:r>
                 </w:p>
               </w:tc>
               <w:tc>
                 <w:tcPr>
                   <w:tcW w:w="2268" w:type="dxa"/>
-                  <w:vAlign w:val="top"/>
                 </w:tcPr>
                 <w:p>
                   <w:pPr>
                     <w:tabs>
                       <w:tab w:val="left" w:pos="340"/>
                     </w:tabs>
-                    <w:spacing w:before="0" w:after="0" w:line="264" w:lineRule="auto"/>
                     <w:ind w:left="340" w:hanging="340"/>
                   </w:pPr>
                   <w:r>
                     <w:rPr>
-                      <w:rFonts w:ascii="Avenir Next" w:hAnsi="Avenir Next" w:cs="Avenir Next" w:eastAsia="Avenir Next"/>
                       <w:b/>
                       <w:color w:val="003A70"/>
-                      <w:sz w:val="20"/>
-                      <w:szCs w:val="20"/>
-                    </w:rPr>
-                    <w:t xml:space="preserve">C</w:t>
-                  </w:r>
-                  <w:r>
-                    <w:rPr>
-                      <w:rFonts w:ascii="Avenir Next" w:hAnsi="Avenir Next" w:cs="Avenir Next" w:eastAsia="Avenir Next"/>
-                      <w:color w:val="1A1A1A"/>
-                      <w:sz w:val="20"/>
-                      <w:szCs w:val="20"/>
-                    </w:rPr>
+                    </w:rPr>
+                    <w:t>C</w:t>
+                  </w:r>
+                  <w:r>
                     <w:tab/>
-                  </w:r>
-                  <w:r>
-                    <w:rPr>
-                      <w:rFonts w:ascii="Avenir Next" w:hAnsi="Avenir Next" w:cs="Avenir Next" w:eastAsia="Avenir Next"/>
-                      <w:color w:val="1A1A1A"/>
-                      <w:sz w:val="20"/>
-                      <w:szCs w:val="20"/>
-                    </w:rPr>
-                    <w:t xml:space="preserve">0.43</w:t>
+                    <w:t>0.43</w:t>
                   </w:r>
                 </w:p>
               </w:tc>
               <w:tc>
                 <w:tcPr>
                   <w:tcW w:w="2268" w:type="dxa"/>
-                  <w:vAlign w:val="top"/>
                 </w:tcPr>
                 <w:p>
                   <w:pPr>
                     <w:tabs>
                       <w:tab w:val="left" w:pos="340"/>
                     </w:tabs>
-                    <w:spacing w:before="0" w:after="0" w:line="264" w:lineRule="auto"/>
                     <w:ind w:left="340" w:hanging="340"/>
                   </w:pPr>
                   <w:r>
                     <w:rPr>
-                      <w:rFonts w:ascii="Avenir Next" w:hAnsi="Avenir Next" w:cs="Avenir Next" w:eastAsia="Avenir Next"/>
                       <w:b/>
                       <w:color w:val="003A70"/>
-                      <w:sz w:val="20"/>
-                      <w:szCs w:val="20"/>
-                    </w:rPr>
-                    <w:t xml:space="preserve">D</w:t>
-                  </w:r>
-                  <w:r>
-                    <w:rPr>
-                      <w:rFonts w:ascii="Avenir Next" w:hAnsi="Avenir Next" w:cs="Avenir Next" w:eastAsia="Avenir Next"/>
-                      <w:color w:val="1A1A1A"/>
-                      <w:sz w:val="20"/>
-                      <w:szCs w:val="20"/>
-                    </w:rPr>
+                    </w:rPr>
+                    <w:t>D</w:t>
+                  </w:r>
+                  <w:r>
                     <w:tab/>
-                  </w:r>
-                  <w:r>
-                    <w:rPr>
-                      <w:rFonts w:ascii="Avenir Next" w:hAnsi="Avenir Next" w:cs="Avenir Next" w:eastAsia="Avenir Next"/>
-                      <w:color w:val="1A1A1A"/>
-                      <w:sz w:val="20"/>
-                      <w:szCs w:val="20"/>
-                    </w:rPr>
-                    <w:t xml:space="preserve">3.4</w:t>
+                    <w:t>3.4</w:t>
                   </w:r>
                 </w:p>
               </w:tc>
@@ -4050,7 +3363,7 @@
           </w:tbl>
           <w:p>
             <w:pPr>
-              <w:spacing w:before="0" w:after="0" w:line="24" w:lineRule="auto"/>
+              <w:spacing w:line="24" w:lineRule="auto"/>
             </w:pPr>
           </w:p>
         </w:tc>
@@ -4058,835 +3371,11 @@
     </w:tbl>
     <w:p>
       <w:pPr>
-        <w:spacing w:before="0" w:after="0" w:line="20" w:lineRule="exact"/>
-      </w:pPr>
-    </w:p>
-    <w:p>
-      <w:pPr>
-        <w:keepNext/>
-        <w:pBdr>
-          <w:bottom w:val="single" w:sz="8" w:space="3" w:color="003A70"/>
-        </w:pBdr>
-        <w:tabs>
-          <w:tab w:val="right" w:pos="9504"/>
-        </w:tabs>
-        <w:spacing w:before="90" w:after="50" w:line="240" w:lineRule="auto"/>
-        <w:outlineLvl w:val="1"/>
-      </w:pPr>
-      <w:r>
-        <w:rPr>
-          <w:rFonts w:ascii="Avenir Next" w:hAnsi="Avenir Next" w:cs="Avenir Next" w:eastAsia="Avenir Next"/>
-          <w:b/>
-          <w:color w:val="003A70"/>
-          <w:spacing w:val="14"/>
-          <w:sz w:val="19"/>
-          <w:szCs w:val="19"/>
-        </w:rPr>
-        <w:t xml:space="preserve">SELF-CHECK CODE</w:t>
-      </w:r>
-      <w:r>
-        <w:rPr>
-          <w:rFonts w:ascii="Avenir Next" w:hAnsi="Avenir Next" w:cs="Avenir Next" w:eastAsia="Avenir Next"/>
-          <w:color w:val="1A1A1A"/>
-          <w:sz w:val="17"/>
-          <w:szCs w:val="17"/>
-        </w:rPr>
-        <w:tab/>
-      </w:r>
-      <w:r>
-        <w:rPr>
-          <w:rFonts w:ascii="Avenir Next" w:hAnsi="Avenir Next" w:cs="Avenir Next" w:eastAsia="Avenir Next"/>
-          <w:i/>
-          <w:color w:val="5A5F66"/>
-          <w:sz w:val="17"/>
-          <w:szCs w:val="17"/>
-        </w:rPr>
-        <w:t xml:space="preserve">find your answer · copy its letter into that problem’s box · spell a math word</w:t>
-      </w:r>
-    </w:p>
-    <w:tbl>
-      <w:tblPr>
-        <w:tblW w:w="9500" w:type="dxa"/>
-        <w:jc w:val="left"/>
-        <w:tblBorders>
-          <w:top w:val="single" w:sz="4" w:space="0" w:color="000000"/>
-          <w:left w:val="single" w:sz="4" w:space="0" w:color="000000"/>
-          <w:bottom w:val="single" w:sz="4" w:space="0" w:color="000000"/>
-          <w:right w:val="single" w:sz="4" w:space="0" w:color="000000"/>
-          <w:insideH w:val="single" w:sz="4" w:space="0" w:color="000000"/>
-          <w:insideV w:val="single" w:sz="4" w:space="0" w:color="000000"/>
-        </w:tblBorders>
-        <w:tblLayout w:type="fixed"/>
-        <w:tblCellMar>
-          <w:top w:w="30" w:type="dxa"/>
-          <w:left w:w="30" w:type="dxa"/>
-          <w:bottom w:w="30" w:type="dxa"/>
-          <w:right w:w="30" w:type="dxa"/>
-        </w:tblCellMar>
-        <w:tblLook w:val="0000" w:firstRow="0" w:lastRow="0" w:firstColumn="0" w:lastColumn="0" w:noHBand="1" w:noVBand="1"/>
-      </w:tblPr>
-      <w:tblGrid>
-        <w:gridCol w:w="950"/>
-        <w:gridCol w:w="950"/>
-        <w:gridCol w:w="950"/>
-        <w:gridCol w:w="950"/>
-        <w:gridCol w:w="950"/>
-        <w:gridCol w:w="950"/>
-        <w:gridCol w:w="950"/>
-        <w:gridCol w:w="950"/>
-        <w:gridCol w:w="950"/>
-        <w:gridCol w:w="950"/>
-      </w:tblGrid>
-      <w:tr>
-        <w:trPr>
-          <w:cantSplit/>
-        </w:trPr>
-        <w:tc>
-          <w:tcPr>
-            <w:tcW w:w="950" w:type="dxa"/>
-            <w:shd w:val="clear" w:color="auto" w:fill="F2F4F6"/>
-            <w:vAlign w:val="center"/>
-          </w:tcPr>
-          <w:p>
-            <w:pPr>
-              <w:spacing w:before="0" w:after="0" w:line="240" w:lineRule="auto"/>
-              <w:jc w:val="center"/>
-            </w:pPr>
-            <w:r>
-              <w:rPr>
-                <w:rFonts w:ascii="Avenir Next" w:hAnsi="Avenir Next" w:cs="Avenir Next" w:eastAsia="Avenir Next"/>
-                <w:b/>
-                <w:color w:val="1A1A1A"/>
-                <w:sz w:val="18"/>
-                <w:szCs w:val="18"/>
-              </w:rPr>
-              <w:t xml:space="preserve">0.3</w:t>
-            </w:r>
-          </w:p>
-          <w:p>
-            <w:pPr>
-              <w:spacing w:before="0" w:after="0" w:line="240" w:lineRule="auto"/>
-              <w:jc w:val="center"/>
-            </w:pPr>
-            <w:r>
-              <w:rPr>
-                <w:rFonts w:ascii="Avenir Next" w:hAnsi="Avenir Next" w:cs="Avenir Next" w:eastAsia="Avenir Next"/>
-                <w:b/>
-                <w:color w:val="003A70"/>
-                <w:sz w:val="18"/>
-                <w:szCs w:val="18"/>
-              </w:rPr>
-              <w:t xml:space="preserve">M</w:t>
-            </w:r>
-          </w:p>
-        </w:tc>
-        <w:tc>
-          <w:tcPr>
-            <w:tcW w:w="950" w:type="dxa"/>
-            <w:shd w:val="clear" w:color="auto" w:fill="F2F4F6"/>
-            <w:vAlign w:val="center"/>
-          </w:tcPr>
-          <w:p>
-            <w:pPr>
-              <w:spacing w:before="0" w:after="0" w:line="240" w:lineRule="auto"/>
-              <w:jc w:val="center"/>
-            </w:pPr>
-            <w:r>
-              <w:rPr>
-                <w:rFonts w:ascii="Avenir Next" w:hAnsi="Avenir Next" w:cs="Avenir Next" w:eastAsia="Avenir Next"/>
-                <w:b/>
-                <w:color w:val="1A1A1A"/>
-                <w:sz w:val="18"/>
-                <w:szCs w:val="18"/>
-              </w:rPr>
-              <w:t xml:space="preserve">16/25</w:t>
-            </w:r>
-          </w:p>
-          <w:p>
-            <w:pPr>
-              <w:spacing w:before="0" w:after="0" w:line="240" w:lineRule="auto"/>
-              <w:jc w:val="center"/>
-            </w:pPr>
-            <w:r>
-              <w:rPr>
-                <w:rFonts w:ascii="Avenir Next" w:hAnsi="Avenir Next" w:cs="Avenir Next" w:eastAsia="Avenir Next"/>
-                <w:b/>
-                <w:color w:val="003A70"/>
-                <w:sz w:val="18"/>
-                <w:szCs w:val="18"/>
-              </w:rPr>
-              <w:t xml:space="preserve">A</w:t>
-            </w:r>
-          </w:p>
-        </w:tc>
-        <w:tc>
-          <w:tcPr>
-            <w:tcW w:w="950" w:type="dxa"/>
-            <w:shd w:val="clear" w:color="auto" w:fill="F2F4F6"/>
-            <w:vAlign w:val="center"/>
-          </w:tcPr>
-          <w:p>
-            <w:pPr>
-              <w:spacing w:before="0" w:after="0" w:line="240" w:lineRule="auto"/>
-              <w:jc w:val="center"/>
-            </w:pPr>
-            <w:r>
-              <w:rPr>
-                <w:rFonts w:ascii="Avenir Next" w:hAnsi="Avenir Next" w:cs="Avenir Next" w:eastAsia="Avenir Next"/>
-                <w:b/>
-                <w:color w:val="1A1A1A"/>
-                <w:sz w:val="18"/>
-                <w:szCs w:val="18"/>
-              </w:rPr>
-              <w:t xml:space="preserve">65%</w:t>
-            </w:r>
-          </w:p>
-          <w:p>
-            <w:pPr>
-              <w:spacing w:before="0" w:after="0" w:line="240" w:lineRule="auto"/>
-              <w:jc w:val="center"/>
-            </w:pPr>
-            <w:r>
-              <w:rPr>
-                <w:rFonts w:ascii="Avenir Next" w:hAnsi="Avenir Next" w:cs="Avenir Next" w:eastAsia="Avenir Next"/>
-                <w:b/>
-                <w:color w:val="003A70"/>
-                <w:sz w:val="18"/>
-                <w:szCs w:val="18"/>
-              </w:rPr>
-              <w:t xml:space="preserve">C</w:t>
-            </w:r>
-          </w:p>
-        </w:tc>
-        <w:tc>
-          <w:tcPr>
-            <w:tcW w:w="950" w:type="dxa"/>
-            <w:shd w:val="clear" w:color="auto" w:fill="F2F4F6"/>
-            <w:vAlign w:val="center"/>
-          </w:tcPr>
-          <w:p>
-            <w:pPr>
-              <w:spacing w:before="0" w:after="0" w:line="240" w:lineRule="auto"/>
-              <w:jc w:val="center"/>
-            </w:pPr>
-            <w:r>
-              <w:rPr>
-                <w:rFonts w:ascii="Avenir Next" w:hAnsi="Avenir Next" w:cs="Avenir Next" w:eastAsia="Avenir Next"/>
-                <w:b/>
-                <w:color w:val="1A1A1A"/>
-                <w:sz w:val="18"/>
-                <w:szCs w:val="18"/>
-              </w:rPr>
-              <w:t xml:space="preserve">B, C, A</w:t>
-            </w:r>
-          </w:p>
-          <w:p>
-            <w:pPr>
-              <w:spacing w:before="0" w:after="0" w:line="240" w:lineRule="auto"/>
-              <w:jc w:val="center"/>
-            </w:pPr>
-            <w:r>
-              <w:rPr>
-                <w:rFonts w:ascii="Avenir Next" w:hAnsi="Avenir Next" w:cs="Avenir Next" w:eastAsia="Avenir Next"/>
-                <w:b/>
-                <w:color w:val="003A70"/>
-                <w:sz w:val="18"/>
-                <w:szCs w:val="18"/>
-              </w:rPr>
-              <w:t xml:space="preserve">L</w:t>
-            </w:r>
-          </w:p>
-        </w:tc>
-        <w:tc>
-          <w:tcPr>
-            <w:tcW w:w="950" w:type="dxa"/>
-            <w:shd w:val="clear" w:color="auto" w:fill="F2F4F6"/>
-            <w:vAlign w:val="center"/>
-          </w:tcPr>
-          <w:p>
-            <w:pPr>
-              <w:spacing w:before="0" w:after="0" w:line="240" w:lineRule="auto"/>
-              <w:jc w:val="center"/>
-            </w:pPr>
-            <w:r>
-              <w:rPr>
-                <w:rFonts w:ascii="Avenir Next" w:hAnsi="Avenir Next" w:cs="Avenir Next" w:eastAsia="Avenir Next"/>
-                <w:b/>
-                <w:color w:val="1A1A1A"/>
-                <w:sz w:val="18"/>
-                <w:szCs w:val="18"/>
-              </w:rPr>
-              <w:t xml:space="preserve">3%</w:t>
-            </w:r>
-          </w:p>
-          <w:p>
-            <w:pPr>
-              <w:spacing w:before="0" w:after="0" w:line="240" w:lineRule="auto"/>
-              <w:jc w:val="center"/>
-            </w:pPr>
-            <w:r>
-              <w:rPr>
-                <w:rFonts w:ascii="Avenir Next" w:hAnsi="Avenir Next" w:cs="Avenir Next" w:eastAsia="Avenir Next"/>
-                <w:b/>
-                <w:color w:val="003A70"/>
-                <w:sz w:val="18"/>
-                <w:szCs w:val="18"/>
-              </w:rPr>
-              <w:t xml:space="preserve">Z</w:t>
-            </w:r>
-          </w:p>
-        </w:tc>
-        <w:tc>
-          <w:tcPr>
-            <w:tcW w:w="950" w:type="dxa"/>
-            <w:shd w:val="clear" w:color="auto" w:fill="F2F4F6"/>
-            <w:vAlign w:val="center"/>
-          </w:tcPr>
-          <w:p>
-            <w:pPr>
-              <w:spacing w:before="0" w:after="0" w:line="240" w:lineRule="auto"/>
-              <w:jc w:val="center"/>
-            </w:pPr>
-            <w:r>
-              <w:rPr>
-                <w:rFonts w:ascii="Avenir Next" w:hAnsi="Avenir Next" w:cs="Avenir Next" w:eastAsia="Avenir Next"/>
-                <w:b/>
-                <w:color w:val="1A1A1A"/>
-                <w:sz w:val="18"/>
-                <w:szCs w:val="18"/>
-              </w:rPr>
-              <w:t xml:space="preserve">4%</w:t>
-            </w:r>
-          </w:p>
-          <w:p>
-            <w:pPr>
-              <w:spacing w:before="0" w:after="0" w:line="240" w:lineRule="auto"/>
-              <w:jc w:val="center"/>
-            </w:pPr>
-            <w:r>
-              <w:rPr>
-                <w:rFonts w:ascii="Avenir Next" w:hAnsi="Avenir Next" w:cs="Avenir Next" w:eastAsia="Avenir Next"/>
-                <w:b/>
-                <w:color w:val="003A70"/>
-                <w:sz w:val="18"/>
-                <w:szCs w:val="18"/>
-              </w:rPr>
-              <w:t xml:space="preserve">D</w:t>
-            </w:r>
-          </w:p>
-        </w:tc>
-        <w:tc>
-          <w:tcPr>
-            <w:tcW w:w="950" w:type="dxa"/>
-            <w:shd w:val="clear" w:color="auto" w:fill="F2F4F6"/>
-            <w:vAlign w:val="center"/>
-          </w:tcPr>
-          <w:p>
-            <w:pPr>
-              <w:spacing w:before="0" w:after="0" w:line="240" w:lineRule="auto"/>
-              <w:jc w:val="center"/>
-            </w:pPr>
-            <w:r>
-              <w:rPr>
-                <w:rFonts w:ascii="Avenir Next" w:hAnsi="Avenir Next" w:cs="Avenir Next" w:eastAsia="Avenir Next"/>
-                <w:b/>
-                <w:color w:val="1A1A1A"/>
-                <w:sz w:val="18"/>
-                <w:szCs w:val="18"/>
-              </w:rPr>
-              <w:t xml:space="preserve">55%</w:t>
-            </w:r>
-          </w:p>
-          <w:p>
-            <w:pPr>
-              <w:spacing w:before="0" w:after="0" w:line="240" w:lineRule="auto"/>
-              <w:jc w:val="center"/>
-            </w:pPr>
-            <w:r>
-              <w:rPr>
-                <w:rFonts w:ascii="Avenir Next" w:hAnsi="Avenir Next" w:cs="Avenir Next" w:eastAsia="Avenir Next"/>
-                <w:b/>
-                <w:color w:val="003A70"/>
-                <w:sz w:val="18"/>
-                <w:szCs w:val="18"/>
-              </w:rPr>
-              <w:t xml:space="preserve">I</w:t>
-            </w:r>
-          </w:p>
-        </w:tc>
-        <w:tc>
-          <w:tcPr>
-            <w:tcW w:w="950" w:type="dxa"/>
-            <w:shd w:val="clear" w:color="auto" w:fill="F2F4F6"/>
-            <w:vAlign w:val="center"/>
-          </w:tcPr>
-          <w:p>
-            <w:pPr>
-              <w:spacing w:before="0" w:after="0" w:line="240" w:lineRule="auto"/>
-              <w:jc w:val="center"/>
-            </w:pPr>
-            <w:r>
-              <w:rPr>
-                <w:rFonts w:ascii="Avenir Next" w:hAnsi="Avenir Next" w:cs="Avenir Next" w:eastAsia="Avenir Next"/>
-                <w:b/>
-                <w:color w:val="1A1A1A"/>
-                <w:sz w:val="18"/>
-                <w:szCs w:val="18"/>
-              </w:rPr>
-              <w:t xml:space="preserve">15%</w:t>
-            </w:r>
-          </w:p>
-          <w:p>
-            <w:pPr>
-              <w:spacing w:before="0" w:after="0" w:line="240" w:lineRule="auto"/>
-              <w:jc w:val="center"/>
-            </w:pPr>
-            <w:r>
-              <w:rPr>
-                <w:rFonts w:ascii="Avenir Next" w:hAnsi="Avenir Next" w:cs="Avenir Next" w:eastAsia="Avenir Next"/>
-                <w:b/>
-                <w:color w:val="003A70"/>
-                <w:sz w:val="18"/>
-                <w:szCs w:val="18"/>
-              </w:rPr>
-              <w:t xml:space="preserve">Q</w:t>
-            </w:r>
-          </w:p>
-        </w:tc>
-        <w:tc>
-          <w:tcPr>
-            <w:tcW w:w="950" w:type="dxa"/>
-            <w:shd w:val="clear" w:color="auto" w:fill="F2F4F6"/>
-            <w:vAlign w:val="center"/>
-          </w:tcPr>
-          <w:p>
-            <w:pPr>
-              <w:spacing w:before="0" w:after="0" w:line="240" w:lineRule="auto"/>
-              <w:jc w:val="center"/>
-            </w:pPr>
-            <w:r>
-              <w:rPr>
-                <w:rFonts w:ascii="Avenir Next" w:hAnsi="Avenir Next" w:cs="Avenir Next" w:eastAsia="Avenir Next"/>
-                <w:b/>
-                <w:color w:val="1A1A1A"/>
-                <w:sz w:val="18"/>
-                <w:szCs w:val="18"/>
-              </w:rPr>
-              <w:t xml:space="preserve">5.5%</w:t>
-            </w:r>
-          </w:p>
-          <w:p>
-            <w:pPr>
-              <w:spacing w:before="0" w:after="0" w:line="240" w:lineRule="auto"/>
-              <w:jc w:val="center"/>
-            </w:pPr>
-            <w:r>
-              <w:rPr>
-                <w:rFonts w:ascii="Avenir Next" w:hAnsi="Avenir Next" w:cs="Avenir Next" w:eastAsia="Avenir Next"/>
-                <w:b/>
-                <w:color w:val="003A70"/>
-                <w:sz w:val="18"/>
-                <w:szCs w:val="18"/>
-              </w:rPr>
-              <w:t xml:space="preserve">X</w:t>
-            </w:r>
-          </w:p>
-        </w:tc>
-        <w:tc>
-          <w:tcPr>
-            <w:tcW w:w="950" w:type="dxa"/>
-            <w:shd w:val="clear" w:color="auto" w:fill="F2F4F6"/>
-            <w:vAlign w:val="center"/>
-          </w:tcPr>
-          <w:p>
-            <w:pPr>
-              <w:spacing w:before="0" w:after="0" w:line="240" w:lineRule="auto"/>
-              <w:jc w:val="center"/>
-            </w:pPr>
-            <w:r>
-              <w:rPr>
-                <w:rFonts w:ascii="Avenir Next" w:hAnsi="Avenir Next" w:cs="Avenir Next" w:eastAsia="Avenir Next"/>
-                <w:b/>
-                <w:color w:val="1A1A1A"/>
-                <w:sz w:val="18"/>
-                <w:szCs w:val="18"/>
-              </w:rPr>
-              <w:t xml:space="preserve">60%</w:t>
-            </w:r>
-          </w:p>
-          <w:p>
-            <w:pPr>
-              <w:spacing w:before="0" w:after="0" w:line="240" w:lineRule="auto"/>
-              <w:jc w:val="center"/>
-            </w:pPr>
-            <w:r>
-              <w:rPr>
-                <w:rFonts w:ascii="Avenir Next" w:hAnsi="Avenir Next" w:cs="Avenir Next" w:eastAsia="Avenir Next"/>
-                <w:b/>
-                <w:color w:val="003A70"/>
-                <w:sz w:val="18"/>
-                <w:szCs w:val="18"/>
-              </w:rPr>
-              <w:t xml:space="preserve">E</w:t>
-            </w:r>
-          </w:p>
-        </w:tc>
-      </w:tr>
-    </w:tbl>
-    <w:p>
-      <w:pPr>
-        <w:spacing w:before="0" w:after="0" w:line="60" w:lineRule="auto"/>
-      </w:pPr>
-    </w:p>
-    <w:tbl>
-      <w:tblPr>
-        <w:tblW w:w="6300" w:type="dxa"/>
-        <w:jc w:val="center"/>
-        <w:tblBorders>
-          <w:top w:val="single" w:sz="4" w:space="0" w:color="000000"/>
-          <w:left w:val="single" w:sz="4" w:space="0" w:color="000000"/>
-          <w:bottom w:val="single" w:sz="4" w:space="0" w:color="000000"/>
-          <w:right w:val="single" w:sz="4" w:space="0" w:color="000000"/>
-          <w:insideH w:val="single" w:sz="4" w:space="0" w:color="000000"/>
-          <w:insideV w:val="single" w:sz="4" w:space="0" w:color="000000"/>
-        </w:tblBorders>
-        <w:tblLayout w:type="fixed"/>
-        <w:tblCellMar>
-          <w:top w:w="20" w:type="dxa"/>
-          <w:left w:w="50" w:type="dxa"/>
-          <w:bottom w:w="20" w:type="dxa"/>
-          <w:right w:w="50" w:type="dxa"/>
-        </w:tblCellMar>
-        <w:tblLook w:val="0000" w:firstRow="0" w:lastRow="0" w:firstColumn="0" w:lastColumn="0" w:noHBand="1" w:noVBand="1"/>
-      </w:tblPr>
-      <w:tblGrid>
-        <w:gridCol w:w="900"/>
-        <w:gridCol w:w="900"/>
-        <w:gridCol w:w="900"/>
-        <w:gridCol w:w="900"/>
-        <w:gridCol w:w="900"/>
-        <w:gridCol w:w="900"/>
-        <w:gridCol w:w="900"/>
-      </w:tblGrid>
-      <w:tr>
-        <w:trPr>
-          <w:cantSplit/>
-          <w:trHeight w:val="540" w:hRule="atLeast"/>
-        </w:trPr>
-        <w:tc>
-          <w:tcPr>
-            <w:tcW w:w="900" w:type="dxa"/>
-            <w:vAlign w:val="top"/>
-          </w:tcPr>
-          <w:p>
-            <w:pPr>
-              <w:spacing w:before="0" w:after="0" w:line="240" w:lineRule="auto"/>
-            </w:pPr>
-            <w:r>
-              <w:rPr>
-                <w:rFonts w:ascii="Avenir Next" w:hAnsi="Avenir Next" w:cs="Avenir Next" w:eastAsia="Avenir Next"/>
-                <w:b/>
-                <w:color w:val="5A5F66"/>
-                <w:sz w:val="14"/>
-                <w:szCs w:val="14"/>
-              </w:rPr>
-              <w:t xml:space="preserve">#1c</w:t>
-            </w:r>
-          </w:p>
-        </w:tc>
-        <w:tc>
-          <w:tcPr>
-            <w:tcW w:w="900" w:type="dxa"/>
-            <w:vAlign w:val="top"/>
-          </w:tcPr>
-          <w:p>
-            <w:pPr>
-              <w:spacing w:before="0" w:after="0" w:line="240" w:lineRule="auto"/>
-            </w:pPr>
-            <w:r>
-              <w:rPr>
-                <w:rFonts w:ascii="Avenir Next" w:hAnsi="Avenir Next" w:cs="Avenir Next" w:eastAsia="Avenir Next"/>
-                <w:b/>
-                <w:color w:val="5A5F66"/>
-                <w:sz w:val="14"/>
-                <w:szCs w:val="14"/>
-              </w:rPr>
-              <w:t xml:space="preserve">#3b</w:t>
-            </w:r>
-          </w:p>
-        </w:tc>
-        <w:tc>
-          <w:tcPr>
-            <w:tcW w:w="900" w:type="dxa"/>
-            <w:vAlign w:val="top"/>
-          </w:tcPr>
-          <w:p>
-            <w:pPr>
-              <w:spacing w:before="0" w:after="0" w:line="240" w:lineRule="auto"/>
-            </w:pPr>
-            <w:r>
-              <w:rPr>
-                <w:rFonts w:ascii="Avenir Next" w:hAnsi="Avenir Next" w:cs="Avenir Next" w:eastAsia="Avenir Next"/>
-                <w:b/>
-                <w:color w:val="5A5F66"/>
-                <w:sz w:val="14"/>
-                <w:szCs w:val="14"/>
-              </w:rPr>
-              <w:t xml:space="preserve">#4b</w:t>
-            </w:r>
-          </w:p>
-        </w:tc>
-        <w:tc>
-          <w:tcPr>
-            <w:tcW w:w="900" w:type="dxa"/>
-            <w:vAlign w:val="top"/>
-          </w:tcPr>
-          <w:p>
-            <w:pPr>
-              <w:spacing w:before="0" w:after="0" w:line="240" w:lineRule="auto"/>
-            </w:pPr>
-            <w:r>
-              <w:rPr>
-                <w:rFonts w:ascii="Avenir Next" w:hAnsi="Avenir Next" w:cs="Avenir Next" w:eastAsia="Avenir Next"/>
-                <w:b/>
-                <w:color w:val="5A5F66"/>
-                <w:sz w:val="14"/>
-                <w:szCs w:val="14"/>
-              </w:rPr>
-              <w:t xml:space="preserve">#5</w:t>
-            </w:r>
-          </w:p>
-        </w:tc>
-        <w:tc>
-          <w:tcPr>
-            <w:tcW w:w="900" w:type="dxa"/>
-            <w:vAlign w:val="top"/>
-          </w:tcPr>
-          <w:p>
-            <w:pPr>
-              <w:spacing w:before="0" w:after="0" w:line="240" w:lineRule="auto"/>
-            </w:pPr>
-            <w:r>
-              <w:rPr>
-                <w:rFonts w:ascii="Avenir Next" w:hAnsi="Avenir Next" w:cs="Avenir Next" w:eastAsia="Avenir Next"/>
-                <w:b/>
-                <w:color w:val="5A5F66"/>
-                <w:sz w:val="14"/>
-                <w:szCs w:val="14"/>
-              </w:rPr>
-              <w:t xml:space="preserve">#6b</w:t>
-            </w:r>
-          </w:p>
-        </w:tc>
-        <w:tc>
-          <w:tcPr>
-            <w:tcW w:w="900" w:type="dxa"/>
-            <w:vAlign w:val="top"/>
-          </w:tcPr>
-          <w:p>
-            <w:pPr>
-              <w:spacing w:before="0" w:after="0" w:line="240" w:lineRule="auto"/>
-            </w:pPr>
-            <w:r>
-              <w:rPr>
-                <w:rFonts w:ascii="Avenir Next" w:hAnsi="Avenir Next" w:cs="Avenir Next" w:eastAsia="Avenir Next"/>
-                <w:b/>
-                <w:color w:val="5A5F66"/>
-                <w:sz w:val="14"/>
-                <w:szCs w:val="14"/>
-              </w:rPr>
-              <w:t xml:space="preserve">#7c</w:t>
-            </w:r>
-          </w:p>
-        </w:tc>
-        <w:tc>
-          <w:tcPr>
-            <w:tcW w:w="900" w:type="dxa"/>
-            <w:vAlign w:val="top"/>
-          </w:tcPr>
-          <w:p>
-            <w:pPr>
-              <w:spacing w:before="0" w:after="0" w:line="240" w:lineRule="auto"/>
-            </w:pPr>
-            <w:r>
-              <w:rPr>
-                <w:rFonts w:ascii="Avenir Next" w:hAnsi="Avenir Next" w:cs="Avenir Next" w:eastAsia="Avenir Next"/>
-                <w:b/>
-                <w:color w:val="5A5F66"/>
-                <w:sz w:val="14"/>
-                <w:szCs w:val="14"/>
-              </w:rPr>
-              <w:t xml:space="preserve">#8b</w:t>
-            </w:r>
-          </w:p>
-        </w:tc>
-      </w:tr>
-    </w:tbl>
-    <w:p>
-      <w:pPr>
-        <w:spacing w:before="0" w:after="0" w:line="40" w:lineRule="auto"/>
-      </w:pPr>
-    </w:p>
-    <w:tbl>
-      <w:tblPr>
-        <w:tblW w:w="9504" w:type="dxa"/>
-        <w:jc w:val="left"/>
-        <w:tblBorders>
-          <w:top w:val="single" w:sz="8" w:space="0" w:color="000000"/>
-          <w:left w:val="single" w:sz="8" w:space="0" w:color="000000"/>
-          <w:bottom w:val="single" w:sz="8" w:space="0" w:color="000000"/>
-          <w:right w:val="single" w:sz="8" w:space="0" w:color="000000"/>
-          <w:insideH w:val="nil"/>
-          <w:insideV w:val="nil"/>
-        </w:tblBorders>
-        <w:tblLayout w:type="fixed"/>
-        <w:tblCellMar>
-          <w:top w:w="40" w:type="dxa"/>
-          <w:left w:w="120" w:type="dxa"/>
-          <w:bottom w:w="40" w:type="dxa"/>
-          <w:right w:w="80" w:type="dxa"/>
-        </w:tblCellMar>
-        <w:tblLook w:val="0000" w:firstRow="0" w:lastRow="0" w:firstColumn="0" w:lastColumn="0" w:noHBand="1" w:noVBand="1"/>
-      </w:tblPr>
-      <w:tblGrid>
-        <w:gridCol w:w="2000"/>
-        <w:gridCol w:w="2300"/>
-        <w:gridCol w:w="2100"/>
-        <w:gridCol w:w="3104"/>
-      </w:tblGrid>
-      <w:tr>
-        <w:trPr>
-          <w:cantSplit/>
-          <w:trHeight w:val="320" w:hRule="atLeast"/>
-        </w:trPr>
-        <w:tc>
-          <w:tcPr>
-            <w:tcW w:w="2000" w:type="dxa"/>
-            <w:vAlign w:val="center"/>
-          </w:tcPr>
-          <w:p>
-            <w:pPr>
-              <w:spacing w:before="0" w:after="0" w:line="240" w:lineRule="auto"/>
-            </w:pPr>
-            <w:r>
-              <w:rPr>
-                <w:rFonts w:ascii="Avenir Next" w:hAnsi="Avenir Next" w:cs="Avenir Next" w:eastAsia="Avenir Next"/>
-                <w:b/>
-                <w:color w:val="003A70"/>
-                <w:spacing w:val="12"/>
-                <w:sz w:val="15"/>
-                <w:szCs w:val="15"/>
-              </w:rPr>
-              <w:t xml:space="preserve">CHECK YOURSELF</w:t>
-            </w:r>
-          </w:p>
-        </w:tc>
-        <w:tc>
-          <w:tcPr>
-            <w:tcW w:w="2300" w:type="dxa"/>
-            <w:vAlign w:val="center"/>
-          </w:tcPr>
-          <w:p>
-            <w:pPr>
-              <w:spacing w:before="0" w:after="0" w:line="240" w:lineRule="auto"/>
-            </w:pPr>
-            <w:r>
-              <w:rPr>
-                <w:rFonts w:ascii="Arial" w:hAnsi="Arial" w:cs="Arial" w:eastAsia="Arial"/>
-                <w:color w:val="1A1A1A"/>
-                <w:sz w:val="24"/>
-                <w:szCs w:val="24"/>
-              </w:rPr>
-              <w:t xml:space="preserve">□</w:t>
-            </w:r>
-            <w:r>
-              <w:rPr>
-                <w:rFonts w:ascii="Avenir Next" w:hAnsi="Avenir Next" w:cs="Avenir Next" w:eastAsia="Avenir Next"/>
-                <w:color w:val="1A1A1A"/>
-                <w:sz w:val="17"/>
-                <w:szCs w:val="17"/>
-              </w:rPr>
-              <w:t xml:space="preserve">  I can do this on my own</w:t>
-            </w:r>
-          </w:p>
-        </w:tc>
-        <w:tc>
-          <w:tcPr>
-            <w:tcW w:w="2100" w:type="dxa"/>
-            <w:vAlign w:val="center"/>
-          </w:tcPr>
-          <w:p>
-            <w:pPr>
-              <w:spacing w:before="0" w:after="0" w:line="240" w:lineRule="auto"/>
-            </w:pPr>
-            <w:r>
-              <w:rPr>
-                <w:rFonts w:ascii="Arial" w:hAnsi="Arial" w:cs="Arial" w:eastAsia="Arial"/>
-                <w:color w:val="1A1A1A"/>
-                <w:sz w:val="24"/>
-                <w:szCs w:val="24"/>
-              </w:rPr>
-              <w:t xml:space="preserve">□</w:t>
-            </w:r>
-            <w:r>
-              <w:rPr>
-                <w:rFonts w:ascii="Avenir Next" w:hAnsi="Avenir Next" w:cs="Avenir Next" w:eastAsia="Avenir Next"/>
-                <w:color w:val="1A1A1A"/>
-                <w:sz w:val="17"/>
-                <w:szCs w:val="17"/>
-              </w:rPr>
-              <w:t xml:space="preserve">  I need a little help</w:t>
-            </w:r>
-          </w:p>
-        </w:tc>
-        <w:tc>
-          <w:tcPr>
-            <w:tcW w:w="3104" w:type="dxa"/>
-            <w:vAlign w:val="center"/>
-          </w:tcPr>
-          <w:p>
-            <w:pPr>
-              <w:spacing w:before="0" w:after="0" w:line="240" w:lineRule="auto"/>
-            </w:pPr>
-            <w:r>
-              <w:rPr>
-                <w:rFonts w:ascii="Arial" w:hAnsi="Arial" w:cs="Arial" w:eastAsia="Arial"/>
-                <w:color w:val="1A1A1A"/>
-                <w:sz w:val="24"/>
-                <w:szCs w:val="24"/>
-              </w:rPr>
-              <w:t xml:space="preserve">□</w:t>
-            </w:r>
-            <w:r>
-              <w:rPr>
-                <w:rFonts w:ascii="Avenir Next" w:hAnsi="Avenir Next" w:cs="Avenir Next" w:eastAsia="Avenir Next"/>
-                <w:color w:val="1A1A1A"/>
-                <w:sz w:val="17"/>
-                <w:szCs w:val="17"/>
-              </w:rPr>
-              <w:t xml:space="preserve">  I have a question about #</w:t>
-            </w:r>
-            <w:r>
-              <w:rPr>
-                <w:rFonts w:ascii="Avenir Next" w:hAnsi="Avenir Next" w:cs="Avenir Next" w:eastAsia="Avenir Next"/>
-                <w:color w:val="1A1A1A"/>
-                <w:sz w:val="17"/>
-                <w:szCs w:val="17"/>
-                <w:u w:val="single"/>
-              </w:rPr>
-              <w:t xml:space="preserve">        </w:t>
-            </w:r>
-          </w:p>
-        </w:tc>
-      </w:tr>
-    </w:tbl>
-    <w:p>
-      <w:pPr>
-        <w:spacing w:before="0" w:after="0" w:line="20" w:lineRule="exact"/>
+        <w:spacing w:line="20" w:lineRule="exact"/>
       </w:pPr>
     </w:p>
     <w:sectPr>
-      <w:footerReference w:type="default" r:id="rIdFooter1"/>
+      <w:footerReference w:type="default" r:id="rId8"/>
       <w:pgSz w:w="12240" w:h="15840"/>
       <w:pgMar w:top="893" w:right="1224" w:bottom="835" w:left="1512" w:header="432" w:footer="432" w:gutter="0"/>
       <w:cols w:space="720"/>
@@ -4895,17 +3384,41 @@
 </w:document>
 </file>
 
+<file path=word/endnotes.xml><?xml version="1.0" encoding="utf-8"?>
+<w:endnotes xmlns:wpc="http://schemas.microsoft.com/office/word/2010/wordprocessingCanvas" xmlns:cx="http://schemas.microsoft.com/office/drawing/2014/chartex" xmlns:cx1="http://schemas.microsoft.com/office/drawing/2015/9/8/chartex" xmlns:cx2="http://schemas.microsoft.com/office/drawing/2015/10/21/chartex" xmlns:cx3="http://schemas.microsoft.com/office/drawing/2016/5/9/chartex" xmlns:cx4="http://schemas.microsoft.com/office/drawing/2016/5/10/chartex" xmlns:cx5="http://schemas.microsoft.com/office/drawing/2016/5/11/chartex" xmlns:cx6="http://schemas.microsoft.com/office/drawing/2016/5/12/chartex" xmlns:cx7="http://schemas.microsoft.com/office/drawing/2016/5/13/chartex" xmlns:cx8="http://schemas.microsoft.com/office/drawing/2016/5/14/chartex" xmlns:mc="http://schemas.openxmlformats.org/markup-compatibility/2006" xmlns:m="http://schemas.openxmlformats.org/officeDocument/2006/math" xmlns:aink="http://schemas.microsoft.com/office/drawing/2016/ink" xmlns:am3d="http://schemas.microsoft.com/office/drawing/2017/model3d" xmlns:oel="http://schemas.microsoft.com/office/2019/extlst" xmlns:r="http://schemas.openxmlformats.org/officeDocument/2006/relationships" xmlns:wp14="http://schemas.microsoft.com/office/word/2010/wordprocessingDrawing" xmlns:wp="http://schemas.openxmlformats.org/drawingml/2006/wordprocessingDrawing" xmlns:wpg="http://schemas.microsoft.com/office/word/2010/wordprocessingGroup" xmlns:wpi="http://schemas.microsoft.com/office/word/2010/wordprocessingInk" xmlns:wps="http://schemas.microsoft.com/office/word/2010/wordprocessingShape" xmlns:o="urn:schemas-microsoft-com:office:office" xmlns:v="urn:schemas-microsoft-com:vml" xmlns:w10="urn:schemas-microsoft-com:office:word" xmlns:w="http://schemas.openxmlformats.org/wordprocessingml/2006/main" xmlns:w14="http://schemas.microsoft.com/office/word/2010/wordml" xmlns:w15="http://schemas.microsoft.com/office/word/2012/wordml" xmlns:w16cex="http://schemas.microsoft.com/office/word/2018/wordml/cex" xmlns:w16cid="http://schemas.microsoft.com/office/word/2016/wordml/cid" xmlns:w16="http://schemas.microsoft.com/office/word/2018/wordml" xmlns:w16sdtdh="http://schemas.microsoft.com/office/word/2020/wordml/sdtdatahash" xmlns:w16sdtfl="http://schemas.microsoft.com/office/word/2024/wordml/sdtformatlock" xmlns:w16se="http://schemas.microsoft.com/office/word/2015/wordml/symex" xmlns:w16du="http://schemas.microsoft.com/office/word/2023/wordml/word16du" xmlns:wne="http://schemas.microsoft.com/office/word/2006/wordml" mc:Ignorable="w14 w15 w16se w16cid w16 w16cex w16sdtdh w16sdtfl w16du wp14">
+  <w:endnote w:type="separator" w:id="-1">
+    <w:p>
+      <w:pPr>
+        <w:spacing w:line="240" w:lineRule="auto"/>
+      </w:pPr>
+      <w:r>
+        <w:separator/>
+      </w:r>
+    </w:p>
+  </w:endnote>
+  <w:endnote w:type="continuationSeparator" w:id="0">
+    <w:p>
+      <w:pPr>
+        <w:spacing w:line="240" w:lineRule="auto"/>
+      </w:pPr>
+      <w:r>
+        <w:continuationSeparator/>
+      </w:r>
+    </w:p>
+  </w:endnote>
+</w:endnotes>
+</file>
+
 <file path=word/footer1.xml><?xml version="1.0" encoding="utf-8"?>
-<w:ftr xmlns:w="http://schemas.openxmlformats.org/wordprocessingml/2006/main" xmlns:r="http://schemas.openxmlformats.org/officeDocument/2006/relationships" xmlns:wp="http://schemas.openxmlformats.org/drawingml/2006/wordprocessingDrawing" xmlns:a="http://schemas.openxmlformats.org/drawingml/2006/main" xmlns:pic="http://schemas.openxmlformats.org/drawingml/2006/picture">
+<w:ftr xmlns:wpc="http://schemas.microsoft.com/office/word/2010/wordprocessingCanvas" xmlns:cx="http://schemas.microsoft.com/office/drawing/2014/chartex" xmlns:cx1="http://schemas.microsoft.com/office/drawing/2015/9/8/chartex" xmlns:cx2="http://schemas.microsoft.com/office/drawing/2015/10/21/chartex" xmlns:cx3="http://schemas.microsoft.com/office/drawing/2016/5/9/chartex" xmlns:cx4="http://schemas.microsoft.com/office/drawing/2016/5/10/chartex" xmlns:cx5="http://schemas.microsoft.com/office/drawing/2016/5/11/chartex" xmlns:cx6="http://schemas.microsoft.com/office/drawing/2016/5/12/chartex" xmlns:cx7="http://schemas.microsoft.com/office/drawing/2016/5/13/chartex" xmlns:cx8="http://schemas.microsoft.com/office/drawing/2016/5/14/chartex" xmlns:mc="http://schemas.openxmlformats.org/markup-compatibility/2006" xmlns:m="http://schemas.openxmlformats.org/officeDocument/2006/math" xmlns:aink="http://schemas.microsoft.com/office/drawing/2016/ink" xmlns:am3d="http://schemas.microsoft.com/office/drawing/2017/model3d" xmlns:oel="http://schemas.microsoft.com/office/2019/extlst" xmlns:r="http://schemas.openxmlformats.org/officeDocument/2006/relationships" xmlns:wp14="http://schemas.microsoft.com/office/word/2010/wordprocessingDrawing" xmlns:wp="http://schemas.openxmlformats.org/drawingml/2006/wordprocessingDrawing" xmlns:wpg="http://schemas.microsoft.com/office/word/2010/wordprocessingGroup" xmlns:wpi="http://schemas.microsoft.com/office/word/2010/wordprocessingInk" xmlns:wps="http://schemas.microsoft.com/office/word/2010/wordprocessingShape" xmlns:o="urn:schemas-microsoft-com:office:office" xmlns:v="urn:schemas-microsoft-com:vml" xmlns:w10="urn:schemas-microsoft-com:office:word" xmlns:w="http://schemas.openxmlformats.org/wordprocessingml/2006/main" xmlns:w14="http://schemas.microsoft.com/office/word/2010/wordml" xmlns:w15="http://schemas.microsoft.com/office/word/2012/wordml" xmlns:w16cex="http://schemas.microsoft.com/office/word/2018/wordml/cex" xmlns:w16cid="http://schemas.microsoft.com/office/word/2016/wordml/cid" xmlns:w16="http://schemas.microsoft.com/office/word/2018/wordml" xmlns:w16sdtdh="http://schemas.microsoft.com/office/word/2020/wordml/sdtdatahash" xmlns:w16sdtfl="http://schemas.microsoft.com/office/word/2024/wordml/sdtformatlock" xmlns:w16se="http://schemas.microsoft.com/office/word/2015/wordml/symex" xmlns:w16du="http://schemas.microsoft.com/office/word/2023/wordml/word16du" xmlns:wne="http://schemas.microsoft.com/office/word/2006/wordml" mc:Ignorable="w14 w15 w16se w16cid w16 w16cex w16sdtdh w16sdtfl w16du wp14">
   <w:p>
     <w:pPr>
-      <w:spacing w:before="0" w:after="0" w:line="24" w:lineRule="auto"/>
+      <w:spacing w:line="24" w:lineRule="auto"/>
     </w:pPr>
   </w:p>
   <w:tbl>
     <w:tblPr>
       <w:tblW w:w="9504" w:type="dxa"/>
-      <w:jc w:val="left"/>
       <w:tblBorders>
         <w:top w:val="single" w:sz="4" w:space="0" w:color="C9CDD2"/>
         <w:left w:val="nil"/>
@@ -4918,10 +3431,9 @@
       <w:tblCellMar>
         <w:top w:w="40" w:type="dxa"/>
         <w:left w:w="0" w:type="dxa"/>
-        <w:bottom w:w="0" w:type="dxa"/>
         <w:right w:w="0" w:type="dxa"/>
       </w:tblCellMar>
-      <w:tblLook w:val="0000" w:firstRow="0" w:lastRow="0" w:firstColumn="0" w:lastColumn="0" w:noHBand="1" w:noVBand="1"/>
+      <w:tblLook w:val="0600" w:firstRow="0" w:lastRow="0" w:firstColumn="0" w:lastColumn="0" w:noHBand="1" w:noVBand="1"/>
     </w:tblPr>
     <w:tblGrid>
       <w:gridCol w:w="5892"/>
@@ -4934,41 +3446,91 @@
       <w:tc>
         <w:tcPr>
           <w:tcW w:w="5892" w:type="dxa"/>
-          <w:vAlign w:val="top"/>
         </w:tcPr>
         <w:p>
           <w:pPr>
-            <w:spacing w:before="0" w:after="0" w:line="269" w:lineRule="auto"/>
+            <w:spacing w:line="269" w:lineRule="auto"/>
           </w:pPr>
           <w:r>
             <w:rPr>
-              <w:rFonts w:ascii="Avenir Next" w:hAnsi="Avenir Next" w:cs="Avenir Next" w:eastAsia="Avenir Next"/>
               <w:color w:val="5A5F66"/>
               <w:sz w:val="15"/>
               <w:szCs w:val="15"/>
             </w:rPr>
-            <w:t xml:space="preserve">Grade 6 Mathematics  ·  Unit 4: Working with Percents</w:t>
+            <w:t xml:space="preserve">Grade 6 </w:t>
+          </w:r>
+          <w:proofErr w:type="gramStart"/>
+          <w:r>
+            <w:rPr>
+              <w:color w:val="5A5F66"/>
+              <w:sz w:val="15"/>
+              <w:szCs w:val="15"/>
+            </w:rPr>
+            <w:t>Mathematics  ·</w:t>
+          </w:r>
+          <w:proofErr w:type="gramEnd"/>
+          <w:r>
+            <w:rPr>
+              <w:color w:val="5A5F66"/>
+              <w:sz w:val="15"/>
+              <w:szCs w:val="15"/>
+            </w:rPr>
+            <w:t xml:space="preserve">  Unit 4: Working with Percents</w:t>
           </w:r>
         </w:p>
       </w:tc>
       <w:tc>
         <w:tcPr>
           <w:tcW w:w="3612" w:type="dxa"/>
-          <w:vAlign w:val="top"/>
         </w:tcPr>
         <w:p>
           <w:pPr>
-            <w:spacing w:before="0" w:after="0" w:line="269" w:lineRule="auto"/>
+            <w:spacing w:line="269" w:lineRule="auto"/>
             <w:jc w:val="right"/>
           </w:pPr>
           <w:r>
             <w:rPr>
-              <w:rFonts w:ascii="Avenir Next" w:hAnsi="Avenir Next" w:cs="Avenir Next" w:eastAsia="Avenir Next"/>
               <w:color w:val="5A5F66"/>
               <w:sz w:val="15"/>
               <w:szCs w:val="15"/>
             </w:rPr>
-            <w:t xml:space="preserve">Lesson 4-2  ·  Session 1  ·  Practice Form B</w:t>
+            <w:t>Lesson 4-</w:t>
+          </w:r>
+          <w:proofErr w:type="gramStart"/>
+          <w:r>
+            <w:rPr>
+              <w:color w:val="5A5F66"/>
+              <w:sz w:val="15"/>
+              <w:szCs w:val="15"/>
+            </w:rPr>
+            <w:t>2  ·</w:t>
+          </w:r>
+          <w:proofErr w:type="gramEnd"/>
+          <w:r>
+            <w:rPr>
+              <w:color w:val="5A5F66"/>
+              <w:sz w:val="15"/>
+              <w:szCs w:val="15"/>
+            </w:rPr>
+            <w:t xml:space="preserve">  Session </w:t>
+          </w:r>
+          <w:proofErr w:type="gramStart"/>
+          <w:r>
+            <w:rPr>
+              <w:color w:val="5A5F66"/>
+              <w:sz w:val="15"/>
+              <w:szCs w:val="15"/>
+            </w:rPr>
+            <w:t>1  ·</w:t>
+          </w:r>
+          <w:proofErr w:type="gramEnd"/>
+          <w:r>
+            <w:rPr>
+              <w:color w:val="5A5F66"/>
+              <w:sz w:val="15"/>
+              <w:szCs w:val="15"/>
+            </w:rPr>
+            <w:t xml:space="preserve">  Practice Form B</w:t>
           </w:r>
         </w:p>
       </w:tc>
@@ -4977,30 +3539,440 @@
 </w:ftr>
 </file>
 
+<file path=word/footnotes.xml><?xml version="1.0" encoding="utf-8"?>
+<w:footnotes xmlns:wpc="http://schemas.microsoft.com/office/word/2010/wordprocessingCanvas" xmlns:cx="http://schemas.microsoft.com/office/drawing/2014/chartex" xmlns:cx1="http://schemas.microsoft.com/office/drawing/2015/9/8/chartex" xmlns:cx2="http://schemas.microsoft.com/office/drawing/2015/10/21/chartex" xmlns:cx3="http://schemas.microsoft.com/office/drawing/2016/5/9/chartex" xmlns:cx4="http://schemas.microsoft.com/office/drawing/2016/5/10/chartex" xmlns:cx5="http://schemas.microsoft.com/office/drawing/2016/5/11/chartex" xmlns:cx6="http://schemas.microsoft.com/office/drawing/2016/5/12/chartex" xmlns:cx7="http://schemas.microsoft.com/office/drawing/2016/5/13/chartex" xmlns:cx8="http://schemas.microsoft.com/office/drawing/2016/5/14/chartex" xmlns:mc="http://schemas.openxmlformats.org/markup-compatibility/2006" xmlns:m="http://schemas.openxmlformats.org/officeDocument/2006/math" xmlns:aink="http://schemas.microsoft.com/office/drawing/2016/ink" xmlns:am3d="http://schemas.microsoft.com/office/drawing/2017/model3d" xmlns:oel="http://schemas.microsoft.com/office/2019/extlst" xmlns:r="http://schemas.openxmlformats.org/officeDocument/2006/relationships" xmlns:wp14="http://schemas.microsoft.com/office/word/2010/wordprocessingDrawing" xmlns:wp="http://schemas.openxmlformats.org/drawingml/2006/wordprocessingDrawing" xmlns:wpg="http://schemas.microsoft.com/office/word/2010/wordprocessingGroup" xmlns:wpi="http://schemas.microsoft.com/office/word/2010/wordprocessingInk" xmlns:wps="http://schemas.microsoft.com/office/word/2010/wordprocessingShape" xmlns:o="urn:schemas-microsoft-com:office:office" xmlns:v="urn:schemas-microsoft-com:vml" xmlns:w10="urn:schemas-microsoft-com:office:word" xmlns:w="http://schemas.openxmlformats.org/wordprocessingml/2006/main" xmlns:w14="http://schemas.microsoft.com/office/word/2010/wordml" xmlns:w15="http://schemas.microsoft.com/office/word/2012/wordml" xmlns:w16cex="http://schemas.microsoft.com/office/word/2018/wordml/cex" xmlns:w16cid="http://schemas.microsoft.com/office/word/2016/wordml/cid" xmlns:w16="http://schemas.microsoft.com/office/word/2018/wordml" xmlns:w16sdtdh="http://schemas.microsoft.com/office/word/2020/wordml/sdtdatahash" xmlns:w16sdtfl="http://schemas.microsoft.com/office/word/2024/wordml/sdtformatlock" xmlns:w16se="http://schemas.microsoft.com/office/word/2015/wordml/symex" xmlns:w16du="http://schemas.microsoft.com/office/word/2023/wordml/word16du" xmlns:wne="http://schemas.microsoft.com/office/word/2006/wordml" mc:Ignorable="w14 w15 w16se w16cid w16 w16cex w16sdtdh w16sdtfl w16du wp14">
+  <w:footnote w:type="separator" w:id="-1">
+    <w:p>
+      <w:pPr>
+        <w:spacing w:line="240" w:lineRule="auto"/>
+      </w:pPr>
+      <w:r>
+        <w:separator/>
+      </w:r>
+    </w:p>
+  </w:footnote>
+  <w:footnote w:type="continuationSeparator" w:id="0">
+    <w:p>
+      <w:pPr>
+        <w:spacing w:line="240" w:lineRule="auto"/>
+      </w:pPr>
+      <w:r>
+        <w:continuationSeparator/>
+      </w:r>
+    </w:p>
+  </w:footnote>
+</w:footnotes>
+</file>
+
 <file path=word/styles.xml><?xml version="1.0" encoding="utf-8"?>
-<w:styles xmlns:w="http://schemas.openxmlformats.org/wordprocessingml/2006/main">
+<w:styles xmlns:mc="http://schemas.openxmlformats.org/markup-compatibility/2006" xmlns:r="http://schemas.openxmlformats.org/officeDocument/2006/relationships" xmlns:w="http://schemas.openxmlformats.org/wordprocessingml/2006/main" xmlns:w14="http://schemas.microsoft.com/office/word/2010/wordml" xmlns:w15="http://schemas.microsoft.com/office/word/2012/wordml" xmlns:w16cex="http://schemas.microsoft.com/office/word/2018/wordml/cex" xmlns:w16cid="http://schemas.microsoft.com/office/word/2016/wordml/cid" xmlns:w16="http://schemas.microsoft.com/office/word/2018/wordml" xmlns:w16sdtdh="http://schemas.microsoft.com/office/word/2020/wordml/sdtdatahash" xmlns:w16sdtfl="http://schemas.microsoft.com/office/word/2024/wordml/sdtformatlock" xmlns:w16se="http://schemas.microsoft.com/office/word/2015/wordml/symex" xmlns:w16du="http://schemas.microsoft.com/office/word/2023/wordml/word16du" mc:Ignorable="w14 w15 w16se w16cid w16 w16cex w16sdtdh w16sdtfl w16du">
   <w:docDefaults>
     <w:rPrDefault>
       <w:rPr>
-        <w:rFonts w:ascii="Avenir Next" w:hAnsi="Avenir Next" w:cs="Avenir Next" w:eastAsia="Avenir Next"/>
+        <w:rFonts w:ascii="Avenir Next" w:eastAsia="Avenir Next" w:hAnsi="Avenir Next" w:cs="Avenir Next"/>
         <w:color w:val="1A1A1A"/>
-        <w:sz w:val="20"/>
-        <w:szCs w:val="20"/>
-        <w:lang w:val="en-US"/>
+        <w:lang w:val="en-US" w:eastAsia="en-US" w:bidi="ar-SA"/>
       </w:rPr>
     </w:rPrDefault>
     <w:pPrDefault>
       <w:pPr>
-        <w:spacing w:before="0" w:after="0" w:line="264" w:lineRule="auto"/>
+        <w:spacing w:line="264" w:lineRule="auto"/>
       </w:pPr>
     </w:pPrDefault>
   </w:docDefaults>
+  <w:latentStyles w:defLockedState="0" w:defUIPriority="99" w:defSemiHidden="0" w:defUnhideWhenUsed="0" w:defQFormat="0" w:count="376">
+    <w:lsdException w:name="Normal" w:uiPriority="0" w:qFormat="1"/>
+    <w:lsdException w:name="heading 1" w:uiPriority="9" w:qFormat="1"/>
+    <w:lsdException w:name="heading 2" w:semiHidden="1" w:uiPriority="9" w:unhideWhenUsed="1" w:qFormat="1"/>
+    <w:lsdException w:name="heading 3" w:semiHidden="1" w:uiPriority="9" w:unhideWhenUsed="1" w:qFormat="1"/>
+    <w:lsdException w:name="heading 4" w:semiHidden="1" w:uiPriority="9" w:unhideWhenUsed="1" w:qFormat="1"/>
+    <w:lsdException w:name="heading 5" w:semiHidden="1" w:uiPriority="9" w:unhideWhenUsed="1" w:qFormat="1"/>
+    <w:lsdException w:name="heading 6" w:semiHidden="1" w:uiPriority="9" w:unhideWhenUsed="1" w:qFormat="1"/>
+    <w:lsdException w:name="heading 7" w:semiHidden="1" w:uiPriority="9" w:unhideWhenUsed="1" w:qFormat="1"/>
+    <w:lsdException w:name="heading 8" w:semiHidden="1" w:uiPriority="9" w:unhideWhenUsed="1" w:qFormat="1"/>
+    <w:lsdException w:name="heading 9" w:semiHidden="1" w:uiPriority="9" w:unhideWhenUsed="1" w:qFormat="1"/>
+    <w:lsdException w:name="index 1" w:semiHidden="1" w:unhideWhenUsed="1"/>
+    <w:lsdException w:name="index 2" w:semiHidden="1" w:unhideWhenUsed="1"/>
+    <w:lsdException w:name="index 3" w:semiHidden="1" w:unhideWhenUsed="1"/>
+    <w:lsdException w:name="index 4" w:semiHidden="1" w:unhideWhenUsed="1"/>
+    <w:lsdException w:name="index 5" w:semiHidden="1" w:unhideWhenUsed="1"/>
+    <w:lsdException w:name="index 6" w:semiHidden="1" w:unhideWhenUsed="1"/>
+    <w:lsdException w:name="index 7" w:semiHidden="1" w:unhideWhenUsed="1"/>
+    <w:lsdException w:name="index 8" w:semiHidden="1" w:unhideWhenUsed="1"/>
+    <w:lsdException w:name="index 9" w:semiHidden="1" w:unhideWhenUsed="1"/>
+    <w:lsdException w:name="toc 1" w:semiHidden="1" w:uiPriority="39" w:unhideWhenUsed="1"/>
+    <w:lsdException w:name="toc 2" w:semiHidden="1" w:uiPriority="39" w:unhideWhenUsed="1"/>
+    <w:lsdException w:name="toc 3" w:semiHidden="1" w:uiPriority="39" w:unhideWhenUsed="1"/>
+    <w:lsdException w:name="toc 4" w:semiHidden="1" w:uiPriority="39" w:unhideWhenUsed="1"/>
+    <w:lsdException w:name="toc 5" w:semiHidden="1" w:uiPriority="39" w:unhideWhenUsed="1"/>
+    <w:lsdException w:name="toc 6" w:semiHidden="1" w:uiPriority="39" w:unhideWhenUsed="1"/>
+    <w:lsdException w:name="toc 7" w:semiHidden="1" w:uiPriority="39" w:unhideWhenUsed="1"/>
+    <w:lsdException w:name="toc 8" w:semiHidden="1" w:uiPriority="39" w:unhideWhenUsed="1"/>
+    <w:lsdException w:name="toc 9" w:semiHidden="1" w:uiPriority="39" w:unhideWhenUsed="1"/>
+    <w:lsdException w:name="Normal Indent" w:semiHidden="1" w:unhideWhenUsed="1"/>
+    <w:lsdException w:name="footnote text" w:semiHidden="1" w:unhideWhenUsed="1"/>
+    <w:lsdException w:name="annotation text" w:semiHidden="1" w:unhideWhenUsed="1"/>
+    <w:lsdException w:name="header" w:semiHidden="1" w:unhideWhenUsed="1"/>
+    <w:lsdException w:name="footer" w:semiHidden="1" w:unhideWhenUsed="1"/>
+    <w:lsdException w:name="index heading" w:semiHidden="1" w:unhideWhenUsed="1"/>
+    <w:lsdException w:name="caption" w:semiHidden="1" w:uiPriority="35" w:unhideWhenUsed="1" w:qFormat="1"/>
+    <w:lsdException w:name="table of figures" w:semiHidden="1" w:unhideWhenUsed="1"/>
+    <w:lsdException w:name="envelope address" w:semiHidden="1" w:unhideWhenUsed="1"/>
+    <w:lsdException w:name="envelope return" w:semiHidden="1" w:unhideWhenUsed="1"/>
+    <w:lsdException w:name="footnote reference" w:semiHidden="1" w:unhideWhenUsed="1"/>
+    <w:lsdException w:name="annotation reference" w:semiHidden="1" w:unhideWhenUsed="1"/>
+    <w:lsdException w:name="line number" w:semiHidden="1" w:unhideWhenUsed="1"/>
+    <w:lsdException w:name="page number" w:semiHidden="1" w:unhideWhenUsed="1"/>
+    <w:lsdException w:name="endnote reference" w:semiHidden="1" w:unhideWhenUsed="1"/>
+    <w:lsdException w:name="endnote text" w:semiHidden="1" w:unhideWhenUsed="1"/>
+    <w:lsdException w:name="table of authorities" w:semiHidden="1" w:unhideWhenUsed="1"/>
+    <w:lsdException w:name="macro" w:semiHidden="1" w:unhideWhenUsed="1"/>
+    <w:lsdException w:name="toa heading" w:semiHidden="1" w:unhideWhenUsed="1"/>
+    <w:lsdException w:name="List" w:semiHidden="1" w:unhideWhenUsed="1"/>
+    <w:lsdException w:name="List Bullet" w:semiHidden="1" w:unhideWhenUsed="1"/>
+    <w:lsdException w:name="List Number" w:semiHidden="1" w:unhideWhenUsed="1"/>
+    <w:lsdException w:name="List 2" w:semiHidden="1" w:unhideWhenUsed="1"/>
+    <w:lsdException w:name="List 3" w:semiHidden="1" w:unhideWhenUsed="1"/>
+    <w:lsdException w:name="List 4" w:semiHidden="1" w:unhideWhenUsed="1"/>
+    <w:lsdException w:name="List 5" w:semiHidden="1" w:unhideWhenUsed="1"/>
+    <w:lsdException w:name="List Bullet 2" w:semiHidden="1" w:unhideWhenUsed="1"/>
+    <w:lsdException w:name="List Bullet 3" w:semiHidden="1" w:unhideWhenUsed="1"/>
+    <w:lsdException w:name="List Bullet 4" w:semiHidden="1" w:unhideWhenUsed="1"/>
+    <w:lsdException w:name="List Bullet 5" w:semiHidden="1" w:unhideWhenUsed="1"/>
+    <w:lsdException w:name="List Number 2" w:semiHidden="1" w:unhideWhenUsed="1"/>
+    <w:lsdException w:name="List Number 3" w:semiHidden="1" w:unhideWhenUsed="1"/>
+    <w:lsdException w:name="List Number 4" w:semiHidden="1" w:unhideWhenUsed="1"/>
+    <w:lsdException w:name="List Number 5" w:semiHidden="1" w:unhideWhenUsed="1"/>
+    <w:lsdException w:name="Title" w:uiPriority="10" w:qFormat="1"/>
+    <w:lsdException w:name="Closing" w:semiHidden="1" w:unhideWhenUsed="1"/>
+    <w:lsdException w:name="Signature" w:semiHidden="1" w:unhideWhenUsed="1"/>
+    <w:lsdException w:name="Default Paragraph Font" w:semiHidden="1" w:uiPriority="1" w:unhideWhenUsed="1"/>
+    <w:lsdException w:name="Body Text" w:semiHidden="1" w:unhideWhenUsed="1"/>
+    <w:lsdException w:name="Body Text Indent" w:semiHidden="1" w:unhideWhenUsed="1"/>
+    <w:lsdException w:name="List Continue" w:semiHidden="1" w:unhideWhenUsed="1"/>
+    <w:lsdException w:name="List Continue 2" w:semiHidden="1" w:unhideWhenUsed="1"/>
+    <w:lsdException w:name="List Continue 3" w:semiHidden="1" w:unhideWhenUsed="1"/>
+    <w:lsdException w:name="List Continue 4" w:semiHidden="1" w:unhideWhenUsed="1"/>
+    <w:lsdException w:name="List Continue 5" w:semiHidden="1" w:unhideWhenUsed="1"/>
+    <w:lsdException w:name="Message Header" w:semiHidden="1" w:unhideWhenUsed="1"/>
+    <w:lsdException w:name="Subtitle" w:uiPriority="11" w:qFormat="1"/>
+    <w:lsdException w:name="Salutation" w:semiHidden="1" w:unhideWhenUsed="1"/>
+    <w:lsdException w:name="Date" w:semiHidden="1" w:unhideWhenUsed="1"/>
+    <w:lsdException w:name="Body Text First Indent" w:semiHidden="1" w:unhideWhenUsed="1"/>
+    <w:lsdException w:name="Body Text First Indent 2" w:semiHidden="1" w:unhideWhenUsed="1"/>
+    <w:lsdException w:name="Note Heading" w:semiHidden="1" w:unhideWhenUsed="1"/>
+    <w:lsdException w:name="Body Text 2" w:semiHidden="1" w:unhideWhenUsed="1"/>
+    <w:lsdException w:name="Body Text 3" w:semiHidden="1" w:unhideWhenUsed="1"/>
+    <w:lsdException w:name="Body Text Indent 2" w:semiHidden="1" w:unhideWhenUsed="1"/>
+    <w:lsdException w:name="Body Text Indent 3" w:semiHidden="1" w:unhideWhenUsed="1"/>
+    <w:lsdException w:name="Block Text" w:semiHidden="1" w:unhideWhenUsed="1"/>
+    <w:lsdException w:name="Hyperlink" w:semiHidden="1" w:unhideWhenUsed="1"/>
+    <w:lsdException w:name="FollowedHyperlink" w:semiHidden="1" w:unhideWhenUsed="1"/>
+    <w:lsdException w:name="Strong" w:uiPriority="22" w:qFormat="1"/>
+    <w:lsdException w:name="Emphasis" w:uiPriority="20" w:qFormat="1"/>
+    <w:lsdException w:name="Document Map" w:semiHidden="1" w:unhideWhenUsed="1"/>
+    <w:lsdException w:name="Plain Text" w:semiHidden="1" w:unhideWhenUsed="1"/>
+    <w:lsdException w:name="E-mail Signature" w:semiHidden="1" w:unhideWhenUsed="1"/>
+    <w:lsdException w:name="HTML Top of Form" w:semiHidden="1" w:unhideWhenUsed="1"/>
+    <w:lsdException w:name="HTML Bottom of Form" w:semiHidden="1" w:unhideWhenUsed="1"/>
+    <w:lsdException w:name="Normal (Web)" w:semiHidden="1" w:unhideWhenUsed="1"/>
+    <w:lsdException w:name="HTML Acronym" w:semiHidden="1" w:unhideWhenUsed="1"/>
+    <w:lsdException w:name="HTML Address" w:semiHidden="1" w:unhideWhenUsed="1"/>
+    <w:lsdException w:name="HTML Cite" w:semiHidden="1" w:unhideWhenUsed="1"/>
+    <w:lsdException w:name="HTML Code" w:semiHidden="1" w:unhideWhenUsed="1"/>
+    <w:lsdException w:name="HTML Definition" w:semiHidden="1" w:unhideWhenUsed="1"/>
+    <w:lsdException w:name="HTML Keyboard" w:semiHidden="1" w:unhideWhenUsed="1"/>
+    <w:lsdException w:name="HTML Preformatted" w:semiHidden="1" w:unhideWhenUsed="1"/>
+    <w:lsdException w:name="HTML Sample" w:semiHidden="1" w:unhideWhenUsed="1"/>
+    <w:lsdException w:name="HTML Typewriter" w:semiHidden="1" w:unhideWhenUsed="1"/>
+    <w:lsdException w:name="HTML Variable" w:semiHidden="1" w:unhideWhenUsed="1"/>
+    <w:lsdException w:name="Normal Table" w:semiHidden="1" w:unhideWhenUsed="1"/>
+    <w:lsdException w:name="annotation subject" w:semiHidden="1" w:unhideWhenUsed="1"/>
+    <w:lsdException w:name="No List" w:semiHidden="1" w:unhideWhenUsed="1"/>
+    <w:lsdException w:name="Outline List 1" w:semiHidden="1" w:unhideWhenUsed="1"/>
+    <w:lsdException w:name="Outline List 2" w:semiHidden="1" w:unhideWhenUsed="1"/>
+    <w:lsdException w:name="Outline List 3" w:semiHidden="1" w:unhideWhenUsed="1"/>
+    <w:lsdException w:name="Table Simple 1" w:semiHidden="1" w:unhideWhenUsed="1"/>
+    <w:lsdException w:name="Table Simple 2" w:semiHidden="1" w:unhideWhenUsed="1"/>
+    <w:lsdException w:name="Table Simple 3" w:semiHidden="1" w:unhideWhenUsed="1"/>
+    <w:lsdException w:name="Table Classic 1" w:semiHidden="1" w:unhideWhenUsed="1"/>
+    <w:lsdException w:name="Table Classic 2" w:semiHidden="1" w:unhideWhenUsed="1"/>
+    <w:lsdException w:name="Table Classic 3" w:semiHidden="1" w:unhideWhenUsed="1"/>
+    <w:lsdException w:name="Table Classic 4" w:semiHidden="1" w:unhideWhenUsed="1"/>
+    <w:lsdException w:name="Table Colorful 1" w:semiHidden="1" w:unhideWhenUsed="1"/>
+    <w:lsdException w:name="Table Colorful 2" w:semiHidden="1" w:unhideWhenUsed="1"/>
+    <w:lsdException w:name="Table Colorful 3" w:semiHidden="1" w:unhideWhenUsed="1"/>
+    <w:lsdException w:name="Table Columns 1" w:semiHidden="1" w:unhideWhenUsed="1"/>
+    <w:lsdException w:name="Table Columns 2" w:semiHidden="1" w:unhideWhenUsed="1"/>
+    <w:lsdException w:name="Table Columns 3" w:semiHidden="1" w:unhideWhenUsed="1"/>
+    <w:lsdException w:name="Table Columns 4" w:semiHidden="1" w:unhideWhenUsed="1"/>
+    <w:lsdException w:name="Table Columns 5" w:semiHidden="1" w:unhideWhenUsed="1"/>
+    <w:lsdException w:name="Table Grid 1" w:semiHidden="1" w:unhideWhenUsed="1"/>
+    <w:lsdException w:name="Table Grid 2" w:semiHidden="1" w:unhideWhenUsed="1"/>
+    <w:lsdException w:name="Table Grid 3" w:semiHidden="1" w:unhideWhenUsed="1"/>
+    <w:lsdException w:name="Table Grid 4" w:semiHidden="1" w:unhideWhenUsed="1"/>
+    <w:lsdException w:name="Table Grid 5" w:semiHidden="1" w:unhideWhenUsed="1"/>
+    <w:lsdException w:name="Table Grid 6" w:semiHidden="1" w:unhideWhenUsed="1"/>
+    <w:lsdException w:name="Table Grid 7" w:semiHidden="1" w:unhideWhenUsed="1"/>
+    <w:lsdException w:name="Table Grid 8" w:semiHidden="1" w:unhideWhenUsed="1"/>
+    <w:lsdException w:name="Table List 1" w:semiHidden="1" w:unhideWhenUsed="1"/>
+    <w:lsdException w:name="Table List 2" w:semiHidden="1" w:unhideWhenUsed="1"/>
+    <w:lsdException w:name="Table List 3" w:semiHidden="1" w:unhideWhenUsed="1"/>
+    <w:lsdException w:name="Table List 4" w:semiHidden="1" w:unhideWhenUsed="1"/>
+    <w:lsdException w:name="Table List 5" w:semiHidden="1" w:unhideWhenUsed="1"/>
+    <w:lsdException w:name="Table List 6" w:semiHidden="1" w:unhideWhenUsed="1"/>
+    <w:lsdException w:name="Table List 7" w:semiHidden="1" w:unhideWhenUsed="1"/>
+    <w:lsdException w:name="Table List 8" w:semiHidden="1" w:unhideWhenUsed="1"/>
+    <w:lsdException w:name="Table 3D effects 1" w:semiHidden="1" w:unhideWhenUsed="1"/>
+    <w:lsdException w:name="Table 3D effects 2" w:semiHidden="1" w:unhideWhenUsed="1"/>
+    <w:lsdException w:name="Table 3D effects 3" w:semiHidden="1" w:unhideWhenUsed="1"/>
+    <w:lsdException w:name="Table Contemporary" w:semiHidden="1" w:unhideWhenUsed="1"/>
+    <w:lsdException w:name="Table Elegant" w:semiHidden="1" w:unhideWhenUsed="1"/>
+    <w:lsdException w:name="Table Professional" w:semiHidden="1" w:unhideWhenUsed="1"/>
+    <w:lsdException w:name="Table Subtle 1" w:semiHidden="1" w:unhideWhenUsed="1"/>
+    <w:lsdException w:name="Table Subtle 2" w:semiHidden="1" w:unhideWhenUsed="1"/>
+    <w:lsdException w:name="Table Web 1" w:semiHidden="1" w:unhideWhenUsed="1"/>
+    <w:lsdException w:name="Table Web 2" w:semiHidden="1" w:unhideWhenUsed="1"/>
+    <w:lsdException w:name="Table Web 3" w:semiHidden="1" w:unhideWhenUsed="1"/>
+    <w:lsdException w:name="Balloon Text" w:semiHidden="1" w:unhideWhenUsed="1"/>
+    <w:lsdException w:name="Table Grid" w:uiPriority="39"/>
+    <w:lsdException w:name="Table Theme" w:semiHidden="1" w:unhideWhenUsed="1"/>
+    <w:lsdException w:name="Placeholder Text" w:semiHidden="1"/>
+    <w:lsdException w:name="No Spacing" w:uiPriority="1" w:qFormat="1"/>
+    <w:lsdException w:name="Light Shading" w:uiPriority="60"/>
+    <w:lsdException w:name="Light List" w:uiPriority="61"/>
+    <w:lsdException w:name="Light Grid" w:uiPriority="62"/>
+    <w:lsdException w:name="Medium Shading 1" w:uiPriority="63"/>
+    <w:lsdException w:name="Medium Shading 2" w:uiPriority="64"/>
+    <w:lsdException w:name="Medium List 1" w:uiPriority="65"/>
+    <w:lsdException w:name="Medium List 2" w:uiPriority="66"/>
+    <w:lsdException w:name="Medium Grid 1" w:uiPriority="67"/>
+    <w:lsdException w:name="Medium Grid 2" w:uiPriority="68"/>
+    <w:lsdException w:name="Medium Grid 3" w:uiPriority="69"/>
+    <w:lsdException w:name="Dark List" w:uiPriority="70"/>
+    <w:lsdException w:name="Colorful Shading" w:uiPriority="71"/>
+    <w:lsdException w:name="Colorful List" w:uiPriority="72"/>
+    <w:lsdException w:name="Colorful Grid" w:uiPriority="73"/>
+    <w:lsdException w:name="Light Shading Accent 1" w:uiPriority="60"/>
+    <w:lsdException w:name="Light List Accent 1" w:uiPriority="61"/>
+    <w:lsdException w:name="Light Grid Accent 1" w:uiPriority="62"/>
+    <w:lsdException w:name="Medium Shading 1 Accent 1" w:uiPriority="63"/>
+    <w:lsdException w:name="Medium Shading 2 Accent 1" w:uiPriority="64"/>
+    <w:lsdException w:name="Medium List 1 Accent 1" w:uiPriority="65"/>
+    <w:lsdException w:name="Revision" w:semiHidden="1"/>
+    <w:lsdException w:name="List Paragraph" w:uiPriority="34" w:qFormat="1"/>
+    <w:lsdException w:name="Quote" w:uiPriority="29" w:qFormat="1"/>
+    <w:lsdException w:name="Intense Quote" w:uiPriority="30" w:qFormat="1"/>
+    <w:lsdException w:name="Medium List 2 Accent 1" w:uiPriority="66"/>
+    <w:lsdException w:name="Medium Grid 1 Accent 1" w:uiPriority="67"/>
+    <w:lsdException w:name="Medium Grid 2 Accent 1" w:uiPriority="68"/>
+    <w:lsdException w:name="Medium Grid 3 Accent 1" w:uiPriority="69"/>
+    <w:lsdException w:name="Dark List Accent 1" w:uiPriority="70"/>
+    <w:lsdException w:name="Colorful Shading Accent 1" w:uiPriority="71"/>
+    <w:lsdException w:name="Colorful List Accent 1" w:uiPriority="72"/>
+    <w:lsdException w:name="Colorful Grid Accent 1" w:uiPriority="73"/>
+    <w:lsdException w:name="Light Shading Accent 2" w:uiPriority="60"/>
+    <w:lsdException w:name="Light List Accent 2" w:uiPriority="61"/>
+    <w:lsdException w:name="Light Grid Accent 2" w:uiPriority="62"/>
+    <w:lsdException w:name="Medium Shading 1 Accent 2" w:uiPriority="63"/>
+    <w:lsdException w:name="Medium Shading 2 Accent 2" w:uiPriority="64"/>
+    <w:lsdException w:name="Medium List 1 Accent 2" w:uiPriority="65"/>
+    <w:lsdException w:name="Medium List 2 Accent 2" w:uiPriority="66"/>
+    <w:lsdException w:name="Medium Grid 1 Accent 2" w:uiPriority="67"/>
+    <w:lsdException w:name="Medium Grid 2 Accent 2" w:uiPriority="68"/>
+    <w:lsdException w:name="Medium Grid 3 Accent 2" w:uiPriority="69"/>
+    <w:lsdException w:name="Dark List Accent 2" w:uiPriority="70"/>
+    <w:lsdException w:name="Colorful Shading Accent 2" w:uiPriority="71"/>
+    <w:lsdException w:name="Colorful List Accent 2" w:uiPriority="72"/>
+    <w:lsdException w:name="Colorful Grid Accent 2" w:uiPriority="73"/>
+    <w:lsdException w:name="Light Shading Accent 3" w:uiPriority="60"/>
+    <w:lsdException w:name="Light List Accent 3" w:uiPriority="61"/>
+    <w:lsdException w:name="Light Grid Accent 3" w:uiPriority="62"/>
+    <w:lsdException w:name="Medium Shading 1 Accent 3" w:uiPriority="63"/>
+    <w:lsdException w:name="Medium Shading 2 Accent 3" w:uiPriority="64"/>
+    <w:lsdException w:name="Medium List 1 Accent 3" w:uiPriority="65"/>
+    <w:lsdException w:name="Medium List 2 Accent 3" w:uiPriority="66"/>
+    <w:lsdException w:name="Medium Grid 1 Accent 3" w:uiPriority="67"/>
+    <w:lsdException w:name="Medium Grid 2 Accent 3" w:uiPriority="68"/>
+    <w:lsdException w:name="Medium Grid 3 Accent 3" w:uiPriority="69"/>
+    <w:lsdException w:name="Dark List Accent 3" w:uiPriority="70"/>
+    <w:lsdException w:name="Colorful Shading Accent 3" w:uiPriority="71"/>
+    <w:lsdException w:name="Colorful List Accent 3" w:uiPriority="72"/>
+    <w:lsdException w:name="Colorful Grid Accent 3" w:uiPriority="73"/>
+    <w:lsdException w:name="Light Shading Accent 4" w:uiPriority="60"/>
+    <w:lsdException w:name="Light List Accent 4" w:uiPriority="61"/>
+    <w:lsdException w:name="Light Grid Accent 4" w:uiPriority="62"/>
+    <w:lsdException w:name="Medium Shading 1 Accent 4" w:uiPriority="63"/>
+    <w:lsdException w:name="Medium Shading 2 Accent 4" w:uiPriority="64"/>
+    <w:lsdException w:name="Medium List 1 Accent 4" w:uiPriority="65"/>
+    <w:lsdException w:name="Medium List 2 Accent 4" w:uiPriority="66"/>
+    <w:lsdException w:name="Medium Grid 1 Accent 4" w:uiPriority="67"/>
+    <w:lsdException w:name="Medium Grid 2 Accent 4" w:uiPriority="68"/>
+    <w:lsdException w:name="Medium Grid 3 Accent 4" w:uiPriority="69"/>
+    <w:lsdException w:name="Dark List Accent 4" w:uiPriority="70"/>
+    <w:lsdException w:name="Colorful Shading Accent 4" w:uiPriority="71"/>
+    <w:lsdException w:name="Colorful List Accent 4" w:uiPriority="72"/>
+    <w:lsdException w:name="Colorful Grid Accent 4" w:uiPriority="73"/>
+    <w:lsdException w:name="Light Shading Accent 5" w:uiPriority="60"/>
+    <w:lsdException w:name="Light List Accent 5" w:uiPriority="61"/>
+    <w:lsdException w:name="Light Grid Accent 5" w:uiPriority="62"/>
+    <w:lsdException w:name="Medium Shading 1 Accent 5" w:uiPriority="63"/>
+    <w:lsdException w:name="Medium Shading 2 Accent 5" w:uiPriority="64"/>
+    <w:lsdException w:name="Medium List 1 Accent 5" w:uiPriority="65"/>
+    <w:lsdException w:name="Medium List 2 Accent 5" w:uiPriority="66"/>
+    <w:lsdException w:name="Medium Grid 1 Accent 5" w:uiPriority="67"/>
+    <w:lsdException w:name="Medium Grid 2 Accent 5" w:uiPriority="68"/>
+    <w:lsdException w:name="Medium Grid 3 Accent 5" w:uiPriority="69"/>
+    <w:lsdException w:name="Dark List Accent 5" w:uiPriority="70"/>
+    <w:lsdException w:name="Colorful Shading Accent 5" w:uiPriority="71"/>
+    <w:lsdException w:name="Colorful List Accent 5" w:uiPriority="72"/>
+    <w:lsdException w:name="Colorful Grid Accent 5" w:uiPriority="73"/>
+    <w:lsdException w:name="Light Shading Accent 6" w:uiPriority="60"/>
+    <w:lsdException w:name="Light List Accent 6" w:uiPriority="61"/>
+    <w:lsdException w:name="Light Grid Accent 6" w:uiPriority="62"/>
+    <w:lsdException w:name="Medium Shading 1 Accent 6" w:uiPriority="63"/>
+    <w:lsdException w:name="Medium Shading 2 Accent 6" w:uiPriority="64"/>
+    <w:lsdException w:name="Medium List 1 Accent 6" w:uiPriority="65"/>
+    <w:lsdException w:name="Medium List 2 Accent 6" w:uiPriority="66"/>
+    <w:lsdException w:name="Medium Grid 1 Accent 6" w:uiPriority="67"/>
+    <w:lsdException w:name="Medium Grid 2 Accent 6" w:uiPriority="68"/>
+    <w:lsdException w:name="Medium Grid 3 Accent 6" w:uiPriority="69"/>
+    <w:lsdException w:name="Dark List Accent 6" w:uiPriority="70"/>
+    <w:lsdException w:name="Colorful Shading Accent 6" w:uiPriority="71"/>
+    <w:lsdException w:name="Colorful List Accent 6" w:uiPriority="72"/>
+    <w:lsdException w:name="Colorful Grid Accent 6" w:uiPriority="73"/>
+    <w:lsdException w:name="Subtle Emphasis" w:uiPriority="19" w:qFormat="1"/>
+    <w:lsdException w:name="Intense Emphasis" w:uiPriority="21" w:qFormat="1"/>
+    <w:lsdException w:name="Subtle Reference" w:uiPriority="31" w:qFormat="1"/>
+    <w:lsdException w:name="Intense Reference" w:uiPriority="32" w:qFormat="1"/>
+    <w:lsdException w:name="Book Title" w:uiPriority="33" w:qFormat="1"/>
+    <w:lsdException w:name="Bibliography" w:semiHidden="1" w:uiPriority="37" w:unhideWhenUsed="1"/>
+    <w:lsdException w:name="TOC Heading" w:semiHidden="1" w:uiPriority="39" w:unhideWhenUsed="1" w:qFormat="1"/>
+    <w:lsdException w:name="Plain Table 1" w:uiPriority="41"/>
+    <w:lsdException w:name="Plain Table 2" w:uiPriority="42"/>
+    <w:lsdException w:name="Plain Table 3" w:uiPriority="43"/>
+    <w:lsdException w:name="Plain Table 4" w:uiPriority="44"/>
+    <w:lsdException w:name="Plain Table 5" w:uiPriority="45"/>
+    <w:lsdException w:name="Grid Table Light" w:uiPriority="40"/>
+    <w:lsdException w:name="Grid Table 1 Light" w:uiPriority="46"/>
+    <w:lsdException w:name="Grid Table 2" w:uiPriority="47"/>
+    <w:lsdException w:name="Grid Table 3" w:uiPriority="48"/>
+    <w:lsdException w:name="Grid Table 4" w:uiPriority="49"/>
+    <w:lsdException w:name="Grid Table 5 Dark" w:uiPriority="50"/>
+    <w:lsdException w:name="Grid Table 6 Colorful" w:uiPriority="51"/>
+    <w:lsdException w:name="Grid Table 7 Colorful" w:uiPriority="52"/>
+    <w:lsdException w:name="Grid Table 1 Light Accent 1" w:uiPriority="46"/>
+    <w:lsdException w:name="Grid Table 2 Accent 1" w:uiPriority="47"/>
+    <w:lsdException w:name="Grid Table 3 Accent 1" w:uiPriority="48"/>
+    <w:lsdException w:name="Grid Table 4 Accent 1" w:uiPriority="49"/>
+    <w:lsdException w:name="Grid Table 5 Dark Accent 1" w:uiPriority="50"/>
+    <w:lsdException w:name="Grid Table 6 Colorful Accent 1" w:uiPriority="51"/>
+    <w:lsdException w:name="Grid Table 7 Colorful Accent 1" w:uiPriority="52"/>
+    <w:lsdException w:name="Grid Table 1 Light Accent 2" w:uiPriority="46"/>
+    <w:lsdException w:name="Grid Table 2 Accent 2" w:uiPriority="47"/>
+    <w:lsdException w:name="Grid Table 3 Accent 2" w:uiPriority="48"/>
+    <w:lsdException w:name="Grid Table 4 Accent 2" w:uiPriority="49"/>
+    <w:lsdException w:name="Grid Table 5 Dark Accent 2" w:uiPriority="50"/>
+    <w:lsdException w:name="Grid Table 6 Colorful Accent 2" w:uiPriority="51"/>
+    <w:lsdException w:name="Grid Table 7 Colorful Accent 2" w:uiPriority="52"/>
+    <w:lsdException w:name="Grid Table 1 Light Accent 3" w:uiPriority="46"/>
+    <w:lsdException w:name="Grid Table 2 Accent 3" w:uiPriority="47"/>
+    <w:lsdException w:name="Grid Table 3 Accent 3" w:uiPriority="48"/>
+    <w:lsdException w:name="Grid Table 4 Accent 3" w:uiPriority="49"/>
+    <w:lsdException w:name="Grid Table 5 Dark Accent 3" w:uiPriority="50"/>
+    <w:lsdException w:name="Grid Table 6 Colorful Accent 3" w:uiPriority="51"/>
+    <w:lsdException w:name="Grid Table 7 Colorful Accent 3" w:uiPriority="52"/>
+    <w:lsdException w:name="Grid Table 1 Light Accent 4" w:uiPriority="46"/>
+    <w:lsdException w:name="Grid Table 2 Accent 4" w:uiPriority="47"/>
+    <w:lsdException w:name="Grid Table 3 Accent 4" w:uiPriority="48"/>
+    <w:lsdException w:name="Grid Table 4 Accent 4" w:uiPriority="49"/>
+    <w:lsdException w:name="Grid Table 5 Dark Accent 4" w:uiPriority="50"/>
+    <w:lsdException w:name="Grid Table 6 Colorful Accent 4" w:uiPriority="51"/>
+    <w:lsdException w:name="Grid Table 7 Colorful Accent 4" w:uiPriority="52"/>
+    <w:lsdException w:name="Grid Table 1 Light Accent 5" w:uiPriority="46"/>
+    <w:lsdException w:name="Grid Table 2 Accent 5" w:uiPriority="47"/>
+    <w:lsdException w:name="Grid Table 3 Accent 5" w:uiPriority="48"/>
+    <w:lsdException w:name="Grid Table 4 Accent 5" w:uiPriority="49"/>
+    <w:lsdException w:name="Grid Table 5 Dark Accent 5" w:uiPriority="50"/>
+    <w:lsdException w:name="Grid Table 6 Colorful Accent 5" w:uiPriority="51"/>
+    <w:lsdException w:name="Grid Table 7 Colorful Accent 5" w:uiPriority="52"/>
+    <w:lsdException w:name="Grid Table 1 Light Accent 6" w:uiPriority="46"/>
+    <w:lsdException w:name="Grid Table 2 Accent 6" w:uiPriority="47"/>
+    <w:lsdException w:name="Grid Table 3 Accent 6" w:uiPriority="48"/>
+    <w:lsdException w:name="Grid Table 4 Accent 6" w:uiPriority="49"/>
+    <w:lsdException w:name="Grid Table 5 Dark Accent 6" w:uiPriority="50"/>
+    <w:lsdException w:name="Grid Table 6 Colorful Accent 6" w:uiPriority="51"/>
+    <w:lsdException w:name="Grid Table 7 Colorful Accent 6" w:uiPriority="52"/>
+    <w:lsdException w:name="List Table 1 Light" w:uiPriority="46"/>
+    <w:lsdException w:name="List Table 2" w:uiPriority="47"/>
+    <w:lsdException w:name="List Table 3" w:uiPriority="48"/>
+    <w:lsdException w:name="List Table 4" w:uiPriority="49"/>
+    <w:lsdException w:name="List Table 5 Dark" w:uiPriority="50"/>
+    <w:lsdException w:name="List Table 6 Colorful" w:uiPriority="51"/>
+    <w:lsdException w:name="List Table 7 Colorful" w:uiPriority="52"/>
+    <w:lsdException w:name="List Table 1 Light Accent 1" w:uiPriority="46"/>
+    <w:lsdException w:name="List Table 2 Accent 1" w:uiPriority="47"/>
+    <w:lsdException w:name="List Table 3 Accent 1" w:uiPriority="48"/>
+    <w:lsdException w:name="List Table 4 Accent 1" w:uiPriority="49"/>
+    <w:lsdException w:name="List Table 5 Dark Accent 1" w:uiPriority="50"/>
+    <w:lsdException w:name="List Table 6 Colorful Accent 1" w:uiPriority="51"/>
+    <w:lsdException w:name="List Table 7 Colorful Accent 1" w:uiPriority="52"/>
+    <w:lsdException w:name="List Table 1 Light Accent 2" w:uiPriority="46"/>
+    <w:lsdException w:name="List Table 2 Accent 2" w:uiPriority="47"/>
+    <w:lsdException w:name="List Table 3 Accent 2" w:uiPriority="48"/>
+    <w:lsdException w:name="List Table 4 Accent 2" w:uiPriority="49"/>
+    <w:lsdException w:name="List Table 5 Dark Accent 2" w:uiPriority="50"/>
+    <w:lsdException w:name="List Table 6 Colorful Accent 2" w:uiPriority="51"/>
+    <w:lsdException w:name="List Table 7 Colorful Accent 2" w:uiPriority="52"/>
+    <w:lsdException w:name="List Table 1 Light Accent 3" w:uiPriority="46"/>
+    <w:lsdException w:name="List Table 2 Accent 3" w:uiPriority="47"/>
+    <w:lsdException w:name="List Table 3 Accent 3" w:uiPriority="48"/>
+    <w:lsdException w:name="List Table 4 Accent 3" w:uiPriority="49"/>
+    <w:lsdException w:name="List Table 5 Dark Accent 3" w:uiPriority="50"/>
+    <w:lsdException w:name="List Table 6 Colorful Accent 3" w:uiPriority="51"/>
+    <w:lsdException w:name="List Table 7 Colorful Accent 3" w:uiPriority="52"/>
+    <w:lsdException w:name="List Table 1 Light Accent 4" w:uiPriority="46"/>
+    <w:lsdException w:name="List Table 2 Accent 4" w:uiPriority="47"/>
+    <w:lsdException w:name="List Table 3 Accent 4" w:uiPriority="48"/>
+    <w:lsdException w:name="List Table 4 Accent 4" w:uiPriority="49"/>
+    <w:lsdException w:name="List Table 5 Dark Accent 4" w:uiPriority="50"/>
+    <w:lsdException w:name="List Table 6 Colorful Accent 4" w:uiPriority="51"/>
+    <w:lsdException w:name="List Table 7 Colorful Accent 4" w:uiPriority="52"/>
+    <w:lsdException w:name="List Table 1 Light Accent 5" w:uiPriority="46"/>
+    <w:lsdException w:name="List Table 2 Accent 5" w:uiPriority="47"/>
+    <w:lsdException w:name="List Table 3 Accent 5" w:uiPriority="48"/>
+    <w:lsdException w:name="List Table 4 Accent 5" w:uiPriority="49"/>
+    <w:lsdException w:name="List Table 5 Dark Accent 5" w:uiPriority="50"/>
+    <w:lsdException w:name="List Table 6 Colorful Accent 5" w:uiPriority="51"/>
+    <w:lsdException w:name="List Table 7 Colorful Accent 5" w:uiPriority="52"/>
+    <w:lsdException w:name="List Table 1 Light Accent 6" w:uiPriority="46"/>
+    <w:lsdException w:name="List Table 2 Accent 6" w:uiPriority="47"/>
+    <w:lsdException w:name="List Table 3 Accent 6" w:uiPriority="48"/>
+    <w:lsdException w:name="List Table 4 Accent 6" w:uiPriority="49"/>
+    <w:lsdException w:name="List Table 5 Dark Accent 6" w:uiPriority="50"/>
+    <w:lsdException w:name="List Table 6 Colorful Accent 6" w:uiPriority="51"/>
+    <w:lsdException w:name="List Table 7 Colorful Accent 6" w:uiPriority="52"/>
+    <w:lsdException w:name="Mention" w:semiHidden="1" w:unhideWhenUsed="1"/>
+    <w:lsdException w:name="Smart Hyperlink" w:semiHidden="1" w:unhideWhenUsed="1"/>
+    <w:lsdException w:name="Hashtag" w:semiHidden="1" w:unhideWhenUsed="1"/>
+    <w:lsdException w:name="Unresolved Mention" w:semiHidden="1" w:unhideWhenUsed="1"/>
+    <w:lsdException w:name="Smart Link" w:semiHidden="1" w:unhideWhenUsed="1"/>
+  </w:latentStyles>
   <w:style w:type="paragraph" w:default="1" w:styleId="Normal">
     <w:name w:val="Normal"/>
     <w:qFormat/>
   </w:style>
+  <w:style w:type="character" w:default="1" w:styleId="DefaultParagraphFont">
+    <w:name w:val="Default Paragraph Font"/>
+    <w:uiPriority w:val="1"/>
+    <w:semiHidden/>
+    <w:unhideWhenUsed/>
+  </w:style>
   <w:style w:type="table" w:default="1" w:styleId="TableNormal">
     <w:name w:val="Normal Table"/>
+    <w:uiPriority w:val="99"/>
+    <w:semiHidden/>
+    <w:unhideWhenUsed/>
     <w:tblPr>
       <w:tblInd w:w="0" w:type="dxa"/>
       <w:tblCellMar>
@@ -5011,5 +3983,326 @@
       </w:tblCellMar>
     </w:tblPr>
   </w:style>
+  <w:style w:type="numbering" w:default="1" w:styleId="NoList">
+    <w:name w:val="No List"/>
+    <w:uiPriority w:val="99"/>
+    <w:semiHidden/>
+    <w:unhideWhenUsed/>
+  </w:style>
 </w:styles>
+</file>
+
+<file path=word/theme/theme1.xml><?xml version="1.0" encoding="utf-8"?>
+<a:theme xmlns:a="http://schemas.openxmlformats.org/drawingml/2006/main" name="Office Theme">
+  <a:themeElements>
+    <a:clrScheme name="Office">
+      <a:dk1>
+        <a:sysClr val="windowText" lastClr="000000"/>
+      </a:dk1>
+      <a:lt1>
+        <a:sysClr val="window" lastClr="FFFFFF"/>
+      </a:lt1>
+      <a:dk2>
+        <a:srgbClr val="0E2841"/>
+      </a:dk2>
+      <a:lt2>
+        <a:srgbClr val="E8E8E8"/>
+      </a:lt2>
+      <a:accent1>
+        <a:srgbClr val="156082"/>
+      </a:accent1>
+      <a:accent2>
+        <a:srgbClr val="E97132"/>
+      </a:accent2>
+      <a:accent3>
+        <a:srgbClr val="196B24"/>
+      </a:accent3>
+      <a:accent4>
+        <a:srgbClr val="0F9ED5"/>
+      </a:accent4>
+      <a:accent5>
+        <a:srgbClr val="A02B93"/>
+      </a:accent5>
+      <a:accent6>
+        <a:srgbClr val="4EA72E"/>
+      </a:accent6>
+      <a:hlink>
+        <a:srgbClr val="467886"/>
+      </a:hlink>
+      <a:folHlink>
+        <a:srgbClr val="96607D"/>
+      </a:folHlink>
+    </a:clrScheme>
+    <a:fontScheme name="Office">
+      <a:majorFont>
+        <a:latin typeface="Aptos Display" panose="02110004020202020204"/>
+        <a:ea typeface=""/>
+        <a:cs typeface=""/>
+        <a:font script="Jpan" typeface="游ゴシック Light"/>
+        <a:font script="Hang" typeface="맑은 고딕"/>
+        <a:font script="Hans" typeface="等线 Light"/>
+        <a:font script="Hant" typeface="新細明體"/>
+        <a:font script="Arab" typeface="Times New Roman"/>
+        <a:font script="Hebr" typeface="Times New Roman"/>
+        <a:font script="Thai" typeface="Angsana New"/>
+        <a:font script="Ethi" typeface="Nyala"/>
+        <a:font script="Beng" typeface="Vrinda"/>
+        <a:font script="Gujr" typeface="Shruti"/>
+        <a:font script="Khmr" typeface="MoolBoran"/>
+        <a:font script="Knda" typeface="Tunga"/>
+        <a:font script="Guru" typeface="Raavi"/>
+        <a:font script="Cans" typeface="Euphemia"/>
+        <a:font script="Cher" typeface="Plantagenet Cherokee"/>
+        <a:font script="Yiii" typeface="Microsoft Yi Baiti"/>
+        <a:font script="Tibt" typeface="Microsoft Himalaya"/>
+        <a:font script="Thaa" typeface="MV Boli"/>
+        <a:font script="Deva" typeface="Mangal"/>
+        <a:font script="Telu" typeface="Gautami"/>
+        <a:font script="Taml" typeface="Latha"/>
+        <a:font script="Syrc" typeface="Estrangelo Edessa"/>
+        <a:font script="Orya" typeface="Kalinga"/>
+        <a:font script="Mlym" typeface="Kartika"/>
+        <a:font script="Laoo" typeface="DokChampa"/>
+        <a:font script="Sinh" typeface="Iskoola Pota"/>
+        <a:font script="Mong" typeface="Mongolian Baiti"/>
+        <a:font script="Viet" typeface="Times New Roman"/>
+        <a:font script="Uigh" typeface="Microsoft Uighur"/>
+        <a:font script="Geor" typeface="Sylfaen"/>
+        <a:font script="Armn" typeface="Arial"/>
+        <a:font script="Bugi" typeface="Leelawadee UI"/>
+        <a:font script="Bopo" typeface="Microsoft JhengHei"/>
+        <a:font script="Java" typeface="Javanese Text"/>
+        <a:font script="Lisu" typeface="Segoe UI"/>
+        <a:font script="Mymr" typeface="Myanmar Text"/>
+        <a:font script="Nkoo" typeface="Ebrima"/>
+        <a:font script="Olck" typeface="Nirmala UI"/>
+        <a:font script="Osma" typeface="Ebrima"/>
+        <a:font script="Phag" typeface="Phagspa"/>
+        <a:font script="Syrn" typeface="Estrangelo Edessa"/>
+        <a:font script="Syrj" typeface="Estrangelo Edessa"/>
+        <a:font script="Syre" typeface="Estrangelo Edessa"/>
+        <a:font script="Sora" typeface="Nirmala UI"/>
+        <a:font script="Tale" typeface="Microsoft Tai Le"/>
+        <a:font script="Talu" typeface="Microsoft New Tai Lue"/>
+        <a:font script="Tfng" typeface="Ebrima"/>
+      </a:majorFont>
+      <a:minorFont>
+        <a:latin typeface="Aptos" panose="02110004020202020204"/>
+        <a:ea typeface=""/>
+        <a:cs typeface=""/>
+        <a:font script="Jpan" typeface="游明朝"/>
+        <a:font script="Hang" typeface="맑은 고딕"/>
+        <a:font script="Hans" typeface="等线"/>
+        <a:font script="Hant" typeface="新細明體"/>
+        <a:font script="Arab" typeface="Arial"/>
+        <a:font script="Hebr" typeface="Arial"/>
+        <a:font script="Thai" typeface="Cordia New"/>
+        <a:font script="Ethi" typeface="Nyala"/>
+        <a:font script="Beng" typeface="Vrinda"/>
+        <a:font script="Gujr" typeface="Shruti"/>
+        <a:font script="Khmr" typeface="DaunPenh"/>
+        <a:font script="Knda" typeface="Tunga"/>
+        <a:font script="Guru" typeface="Raavi"/>
+        <a:font script="Cans" typeface="Euphemia"/>
+        <a:font script="Cher" typeface="Plantagenet Cherokee"/>
+        <a:font script="Yiii" typeface="Microsoft Yi Baiti"/>
+        <a:font script="Tibt" typeface="Microsoft Himalaya"/>
+        <a:font script="Thaa" typeface="MV Boli"/>
+        <a:font script="Deva" typeface="Mangal"/>
+        <a:font script="Telu" typeface="Gautami"/>
+        <a:font script="Taml" typeface="Latha"/>
+        <a:font script="Syrc" typeface="Estrangelo Edessa"/>
+        <a:font script="Orya" typeface="Kalinga"/>
+        <a:font script="Mlym" typeface="Kartika"/>
+        <a:font script="Laoo" typeface="DokChampa"/>
+        <a:font script="Sinh" typeface="Iskoola Pota"/>
+        <a:font script="Mong" typeface="Mongolian Baiti"/>
+        <a:font script="Viet" typeface="Arial"/>
+        <a:font script="Uigh" typeface="Microsoft Uighur"/>
+        <a:font script="Geor" typeface="Sylfaen"/>
+        <a:font script="Armn" typeface="Arial"/>
+        <a:font script="Bugi" typeface="Leelawadee UI"/>
+        <a:font script="Bopo" typeface="Microsoft JhengHei"/>
+        <a:font script="Java" typeface="Javanese Text"/>
+        <a:font script="Lisu" typeface="Segoe UI"/>
+        <a:font script="Mymr" typeface="Myanmar Text"/>
+        <a:font script="Nkoo" typeface="Ebrima"/>
+        <a:font script="Olck" typeface="Nirmala UI"/>
+        <a:font script="Osma" typeface="Ebrima"/>
+        <a:font script="Phag" typeface="Phagspa"/>
+        <a:font script="Syrn" typeface="Estrangelo Edessa"/>
+        <a:font script="Syrj" typeface="Estrangelo Edessa"/>
+        <a:font script="Syre" typeface="Estrangelo Edessa"/>
+        <a:font script="Sora" typeface="Nirmala UI"/>
+        <a:font script="Tale" typeface="Microsoft Tai Le"/>
+        <a:font script="Talu" typeface="Microsoft New Tai Lue"/>
+        <a:font script="Tfng" typeface="Ebrima"/>
+      </a:minorFont>
+    </a:fontScheme>
+    <a:fmtScheme name="Office">
+      <a:fillStyleLst>
+        <a:solidFill>
+          <a:schemeClr val="phClr"/>
+        </a:solidFill>
+        <a:gradFill rotWithShape="1">
+          <a:gsLst>
+            <a:gs pos="0">
+              <a:schemeClr val="phClr">
+                <a:lumMod val="110000"/>
+                <a:satMod val="105000"/>
+                <a:tint val="67000"/>
+              </a:schemeClr>
+            </a:gs>
+            <a:gs pos="50000">
+              <a:schemeClr val="phClr">
+                <a:lumMod val="105000"/>
+                <a:satMod val="103000"/>
+                <a:tint val="73000"/>
+              </a:schemeClr>
+            </a:gs>
+            <a:gs pos="100000">
+              <a:schemeClr val="phClr">
+                <a:lumMod val="105000"/>
+                <a:satMod val="109000"/>
+                <a:tint val="81000"/>
+              </a:schemeClr>
+            </a:gs>
+          </a:gsLst>
+          <a:lin ang="5400000" scaled="0"/>
+        </a:gradFill>
+        <a:gradFill rotWithShape="1">
+          <a:gsLst>
+            <a:gs pos="0">
+              <a:schemeClr val="phClr">
+                <a:satMod val="103000"/>
+                <a:lumMod val="102000"/>
+                <a:tint val="94000"/>
+              </a:schemeClr>
+            </a:gs>
+            <a:gs pos="50000">
+              <a:schemeClr val="phClr">
+                <a:satMod val="110000"/>
+                <a:lumMod val="100000"/>
+                <a:shade val="100000"/>
+              </a:schemeClr>
+            </a:gs>
+            <a:gs pos="100000">
+              <a:schemeClr val="phClr">
+                <a:lumMod val="99000"/>
+                <a:satMod val="120000"/>
+                <a:shade val="78000"/>
+              </a:schemeClr>
+            </a:gs>
+          </a:gsLst>
+          <a:lin ang="5400000" scaled="0"/>
+        </a:gradFill>
+      </a:fillStyleLst>
+      <a:lnStyleLst>
+        <a:ln w="12700" cap="flat" cmpd="sng" algn="ctr">
+          <a:solidFill>
+            <a:schemeClr val="phClr"/>
+          </a:solidFill>
+          <a:prstDash val="solid"/>
+          <a:miter lim="800000"/>
+        </a:ln>
+        <a:ln w="19050" cap="flat" cmpd="sng" algn="ctr">
+          <a:solidFill>
+            <a:schemeClr val="phClr"/>
+          </a:solidFill>
+          <a:prstDash val="solid"/>
+          <a:miter lim="800000"/>
+        </a:ln>
+        <a:ln w="25400" cap="flat" cmpd="sng" algn="ctr">
+          <a:solidFill>
+            <a:schemeClr val="phClr"/>
+          </a:solidFill>
+          <a:prstDash val="solid"/>
+          <a:miter lim="800000"/>
+        </a:ln>
+      </a:lnStyleLst>
+      <a:effectStyleLst>
+        <a:effectStyle>
+          <a:effectLst/>
+        </a:effectStyle>
+        <a:effectStyle>
+          <a:effectLst/>
+        </a:effectStyle>
+        <a:effectStyle>
+          <a:effectLst>
+            <a:outerShdw blurRad="57150" dist="19050" dir="5400000" algn="ctr" rotWithShape="0">
+              <a:srgbClr val="000000">
+                <a:alpha val="63000"/>
+              </a:srgbClr>
+            </a:outerShdw>
+          </a:effectLst>
+        </a:effectStyle>
+      </a:effectStyleLst>
+      <a:bgFillStyleLst>
+        <a:solidFill>
+          <a:schemeClr val="phClr"/>
+        </a:solidFill>
+        <a:solidFill>
+          <a:schemeClr val="phClr">
+            <a:tint val="95000"/>
+            <a:satMod val="170000"/>
+          </a:schemeClr>
+        </a:solidFill>
+        <a:gradFill rotWithShape="1">
+          <a:gsLst>
+            <a:gs pos="0">
+              <a:schemeClr val="phClr">
+                <a:tint val="93000"/>
+                <a:satMod val="150000"/>
+                <a:shade val="98000"/>
+                <a:lumMod val="102000"/>
+              </a:schemeClr>
+            </a:gs>
+            <a:gs pos="50000">
+              <a:schemeClr val="phClr">
+                <a:tint val="98000"/>
+                <a:satMod val="130000"/>
+                <a:shade val="90000"/>
+                <a:lumMod val="103000"/>
+              </a:schemeClr>
+            </a:gs>
+            <a:gs pos="100000">
+              <a:schemeClr val="phClr">
+                <a:shade val="63000"/>
+                <a:satMod val="120000"/>
+              </a:schemeClr>
+            </a:gs>
+          </a:gsLst>
+          <a:lin ang="5400000" scaled="0"/>
+        </a:gradFill>
+      </a:bgFillStyleLst>
+    </a:fmtScheme>
+  </a:themeElements>
+  <a:objectDefaults>
+    <a:lnDef>
+      <a:spPr/>
+      <a:bodyPr/>
+      <a:lstStyle/>
+      <a:style>
+        <a:lnRef idx="2">
+          <a:schemeClr val="accent1"/>
+        </a:lnRef>
+        <a:fillRef idx="0">
+          <a:schemeClr val="accent1"/>
+        </a:fillRef>
+        <a:effectRef idx="1">
+          <a:schemeClr val="accent1"/>
+        </a:effectRef>
+        <a:fontRef idx="minor">
+          <a:schemeClr val="tx1"/>
+        </a:fontRef>
+      </a:style>
+    </a:lnDef>
+  </a:objectDefaults>
+  <a:extraClrSchemeLst/>
+  <a:extLst>
+    <a:ext uri="{05A4C25C-085E-4340-85A3-A5531E510DB2}">
+      <thm15:themeFamily xmlns:thm15="http://schemas.microsoft.com/office/thememl/2012/main" name="Office Theme" id="{2E142A2C-CD16-42D6-873A-C26D2A0506FA}" vid="{1BDDFF52-6CD6-40A5-AB3C-68EB2F1E4D0A}"/>
+    </a:ext>
+  </a:extLst>
+</a:theme>
 </file>